--- a/courseware/Facilitator-Guide_ML 101 for Financial Trading_v2.0.docx
+++ b/courseware/Facilitator-Guide_ML 101 for Financial Trading_v2.0.docx
@@ -2380,7 +2380,7 @@
                 <w:color w:val="444A54"/>
                 <w:sz w:val="17"/>
               </w:rPr>
-              <w:t>1-23</w:t>
+              <w:t>1-27</w:t>
             </w:r>
           </w:p>
         </w:tc>
@@ -2510,7 +2510,7 @@
                 <w:color w:val="444A54"/>
                 <w:sz w:val="17"/>
               </w:rPr>
-              <w:t>25-53</w:t>
+              <w:t>29-57</w:t>
             </w:r>
           </w:p>
         </w:tc>
@@ -2772,7 +2772,7 @@
                 <w:color w:val="444A54"/>
                 <w:sz w:val="17"/>
               </w:rPr>
-              <w:t>25-53</w:t>
+              <w:t>29-57</w:t>
             </w:r>
           </w:p>
         </w:tc>
@@ -2908,7 +2908,7 @@
                 <w:color w:val="444A54"/>
                 <w:sz w:val="17"/>
               </w:rPr>
-              <w:t>54</w:t>
+              <w:t>58</w:t>
             </w:r>
           </w:p>
         </w:tc>
@@ -3038,7 +3038,7 @@
                 <w:color w:val="444A54"/>
                 <w:sz w:val="17"/>
               </w:rPr>
-              <w:t>55</w:t>
+              <w:t>59</w:t>
             </w:r>
           </w:p>
         </w:tc>
@@ -3174,7 +3174,7 @@
                 <w:color w:val="444A54"/>
                 <w:sz w:val="17"/>
               </w:rPr>
-              <w:t>57</w:t>
+              <w:t>61</w:t>
             </w:r>
           </w:p>
         </w:tc>
@@ -3436,7 +3436,7 @@
                 <w:color w:val="444A54"/>
                 <w:sz w:val="17"/>
               </w:rPr>
-              <w:t>60</w:t>
+              <w:t>64</w:t>
             </w:r>
           </w:p>
         </w:tc>
@@ -3566,7 +3566,7 @@
                 <w:color w:val="444A54"/>
                 <w:sz w:val="17"/>
               </w:rPr>
-              <w:t>64-85</w:t>
+              <w:t>68-92</w:t>
             </w:r>
           </w:p>
         </w:tc>
@@ -3702,7 +3702,7 @@
                 <w:color w:val="444A54"/>
                 <w:sz w:val="17"/>
               </w:rPr>
-              <w:t>86</w:t>
+              <w:t>93</w:t>
             </w:r>
           </w:p>
         </w:tc>
@@ -3832,7 +3832,7 @@
                 <w:color w:val="444A54"/>
                 <w:sz w:val="17"/>
               </w:rPr>
-              <w:t>88</w:t>
+              <w:t>95</w:t>
             </w:r>
           </w:p>
         </w:tc>
@@ -4094,7 +4094,7 @@
                 <w:color w:val="444A54"/>
                 <w:sz w:val="17"/>
               </w:rPr>
-              <w:t>91</w:t>
+              <w:t>98</w:t>
             </w:r>
           </w:p>
         </w:tc>
@@ -4230,7 +4230,7 @@
                 <w:color w:val="444A54"/>
                 <w:sz w:val="17"/>
               </w:rPr>
-              <w:t>64-85</w:t>
+              <w:t>68-92</w:t>
             </w:r>
           </w:p>
         </w:tc>
@@ -4360,7 +4360,7 @@
                 <w:color w:val="444A54"/>
                 <w:sz w:val="17"/>
               </w:rPr>
-              <w:t>93</w:t>
+              <w:t>100</w:t>
             </w:r>
           </w:p>
         </w:tc>
@@ -4496,7 +4496,7 @@
                 <w:color w:val="444A54"/>
                 <w:sz w:val="17"/>
               </w:rPr>
-              <w:t>64-85</w:t>
+              <w:t>68-92</w:t>
             </w:r>
           </w:p>
         </w:tc>
@@ -4626,7 +4626,7 @@
                 <w:color w:val="444A54"/>
                 <w:sz w:val="17"/>
               </w:rPr>
-              <w:t>94</w:t>
+              <w:t>101</w:t>
             </w:r>
           </w:p>
         </w:tc>
@@ -5077,7 +5077,7 @@
                 <w:color w:val="444A54"/>
                 <w:sz w:val="17"/>
               </w:rPr>
-              <w:t>1-23</w:t>
+              <w:t>1-27</w:t>
             </w:r>
           </w:p>
         </w:tc>
@@ -5207,7 +5207,7 @@
                 <w:color w:val="444A54"/>
                 <w:sz w:val="17"/>
               </w:rPr>
-              <w:t>99-115</w:t>
+              <w:t>106-122</w:t>
             </w:r>
           </w:p>
         </w:tc>
@@ -5343,7 +5343,7 @@
                 <w:color w:val="444A54"/>
                 <w:sz w:val="17"/>
               </w:rPr>
-              <w:t>116</w:t>
+              <w:t>123</w:t>
             </w:r>
           </w:p>
         </w:tc>
@@ -5473,7 +5473,7 @@
                 <w:color w:val="444A54"/>
                 <w:sz w:val="17"/>
               </w:rPr>
-              <w:t>118</w:t>
+              <w:t>125</w:t>
             </w:r>
           </w:p>
         </w:tc>
@@ -5735,7 +5735,7 @@
                 <w:color w:val="444A54"/>
                 <w:sz w:val="17"/>
               </w:rPr>
-              <w:t>99-115</w:t>
+              <w:t>106-122</w:t>
             </w:r>
           </w:p>
         </w:tc>
@@ -5871,7 +5871,7 @@
                 <w:color w:val="444A54"/>
                 <w:sz w:val="17"/>
               </w:rPr>
-              <w:t>120</w:t>
+              <w:t>127</w:t>
             </w:r>
           </w:p>
         </w:tc>
@@ -6001,7 +6001,7 @@
                 <w:color w:val="444A54"/>
                 <w:sz w:val="17"/>
               </w:rPr>
-              <w:t>99-115</w:t>
+              <w:t>106-122</w:t>
             </w:r>
           </w:p>
         </w:tc>
@@ -6137,7 +6137,7 @@
                 <w:color w:val="444A54"/>
                 <w:sz w:val="17"/>
               </w:rPr>
-              <w:t>122</w:t>
+              <w:t>129</w:t>
             </w:r>
           </w:p>
         </w:tc>
@@ -6267,7 +6267,7 @@
                 <w:color w:val="444A54"/>
                 <w:sz w:val="17"/>
               </w:rPr>
-              <w:t>124</w:t>
+              <w:t>131</w:t>
             </w:r>
           </w:p>
         </w:tc>
@@ -6403,7 +6403,7 @@
                 <w:color w:val="444A54"/>
                 <w:sz w:val="17"/>
               </w:rPr>
-              <w:t>128-135</w:t>
+              <w:t>135-142</w:t>
             </w:r>
           </w:p>
         </w:tc>
@@ -6665,7 +6665,7 @@
                 <w:color w:val="444A54"/>
                 <w:sz w:val="17"/>
               </w:rPr>
-              <w:t>137</w:t>
+              <w:t>144</w:t>
             </w:r>
           </w:p>
         </w:tc>
@@ -6795,7 +6795,7 @@
                 <w:color w:val="444A54"/>
                 <w:sz w:val="17"/>
               </w:rPr>
-              <w:t>128-135</w:t>
+              <w:t>135-142</w:t>
             </w:r>
           </w:p>
         </w:tc>
@@ -6931,7 +6931,7 @@
                 <w:color w:val="444A54"/>
                 <w:sz w:val="17"/>
               </w:rPr>
-              <w:t>139</w:t>
+              <w:t>146</w:t>
             </w:r>
           </w:p>
         </w:tc>
@@ -7061,7 +7061,7 @@
                 <w:color w:val="444A54"/>
                 <w:sz w:val="17"/>
               </w:rPr>
-              <w:t>141</w:t>
+              <w:t>148</w:t>
             </w:r>
           </w:p>
         </w:tc>
@@ -7197,7 +7197,7 @@
                 <w:color w:val="444A54"/>
                 <w:sz w:val="17"/>
               </w:rPr>
-              <w:t>128-135</w:t>
+              <w:t>135-142</w:t>
             </w:r>
           </w:p>
         </w:tc>
@@ -7327,7 +7327,7 @@
                 <w:color w:val="444A54"/>
                 <w:sz w:val="17"/>
               </w:rPr>
-              <w:t>142</w:t>
+              <w:t>149</w:t>
             </w:r>
           </w:p>
         </w:tc>
@@ -7589,7 +7589,7 @@
                 <w:color w:val="444A54"/>
                 <w:sz w:val="17"/>
               </w:rPr>
-              <w:t>128-135</w:t>
+              <w:t>135-142</w:t>
             </w:r>
           </w:p>
         </w:tc>
@@ -7725,7 +7725,7 @@
                 <w:color w:val="444A54"/>
                 <w:sz w:val="17"/>
               </w:rPr>
-              <w:t>144</w:t>
+              <w:t>151</w:t>
             </w:r>
           </w:p>
         </w:tc>
@@ -7855,7 +7855,7 @@
                 <w:color w:val="444A54"/>
                 <w:sz w:val="17"/>
               </w:rPr>
-              <w:t>146</w:t>
+              <w:t>153</w:t>
             </w:r>
           </w:p>
         </w:tc>
@@ -7991,7 +7991,7 @@
                 <w:color w:val="444A54"/>
                 <w:sz w:val="17"/>
               </w:rPr>
-              <w:t>18</w:t>
+              <w:t>20</w:t>
             </w:r>
           </w:p>
         </w:tc>
@@ -8121,7 +8121,7 @@
                 <w:color w:val="444A54"/>
                 <w:sz w:val="17"/>
               </w:rPr>
-              <w:t>18</w:t>
+              <w:t>20</w:t>
             </w:r>
           </w:p>
         </w:tc>
@@ -8185,7 +8185,7 @@
           <w:color w:val="E87122"/>
           <w:sz w:val="19"/>
         </w:rPr>
-        <w:t>Day 1  |  Slides 24-62  |  A1, A6, K1, K9  |  Labs 1-4</w:t>
+        <w:t>Day 1  |  Slides 28-66  |  A1, A6, K1, K9  |  Labs 1-4</w:t>
       </w:r>
     </w:p>
     <w:p>
@@ -8275,7 +8275,7 @@
           <w:color w:val="444A54"/>
           <w:sz w:val="20"/>
         </w:rPr>
-        <w:t>1.4 AI Agents versus Agentic AI in Trading, and Multi-Agent Trading Systems (K1): An AI agent is a single LLM-powered program with tools that performs a bounded trading task on its own - for example a signal bot that fetches a stock's bars and news and replies Buy / Sell / Hold with its reasoning.</w:t>
+        <w:t>1.4 Agentic AI versus AI Agents in Trading, and Multi-Agent Trading Systems (K1): Agentic AI is the capability of AI to plan and act: it calls tools (market-data and broker APIs), uses skills and memory, and follows instructions and guardrails to complete multi-step work when it is asked - for example, an LLM that fetches a stock's bars and news, checks its memory of past trades and proposes an order within its instructions.</w:t>
       </w:r>
     </w:p>
     <w:p>
@@ -8365,6 +8365,21 @@
           <w:color w:val="444A54"/>
           <w:sz w:val="20"/>
         </w:rPr>
+        <w:t>Define agentic AI as the capability (tools, skills, memory, instructions) and an AI agent as its special always-on class that stands by 24/7 (OpenClaw, Hermes Agent, OpenAI Dots).</w:t>
+      </w:r>
+    </w:p>
+    <w:p>
+      <w:pPr>
+        <w:pStyle w:val="ListBullet"/>
+        <w:spacing w:after="60"/>
+        <w:ind w:left="432"/>
+      </w:pPr>
+      <w:r>
+        <w:rPr>
+          <w:rFonts w:ascii="Arial" w:hAnsi="Arial"/>
+          <w:color w:val="444A54"/>
+          <w:sz w:val="20"/>
+        </w:rPr>
         <w:t>On the ML-to-LLM shift, stress the new backtest risk: an LLM may 'know' its training period, so LLM signals must be tested after the knowledge cutoff.</w:t>
       </w:r>
     </w:p>
@@ -8498,7 +8513,7 @@
                 <w:color w:val="444A54"/>
                 <w:sz w:val="18"/>
               </w:rPr>
-              <w:t>K5  |  20 min  |  slide 54</w:t>
+              <w:t>K5  |  20 min  |  slide 58</w:t>
             </w:r>
           </w:p>
         </w:tc>
@@ -9055,7 +9070,7 @@
                 <w:color w:val="444A54"/>
                 <w:sz w:val="18"/>
               </w:rPr>
-              <w:t>A3, K5, K9  |  20 min  |  slide 55</w:t>
+              <w:t>A3, K5, K9  |  20 min  |  slide 59</w:t>
             </w:r>
           </w:p>
         </w:tc>
@@ -9612,7 +9627,7 @@
                 <w:color w:val="444A54"/>
                 <w:sz w:val="18"/>
               </w:rPr>
-              <w:t>A6, K9  |  20 min  |  slide 57</w:t>
+              <w:t>A6, K9  |  20 min  |  slide 61</w:t>
             </w:r>
           </w:p>
         </w:tc>
@@ -10169,7 +10184,7 @@
                 <w:color w:val="444A54"/>
                 <w:sz w:val="18"/>
               </w:rPr>
-              <w:t>A1, A6, K1  |  15 min  |  slide 60</w:t>
+              <w:t>A1, A6, K1  |  15 min  |  slide 64</w:t>
             </w:r>
           </w:p>
         </w:tc>
@@ -10633,7 +10648,7 @@
           <w:color w:val="E87122"/>
           <w:sz w:val="19"/>
         </w:rPr>
-        <w:t>Day 1  |  Slides 63-97  |  A2, A3, K3, K5, K7  |  Labs 5-9</w:t>
+        <w:t>Day 1  |  Slides 67-104  |  A2, A3, K3, K5, K7  |  Labs 5-9</w:t>
       </w:r>
     </w:p>
     <w:p>
@@ -10931,7 +10946,7 @@
                 <w:color w:val="444A54"/>
                 <w:sz w:val="18"/>
               </w:rPr>
-              <w:t>A3, K3, K7  |  25 min  |  slide 86</w:t>
+              <w:t>A3, K3, K7  |  25 min  |  slide 93</w:t>
             </w:r>
           </w:p>
         </w:tc>
@@ -11488,7 +11503,7 @@
                 <w:color w:val="444A54"/>
                 <w:sz w:val="18"/>
               </w:rPr>
-              <w:t>A2, A3, K3, K7  |  30 min  |  slide 88</w:t>
+              <w:t>A2, A3, K3, K7  |  30 min  |  slide 95</w:t>
             </w:r>
           </w:p>
         </w:tc>
@@ -12075,7 +12090,7 @@
                 <w:color w:val="444A54"/>
                 <w:sz w:val="18"/>
               </w:rPr>
-              <w:t>A2, K3, K7  |  25 min  |  slide 91</w:t>
+              <w:t>A2, K3, K7  |  25 min  |  slide 98</w:t>
             </w:r>
           </w:p>
         </w:tc>
@@ -12632,7 +12647,7 @@
                 <w:color w:val="444A54"/>
                 <w:sz w:val="18"/>
               </w:rPr>
-              <w:t>A3, K5  |  30 min  |  slide 93</w:t>
+              <w:t>A3, K5  |  30 min  |  slide 100</w:t>
             </w:r>
           </w:p>
         </w:tc>
@@ -13219,7 +13234,7 @@
                 <w:color w:val="444A54"/>
                 <w:sz w:val="18"/>
               </w:rPr>
-              <w:t>A3, K3  |  25 min  |  slide 94</w:t>
+              <w:t>A3, K3  |  25 min  |  slide 101</w:t>
             </w:r>
           </w:p>
         </w:tc>
@@ -13653,7 +13668,7 @@
           <w:color w:val="E87122"/>
           <w:sz w:val="19"/>
         </w:rPr>
-        <w:t>Day 2  |  Slides 98-126  |  A4, A5, K2, K4, K6  |  Labs 10-14</w:t>
+        <w:t>Day 2  |  Slides 105-133  |  A4, A5, K2, K4, K6  |  Labs 10-14</w:t>
       </w:r>
     </w:p>
     <w:p>
@@ -13966,7 +13981,7 @@
                 <w:color w:val="444A54"/>
                 <w:sz w:val="18"/>
               </w:rPr>
-              <w:t>A2, A4, K2  |  20 min  |  slide 116</w:t>
+              <w:t>A2, A4, K2  |  20 min  |  slide 123</w:t>
             </w:r>
           </w:p>
         </w:tc>
@@ -14493,7 +14508,7 @@
                 <w:color w:val="444A54"/>
                 <w:sz w:val="18"/>
               </w:rPr>
-              <w:t>A4, K4, K6  |  20 min  |  slide 118</w:t>
+              <w:t>A4, K4, K6  |  20 min  |  slide 125</w:t>
             </w:r>
           </w:p>
         </w:tc>
@@ -15035,7 +15050,7 @@
                 <w:color w:val="444A54"/>
                 <w:sz w:val="18"/>
               </w:rPr>
-              <w:t>A4, K4, K6  |  15 min  |  slide 120</w:t>
+              <w:t>A4, K4, K6  |  15 min  |  slide 127</w:t>
             </w:r>
           </w:p>
         </w:tc>
@@ -15562,7 +15577,7 @@
                 <w:color w:val="444A54"/>
                 <w:sz w:val="18"/>
               </w:rPr>
-              <w:t>A5, K2  |  15 min  |  slide 122</w:t>
+              <w:t>A5, K2  |  15 min  |  slide 129</w:t>
             </w:r>
           </w:p>
         </w:tc>
@@ -16089,7 +16104,7 @@
                 <w:color w:val="444A54"/>
                 <w:sz w:val="18"/>
               </w:rPr>
-              <w:t>A4, K6  |  20 min  |  slide 124</w:t>
+              <w:t>A4, K6  |  20 min  |  slide 131</w:t>
             </w:r>
           </w:p>
         </w:tc>
@@ -16538,7 +16553,7 @@
           <w:color w:val="E87122"/>
           <w:sz w:val="19"/>
         </w:rPr>
-        <w:t>Day 2  |  Slides 127-148  |  A7, A8, A9, A10, K7, K8  |  Labs 15-20</w:t>
+        <w:t>Day 2  |  Slides 134-155  |  A7, A8, A9, A10, K7, K8  |  Labs 15-20</w:t>
       </w:r>
     </w:p>
     <w:p>
@@ -16836,7 +16851,7 @@
                 <w:color w:val="444A54"/>
                 <w:sz w:val="18"/>
               </w:rPr>
-              <w:t>A7, A8, K7  |  25 min  |  slide 137</w:t>
+              <w:t>A7, A8, K7  |  25 min  |  slide 144</w:t>
             </w:r>
           </w:p>
         </w:tc>
@@ -17363,7 +17378,7 @@
                 <w:color w:val="444A54"/>
                 <w:sz w:val="18"/>
               </w:rPr>
-              <w:t>A7, A8, K7  |  25 min  |  slide 139</w:t>
+              <w:t>A7, A8, K7  |  25 min  |  slide 146</w:t>
             </w:r>
           </w:p>
         </w:tc>
@@ -17935,7 +17950,7 @@
                 <w:color w:val="444A54"/>
                 <w:sz w:val="18"/>
               </w:rPr>
-              <w:t>A7, K5, K7  |  20 min  |  slide 141</w:t>
+              <w:t>A7, K5, K7  |  20 min  |  slide 148</w:t>
             </w:r>
           </w:p>
         </w:tc>
@@ -18507,7 +18522,7 @@
                 <w:color w:val="444A54"/>
                 <w:sz w:val="18"/>
               </w:rPr>
-              <w:t>A9, K8  |  20 min  |  slide 142</w:t>
+              <w:t>A9, K8  |  20 min  |  slide 149</w:t>
             </w:r>
           </w:p>
         </w:tc>
@@ -19049,7 +19064,7 @@
                 <w:color w:val="444A54"/>
                 <w:sz w:val="18"/>
               </w:rPr>
-              <w:t>A8, A10  |  25 min  |  slide 144</w:t>
+              <w:t>A8, A10  |  25 min  |  slide 151</w:t>
             </w:r>
           </w:p>
         </w:tc>
@@ -19591,7 +19606,7 @@
                 <w:color w:val="444A54"/>
                 <w:sz w:val="18"/>
               </w:rPr>
-              <w:t>A7, A10, K1  |  20 min  |  slide 146</w:t>
+              <w:t>A7, A10, K1  |  20 min  |  slide 153</w:t>
             </w:r>
           </w:p>
         </w:tc>

--- a/courseware/Facilitator-Guide_ML 101 for Financial Trading_v2.0.docx
+++ b/courseware/Facilitator-Guide_ML 101 for Financial Trading_v2.0.docx
@@ -2380,7 +2380,7 @@
                 <w:color w:val="444A54"/>
                 <w:sz w:val="17"/>
               </w:rPr>
-              <w:t>1-27</w:t>
+              <w:t>1-29</w:t>
             </w:r>
           </w:p>
         </w:tc>
@@ -2510,7 +2510,7 @@
                 <w:color w:val="444A54"/>
                 <w:sz w:val="17"/>
               </w:rPr>
-              <w:t>29-57</w:t>
+              <w:t>31-59</w:t>
             </w:r>
           </w:p>
         </w:tc>
@@ -2772,7 +2772,7 @@
                 <w:color w:val="444A54"/>
                 <w:sz w:val="17"/>
               </w:rPr>
-              <w:t>29-57</w:t>
+              <w:t>31-59</w:t>
             </w:r>
           </w:p>
         </w:tc>
@@ -2908,7 +2908,7 @@
                 <w:color w:val="444A54"/>
                 <w:sz w:val="17"/>
               </w:rPr>
-              <w:t>58</w:t>
+              <w:t>60</w:t>
             </w:r>
           </w:p>
         </w:tc>
@@ -3038,7 +3038,7 @@
                 <w:color w:val="444A54"/>
                 <w:sz w:val="17"/>
               </w:rPr>
-              <w:t>59</w:t>
+              <w:t>61</w:t>
             </w:r>
           </w:p>
         </w:tc>
@@ -3174,7 +3174,7 @@
                 <w:color w:val="444A54"/>
                 <w:sz w:val="17"/>
               </w:rPr>
-              <w:t>61</w:t>
+              <w:t>63</w:t>
             </w:r>
           </w:p>
         </w:tc>
@@ -3436,7 +3436,7 @@
                 <w:color w:val="444A54"/>
                 <w:sz w:val="17"/>
               </w:rPr>
-              <w:t>64</w:t>
+              <w:t>66</w:t>
             </w:r>
           </w:p>
         </w:tc>
@@ -3566,7 +3566,7 @@
                 <w:color w:val="444A54"/>
                 <w:sz w:val="17"/>
               </w:rPr>
-              <w:t>68-92</w:t>
+              <w:t>70-94</w:t>
             </w:r>
           </w:p>
         </w:tc>
@@ -3702,7 +3702,7 @@
                 <w:color w:val="444A54"/>
                 <w:sz w:val="17"/>
               </w:rPr>
-              <w:t>93</w:t>
+              <w:t>95</w:t>
             </w:r>
           </w:p>
         </w:tc>
@@ -3832,7 +3832,7 @@
                 <w:color w:val="444A54"/>
                 <w:sz w:val="17"/>
               </w:rPr>
-              <w:t>95</w:t>
+              <w:t>97</w:t>
             </w:r>
           </w:p>
         </w:tc>
@@ -4094,7 +4094,7 @@
                 <w:color w:val="444A54"/>
                 <w:sz w:val="17"/>
               </w:rPr>
-              <w:t>98</w:t>
+              <w:t>100</w:t>
             </w:r>
           </w:p>
         </w:tc>
@@ -4230,7 +4230,7 @@
                 <w:color w:val="444A54"/>
                 <w:sz w:val="17"/>
               </w:rPr>
-              <w:t>68-92</w:t>
+              <w:t>70-94</w:t>
             </w:r>
           </w:p>
         </w:tc>
@@ -4360,7 +4360,7 @@
                 <w:color w:val="444A54"/>
                 <w:sz w:val="17"/>
               </w:rPr>
-              <w:t>100</w:t>
+              <w:t>102</w:t>
             </w:r>
           </w:p>
         </w:tc>
@@ -4496,7 +4496,7 @@
                 <w:color w:val="444A54"/>
                 <w:sz w:val="17"/>
               </w:rPr>
-              <w:t>68-92</w:t>
+              <w:t>70-94</w:t>
             </w:r>
           </w:p>
         </w:tc>
@@ -4626,7 +4626,7 @@
                 <w:color w:val="444A54"/>
                 <w:sz w:val="17"/>
               </w:rPr>
-              <w:t>101</w:t>
+              <w:t>103</w:t>
             </w:r>
           </w:p>
         </w:tc>
@@ -5077,7 +5077,7 @@
                 <w:color w:val="444A54"/>
                 <w:sz w:val="17"/>
               </w:rPr>
-              <w:t>1-27</w:t>
+              <w:t>1-29</w:t>
             </w:r>
           </w:p>
         </w:tc>
@@ -5207,7 +5207,7 @@
                 <w:color w:val="444A54"/>
                 <w:sz w:val="17"/>
               </w:rPr>
-              <w:t>106-122</w:t>
+              <w:t>108-124</w:t>
             </w:r>
           </w:p>
         </w:tc>
@@ -5343,7 +5343,7 @@
                 <w:color w:val="444A54"/>
                 <w:sz w:val="17"/>
               </w:rPr>
-              <w:t>123</w:t>
+              <w:t>125</w:t>
             </w:r>
           </w:p>
         </w:tc>
@@ -5473,7 +5473,7 @@
                 <w:color w:val="444A54"/>
                 <w:sz w:val="17"/>
               </w:rPr>
-              <w:t>125</w:t>
+              <w:t>127</w:t>
             </w:r>
           </w:p>
         </w:tc>
@@ -5735,7 +5735,7 @@
                 <w:color w:val="444A54"/>
                 <w:sz w:val="17"/>
               </w:rPr>
-              <w:t>106-122</w:t>
+              <w:t>108-124</w:t>
             </w:r>
           </w:p>
         </w:tc>
@@ -5871,7 +5871,7 @@
                 <w:color w:val="444A54"/>
                 <w:sz w:val="17"/>
               </w:rPr>
-              <w:t>127</w:t>
+              <w:t>129</w:t>
             </w:r>
           </w:p>
         </w:tc>
@@ -6001,7 +6001,7 @@
                 <w:color w:val="444A54"/>
                 <w:sz w:val="17"/>
               </w:rPr>
-              <w:t>106-122</w:t>
+              <w:t>108-124</w:t>
             </w:r>
           </w:p>
         </w:tc>
@@ -6137,7 +6137,7 @@
                 <w:color w:val="444A54"/>
                 <w:sz w:val="17"/>
               </w:rPr>
-              <w:t>129</w:t>
+              <w:t>131</w:t>
             </w:r>
           </w:p>
         </w:tc>
@@ -6267,7 +6267,7 @@
                 <w:color w:val="444A54"/>
                 <w:sz w:val="17"/>
               </w:rPr>
-              <w:t>131</w:t>
+              <w:t>133</w:t>
             </w:r>
           </w:p>
         </w:tc>
@@ -6403,7 +6403,7 @@
                 <w:color w:val="444A54"/>
                 <w:sz w:val="17"/>
               </w:rPr>
-              <w:t>135-142</w:t>
+              <w:t>137-144</w:t>
             </w:r>
           </w:p>
         </w:tc>
@@ -6665,7 +6665,7 @@
                 <w:color w:val="444A54"/>
                 <w:sz w:val="17"/>
               </w:rPr>
-              <w:t>144</w:t>
+              <w:t>146</w:t>
             </w:r>
           </w:p>
         </w:tc>
@@ -6795,7 +6795,7 @@
                 <w:color w:val="444A54"/>
                 <w:sz w:val="17"/>
               </w:rPr>
-              <w:t>135-142</w:t>
+              <w:t>137-144</w:t>
             </w:r>
           </w:p>
         </w:tc>
@@ -6931,7 +6931,7 @@
                 <w:color w:val="444A54"/>
                 <w:sz w:val="17"/>
               </w:rPr>
-              <w:t>146</w:t>
+              <w:t>148</w:t>
             </w:r>
           </w:p>
         </w:tc>
@@ -7061,7 +7061,7 @@
                 <w:color w:val="444A54"/>
                 <w:sz w:val="17"/>
               </w:rPr>
-              <w:t>148</w:t>
+              <w:t>150</w:t>
             </w:r>
           </w:p>
         </w:tc>
@@ -7197,7 +7197,7 @@
                 <w:color w:val="444A54"/>
                 <w:sz w:val="17"/>
               </w:rPr>
-              <w:t>135-142</w:t>
+              <w:t>137-144</w:t>
             </w:r>
           </w:p>
         </w:tc>
@@ -7327,7 +7327,7 @@
                 <w:color w:val="444A54"/>
                 <w:sz w:val="17"/>
               </w:rPr>
-              <w:t>149</w:t>
+              <w:t>151</w:t>
             </w:r>
           </w:p>
         </w:tc>
@@ -7589,7 +7589,7 @@
                 <w:color w:val="444A54"/>
                 <w:sz w:val="17"/>
               </w:rPr>
-              <w:t>135-142</w:t>
+              <w:t>137-144</w:t>
             </w:r>
           </w:p>
         </w:tc>
@@ -7725,7 +7725,7 @@
                 <w:color w:val="444A54"/>
                 <w:sz w:val="17"/>
               </w:rPr>
-              <w:t>151</w:t>
+              <w:t>153</w:t>
             </w:r>
           </w:p>
         </w:tc>
@@ -7855,7 +7855,7 @@
                 <w:color w:val="444A54"/>
                 <w:sz w:val="17"/>
               </w:rPr>
-              <w:t>153</w:t>
+              <w:t>155</w:t>
             </w:r>
           </w:p>
         </w:tc>
@@ -7991,7 +7991,7 @@
                 <w:color w:val="444A54"/>
                 <w:sz w:val="17"/>
               </w:rPr>
-              <w:t>20</w:t>
+              <w:t>23</w:t>
             </w:r>
           </w:p>
         </w:tc>
@@ -8121,7 +8121,7 @@
                 <w:color w:val="444A54"/>
                 <w:sz w:val="17"/>
               </w:rPr>
-              <w:t>20</w:t>
+              <w:t>23</w:t>
             </w:r>
           </w:p>
         </w:tc>
@@ -8185,7 +8185,7 @@
           <w:color w:val="E87122"/>
           <w:sz w:val="19"/>
         </w:rPr>
-        <w:t>Day 1  |  Slides 28-66  |  A1, A6, K1, K9  |  Labs 1-4</w:t>
+        <w:t>Day 1  |  Slides 30-68  |  A1, A6, K1, K9  |  Labs 1-4</w:t>
       </w:r>
     </w:p>
     <w:p>
@@ -8513,7 +8513,7 @@
                 <w:color w:val="444A54"/>
                 <w:sz w:val="18"/>
               </w:rPr>
-              <w:t>K5  |  20 min  |  slide 58</w:t>
+              <w:t>K5  |  20 min  |  slide 60</w:t>
             </w:r>
           </w:p>
         </w:tc>
@@ -9070,7 +9070,7 @@
                 <w:color w:val="444A54"/>
                 <w:sz w:val="18"/>
               </w:rPr>
-              <w:t>A3, K5, K9  |  20 min  |  slide 59</w:t>
+              <w:t>A3, K5, K9  |  20 min  |  slide 61</w:t>
             </w:r>
           </w:p>
         </w:tc>
@@ -9627,7 +9627,7 @@
                 <w:color w:val="444A54"/>
                 <w:sz w:val="18"/>
               </w:rPr>
-              <w:t>A6, K9  |  20 min  |  slide 61</w:t>
+              <w:t>A6, K9  |  20 min  |  slide 63</w:t>
             </w:r>
           </w:p>
         </w:tc>
@@ -10184,7 +10184,7 @@
                 <w:color w:val="444A54"/>
                 <w:sz w:val="18"/>
               </w:rPr>
-              <w:t>A1, A6, K1  |  15 min  |  slide 64</w:t>
+              <w:t>A1, A6, K1  |  15 min  |  slide 66</w:t>
             </w:r>
           </w:p>
         </w:tc>
@@ -10648,7 +10648,7 @@
           <w:color w:val="E87122"/>
           <w:sz w:val="19"/>
         </w:rPr>
-        <w:t>Day 1  |  Slides 67-104  |  A2, A3, K3, K5, K7  |  Labs 5-9</w:t>
+        <w:t>Day 1  |  Slides 69-106  |  A2, A3, K3, K5, K7  |  Labs 5-9</w:t>
       </w:r>
     </w:p>
     <w:p>
@@ -10946,7 +10946,7 @@
                 <w:color w:val="444A54"/>
                 <w:sz w:val="18"/>
               </w:rPr>
-              <w:t>A3, K3, K7  |  25 min  |  slide 93</w:t>
+              <w:t>A3, K3, K7  |  25 min  |  slide 95</w:t>
             </w:r>
           </w:p>
         </w:tc>
@@ -11503,7 +11503,7 @@
                 <w:color w:val="444A54"/>
                 <w:sz w:val="18"/>
               </w:rPr>
-              <w:t>A2, A3, K3, K7  |  30 min  |  slide 95</w:t>
+              <w:t>A2, A3, K3, K7  |  30 min  |  slide 97</w:t>
             </w:r>
           </w:p>
         </w:tc>
@@ -12090,7 +12090,7 @@
                 <w:color w:val="444A54"/>
                 <w:sz w:val="18"/>
               </w:rPr>
-              <w:t>A2, K3, K7  |  25 min  |  slide 98</w:t>
+              <w:t>A2, K3, K7  |  25 min  |  slide 100</w:t>
             </w:r>
           </w:p>
         </w:tc>
@@ -12647,7 +12647,7 @@
                 <w:color w:val="444A54"/>
                 <w:sz w:val="18"/>
               </w:rPr>
-              <w:t>A3, K5  |  30 min  |  slide 100</w:t>
+              <w:t>A3, K5  |  30 min  |  slide 102</w:t>
             </w:r>
           </w:p>
         </w:tc>
@@ -13234,7 +13234,7 @@
                 <w:color w:val="444A54"/>
                 <w:sz w:val="18"/>
               </w:rPr>
-              <w:t>A3, K3  |  25 min  |  slide 101</w:t>
+              <w:t>A3, K3  |  25 min  |  slide 103</w:t>
             </w:r>
           </w:p>
         </w:tc>
@@ -13668,7 +13668,7 @@
           <w:color w:val="E87122"/>
           <w:sz w:val="19"/>
         </w:rPr>
-        <w:t>Day 2  |  Slides 105-133  |  A4, A5, K2, K4, K6  |  Labs 10-14</w:t>
+        <w:t>Day 2  |  Slides 107-135  |  A4, A5, K2, K4, K6  |  Labs 10-14</w:t>
       </w:r>
     </w:p>
     <w:p>
@@ -13981,7 +13981,7 @@
                 <w:color w:val="444A54"/>
                 <w:sz w:val="18"/>
               </w:rPr>
-              <w:t>A2, A4, K2  |  20 min  |  slide 123</w:t>
+              <w:t>A2, A4, K2  |  20 min  |  slide 125</w:t>
             </w:r>
           </w:p>
         </w:tc>
@@ -14508,7 +14508,7 @@
                 <w:color w:val="444A54"/>
                 <w:sz w:val="18"/>
               </w:rPr>
-              <w:t>A4, K4, K6  |  20 min  |  slide 125</w:t>
+              <w:t>A4, K4, K6  |  20 min  |  slide 127</w:t>
             </w:r>
           </w:p>
         </w:tc>
@@ -15050,7 +15050,7 @@
                 <w:color w:val="444A54"/>
                 <w:sz w:val="18"/>
               </w:rPr>
-              <w:t>A4, K4, K6  |  15 min  |  slide 127</w:t>
+              <w:t>A4, K4, K6  |  15 min  |  slide 129</w:t>
             </w:r>
           </w:p>
         </w:tc>
@@ -15577,7 +15577,7 @@
                 <w:color w:val="444A54"/>
                 <w:sz w:val="18"/>
               </w:rPr>
-              <w:t>A5, K2  |  15 min  |  slide 129</w:t>
+              <w:t>A5, K2  |  15 min  |  slide 131</w:t>
             </w:r>
           </w:p>
         </w:tc>
@@ -16104,7 +16104,7 @@
                 <w:color w:val="444A54"/>
                 <w:sz w:val="18"/>
               </w:rPr>
-              <w:t>A4, K6  |  20 min  |  slide 131</w:t>
+              <w:t>A4, K6  |  20 min  |  slide 133</w:t>
             </w:r>
           </w:p>
         </w:tc>
@@ -16553,7 +16553,7 @@
           <w:color w:val="E87122"/>
           <w:sz w:val="19"/>
         </w:rPr>
-        <w:t>Day 2  |  Slides 134-155  |  A7, A8, A9, A10, K7, K8  |  Labs 15-20</w:t>
+        <w:t>Day 2  |  Slides 136-157  |  A7, A8, A9, A10, K7, K8  |  Labs 15-20</w:t>
       </w:r>
     </w:p>
     <w:p>
@@ -16851,7 +16851,7 @@
                 <w:color w:val="444A54"/>
                 <w:sz w:val="18"/>
               </w:rPr>
-              <w:t>A7, A8, K7  |  25 min  |  slide 144</w:t>
+              <w:t>A7, A8, K7  |  25 min  |  slide 146</w:t>
             </w:r>
           </w:p>
         </w:tc>
@@ -17378,7 +17378,7 @@
                 <w:color w:val="444A54"/>
                 <w:sz w:val="18"/>
               </w:rPr>
-              <w:t>A7, A8, K7  |  25 min  |  slide 146</w:t>
+              <w:t>A7, A8, K7  |  25 min  |  slide 148</w:t>
             </w:r>
           </w:p>
         </w:tc>
@@ -17950,7 +17950,7 @@
                 <w:color w:val="444A54"/>
                 <w:sz w:val="18"/>
               </w:rPr>
-              <w:t>A7, K5, K7  |  20 min  |  slide 148</w:t>
+              <w:t>A7, K5, K7  |  20 min  |  slide 150</w:t>
             </w:r>
           </w:p>
         </w:tc>
@@ -18522,7 +18522,7 @@
                 <w:color w:val="444A54"/>
                 <w:sz w:val="18"/>
               </w:rPr>
-              <w:t>A9, K8  |  20 min  |  slide 149</w:t>
+              <w:t>A9, K8  |  20 min  |  slide 151</w:t>
             </w:r>
           </w:p>
         </w:tc>
@@ -19064,7 +19064,7 @@
                 <w:color w:val="444A54"/>
                 <w:sz w:val="18"/>
               </w:rPr>
-              <w:t>A8, A10  |  25 min  |  slide 151</w:t>
+              <w:t>A8, A10  |  25 min  |  slide 153</w:t>
             </w:r>
           </w:p>
         </w:tc>
@@ -19606,7 +19606,7 @@
                 <w:color w:val="444A54"/>
                 <w:sz w:val="18"/>
               </w:rPr>
-              <w:t>A7, A10, K1  |  20 min  |  slide 153</w:t>
+              <w:t>A7, A10, K1  |  20 min  |  slide 155</w:t>
             </w:r>
           </w:p>
         </w:tc>

--- a/courseware/Facilitator-Guide_ML 101 for Financial Trading_v2.0.docx
+++ b/courseware/Facilitator-Guide_ML 101 for Financial Trading_v2.0.docx
@@ -934,7 +934,7 @@
           <w:color w:val="444A54"/>
           <w:sz w:val="22"/>
         </w:rPr>
-        <w:t>This public edition of the Facilitator Guide omits the assessor's keys. This Facilitator Guide supports the trainer and assessor in delivering Machine Learning 101 for Financial Trading. It sets out the course information, the daily lesson plan with slide references, facilitation notes and timing cues for every topic and lab, the administration of the assessment, and the assessor's keys. It is a trainer-only document: it contains the model answers and must not be issued to learners.</w:t>
+        <w:t>This public edition of the Facilitator Guide omits the assessor's keys. This Facilitator Guide supports the trainer and assessor in delivering Machine Learning 101 for Financial Trading. It sets out the course information, the daily lesson plan with slide references, facilitation notes and timing cues for every topic and lab, the administration of the assessment. The assessor's keys, model answers and rubric are held in the trainer-only full edition and the Assessment Plan.</w:t>
       </w:r>
     </w:p>
     <w:tbl>

--- a/courseware/Facilitator-Guide_ML 101 for Financial Trading_v2.0.docx
+++ b/courseware/Facilitator-Guide_ML 101 for Financial Trading_v2.0.docx
@@ -934,7 +934,7 @@
           <w:color w:val="444A54"/>
           <w:sz w:val="22"/>
         </w:rPr>
-        <w:t>This public edition of the Facilitator Guide omits the assessor's keys. This Facilitator Guide supports the trainer and assessor in delivering Machine Learning 101 for Financial Trading. It sets out the course information, the daily lesson plan with slide references, facilitation notes and timing cues for every topic and lab, the administration of the assessment. The assessor's keys, model answers and rubric are held in the trainer-only full edition and the Assessment Plan.</w:t>
+        <w:t>This public edition of the Facilitator Guide omits the assessor's keys. This Facilitator Guide supports the trainer and assessor in delivering Machine Learning 101 for Financial Trading. It sets out the course information, the daily lesson plan with slide references, facilitation notes and timing cues for every topic and lab, the administration of the assessment and its timings. The assessor's keys, model answers and rubric are held in the trainer-only full edition and the Assessment Plan.</w:t>
       </w:r>
     </w:p>
     <w:tbl>

--- a/courseware/Facilitator-Guide_ML 101 for Financial Trading_v2.0.docx
+++ b/courseware/Facilitator-Guide_ML 101 for Financial Trading_v2.0.docx
@@ -153,493 +153,9 @@
       </w:r>
     </w:p>
     <w:p>
-      <w:bookmarkStart w:id="901" w:name="_Toc900"/>
       <w:pPr>
         <w:pStyle w:val="Heading1"/>
-      </w:pPr>
-      <w:r>
-        <w:t>Version History</w:t>
-      </w:r>
-      <w:bookmarkEnd w:id="901"/>
-    </w:p>
-    <w:tbl>
-      <w:tblPr>
-        <w:tblStyle w:val="TableGrid"/>
-        <w:tblW w:type="auto" w:w="0"/>
-        <w:jc w:val="center"/>
-        <w:tblLook w:firstColumn="1" w:firstRow="1" w:lastColumn="0" w:lastRow="0" w:noHBand="0" w:noVBand="1" w:val="04A0"/>
-        <w:tblLayout w:type="fixed"/>
-      </w:tblPr>
-      <w:tblGrid>
-        <w:gridCol w:w="1296"/>
-        <w:gridCol w:w="1728"/>
-        <w:gridCol w:w="5616"/>
-        <w:gridCol w:w="1584"/>
-      </w:tblGrid>
-      <w:tr>
-        <w:trPr>
-          <w:tblHeader w:val="true"/>
-        </w:trPr>
-        <w:tc>
-          <w:tcPr>
-            <w:tcW w:type="dxa" w:w="1296"/>
-            <w:shd w:val="clear" w:fill="1F3864"/>
-          </w:tcPr>
-          <w:p>
-            <w:pPr>
-              <w:keepNext/>
-              <w:spacing w:after="40" w:before="40" w:line="252" w:lineRule="auto"/>
-              <w:jc w:val="center"/>
-            </w:pPr>
-            <w:r/>
-            <w:r>
-              <w:rPr>
-                <w:rFonts w:ascii="Arial" w:hAnsi="Arial"/>
-                <w:b/>
-                <w:color w:val="FFFFFF"/>
-                <w:sz w:val="19"/>
-              </w:rPr>
-              <w:t>Version No</w:t>
-            </w:r>
-          </w:p>
-        </w:tc>
-        <w:tc>
-          <w:tcPr>
-            <w:tcW w:type="dxa" w:w="1728"/>
-            <w:shd w:val="clear" w:fill="1F3864"/>
-          </w:tcPr>
-          <w:p>
-            <w:pPr>
-              <w:keepNext/>
-              <w:spacing w:after="40" w:before="40" w:line="252" w:lineRule="auto"/>
-              <w:jc w:val="center"/>
-            </w:pPr>
-            <w:r/>
-            <w:r>
-              <w:rPr>
-                <w:rFonts w:ascii="Arial" w:hAnsi="Arial"/>
-                <w:b/>
-                <w:color w:val="FFFFFF"/>
-                <w:sz w:val="19"/>
-              </w:rPr>
-              <w:t>Date Effected</w:t>
-            </w:r>
-          </w:p>
-        </w:tc>
-        <w:tc>
-          <w:tcPr>
-            <w:tcW w:type="dxa" w:w="5616"/>
-            <w:shd w:val="clear" w:fill="1F3864"/>
-          </w:tcPr>
-          <w:p>
-            <w:pPr>
-              <w:keepNext/>
-              <w:spacing w:after="40" w:before="40" w:line="252" w:lineRule="auto"/>
-              <w:jc w:val="center"/>
-            </w:pPr>
-            <w:r/>
-            <w:r>
-              <w:rPr>
-                <w:rFonts w:ascii="Arial" w:hAnsi="Arial"/>
-                <w:b/>
-                <w:color w:val="FFFFFF"/>
-                <w:sz w:val="19"/>
-              </w:rPr>
-              <w:t>Change Update</w:t>
-            </w:r>
-          </w:p>
-        </w:tc>
-        <w:tc>
-          <w:tcPr>
-            <w:tcW w:type="dxa" w:w="1584"/>
-            <w:shd w:val="clear" w:fill="1F3864"/>
-          </w:tcPr>
-          <w:p>
-            <w:pPr>
-              <w:keepNext/>
-              <w:spacing w:after="40" w:before="40" w:line="252" w:lineRule="auto"/>
-              <w:jc w:val="center"/>
-            </w:pPr>
-            <w:r/>
-            <w:r>
-              <w:rPr>
-                <w:rFonts w:ascii="Arial" w:hAnsi="Arial"/>
-                <w:b/>
-                <w:color w:val="FFFFFF"/>
-                <w:sz w:val="19"/>
-              </w:rPr>
-              <w:t>Approved by</w:t>
-            </w:r>
-          </w:p>
-        </w:tc>
-      </w:tr>
-      <w:tr>
-        <w:trPr>
-          <w:cantSplit w:val="true"/>
-        </w:trPr>
-        <w:tc>
-          <w:tcPr>
-            <w:tcW w:type="dxa" w:w="1296"/>
-          </w:tcPr>
-          <w:p>
-            <w:pPr>
-              <w:keepNext/>
-              <w:spacing w:after="40" w:before="40" w:line="252" w:lineRule="auto"/>
-            </w:pPr>
-            <w:r/>
-            <w:r>
-              <w:rPr>
-                <w:rFonts w:ascii="Arial" w:hAnsi="Arial"/>
-                <w:b w:val="0"/>
-                <w:color w:val="444A54"/>
-                <w:sz w:val="19"/>
-              </w:rPr>
-              <w:t>2.0</w:t>
-            </w:r>
-          </w:p>
-        </w:tc>
-        <w:tc>
-          <w:tcPr>
-            <w:tcW w:type="dxa" w:w="1728"/>
-          </w:tcPr>
-          <w:p>
-            <w:pPr>
-              <w:keepNext/>
-              <w:spacing w:after="40" w:before="40" w:line="252" w:lineRule="auto"/>
-            </w:pPr>
-            <w:r/>
-            <w:r>
-              <w:rPr>
-                <w:rFonts w:ascii="Arial" w:hAnsi="Arial"/>
-                <w:b w:val="0"/>
-                <w:color w:val="444A54"/>
-                <w:sz w:val="19"/>
-              </w:rPr>
-              <w:t>18 October 2026</w:t>
-            </w:r>
-          </w:p>
-        </w:tc>
-        <w:tc>
-          <w:tcPr>
-            <w:tcW w:type="dxa" w:w="5616"/>
-          </w:tcPr>
-          <w:p>
-            <w:pPr>
-              <w:keepNext/>
-              <w:spacing w:after="40" w:before="40" w:line="252" w:lineRule="auto"/>
-            </w:pPr>
-            <w:r/>
-            <w:r>
-              <w:rPr>
-                <w:rFonts w:ascii="Arial" w:hAnsi="Arial"/>
-                <w:b w:val="0"/>
-                <w:color w:val="444A54"/>
-                <w:sz w:val="19"/>
-              </w:rPr>
-              <w:t>Major revision, focused entirely on quant and algorithmic stock trading. Courseware rebuilt on the single-source IBF pipeline and re-platformed to Alpaca (API-first broker, paper trading, 24/5 US stock trading) and TradingView (charting, Pine Script v6, Strategy Tester, Paper Trading) with Python. Four topics: quant success stories and the evolution of quant from Thorp and Renaissance through statistical arbitrage to high-frequency trading, the paradigm shift from machine learning to LLMs and its impact on quant, and AI agents versus agentic AI in trading; the classification of trading algorithms, indicators, strategies, a TradingView versus Alpaca comparison, order placement and metric definitions; machine learning models, statistical modelling, A/B testing and pairs trading as a hedging algorithm; and an end-to-end, automated algorithmic trading pipeline. 'How the algorithm works' slides explain each algorithm on real market data. Twenty hands-on labs build one pipeline stage by stage, each with an instruction PDF containing step-by-step AI prompts, and include live paper trading of a strategy. Assessment: Written Assessment (short-answer questions, K1-K9) and Practical Performance (four tasks, A1-A10) with a standalone SMART marking rubric. Facilitator Guide added. Fee restated in SGD exclusive of GST, optimum class size stated, provider name updated to Tertiary Infotech Academy Pte Ltd.</w:t>
-            </w:r>
-          </w:p>
-        </w:tc>
-        <w:tc>
-          <w:tcPr>
-            <w:tcW w:type="dxa" w:w="1584"/>
-          </w:tcPr>
-          <w:p>
-            <w:pPr>
-              <w:keepNext/>
-              <w:spacing w:after="40" w:before="40" w:line="252" w:lineRule="auto"/>
-            </w:pPr>
-            <w:r/>
-            <w:r>
-              <w:rPr>
-                <w:rFonts w:ascii="Arial" w:hAnsi="Arial"/>
-                <w:b w:val="0"/>
-                <w:color w:val="444A54"/>
-                <w:sz w:val="19"/>
-              </w:rPr>
-              <w:t>Dr Alfred Ang</w:t>
-            </w:r>
-          </w:p>
-        </w:tc>
-      </w:tr>
-      <w:tr>
-        <w:trPr>
-          <w:cantSplit w:val="true"/>
-        </w:trPr>
-        <w:tc>
-          <w:tcPr>
-            <w:tcW w:type="dxa" w:w="1296"/>
-          </w:tcPr>
-          <w:p>
-            <w:pPr>
-              <w:keepNext/>
-              <w:spacing w:after="40" w:before="40" w:line="252" w:lineRule="auto"/>
-            </w:pPr>
-            <w:r/>
-            <w:r>
-              <w:rPr>
-                <w:rFonts w:ascii="Arial" w:hAnsi="Arial"/>
-                <w:b w:val="0"/>
-                <w:color w:val="444A54"/>
-                <w:sz w:val="19"/>
-              </w:rPr>
-              <w:t>1.1</w:t>
-            </w:r>
-          </w:p>
-        </w:tc>
-        <w:tc>
-          <w:tcPr>
-            <w:tcW w:type="dxa" w:w="1728"/>
-          </w:tcPr>
-          <w:p>
-            <w:pPr>
-              <w:keepNext/>
-              <w:spacing w:after="40" w:before="40" w:line="252" w:lineRule="auto"/>
-            </w:pPr>
-            <w:r/>
-            <w:r>
-              <w:rPr>
-                <w:rFonts w:ascii="Arial" w:hAnsi="Arial"/>
-                <w:b w:val="0"/>
-                <w:color w:val="444A54"/>
-                <w:sz w:val="19"/>
-              </w:rPr>
-              <w:t>22 December 2022</w:t>
-            </w:r>
-          </w:p>
-        </w:tc>
-        <w:tc>
-          <w:tcPr>
-            <w:tcW w:type="dxa" w:w="5616"/>
-          </w:tcPr>
-          <w:p>
-            <w:pPr>
-              <w:keepNext/>
-              <w:spacing w:after="40" w:before="40" w:line="252" w:lineRule="auto"/>
-            </w:pPr>
-            <w:r/>
-            <w:r>
-              <w:rPr>
-                <w:rFonts w:ascii="Arial" w:hAnsi="Arial"/>
-                <w:b w:val="0"/>
-                <w:color w:val="444A54"/>
-                <w:sz w:val="19"/>
-              </w:rPr>
-              <w:t>Multiple choice questions removed; practical test retained as the sole assessment instrument.</w:t>
-            </w:r>
-          </w:p>
-        </w:tc>
-        <w:tc>
-          <w:tcPr>
-            <w:tcW w:type="dxa" w:w="1584"/>
-          </w:tcPr>
-          <w:p>
-            <w:pPr>
-              <w:keepNext/>
-              <w:spacing w:after="40" w:before="40" w:line="252" w:lineRule="auto"/>
-            </w:pPr>
-            <w:r/>
-            <w:r>
-              <w:rPr>
-                <w:rFonts w:ascii="Arial" w:hAnsi="Arial"/>
-                <w:b w:val="0"/>
-                <w:color w:val="444A54"/>
-                <w:sz w:val="19"/>
-              </w:rPr>
-              <w:t>Dr Alfred Ang</w:t>
-            </w:r>
-          </w:p>
-        </w:tc>
-      </w:tr>
-      <w:tr>
-        <w:trPr>
-          <w:cantSplit w:val="true"/>
-        </w:trPr>
-        <w:tc>
-          <w:tcPr>
-            <w:tcW w:type="dxa" w:w="1296"/>
-          </w:tcPr>
-          <w:p>
-            <w:pPr>
-              <w:keepNext/>
-              <w:spacing w:after="40" w:before="40" w:line="252" w:lineRule="auto"/>
-            </w:pPr>
-            <w:r/>
-            <w:r>
-              <w:rPr>
-                <w:rFonts w:ascii="Arial" w:hAnsi="Arial"/>
-                <w:b w:val="0"/>
-                <w:color w:val="444A54"/>
-                <w:sz w:val="19"/>
-              </w:rPr>
-              <w:t>1.0</w:t>
-            </w:r>
-          </w:p>
-        </w:tc>
-        <w:tc>
-          <w:tcPr>
-            <w:tcW w:type="dxa" w:w="1728"/>
-          </w:tcPr>
-          <w:p>
-            <w:pPr>
-              <w:keepNext/>
-              <w:spacing w:after="40" w:before="40" w:line="252" w:lineRule="auto"/>
-            </w:pPr>
-            <w:r/>
-            <w:r>
-              <w:rPr>
-                <w:rFonts w:ascii="Arial" w:hAnsi="Arial"/>
-                <w:b w:val="0"/>
-                <w:color w:val="444A54"/>
-                <w:sz w:val="19"/>
-              </w:rPr>
-              <w:t>10 June 2022</w:t>
-            </w:r>
-          </w:p>
-        </w:tc>
-        <w:tc>
-          <w:tcPr>
-            <w:tcW w:type="dxa" w:w="5616"/>
-          </w:tcPr>
-          <w:p>
-            <w:pPr>
-              <w:keepNext/>
-              <w:spacing w:after="40" w:before="40" w:line="252" w:lineRule="auto"/>
-            </w:pPr>
-            <w:r/>
-            <w:r>
-              <w:rPr>
-                <w:rFonts w:ascii="Arial" w:hAnsi="Arial"/>
-                <w:b w:val="0"/>
-                <w:color w:val="444A54"/>
-                <w:sz w:val="19"/>
-              </w:rPr>
-              <w:t>Initial release for pilot launch, aligned to Data Analytics and Computational Modelling (Proficiency Level 3).</w:t>
-            </w:r>
-          </w:p>
-        </w:tc>
-        <w:tc>
-          <w:tcPr>
-            <w:tcW w:type="dxa" w:w="1584"/>
-          </w:tcPr>
-          <w:p>
-            <w:pPr>
-              <w:keepNext/>
-              <w:spacing w:after="40" w:before="40" w:line="252" w:lineRule="auto"/>
-            </w:pPr>
-            <w:r/>
-            <w:r>
-              <w:rPr>
-                <w:rFonts w:ascii="Arial" w:hAnsi="Arial"/>
-                <w:b w:val="0"/>
-                <w:color w:val="444A54"/>
-                <w:sz w:val="19"/>
-              </w:rPr>
-              <w:t>Dr Alfred Ang</w:t>
-            </w:r>
-          </w:p>
-        </w:tc>
-      </w:tr>
-      <w:tr>
-        <w:trPr>
-          <w:cantSplit w:val="true"/>
-        </w:trPr>
-        <w:tc>
-          <w:tcPr>
-            <w:tcW w:type="dxa" w:w="1296"/>
-          </w:tcPr>
-          <w:p>
-            <w:pPr>
-              <w:spacing w:after="40" w:before="40" w:line="252" w:lineRule="auto"/>
-            </w:pPr>
-            <w:r/>
-            <w:r>
-              <w:rPr>
-                <w:rFonts w:ascii="Arial" w:hAnsi="Arial"/>
-                <w:b w:val="0"/>
-                <w:color w:val="444A54"/>
-                <w:sz w:val="19"/>
-              </w:rPr>
-            </w:r>
-          </w:p>
-        </w:tc>
-        <w:tc>
-          <w:tcPr>
-            <w:tcW w:type="dxa" w:w="1728"/>
-          </w:tcPr>
-          <w:p>
-            <w:pPr>
-              <w:spacing w:after="40" w:before="40" w:line="252" w:lineRule="auto"/>
-            </w:pPr>
-            <w:r/>
-            <w:r>
-              <w:rPr>
-                <w:rFonts w:ascii="Arial" w:hAnsi="Arial"/>
-                <w:b w:val="0"/>
-                <w:color w:val="444A54"/>
-                <w:sz w:val="19"/>
-              </w:rPr>
-            </w:r>
-          </w:p>
-        </w:tc>
-        <w:tc>
-          <w:tcPr>
-            <w:tcW w:type="dxa" w:w="5616"/>
-          </w:tcPr>
-          <w:p>
-            <w:pPr>
-              <w:spacing w:after="40" w:before="40" w:line="252" w:lineRule="auto"/>
-            </w:pPr>
-            <w:r/>
-            <w:r>
-              <w:rPr>
-                <w:rFonts w:ascii="Arial" w:hAnsi="Arial"/>
-                <w:b w:val="0"/>
-                <w:color w:val="444A54"/>
-                <w:sz w:val="19"/>
-              </w:rPr>
-            </w:r>
-          </w:p>
-        </w:tc>
-        <w:tc>
-          <w:tcPr>
-            <w:tcW w:type="dxa" w:w="1584"/>
-          </w:tcPr>
-          <w:p>
-            <w:pPr>
-              <w:spacing w:after="40" w:before="40" w:line="252" w:lineRule="auto"/>
-            </w:pPr>
-            <w:r/>
-            <w:r>
-              <w:rPr>
-                <w:rFonts w:ascii="Arial" w:hAnsi="Arial"/>
-                <w:b w:val="0"/>
-                <w:color w:val="444A54"/>
-                <w:sz w:val="19"/>
-              </w:rPr>
-            </w:r>
-          </w:p>
-        </w:tc>
-      </w:tr>
-    </w:tbl>
-    <w:p>
-      <w:pPr>
-        <w:spacing w:after="120"/>
-      </w:pPr>
-      <w:r>
-        <w:rPr>
-          <w:rFonts w:ascii="Arial" w:hAnsi="Arial"/>
-          <w:b w:val="0"/>
-          <w:i/>
-          <w:color w:val="444A54"/>
-          <w:sz w:val="19"/>
-        </w:rPr>
-        <w:t>This document is at Version 2.0, effective 18 October 2026.</w:t>
-      </w:r>
-    </w:p>
-    <w:p>
-      <w:pPr>
-        <w:pStyle w:val="Heading1"/>
+        <w:pageBreakBefore w:val="0"/>
       </w:pPr>
       <w:r>
         <w:t>Table of Contents</w:t>
@@ -671,6 +187,54 @@
           </w:rPr>
           <w:t xml:space="preserve">Version History</w:t>
         </w:r>
+        <w:r>
+          <w:tab/>
+        </w:r>
+        <w:r>
+          <w:rPr>
+            <w:rFonts w:ascii="Arial" w:hAnsi="Arial"/>
+            <w:sz w:val="21"/>
+            <w:b/>
+            <w:color w:val="1F3864"/>
+          </w:rPr>
+          <w:fldChar w:fldCharType="begin" w:dirty="true"/>
+        </w:r>
+        <w:r>
+          <w:rPr>
+            <w:rFonts w:ascii="Arial" w:hAnsi="Arial"/>
+            <w:sz w:val="21"/>
+            <w:b/>
+            <w:color w:val="1F3864"/>
+          </w:rPr>
+          <w:instrText xml:space="preserve"> PAGEREF _Toc900 \h </w:instrText>
+        </w:r>
+        <w:r>
+          <w:rPr>
+            <w:rFonts w:ascii="Arial" w:hAnsi="Arial"/>
+            <w:sz w:val="21"/>
+            <w:b/>
+            <w:color w:val="1F3864"/>
+          </w:rPr>
+          <w:fldChar w:fldCharType="separate"/>
+        </w:r>
+        <w:r>
+          <w:rPr>
+            <w:rFonts w:ascii="Arial" w:hAnsi="Arial"/>
+            <w:sz w:val="21"/>
+            <w:b/>
+            <w:color w:val="1F3864"/>
+          </w:rPr>
+          <w:t>1</w:t>
+        </w:r>
+        <w:r>
+          <w:rPr>
+            <w:rFonts w:ascii="Arial" w:hAnsi="Arial"/>
+            <w:sz w:val="21"/>
+            <w:b/>
+            <w:color w:val="1F3864"/>
+          </w:rPr>
+          <w:fldChar w:fldCharType="end"/>
+        </w:r>
       </w:hyperlink>
     </w:p>
     <w:p>
@@ -690,6 +254,54 @@
             <w:color w:val="1F3864"/>
           </w:rPr>
           <w:t xml:space="preserve">1.  About This Guide</w:t>
+        </w:r>
+        <w:r>
+          <w:tab/>
+        </w:r>
+        <w:r>
+          <w:rPr>
+            <w:rFonts w:ascii="Arial" w:hAnsi="Arial"/>
+            <w:sz w:val="21"/>
+            <w:b/>
+            <w:color w:val="1F3864"/>
+          </w:rPr>
+          <w:fldChar w:fldCharType="begin" w:dirty="true"/>
+        </w:r>
+        <w:r>
+          <w:rPr>
+            <w:rFonts w:ascii="Arial" w:hAnsi="Arial"/>
+            <w:sz w:val="21"/>
+            <w:b/>
+            <w:color w:val="1F3864"/>
+          </w:rPr>
+          <w:instrText xml:space="preserve"> PAGEREF _Toc901 \h </w:instrText>
+        </w:r>
+        <w:r>
+          <w:rPr>
+            <w:rFonts w:ascii="Arial" w:hAnsi="Arial"/>
+            <w:sz w:val="21"/>
+            <w:b/>
+            <w:color w:val="1F3864"/>
+          </w:rPr>
+          <w:fldChar w:fldCharType="separate"/>
+        </w:r>
+        <w:r>
+          <w:rPr>
+            <w:rFonts w:ascii="Arial" w:hAnsi="Arial"/>
+            <w:sz w:val="21"/>
+            <w:b/>
+            <w:color w:val="1F3864"/>
+          </w:rPr>
+          <w:t>1</w:t>
+        </w:r>
+        <w:r>
+          <w:rPr>
+            <w:rFonts w:ascii="Arial" w:hAnsi="Arial"/>
+            <w:sz w:val="21"/>
+            <w:b/>
+            <w:color w:val="1F3864"/>
+          </w:rPr>
+          <w:fldChar w:fldCharType="end"/>
         </w:r>
       </w:hyperlink>
     </w:p>
@@ -711,6 +323,54 @@
           </w:rPr>
           <w:t xml:space="preserve">2.  Preparing to Deliver</w:t>
         </w:r>
+        <w:r>
+          <w:tab/>
+        </w:r>
+        <w:r>
+          <w:rPr>
+            <w:rFonts w:ascii="Arial" w:hAnsi="Arial"/>
+            <w:sz w:val="21"/>
+            <w:b/>
+            <w:color w:val="1F3864"/>
+          </w:rPr>
+          <w:fldChar w:fldCharType="begin" w:dirty="true"/>
+        </w:r>
+        <w:r>
+          <w:rPr>
+            <w:rFonts w:ascii="Arial" w:hAnsi="Arial"/>
+            <w:sz w:val="21"/>
+            <w:b/>
+            <w:color w:val="1F3864"/>
+          </w:rPr>
+          <w:instrText xml:space="preserve"> PAGEREF _Toc902 \h </w:instrText>
+        </w:r>
+        <w:r>
+          <w:rPr>
+            <w:rFonts w:ascii="Arial" w:hAnsi="Arial"/>
+            <w:sz w:val="21"/>
+            <w:b/>
+            <w:color w:val="1F3864"/>
+          </w:rPr>
+          <w:fldChar w:fldCharType="separate"/>
+        </w:r>
+        <w:r>
+          <w:rPr>
+            <w:rFonts w:ascii="Arial" w:hAnsi="Arial"/>
+            <w:sz w:val="21"/>
+            <w:b/>
+            <w:color w:val="1F3864"/>
+          </w:rPr>
+          <w:t>1</w:t>
+        </w:r>
+        <w:r>
+          <w:rPr>
+            <w:rFonts w:ascii="Arial" w:hAnsi="Arial"/>
+            <w:sz w:val="21"/>
+            <w:b/>
+            <w:color w:val="1F3864"/>
+          </w:rPr>
+          <w:fldChar w:fldCharType="end"/>
+        </w:r>
       </w:hyperlink>
     </w:p>
     <w:p>
@@ -731,6 +391,54 @@
           </w:rPr>
           <w:t xml:space="preserve">3.  Daily Lesson Plan</w:t>
         </w:r>
+        <w:r>
+          <w:tab/>
+        </w:r>
+        <w:r>
+          <w:rPr>
+            <w:rFonts w:ascii="Arial" w:hAnsi="Arial"/>
+            <w:sz w:val="21"/>
+            <w:b/>
+            <w:color w:val="1F3864"/>
+          </w:rPr>
+          <w:fldChar w:fldCharType="begin" w:dirty="true"/>
+        </w:r>
+        <w:r>
+          <w:rPr>
+            <w:rFonts w:ascii="Arial" w:hAnsi="Arial"/>
+            <w:sz w:val="21"/>
+            <w:b/>
+            <w:color w:val="1F3864"/>
+          </w:rPr>
+          <w:instrText xml:space="preserve"> PAGEREF _Toc903 \h </w:instrText>
+        </w:r>
+        <w:r>
+          <w:rPr>
+            <w:rFonts w:ascii="Arial" w:hAnsi="Arial"/>
+            <w:sz w:val="21"/>
+            <w:b/>
+            <w:color w:val="1F3864"/>
+          </w:rPr>
+          <w:fldChar w:fldCharType="separate"/>
+        </w:r>
+        <w:r>
+          <w:rPr>
+            <w:rFonts w:ascii="Arial" w:hAnsi="Arial"/>
+            <w:sz w:val="21"/>
+            <w:b/>
+            <w:color w:val="1F3864"/>
+          </w:rPr>
+          <w:t>1</w:t>
+        </w:r>
+        <w:r>
+          <w:rPr>
+            <w:rFonts w:ascii="Arial" w:hAnsi="Arial"/>
+            <w:sz w:val="21"/>
+            <w:b/>
+            <w:color w:val="1F3864"/>
+          </w:rPr>
+          <w:fldChar w:fldCharType="end"/>
+        </w:r>
       </w:hyperlink>
     </w:p>
     <w:p>
@@ -750,6 +458,49 @@
           </w:rPr>
           <w:t xml:space="preserve">Day 1</w:t>
         </w:r>
+        <w:r>
+          <w:tab/>
+        </w:r>
+        <w:r>
+          <w:rPr>
+            <w:rFonts w:ascii="Arial" w:hAnsi="Arial"/>
+            <w:sz w:val="19"/>
+            <w:color w:val="444A54"/>
+          </w:rPr>
+          <w:fldChar w:fldCharType="begin" w:dirty="true"/>
+        </w:r>
+        <w:r>
+          <w:rPr>
+            <w:rFonts w:ascii="Arial" w:hAnsi="Arial"/>
+            <w:sz w:val="19"/>
+            <w:color w:val="444A54"/>
+          </w:rPr>
+          <w:instrText xml:space="preserve"> PAGEREF _Toc904 \h </w:instrText>
+        </w:r>
+        <w:r>
+          <w:rPr>
+            <w:rFonts w:ascii="Arial" w:hAnsi="Arial"/>
+            <w:sz w:val="19"/>
+            <w:color w:val="444A54"/>
+          </w:rPr>
+          <w:fldChar w:fldCharType="separate"/>
+        </w:r>
+        <w:r>
+          <w:rPr>
+            <w:rFonts w:ascii="Arial" w:hAnsi="Arial"/>
+            <w:sz w:val="19"/>
+            <w:color w:val="444A54"/>
+          </w:rPr>
+          <w:t>1</w:t>
+        </w:r>
+        <w:r>
+          <w:rPr>
+            <w:rFonts w:ascii="Arial" w:hAnsi="Arial"/>
+            <w:sz w:val="19"/>
+            <w:color w:val="444A54"/>
+          </w:rPr>
+          <w:fldChar w:fldCharType="end"/>
+        </w:r>
       </w:hyperlink>
     </w:p>
     <w:p>
@@ -768,6 +519,49 @@
             <w:color w:val="444A54"/>
           </w:rPr>
           <w:t xml:space="preserve">Day 2</w:t>
+        </w:r>
+        <w:r>
+          <w:tab/>
+        </w:r>
+        <w:r>
+          <w:rPr>
+            <w:rFonts w:ascii="Arial" w:hAnsi="Arial"/>
+            <w:sz w:val="19"/>
+            <w:color w:val="444A54"/>
+          </w:rPr>
+          <w:fldChar w:fldCharType="begin" w:dirty="true"/>
+        </w:r>
+        <w:r>
+          <w:rPr>
+            <w:rFonts w:ascii="Arial" w:hAnsi="Arial"/>
+            <w:sz w:val="19"/>
+            <w:color w:val="444A54"/>
+          </w:rPr>
+          <w:instrText xml:space="preserve"> PAGEREF _Toc905 \h </w:instrText>
+        </w:r>
+        <w:r>
+          <w:rPr>
+            <w:rFonts w:ascii="Arial" w:hAnsi="Arial"/>
+            <w:sz w:val="19"/>
+            <w:color w:val="444A54"/>
+          </w:rPr>
+          <w:fldChar w:fldCharType="separate"/>
+        </w:r>
+        <w:r>
+          <w:rPr>
+            <w:rFonts w:ascii="Arial" w:hAnsi="Arial"/>
+            <w:sz w:val="19"/>
+            <w:color w:val="444A54"/>
+          </w:rPr>
+          <w:t>1</w:t>
+        </w:r>
+        <w:r>
+          <w:rPr>
+            <w:rFonts w:ascii="Arial" w:hAnsi="Arial"/>
+            <w:sz w:val="19"/>
+            <w:color w:val="444A54"/>
+          </w:rPr>
+          <w:fldChar w:fldCharType="end"/>
         </w:r>
       </w:hyperlink>
     </w:p>
@@ -789,6 +583,54 @@
           </w:rPr>
           <w:t xml:space="preserve">4.  Facilitation Notes by Topic</w:t>
         </w:r>
+        <w:r>
+          <w:tab/>
+        </w:r>
+        <w:r>
+          <w:rPr>
+            <w:rFonts w:ascii="Arial" w:hAnsi="Arial"/>
+            <w:sz w:val="21"/>
+            <w:b/>
+            <w:color w:val="1F3864"/>
+          </w:rPr>
+          <w:fldChar w:fldCharType="begin" w:dirty="true"/>
+        </w:r>
+        <w:r>
+          <w:rPr>
+            <w:rFonts w:ascii="Arial" w:hAnsi="Arial"/>
+            <w:sz w:val="21"/>
+            <w:b/>
+            <w:color w:val="1F3864"/>
+          </w:rPr>
+          <w:instrText xml:space="preserve"> PAGEREF _Toc906 \h </w:instrText>
+        </w:r>
+        <w:r>
+          <w:rPr>
+            <w:rFonts w:ascii="Arial" w:hAnsi="Arial"/>
+            <w:sz w:val="21"/>
+            <w:b/>
+            <w:color w:val="1F3864"/>
+          </w:rPr>
+          <w:fldChar w:fldCharType="separate"/>
+        </w:r>
+        <w:r>
+          <w:rPr>
+            <w:rFonts w:ascii="Arial" w:hAnsi="Arial"/>
+            <w:sz w:val="21"/>
+            <w:b/>
+            <w:color w:val="1F3864"/>
+          </w:rPr>
+          <w:t>1</w:t>
+        </w:r>
+        <w:r>
+          <w:rPr>
+            <w:rFonts w:ascii="Arial" w:hAnsi="Arial"/>
+            <w:sz w:val="21"/>
+            <w:b/>
+            <w:color w:val="1F3864"/>
+          </w:rPr>
+          <w:fldChar w:fldCharType="end"/>
+        </w:r>
       </w:hyperlink>
     </w:p>
     <w:p>
@@ -807,6 +649,49 @@
             <w:color w:val="444A54"/>
           </w:rPr>
           <w:t xml:space="preserve">Topic 1: Foundations of Quant and Algorithmic Trading: From Thorp to AI Agents</w:t>
+        </w:r>
+        <w:r>
+          <w:tab/>
+        </w:r>
+        <w:r>
+          <w:rPr>
+            <w:rFonts w:ascii="Arial" w:hAnsi="Arial"/>
+            <w:sz w:val="19"/>
+            <w:color w:val="444A54"/>
+          </w:rPr>
+          <w:fldChar w:fldCharType="begin" w:dirty="true"/>
+        </w:r>
+        <w:r>
+          <w:rPr>
+            <w:rFonts w:ascii="Arial" w:hAnsi="Arial"/>
+            <w:sz w:val="19"/>
+            <w:color w:val="444A54"/>
+          </w:rPr>
+          <w:instrText xml:space="preserve"> PAGEREF _Toc907 \h </w:instrText>
+        </w:r>
+        <w:r>
+          <w:rPr>
+            <w:rFonts w:ascii="Arial" w:hAnsi="Arial"/>
+            <w:sz w:val="19"/>
+            <w:color w:val="444A54"/>
+          </w:rPr>
+          <w:fldChar w:fldCharType="separate"/>
+        </w:r>
+        <w:r>
+          <w:rPr>
+            <w:rFonts w:ascii="Arial" w:hAnsi="Arial"/>
+            <w:sz w:val="19"/>
+            <w:color w:val="444A54"/>
+          </w:rPr>
+          <w:t>1</w:t>
+        </w:r>
+        <w:r>
+          <w:rPr>
+            <w:rFonts w:ascii="Arial" w:hAnsi="Arial"/>
+            <w:sz w:val="19"/>
+            <w:color w:val="444A54"/>
+          </w:rPr>
+          <w:fldChar w:fldCharType="end"/>
         </w:r>
       </w:hyperlink>
     </w:p>
@@ -827,6 +712,49 @@
           </w:rPr>
           <w:t xml:space="preserve">Topic 2: Technical Indicators, Trading Strategies and Metrics with TradingView and Alpaca</w:t>
         </w:r>
+        <w:r>
+          <w:tab/>
+        </w:r>
+        <w:r>
+          <w:rPr>
+            <w:rFonts w:ascii="Arial" w:hAnsi="Arial"/>
+            <w:sz w:val="19"/>
+            <w:color w:val="444A54"/>
+          </w:rPr>
+          <w:fldChar w:fldCharType="begin" w:dirty="true"/>
+        </w:r>
+        <w:r>
+          <w:rPr>
+            <w:rFonts w:ascii="Arial" w:hAnsi="Arial"/>
+            <w:sz w:val="19"/>
+            <w:color w:val="444A54"/>
+          </w:rPr>
+          <w:instrText xml:space="preserve"> PAGEREF _Toc908 \h </w:instrText>
+        </w:r>
+        <w:r>
+          <w:rPr>
+            <w:rFonts w:ascii="Arial" w:hAnsi="Arial"/>
+            <w:sz w:val="19"/>
+            <w:color w:val="444A54"/>
+          </w:rPr>
+          <w:fldChar w:fldCharType="separate"/>
+        </w:r>
+        <w:r>
+          <w:rPr>
+            <w:rFonts w:ascii="Arial" w:hAnsi="Arial"/>
+            <w:sz w:val="19"/>
+            <w:color w:val="444A54"/>
+          </w:rPr>
+          <w:t>1</w:t>
+        </w:r>
+        <w:r>
+          <w:rPr>
+            <w:rFonts w:ascii="Arial" w:hAnsi="Arial"/>
+            <w:sz w:val="19"/>
+            <w:color w:val="444A54"/>
+          </w:rPr>
+          <w:fldChar w:fldCharType="end"/>
+        </w:r>
       </w:hyperlink>
     </w:p>
     <w:p>
@@ -846,6 +774,49 @@
           </w:rPr>
           <w:t xml:space="preserve">Topic 3: Machine Learning Models, Statistical Modelling and A/B Testing for Trading Signals</w:t>
         </w:r>
+        <w:r>
+          <w:tab/>
+        </w:r>
+        <w:r>
+          <w:rPr>
+            <w:rFonts w:ascii="Arial" w:hAnsi="Arial"/>
+            <w:sz w:val="19"/>
+            <w:color w:val="444A54"/>
+          </w:rPr>
+          <w:fldChar w:fldCharType="begin" w:dirty="true"/>
+        </w:r>
+        <w:r>
+          <w:rPr>
+            <w:rFonts w:ascii="Arial" w:hAnsi="Arial"/>
+            <w:sz w:val="19"/>
+            <w:color w:val="444A54"/>
+          </w:rPr>
+          <w:instrText xml:space="preserve"> PAGEREF _Toc909 \h </w:instrText>
+        </w:r>
+        <w:r>
+          <w:rPr>
+            <w:rFonts w:ascii="Arial" w:hAnsi="Arial"/>
+            <w:sz w:val="19"/>
+            <w:color w:val="444A54"/>
+          </w:rPr>
+          <w:fldChar w:fldCharType="separate"/>
+        </w:r>
+        <w:r>
+          <w:rPr>
+            <w:rFonts w:ascii="Arial" w:hAnsi="Arial"/>
+            <w:sz w:val="19"/>
+            <w:color w:val="444A54"/>
+          </w:rPr>
+          <w:t>1</w:t>
+        </w:r>
+        <w:r>
+          <w:rPr>
+            <w:rFonts w:ascii="Arial" w:hAnsi="Arial"/>
+            <w:sz w:val="19"/>
+            <w:color w:val="444A54"/>
+          </w:rPr>
+          <w:fldChar w:fldCharType="end"/>
+        </w:r>
       </w:hyperlink>
     </w:p>
     <w:p>
@@ -864,6 +835,49 @@
             <w:color w:val="444A54"/>
           </w:rPr>
           <w:t xml:space="preserve">Topic 4: Building an End-to-End Algorithmic Trading Pipeline: Backtest, Forward Test and Performance Analysis</w:t>
+        </w:r>
+        <w:r>
+          <w:tab/>
+        </w:r>
+        <w:r>
+          <w:rPr>
+            <w:rFonts w:ascii="Arial" w:hAnsi="Arial"/>
+            <w:sz w:val="19"/>
+            <w:color w:val="444A54"/>
+          </w:rPr>
+          <w:fldChar w:fldCharType="begin" w:dirty="true"/>
+        </w:r>
+        <w:r>
+          <w:rPr>
+            <w:rFonts w:ascii="Arial" w:hAnsi="Arial"/>
+            <w:sz w:val="19"/>
+            <w:color w:val="444A54"/>
+          </w:rPr>
+          <w:instrText xml:space="preserve"> PAGEREF _Toc910 \h </w:instrText>
+        </w:r>
+        <w:r>
+          <w:rPr>
+            <w:rFonts w:ascii="Arial" w:hAnsi="Arial"/>
+            <w:sz w:val="19"/>
+            <w:color w:val="444A54"/>
+          </w:rPr>
+          <w:fldChar w:fldCharType="separate"/>
+        </w:r>
+        <w:r>
+          <w:rPr>
+            <w:rFonts w:ascii="Arial" w:hAnsi="Arial"/>
+            <w:sz w:val="19"/>
+            <w:color w:val="444A54"/>
+          </w:rPr>
+          <w:t>1</w:t>
+        </w:r>
+        <w:r>
+          <w:rPr>
+            <w:rFonts w:ascii="Arial" w:hAnsi="Arial"/>
+            <w:sz w:val="19"/>
+            <w:color w:val="444A54"/>
+          </w:rPr>
+          <w:fldChar w:fldCharType="end"/>
         </w:r>
       </w:hyperlink>
     </w:p>
@@ -885,6 +899,54 @@
           </w:rPr>
           <w:t xml:space="preserve">5.  Assessment Administration</w:t>
         </w:r>
+        <w:r>
+          <w:tab/>
+        </w:r>
+        <w:r>
+          <w:rPr>
+            <w:rFonts w:ascii="Arial" w:hAnsi="Arial"/>
+            <w:sz w:val="21"/>
+            <w:b/>
+            <w:color w:val="1F3864"/>
+          </w:rPr>
+          <w:fldChar w:fldCharType="begin" w:dirty="true"/>
+        </w:r>
+        <w:r>
+          <w:rPr>
+            <w:rFonts w:ascii="Arial" w:hAnsi="Arial"/>
+            <w:sz w:val="21"/>
+            <w:b/>
+            <w:color w:val="1F3864"/>
+          </w:rPr>
+          <w:instrText xml:space="preserve"> PAGEREF _Toc911 \h </w:instrText>
+        </w:r>
+        <w:r>
+          <w:rPr>
+            <w:rFonts w:ascii="Arial" w:hAnsi="Arial"/>
+            <w:sz w:val="21"/>
+            <w:b/>
+            <w:color w:val="1F3864"/>
+          </w:rPr>
+          <w:fldChar w:fldCharType="separate"/>
+        </w:r>
+        <w:r>
+          <w:rPr>
+            <w:rFonts w:ascii="Arial" w:hAnsi="Arial"/>
+            <w:sz w:val="21"/>
+            <w:b/>
+            <w:color w:val="1F3864"/>
+          </w:rPr>
+          <w:t>1</w:t>
+        </w:r>
+        <w:r>
+          <w:rPr>
+            <w:rFonts w:ascii="Arial" w:hAnsi="Arial"/>
+            <w:sz w:val="21"/>
+            <w:b/>
+            <w:color w:val="1F3864"/>
+          </w:rPr>
+          <w:fldChar w:fldCharType="end"/>
+        </w:r>
       </w:hyperlink>
     </w:p>
     <w:p>
@@ -905,17 +967,547 @@
           </w:rPr>
           <w:t xml:space="preserve">6.  Assessor's Keys</w:t>
         </w:r>
+        <w:r>
+          <w:tab/>
+        </w:r>
+        <w:r>
+          <w:rPr>
+            <w:rFonts w:ascii="Arial" w:hAnsi="Arial"/>
+            <w:sz w:val="21"/>
+            <w:b/>
+            <w:color w:val="1F3864"/>
+          </w:rPr>
+          <w:fldChar w:fldCharType="begin" w:dirty="true"/>
+        </w:r>
+        <w:r>
+          <w:rPr>
+            <w:rFonts w:ascii="Arial" w:hAnsi="Arial"/>
+            <w:sz w:val="21"/>
+            <w:b/>
+            <w:color w:val="1F3864"/>
+          </w:rPr>
+          <w:instrText xml:space="preserve"> PAGEREF _Toc912 \h </w:instrText>
+        </w:r>
+        <w:r>
+          <w:rPr>
+            <w:rFonts w:ascii="Arial" w:hAnsi="Arial"/>
+            <w:sz w:val="21"/>
+            <w:b/>
+            <w:color w:val="1F3864"/>
+          </w:rPr>
+          <w:fldChar w:fldCharType="separate"/>
+        </w:r>
+        <w:r>
+          <w:rPr>
+            <w:rFonts w:ascii="Arial" w:hAnsi="Arial"/>
+            <w:sz w:val="21"/>
+            <w:b/>
+            <w:color w:val="1F3864"/>
+          </w:rPr>
+          <w:t>1</w:t>
+        </w:r>
+        <w:r>
+          <w:rPr>
+            <w:rFonts w:ascii="Arial" w:hAnsi="Arial"/>
+            <w:sz w:val="21"/>
+            <w:b/>
+            <w:color w:val="1F3864"/>
+          </w:rPr>
+          <w:fldChar w:fldCharType="end"/>
+        </w:r>
       </w:hyperlink>
     </w:p>
     <w:p>
+      <w:bookmarkStart w:id="901" w:name="_Toc900"/>
+      <w:pPr>
+        <w:pStyle w:val="Heading1"/>
+        <w:pageBreakBefore/>
+      </w:pPr>
       <w:r>
-        <w:br w:type="page"/>
+        <w:t>Version History</w:t>
+      </w:r>
+      <w:bookmarkEnd w:id="901"/>
+    </w:p>
+    <w:tbl>
+      <w:tblPr>
+        <w:tblStyle w:val="TableGrid"/>
+        <w:tblW w:type="auto" w:w="0"/>
+        <w:jc w:val="center"/>
+        <w:tblLook w:firstColumn="1" w:firstRow="1" w:lastColumn="0" w:lastRow="0" w:noHBand="0" w:noVBand="1" w:val="04A0"/>
+        <w:tblLayout w:type="fixed"/>
+      </w:tblPr>
+      <w:tblGrid>
+        <w:gridCol w:w="1296"/>
+        <w:gridCol w:w="1728"/>
+        <w:gridCol w:w="5616"/>
+        <w:gridCol w:w="1584"/>
+      </w:tblGrid>
+      <w:tr>
+        <w:trPr>
+          <w:tblHeader w:val="true"/>
+        </w:trPr>
+        <w:tc>
+          <w:tcPr>
+            <w:tcW w:type="dxa" w:w="1296"/>
+            <w:shd w:val="clear" w:fill="1F3864"/>
+          </w:tcPr>
+          <w:p>
+            <w:pPr>
+              <w:keepNext/>
+              <w:spacing w:after="40" w:before="40" w:line="252" w:lineRule="auto"/>
+              <w:jc w:val="center"/>
+            </w:pPr>
+            <w:r/>
+            <w:r>
+              <w:rPr>
+                <w:rFonts w:ascii="Arial" w:hAnsi="Arial"/>
+                <w:b/>
+                <w:color w:val="FFFFFF"/>
+                <w:sz w:val="19"/>
+              </w:rPr>
+              <w:t>Version No</w:t>
+            </w:r>
+          </w:p>
+        </w:tc>
+        <w:tc>
+          <w:tcPr>
+            <w:tcW w:type="dxa" w:w="1728"/>
+            <w:shd w:val="clear" w:fill="1F3864"/>
+          </w:tcPr>
+          <w:p>
+            <w:pPr>
+              <w:keepNext/>
+              <w:spacing w:after="40" w:before="40" w:line="252" w:lineRule="auto"/>
+              <w:jc w:val="center"/>
+            </w:pPr>
+            <w:r/>
+            <w:r>
+              <w:rPr>
+                <w:rFonts w:ascii="Arial" w:hAnsi="Arial"/>
+                <w:b/>
+                <w:color w:val="FFFFFF"/>
+                <w:sz w:val="19"/>
+              </w:rPr>
+              <w:t>Date Effected</w:t>
+            </w:r>
+          </w:p>
+        </w:tc>
+        <w:tc>
+          <w:tcPr>
+            <w:tcW w:type="dxa" w:w="5616"/>
+            <w:shd w:val="clear" w:fill="1F3864"/>
+          </w:tcPr>
+          <w:p>
+            <w:pPr>
+              <w:keepNext/>
+              <w:spacing w:after="40" w:before="40" w:line="252" w:lineRule="auto"/>
+              <w:jc w:val="center"/>
+            </w:pPr>
+            <w:r/>
+            <w:r>
+              <w:rPr>
+                <w:rFonts w:ascii="Arial" w:hAnsi="Arial"/>
+                <w:b/>
+                <w:color w:val="FFFFFF"/>
+                <w:sz w:val="19"/>
+              </w:rPr>
+              <w:t>Change Update</w:t>
+            </w:r>
+          </w:p>
+        </w:tc>
+        <w:tc>
+          <w:tcPr>
+            <w:tcW w:type="dxa" w:w="1584"/>
+            <w:shd w:val="clear" w:fill="1F3864"/>
+          </w:tcPr>
+          <w:p>
+            <w:pPr>
+              <w:keepNext/>
+              <w:spacing w:after="40" w:before="40" w:line="252" w:lineRule="auto"/>
+              <w:jc w:val="center"/>
+            </w:pPr>
+            <w:r/>
+            <w:r>
+              <w:rPr>
+                <w:rFonts w:ascii="Arial" w:hAnsi="Arial"/>
+                <w:b/>
+                <w:color w:val="FFFFFF"/>
+                <w:sz w:val="19"/>
+              </w:rPr>
+              <w:t>Approved by</w:t>
+            </w:r>
+          </w:p>
+        </w:tc>
+      </w:tr>
+      <w:tr>
+        <w:trPr>
+          <w:cantSplit w:val="true"/>
+        </w:trPr>
+        <w:tc>
+          <w:tcPr>
+            <w:tcW w:type="dxa" w:w="1296"/>
+          </w:tcPr>
+          <w:p>
+            <w:pPr>
+              <w:keepNext/>
+              <w:spacing w:after="40" w:before="40" w:line="252" w:lineRule="auto"/>
+            </w:pPr>
+            <w:r/>
+            <w:r>
+              <w:rPr>
+                <w:rFonts w:ascii="Arial" w:hAnsi="Arial"/>
+                <w:b w:val="0"/>
+                <w:color w:val="444A54"/>
+                <w:sz w:val="19"/>
+              </w:rPr>
+              <w:t>2.0</w:t>
+            </w:r>
+          </w:p>
+        </w:tc>
+        <w:tc>
+          <w:tcPr>
+            <w:tcW w:type="dxa" w:w="1728"/>
+          </w:tcPr>
+          <w:p>
+            <w:pPr>
+              <w:keepNext/>
+              <w:spacing w:after="40" w:before="40" w:line="252" w:lineRule="auto"/>
+            </w:pPr>
+            <w:r/>
+            <w:r>
+              <w:rPr>
+                <w:rFonts w:ascii="Arial" w:hAnsi="Arial"/>
+                <w:b w:val="0"/>
+                <w:color w:val="444A54"/>
+                <w:sz w:val="19"/>
+              </w:rPr>
+              <w:t>18 October 2026</w:t>
+            </w:r>
+          </w:p>
+        </w:tc>
+        <w:tc>
+          <w:tcPr>
+            <w:tcW w:type="dxa" w:w="5616"/>
+          </w:tcPr>
+          <w:p>
+            <w:pPr>
+              <w:keepNext/>
+              <w:spacing w:after="40" w:before="40" w:line="252" w:lineRule="auto"/>
+            </w:pPr>
+            <w:r/>
+            <w:r>
+              <w:rPr>
+                <w:rFonts w:ascii="Arial" w:hAnsi="Arial"/>
+                <w:b w:val="0"/>
+                <w:color w:val="444A54"/>
+                <w:sz w:val="19"/>
+              </w:rPr>
+              <w:t>Major revision, focused entirely on quant and algorithmic stock trading. Courseware rebuilt on the single-source IBF pipeline and re-platformed to Alpaca (API-first broker, paper trading, 24/5 US stock trading) and TradingView (charting, Pine Script v6, Strategy Tester, Paper Trading) with Python. Four topics: quant success stories and the evolution of quant from Thorp and Renaissance through statistical arbitrage to high-frequency trading, the paradigm shift from machine learning to LLMs and its impact on quant, and AI agents versus agentic AI in trading; the classification of trading algorithms, indicators, strategies, a TradingView versus Alpaca comparison, order placement and metric definitions; machine learning models, statistical modelling, A/B testing and pairs trading as a hedging algorithm; and an end-to-end, automated algorithmic trading pipeline. 'How the algorithm works' slides explain each algorithm on real market data. Twenty hands-on labs build one pipeline stage by stage, each with an instruction PDF containing step-by-step AI prompts, and include live paper trading of a strategy. Assessment: Written Assessment (short-answer questions, K1-K9) and Practical Performance (four tasks, A1-A10) with a standalone SMART marking rubric. Facilitator Guide added. Fee restated in SGD exclusive of GST, optimum class size stated, provider name updated to Tertiary Infotech Academy Pte Ltd.</w:t>
+            </w:r>
+          </w:p>
+        </w:tc>
+        <w:tc>
+          <w:tcPr>
+            <w:tcW w:type="dxa" w:w="1584"/>
+          </w:tcPr>
+          <w:p>
+            <w:pPr>
+              <w:keepNext/>
+              <w:spacing w:after="40" w:before="40" w:line="252" w:lineRule="auto"/>
+            </w:pPr>
+            <w:r/>
+            <w:r>
+              <w:rPr>
+                <w:rFonts w:ascii="Arial" w:hAnsi="Arial"/>
+                <w:b w:val="0"/>
+                <w:color w:val="444A54"/>
+                <w:sz w:val="19"/>
+              </w:rPr>
+              <w:t>Dr Alfred Ang</w:t>
+            </w:r>
+          </w:p>
+        </w:tc>
+      </w:tr>
+      <w:tr>
+        <w:trPr>
+          <w:cantSplit w:val="true"/>
+        </w:trPr>
+        <w:tc>
+          <w:tcPr>
+            <w:tcW w:type="dxa" w:w="1296"/>
+          </w:tcPr>
+          <w:p>
+            <w:pPr>
+              <w:keepNext/>
+              <w:spacing w:after="40" w:before="40" w:line="252" w:lineRule="auto"/>
+            </w:pPr>
+            <w:r/>
+            <w:r>
+              <w:rPr>
+                <w:rFonts w:ascii="Arial" w:hAnsi="Arial"/>
+                <w:b w:val="0"/>
+                <w:color w:val="444A54"/>
+                <w:sz w:val="19"/>
+              </w:rPr>
+              <w:t>1.1</w:t>
+            </w:r>
+          </w:p>
+        </w:tc>
+        <w:tc>
+          <w:tcPr>
+            <w:tcW w:type="dxa" w:w="1728"/>
+          </w:tcPr>
+          <w:p>
+            <w:pPr>
+              <w:keepNext/>
+              <w:spacing w:after="40" w:before="40" w:line="252" w:lineRule="auto"/>
+            </w:pPr>
+            <w:r/>
+            <w:r>
+              <w:rPr>
+                <w:rFonts w:ascii="Arial" w:hAnsi="Arial"/>
+                <w:b w:val="0"/>
+                <w:color w:val="444A54"/>
+                <w:sz w:val="19"/>
+              </w:rPr>
+              <w:t>22 December 2022</w:t>
+            </w:r>
+          </w:p>
+        </w:tc>
+        <w:tc>
+          <w:tcPr>
+            <w:tcW w:type="dxa" w:w="5616"/>
+          </w:tcPr>
+          <w:p>
+            <w:pPr>
+              <w:keepNext/>
+              <w:spacing w:after="40" w:before="40" w:line="252" w:lineRule="auto"/>
+            </w:pPr>
+            <w:r/>
+            <w:r>
+              <w:rPr>
+                <w:rFonts w:ascii="Arial" w:hAnsi="Arial"/>
+                <w:b w:val="0"/>
+                <w:color w:val="444A54"/>
+                <w:sz w:val="19"/>
+              </w:rPr>
+              <w:t>Multiple choice questions removed; practical test retained as the sole assessment instrument.</w:t>
+            </w:r>
+          </w:p>
+        </w:tc>
+        <w:tc>
+          <w:tcPr>
+            <w:tcW w:type="dxa" w:w="1584"/>
+          </w:tcPr>
+          <w:p>
+            <w:pPr>
+              <w:keepNext/>
+              <w:spacing w:after="40" w:before="40" w:line="252" w:lineRule="auto"/>
+            </w:pPr>
+            <w:r/>
+            <w:r>
+              <w:rPr>
+                <w:rFonts w:ascii="Arial" w:hAnsi="Arial"/>
+                <w:b w:val="0"/>
+                <w:color w:val="444A54"/>
+                <w:sz w:val="19"/>
+              </w:rPr>
+              <w:t>Dr Alfred Ang</w:t>
+            </w:r>
+          </w:p>
+        </w:tc>
+      </w:tr>
+      <w:tr>
+        <w:trPr>
+          <w:cantSplit w:val="true"/>
+        </w:trPr>
+        <w:tc>
+          <w:tcPr>
+            <w:tcW w:type="dxa" w:w="1296"/>
+          </w:tcPr>
+          <w:p>
+            <w:pPr>
+              <w:keepNext/>
+              <w:spacing w:after="40" w:before="40" w:line="252" w:lineRule="auto"/>
+            </w:pPr>
+            <w:r/>
+            <w:r>
+              <w:rPr>
+                <w:rFonts w:ascii="Arial" w:hAnsi="Arial"/>
+                <w:b w:val="0"/>
+                <w:color w:val="444A54"/>
+                <w:sz w:val="19"/>
+              </w:rPr>
+              <w:t>1.0</w:t>
+            </w:r>
+          </w:p>
+        </w:tc>
+        <w:tc>
+          <w:tcPr>
+            <w:tcW w:type="dxa" w:w="1728"/>
+          </w:tcPr>
+          <w:p>
+            <w:pPr>
+              <w:keepNext/>
+              <w:spacing w:after="40" w:before="40" w:line="252" w:lineRule="auto"/>
+            </w:pPr>
+            <w:r/>
+            <w:r>
+              <w:rPr>
+                <w:rFonts w:ascii="Arial" w:hAnsi="Arial"/>
+                <w:b w:val="0"/>
+                <w:color w:val="444A54"/>
+                <w:sz w:val="19"/>
+              </w:rPr>
+              <w:t>10 June 2022</w:t>
+            </w:r>
+          </w:p>
+        </w:tc>
+        <w:tc>
+          <w:tcPr>
+            <w:tcW w:type="dxa" w:w="5616"/>
+          </w:tcPr>
+          <w:p>
+            <w:pPr>
+              <w:keepNext/>
+              <w:spacing w:after="40" w:before="40" w:line="252" w:lineRule="auto"/>
+            </w:pPr>
+            <w:r/>
+            <w:r>
+              <w:rPr>
+                <w:rFonts w:ascii="Arial" w:hAnsi="Arial"/>
+                <w:b w:val="0"/>
+                <w:color w:val="444A54"/>
+                <w:sz w:val="19"/>
+              </w:rPr>
+              <w:t>Initial release for pilot launch, aligned to Data Analytics and Computational Modelling (Proficiency Level 3).</w:t>
+            </w:r>
+          </w:p>
+        </w:tc>
+        <w:tc>
+          <w:tcPr>
+            <w:tcW w:type="dxa" w:w="1584"/>
+          </w:tcPr>
+          <w:p>
+            <w:pPr>
+              <w:keepNext/>
+              <w:spacing w:after="40" w:before="40" w:line="252" w:lineRule="auto"/>
+            </w:pPr>
+            <w:r/>
+            <w:r>
+              <w:rPr>
+                <w:rFonts w:ascii="Arial" w:hAnsi="Arial"/>
+                <w:b w:val="0"/>
+                <w:color w:val="444A54"/>
+                <w:sz w:val="19"/>
+              </w:rPr>
+              <w:t>Dr Alfred Ang</w:t>
+            </w:r>
+          </w:p>
+        </w:tc>
+      </w:tr>
+      <w:tr>
+        <w:trPr>
+          <w:cantSplit w:val="true"/>
+        </w:trPr>
+        <w:tc>
+          <w:tcPr>
+            <w:tcW w:type="dxa" w:w="1296"/>
+          </w:tcPr>
+          <w:p>
+            <w:pPr>
+              <w:spacing w:after="40" w:before="40" w:line="252" w:lineRule="auto"/>
+            </w:pPr>
+            <w:r/>
+            <w:r>
+              <w:rPr>
+                <w:rFonts w:ascii="Arial" w:hAnsi="Arial"/>
+                <w:b w:val="0"/>
+                <w:color w:val="444A54"/>
+                <w:sz w:val="19"/>
+              </w:rPr>
+            </w:r>
+          </w:p>
+        </w:tc>
+        <w:tc>
+          <w:tcPr>
+            <w:tcW w:type="dxa" w:w="1728"/>
+          </w:tcPr>
+          <w:p>
+            <w:pPr>
+              <w:spacing w:after="40" w:before="40" w:line="252" w:lineRule="auto"/>
+            </w:pPr>
+            <w:r/>
+            <w:r>
+              <w:rPr>
+                <w:rFonts w:ascii="Arial" w:hAnsi="Arial"/>
+                <w:b w:val="0"/>
+                <w:color w:val="444A54"/>
+                <w:sz w:val="19"/>
+              </w:rPr>
+            </w:r>
+          </w:p>
+        </w:tc>
+        <w:tc>
+          <w:tcPr>
+            <w:tcW w:type="dxa" w:w="5616"/>
+          </w:tcPr>
+          <w:p>
+            <w:pPr>
+              <w:spacing w:after="40" w:before="40" w:line="252" w:lineRule="auto"/>
+            </w:pPr>
+            <w:r/>
+            <w:r>
+              <w:rPr>
+                <w:rFonts w:ascii="Arial" w:hAnsi="Arial"/>
+                <w:b w:val="0"/>
+                <w:color w:val="444A54"/>
+                <w:sz w:val="19"/>
+              </w:rPr>
+            </w:r>
+          </w:p>
+        </w:tc>
+        <w:tc>
+          <w:tcPr>
+            <w:tcW w:type="dxa" w:w="1584"/>
+          </w:tcPr>
+          <w:p>
+            <w:pPr>
+              <w:spacing w:after="40" w:before="40" w:line="252" w:lineRule="auto"/>
+            </w:pPr>
+            <w:r/>
+            <w:r>
+              <w:rPr>
+                <w:rFonts w:ascii="Arial" w:hAnsi="Arial"/>
+                <w:b w:val="0"/>
+                <w:color w:val="444A54"/>
+                <w:sz w:val="19"/>
+              </w:rPr>
+            </w:r>
+          </w:p>
+        </w:tc>
+      </w:tr>
+    </w:tbl>
+    <w:p>
+      <w:pPr>
+        <w:spacing w:after="120"/>
+      </w:pPr>
+      <w:r>
+        <w:rPr>
+          <w:rFonts w:ascii="Arial" w:hAnsi="Arial"/>
+          <w:b w:val="0"/>
+          <w:i/>
+          <w:color w:val="444A54"/>
+          <w:sz w:val="19"/>
+        </w:rPr>
+        <w:t>This document is at Version 2.0, effective 18 October 2026.</w:t>
       </w:r>
     </w:p>
     <w:p>
       <w:bookmarkStart w:id="902" w:name="_Toc901"/>
       <w:pPr>
         <w:pStyle w:val="Heading1"/>
+        <w:pageBreakBefore/>
       </w:pPr>
       <w:r>
         <w:t>1.  About This Guide</w:t>

--- a/courseware/Facilitator-Guide_ML 101 for Financial Trading_v2.0.docx
+++ b/courseware/Facilitator-Guide_ML 101 for Financial Trading_v2.0.docx
@@ -3630,7 +3630,7 @@
                 <w:color w:val="444A54"/>
                 <w:sz w:val="17"/>
               </w:rPr>
-              <w:t>61</w:t>
+              <w:t>62</w:t>
             </w:r>
           </w:p>
         </w:tc>
@@ -3766,7 +3766,7 @@
                 <w:color w:val="444A54"/>
                 <w:sz w:val="17"/>
               </w:rPr>
-              <w:t>63</w:t>
+              <w:t>64</w:t>
             </w:r>
           </w:p>
         </w:tc>
@@ -4028,7 +4028,7 @@
                 <w:color w:val="444A54"/>
                 <w:sz w:val="17"/>
               </w:rPr>
-              <w:t>66</w:t>
+              <w:t>67</w:t>
             </w:r>
           </w:p>
         </w:tc>
@@ -4158,7 +4158,7 @@
                 <w:color w:val="444A54"/>
                 <w:sz w:val="17"/>
               </w:rPr>
-              <w:t>70-94</w:t>
+              <w:t>71-95</w:t>
             </w:r>
           </w:p>
         </w:tc>
@@ -4294,7 +4294,7 @@
                 <w:color w:val="444A54"/>
                 <w:sz w:val="17"/>
               </w:rPr>
-              <w:t>95</w:t>
+              <w:t>96</w:t>
             </w:r>
           </w:p>
         </w:tc>
@@ -4424,7 +4424,7 @@
                 <w:color w:val="444A54"/>
                 <w:sz w:val="17"/>
               </w:rPr>
-              <w:t>97</w:t>
+              <w:t>98</w:t>
             </w:r>
           </w:p>
         </w:tc>
@@ -4686,7 +4686,7 @@
                 <w:color w:val="444A54"/>
                 <w:sz w:val="17"/>
               </w:rPr>
-              <w:t>100</w:t>
+              <w:t>101</w:t>
             </w:r>
           </w:p>
         </w:tc>
@@ -4822,7 +4822,7 @@
                 <w:color w:val="444A54"/>
                 <w:sz w:val="17"/>
               </w:rPr>
-              <w:t>70-94</w:t>
+              <w:t>71-95</w:t>
             </w:r>
           </w:p>
         </w:tc>
@@ -4952,7 +4952,7 @@
                 <w:color w:val="444A54"/>
                 <w:sz w:val="17"/>
               </w:rPr>
-              <w:t>102</w:t>
+              <w:t>103</w:t>
             </w:r>
           </w:p>
         </w:tc>
@@ -5088,7 +5088,7 @@
                 <w:color w:val="444A54"/>
                 <w:sz w:val="17"/>
               </w:rPr>
-              <w:t>70-94</w:t>
+              <w:t>71-95</w:t>
             </w:r>
           </w:p>
         </w:tc>
@@ -5218,7 +5218,7 @@
                 <w:color w:val="444A54"/>
                 <w:sz w:val="17"/>
               </w:rPr>
-              <w:t>103</w:t>
+              <w:t>105</w:t>
             </w:r>
           </w:p>
         </w:tc>
@@ -5799,7 +5799,7 @@
                 <w:color w:val="444A54"/>
                 <w:sz w:val="17"/>
               </w:rPr>
-              <w:t>108-124</w:t>
+              <w:t>110-126</w:t>
             </w:r>
           </w:p>
         </w:tc>
@@ -5935,7 +5935,7 @@
                 <w:color w:val="444A54"/>
                 <w:sz w:val="17"/>
               </w:rPr>
-              <w:t>125</w:t>
+              <w:t>127</w:t>
             </w:r>
           </w:p>
         </w:tc>
@@ -6065,7 +6065,7 @@
                 <w:color w:val="444A54"/>
                 <w:sz w:val="17"/>
               </w:rPr>
-              <w:t>127</w:t>
+              <w:t>129</w:t>
             </w:r>
           </w:p>
         </w:tc>
@@ -6327,7 +6327,7 @@
                 <w:color w:val="444A54"/>
                 <w:sz w:val="17"/>
               </w:rPr>
-              <w:t>108-124</w:t>
+              <w:t>110-126</w:t>
             </w:r>
           </w:p>
         </w:tc>
@@ -6463,7 +6463,7 @@
                 <w:color w:val="444A54"/>
                 <w:sz w:val="17"/>
               </w:rPr>
-              <w:t>129</w:t>
+              <w:t>131</w:t>
             </w:r>
           </w:p>
         </w:tc>
@@ -6593,7 +6593,7 @@
                 <w:color w:val="444A54"/>
                 <w:sz w:val="17"/>
               </w:rPr>
-              <w:t>108-124</w:t>
+              <w:t>110-126</w:t>
             </w:r>
           </w:p>
         </w:tc>
@@ -6729,7 +6729,7 @@
                 <w:color w:val="444A54"/>
                 <w:sz w:val="17"/>
               </w:rPr>
-              <w:t>131</w:t>
+              <w:t>133</w:t>
             </w:r>
           </w:p>
         </w:tc>
@@ -6859,7 +6859,7 @@
                 <w:color w:val="444A54"/>
                 <w:sz w:val="17"/>
               </w:rPr>
-              <w:t>133</w:t>
+              <w:t>135</w:t>
             </w:r>
           </w:p>
         </w:tc>
@@ -6995,7 +6995,7 @@
                 <w:color w:val="444A54"/>
                 <w:sz w:val="17"/>
               </w:rPr>
-              <w:t>137-144</w:t>
+              <w:t>139-146</w:t>
             </w:r>
           </w:p>
         </w:tc>
@@ -7257,7 +7257,7 @@
                 <w:color w:val="444A54"/>
                 <w:sz w:val="17"/>
               </w:rPr>
-              <w:t>146</w:t>
+              <w:t>148</w:t>
             </w:r>
           </w:p>
         </w:tc>
@@ -7387,7 +7387,7 @@
                 <w:color w:val="444A54"/>
                 <w:sz w:val="17"/>
               </w:rPr>
-              <w:t>137-144</w:t>
+              <w:t>139-146</w:t>
             </w:r>
           </w:p>
         </w:tc>
@@ -7523,7 +7523,7 @@
                 <w:color w:val="444A54"/>
                 <w:sz w:val="17"/>
               </w:rPr>
-              <w:t>148</w:t>
+              <w:t>150</w:t>
             </w:r>
           </w:p>
         </w:tc>
@@ -7653,7 +7653,7 @@
                 <w:color w:val="444A54"/>
                 <w:sz w:val="17"/>
               </w:rPr>
-              <w:t>150</w:t>
+              <w:t>152</w:t>
             </w:r>
           </w:p>
         </w:tc>
@@ -7789,7 +7789,7 @@
                 <w:color w:val="444A54"/>
                 <w:sz w:val="17"/>
               </w:rPr>
-              <w:t>137-144</w:t>
+              <w:t>139-146</w:t>
             </w:r>
           </w:p>
         </w:tc>
@@ -7919,7 +7919,7 @@
                 <w:color w:val="444A54"/>
                 <w:sz w:val="17"/>
               </w:rPr>
-              <w:t>151</w:t>
+              <w:t>154</w:t>
             </w:r>
           </w:p>
         </w:tc>
@@ -8181,7 +8181,7 @@
                 <w:color w:val="444A54"/>
                 <w:sz w:val="17"/>
               </w:rPr>
-              <w:t>137-144</w:t>
+              <w:t>139-146</w:t>
             </w:r>
           </w:p>
         </w:tc>
@@ -8317,7 +8317,7 @@
                 <w:color w:val="444A54"/>
                 <w:sz w:val="17"/>
               </w:rPr>
-              <w:t>153</w:t>
+              <w:t>156</w:t>
             </w:r>
           </w:p>
         </w:tc>
@@ -8447,7 +8447,7 @@
                 <w:color w:val="444A54"/>
                 <w:sz w:val="17"/>
               </w:rPr>
-              <w:t>155</w:t>
+              <w:t>158</w:t>
             </w:r>
           </w:p>
         </w:tc>
@@ -8777,7 +8777,7 @@
           <w:color w:val="E87122"/>
           <w:sz w:val="19"/>
         </w:rPr>
-        <w:t>Day 1  |  Slides 30-68  |  A1, A6, K1, K9  |  Labs 1-4</w:t>
+        <w:t>Day 1  |  Slides 30-69  |  A1, A6, K1, K9  |  Labs 1-4</w:t>
       </w:r>
     </w:p>
     <w:p>
@@ -9227,7 +9227,7 @@
                 <w:color w:val="444A54"/>
                 <w:sz w:val="18"/>
               </w:rPr>
-              <w:t>Steps (summary)</w:t>
+              <w:t>Part A - simulator</w:t>
             </w:r>
           </w:p>
         </w:tc>
@@ -9248,7 +9248,7 @@
                 <w:color w:val="444A54"/>
                 <w:sz w:val="18"/>
               </w:rPr>
-              <w:t>Set up Python and your AI coding assistant (K5)</w:t>
+              <w:t>A1. Load the demo data  (settings)</w:t>
             </w:r>
           </w:p>
           <w:p>
@@ -9263,7 +9263,7 @@
                 <w:color w:val="444A54"/>
                 <w:sz w:val="18"/>
               </w:rPr>
-              <w:t>Store Alpaca PAPER keys outside the code (K5)</w:t>
+              <w:t>A2. Check the integrations  (integrations)</w:t>
             </w:r>
           </w:p>
           <w:p>
@@ -9278,7 +9278,7 @@
                 <w:color w:val="444A54"/>
                 <w:sz w:val="18"/>
               </w:rPr>
-              <w:t>Write the pipeline configuration (K5)</w:t>
+              <w:t>A3. Check the AI agent login  (integrations)</w:t>
             </w:r>
           </w:p>
           <w:p>
@@ -9293,7 +9293,7 @@
                 <w:color w:val="444A54"/>
                 <w:sz w:val="18"/>
               </w:rPr>
-              <w:t>Build the configuration loader with safety validation (K5)</w:t>
+              <w:t>A4. Read the market clock  (trading)</w:t>
             </w:r>
           </w:p>
           <w:p>
@@ -9308,52 +9308,7 @@
                 <w:color w:val="444A54"/>
                 <w:sz w:val="18"/>
               </w:rPr>
-              <w:t>Add the market clock for US and Singapore time (K5)</w:t>
-            </w:r>
-          </w:p>
-          <w:p>
-            <w:pPr>
-              <w:keepNext/>
-              <w:spacing w:after="40" w:line="252" w:lineRule="auto"/>
-            </w:pPr>
-            <w:r>
-              <w:rPr>
-                <w:rFonts w:ascii="Arial" w:hAnsi="Arial"/>
-                <w:b w:val="0"/>
-                <w:color w:val="444A54"/>
-                <w:sz w:val="18"/>
-              </w:rPr>
-              <w:t>Build the check command and the pipeline CLI (K5)</w:t>
-            </w:r>
-          </w:p>
-          <w:p>
-            <w:pPr>
-              <w:keepNext/>
-              <w:spacing w:after="40" w:line="252" w:lineRule="auto"/>
-            </w:pPr>
-            <w:r>
-              <w:rPr>
-                <w:rFonts w:ascii="Arial" w:hAnsi="Arial"/>
-                <w:b w:val="0"/>
-                <w:color w:val="444A54"/>
-                <w:sz w:val="18"/>
-              </w:rPr>
-              <w:t>Run the pre-flight check (K5)</w:t>
-            </w:r>
-          </w:p>
-          <w:p>
-            <w:pPr>
-              <w:keepNext/>
-              <w:spacing w:after="40" w:line="252" w:lineRule="auto"/>
-            </w:pPr>
-            <w:r>
-              <w:rPr>
-                <w:rFonts w:ascii="Arial" w:hAnsi="Arial"/>
-                <w:b w:val="0"/>
-                <w:color w:val="444A54"/>
-                <w:sz w:val="18"/>
-              </w:rPr>
-              <w:t>Prove the safety rules work (K5)</w:t>
+              <w:t>A5. Tour the Pipeline Map  (pipeline)</w:t>
             </w:r>
           </w:p>
         </w:tc>
@@ -9380,7 +9335,7 @@
                 <w:color w:val="444A54"/>
                 <w:sz w:val="18"/>
               </w:rPr>
-              <w:t>Expected output</w:t>
+              <w:t>Part B - code (summary)</w:t>
             </w:r>
           </w:p>
         </w:tc>
@@ -9402,7 +9357,112 @@
                 <w:color w:val="444A54"/>
                 <w:sz w:val="18"/>
               </w:rPr>
-              <w:t>python -m pipeline check --reset (offline): configuration valid; 8 libraries OK; 4 secrets 'not set'; account SIM-LCC-0001 ACTIVE with equity, cash and buying power USD 100,000.00 and 0 positions; a clock line in New York and Singapore time (CLOSED at weekends, OVERNIGHT or PRE during a weekday Singapore class); last SPY bar 2025-12-31, close 676.64; 'RESULT: PIPELINE READY - paper trading only', exit code 0. python -m pipeline lists 24 commands.</w:t>
+              <w:t>Set up Python and your AI coding assistant (K5)</w:t>
+            </w:r>
+          </w:p>
+          <w:p>
+            <w:pPr>
+              <w:keepNext/>
+              <w:spacing w:after="40" w:line="252" w:lineRule="auto"/>
+            </w:pPr>
+            <w:r>
+              <w:rPr>
+                <w:rFonts w:ascii="Arial" w:hAnsi="Arial"/>
+                <w:b w:val="0"/>
+                <w:color w:val="444A54"/>
+                <w:sz w:val="18"/>
+              </w:rPr>
+              <w:t>Store Alpaca PAPER keys outside the code (K5)</w:t>
+            </w:r>
+          </w:p>
+          <w:p>
+            <w:pPr>
+              <w:keepNext/>
+              <w:spacing w:after="40" w:line="252" w:lineRule="auto"/>
+            </w:pPr>
+            <w:r>
+              <w:rPr>
+                <w:rFonts w:ascii="Arial" w:hAnsi="Arial"/>
+                <w:b w:val="0"/>
+                <w:color w:val="444A54"/>
+                <w:sz w:val="18"/>
+              </w:rPr>
+              <w:t>Write the pipeline configuration (K5)</w:t>
+            </w:r>
+          </w:p>
+          <w:p>
+            <w:pPr>
+              <w:keepNext/>
+              <w:spacing w:after="40" w:line="252" w:lineRule="auto"/>
+            </w:pPr>
+            <w:r>
+              <w:rPr>
+                <w:rFonts w:ascii="Arial" w:hAnsi="Arial"/>
+                <w:b w:val="0"/>
+                <w:color w:val="444A54"/>
+                <w:sz w:val="18"/>
+              </w:rPr>
+              <w:t>Build the configuration loader with safety validation (K5)</w:t>
+            </w:r>
+          </w:p>
+          <w:p>
+            <w:pPr>
+              <w:keepNext/>
+              <w:spacing w:after="40" w:line="252" w:lineRule="auto"/>
+            </w:pPr>
+            <w:r>
+              <w:rPr>
+                <w:rFonts w:ascii="Arial" w:hAnsi="Arial"/>
+                <w:b w:val="0"/>
+                <w:color w:val="444A54"/>
+                <w:sz w:val="18"/>
+              </w:rPr>
+              <w:t>Add the market clock for US and Singapore time (K5)</w:t>
+            </w:r>
+          </w:p>
+          <w:p>
+            <w:pPr>
+              <w:keepNext/>
+              <w:spacing w:after="40" w:line="252" w:lineRule="auto"/>
+            </w:pPr>
+            <w:r>
+              <w:rPr>
+                <w:rFonts w:ascii="Arial" w:hAnsi="Arial"/>
+                <w:b w:val="0"/>
+                <w:color w:val="444A54"/>
+                <w:sz w:val="18"/>
+              </w:rPr>
+              <w:t>Build the check command and the pipeline CLI (K5)</w:t>
+            </w:r>
+          </w:p>
+          <w:p>
+            <w:pPr>
+              <w:keepNext/>
+              <w:spacing w:after="40" w:line="252" w:lineRule="auto"/>
+            </w:pPr>
+            <w:r>
+              <w:rPr>
+                <w:rFonts w:ascii="Arial" w:hAnsi="Arial"/>
+                <w:b w:val="0"/>
+                <w:color w:val="444A54"/>
+                <w:sz w:val="18"/>
+              </w:rPr>
+              <w:t>Run the pre-flight check (K5)</w:t>
+            </w:r>
+          </w:p>
+          <w:p>
+            <w:pPr>
+              <w:keepNext/>
+              <w:spacing w:after="40" w:line="252" w:lineRule="auto"/>
+            </w:pPr>
+            <w:r>
+              <w:rPr>
+                <w:rFonts w:ascii="Arial" w:hAnsi="Arial"/>
+                <w:b w:val="0"/>
+                <w:color w:val="444A54"/>
+                <w:sz w:val="18"/>
+              </w:rPr>
+              <w:t>Prove the safety rules work (K5)</w:t>
             </w:r>
           </w:p>
         </w:tc>
@@ -9428,7 +9488,7 @@
                 <w:color w:val="444A54"/>
                 <w:sz w:val="18"/>
               </w:rPr>
-              <w:t>Common errors</w:t>
+              <w:t>Expected output</w:t>
             </w:r>
           </w:p>
         </w:tc>
@@ -9449,52 +9509,7 @@
                 <w:color w:val="444A54"/>
                 <w:sz w:val="18"/>
               </w:rPr>
-              <w:t>ModuleNotFoundError: pipeline, common or yaml -&gt; Activate the venv, run pip install -r requirements.txt and run every command from inside labs.</w:t>
-            </w:r>
-          </w:p>
-          <w:p>
-            <w:pPr>
-              <w:keepNext/>
-              <w:spacing w:after="40" w:line="252" w:lineRule="auto"/>
-            </w:pPr>
-            <w:r>
-              <w:rPr>
-                <w:rFonts w:ascii="Arial" w:hAnsi="Arial"/>
-                <w:b w:val="0"/>
-                <w:color w:val="444A54"/>
-                <w:sz w:val="18"/>
-              </w:rPr>
-              <w:t>401 Unauthorized or forbidden online -&gt; The keys are wrong or are LIVE keys. Regenerate PAPER keys and check .env has no spaces or quotes around the values.</w:t>
-            </w:r>
-          </w:p>
-          <w:p>
-            <w:pPr>
-              <w:keepNext/>
-              <w:spacing w:after="40" w:line="252" w:lineRule="auto"/>
-            </w:pPr>
-            <w:r>
-              <w:rPr>
-                <w:rFonts w:ascii="Arial" w:hAnsi="Arial"/>
-                <w:b w:val="0"/>
-                <w:color w:val="444A54"/>
-                <w:sz w:val="18"/>
-              </w:rPr>
-              <w:t>Mode shows OFFLINE although keys are set -&gt; Remove --offline, set mode: auto in config.yaml and make sure LAB_OFFLINE is not 1 in .env.</w:t>
-            </w:r>
-          </w:p>
-          <w:p>
-            <w:pPr>
-              <w:keepNext/>
-              <w:spacing w:after="40" w:line="252" w:lineRule="auto"/>
-            </w:pPr>
-            <w:r>
-              <w:rPr>
-                <w:rFonts w:ascii="Arial" w:hAnsi="Arial"/>
-                <w:b w:val="0"/>
-                <w:color w:val="444A54"/>
-                <w:sz w:val="18"/>
-              </w:rPr>
-              <w:t>The assistant wrote code that prints the secret -&gt; Reject the change: only the first 4 characters of the key ID may ever be shown, never the secret.</w:t>
+              <w:t>python -m pipeline check --reset (offline): configuration valid; 8 libraries OK; 4 secrets 'not set'; account SIM-LCC-0001 ACTIVE with equity, cash and buying power USD 100,000.00 and 0 positions; a clock line in New York and Singapore time (CLOSED at weekends, OVERNIGHT or PRE during a weekday Singapore class); last SPY bar 2025-12-31, close 676.64; 'RESULT: PIPELINE READY - paper trading only', exit code 0. python -m pipeline lists 24 commands.</w:t>
             </w:r>
           </w:p>
         </w:tc>
@@ -9510,17 +9525,18 @@
           </w:tcPr>
           <w:p>
             <w:pPr>
-              <w:spacing w:after="40" w:before="40" w:line="252" w:lineRule="auto"/>
-            </w:pPr>
-            <w:r/>
-            <w:r>
-              <w:rPr>
-                <w:rFonts w:ascii="Arial" w:hAnsi="Arial"/>
-                <w:b w:val="0"/>
-                <w:color w:val="444A54"/>
-                <w:sz w:val="18"/>
-              </w:rPr>
-              <w:t>Debrief prompt</w:t>
+              <w:keepNext/>
+              <w:spacing w:after="40" w:before="40" w:line="252" w:lineRule="auto"/>
+            </w:pPr>
+            <w:r/>
+            <w:r>
+              <w:rPr>
+                <w:rFonts w:ascii="Arial" w:hAnsi="Arial"/>
+                <w:b w:val="0"/>
+                <w:color w:val="444A54"/>
+                <w:sz w:val="18"/>
+              </w:rPr>
+              <w:t>Common errors</w:t>
             </w:r>
           </w:p>
         </w:tc>
@@ -9528,6 +9544,97 @@
           <w:tcPr>
             <w:tcW w:type="dxa" w:w="7632"/>
             <w:shd w:val="clear" w:fill="F2F5FA"/>
+          </w:tcPr>
+          <w:p>
+            <w:pPr>
+              <w:keepNext/>
+              <w:spacing w:after="40" w:before="40" w:line="252" w:lineRule="auto"/>
+            </w:pPr>
+            <w:r/>
+            <w:r>
+              <w:rPr>
+                <w:rFonts w:ascii="Arial" w:hAnsi="Arial"/>
+                <w:b w:val="0"/>
+                <w:color w:val="444A54"/>
+                <w:sz w:val="18"/>
+              </w:rPr>
+              <w:t>ModuleNotFoundError: pipeline, common or yaml -&gt; Activate the venv, run pip install -r requirements.txt and run every command from inside labs.</w:t>
+            </w:r>
+          </w:p>
+          <w:p>
+            <w:pPr>
+              <w:keepNext/>
+              <w:spacing w:after="40" w:line="252" w:lineRule="auto"/>
+            </w:pPr>
+            <w:r>
+              <w:rPr>
+                <w:rFonts w:ascii="Arial" w:hAnsi="Arial"/>
+                <w:b w:val="0"/>
+                <w:color w:val="444A54"/>
+                <w:sz w:val="18"/>
+              </w:rPr>
+              <w:t>401 Unauthorized or forbidden online -&gt; The keys are wrong or are LIVE keys. Regenerate PAPER keys and check .env has no spaces or quotes around the values.</w:t>
+            </w:r>
+          </w:p>
+          <w:p>
+            <w:pPr>
+              <w:keepNext/>
+              <w:spacing w:after="40" w:line="252" w:lineRule="auto"/>
+            </w:pPr>
+            <w:r>
+              <w:rPr>
+                <w:rFonts w:ascii="Arial" w:hAnsi="Arial"/>
+                <w:b w:val="0"/>
+                <w:color w:val="444A54"/>
+                <w:sz w:val="18"/>
+              </w:rPr>
+              <w:t>Mode shows OFFLINE although keys are set -&gt; Remove --offline, set mode: auto in config.yaml and make sure LAB_OFFLINE is not 1 in .env.</w:t>
+            </w:r>
+          </w:p>
+          <w:p>
+            <w:pPr>
+              <w:keepNext/>
+              <w:spacing w:after="40" w:line="252" w:lineRule="auto"/>
+            </w:pPr>
+            <w:r>
+              <w:rPr>
+                <w:rFonts w:ascii="Arial" w:hAnsi="Arial"/>
+                <w:b w:val="0"/>
+                <w:color w:val="444A54"/>
+                <w:sz w:val="18"/>
+              </w:rPr>
+              <w:t>The assistant wrote code that prints the secret -&gt; Reject the change: only the first 4 characters of the key ID may ever be shown, never the secret.</w:t>
+            </w:r>
+          </w:p>
+        </w:tc>
+      </w:tr>
+      <w:tr>
+        <w:trPr>
+          <w:cantSplit w:val="true"/>
+        </w:trPr>
+        <w:tc>
+          <w:tcPr>
+            <w:tcW w:type="dxa" w:w="2304"/>
+          </w:tcPr>
+          <w:p>
+            <w:pPr>
+              <w:spacing w:after="40" w:before="40" w:line="252" w:lineRule="auto"/>
+            </w:pPr>
+            <w:r/>
+            <w:r>
+              <w:rPr>
+                <w:rFonts w:ascii="Arial" w:hAnsi="Arial"/>
+                <w:b w:val="0"/>
+                <w:color w:val="444A54"/>
+                <w:sz w:val="18"/>
+              </w:rPr>
+              <w:t>Debrief prompt</w:t>
+            </w:r>
+          </w:p>
+        </w:tc>
+        <w:tc>
+          <w:tcPr>
+            <w:tcW w:type="dxa" w:w="7632"/>
           </w:tcPr>
           <w:p>
             <w:pPr>
@@ -9662,7 +9769,7 @@
                 <w:color w:val="444A54"/>
                 <w:sz w:val="18"/>
               </w:rPr>
-              <w:t>A3, K5, K9  |  20 min  |  slide 61</w:t>
+              <w:t>A3, K5, K9  |  20 min  |  slide 62</w:t>
             </w:r>
           </w:p>
         </w:tc>
@@ -9784,7 +9891,7 @@
                 <w:color w:val="444A54"/>
                 <w:sz w:val="18"/>
               </w:rPr>
-              <w:t>Steps (summary)</w:t>
+              <w:t>Part A - simulator</w:t>
             </w:r>
           </w:p>
         </w:tc>
@@ -9805,7 +9912,7 @@
                 <w:color w:val="444A54"/>
                 <w:sz w:val="18"/>
               </w:rPr>
-              <w:t>Add the data-check panel to SGX:D05 (A3, K9)</w:t>
+              <w:t>A1. Read TradingView's Data Window  (data?tab=reference&amp;ref=AAPL)</w:t>
             </w:r>
           </w:p>
           <w:p>
@@ -9820,7 +9927,7 @@
                 <w:color w:val="444A54"/>
                 <w:sz w:val="18"/>
               </w:rPr>
-              <w:t>Repeat for NASDAQ:AAPL and switch the adjustment (A3, K9)</w:t>
+              <w:t>A2. Compare with RAW and ADJUSTED bars  (data?tab=reference&amp;ref=AAPL)</w:t>
             </w:r>
           </w:p>
           <w:p>
@@ -9835,7 +9942,7 @@
                 <w:color w:val="444A54"/>
                 <w:sz w:val="18"/>
               </w:rPr>
-              <w:t>Record what TradingView shows (A3)</w:t>
+              <w:t>A3. Repeat for SGX:D05 (DBS)  (data?tab=reference&amp;ref=D05.SI)</w:t>
             </w:r>
           </w:p>
           <w:p>
@@ -9850,67 +9957,7 @@
                 <w:color w:val="444A54"/>
                 <w:sz w:val="18"/>
               </w:rPr>
-              <w:t>Build the validation stage (A3, K5, K9)</w:t>
-            </w:r>
-          </w:p>
-          <w:p>
-            <w:pPr>
-              <w:keepNext/>
-              <w:spacing w:after="40" w:line="252" w:lineRule="auto"/>
-            </w:pPr>
-            <w:r>
-              <w:rPr>
-                <w:rFonts w:ascii="Arial" w:hAnsi="Arial"/>
-                <w:b w:val="0"/>
-                <w:color w:val="444A54"/>
-                <w:sz w:val="18"/>
-              </w:rPr>
-              <w:t>Run the validation stage (A3, K9)</w:t>
-            </w:r>
-          </w:p>
-          <w:p>
-            <w:pPr>
-              <w:keepNext/>
-              <w:spacing w:after="40" w:line="252" w:lineRule="auto"/>
-            </w:pPr>
-            <w:r>
-              <w:rPr>
-                <w:rFonts w:ascii="Arial" w:hAnsi="Arial"/>
-                <w:b w:val="0"/>
-                <w:color w:val="444A54"/>
-                <w:sz w:val="18"/>
-              </w:rPr>
-              <w:t>Understand adjusted versus unadjusted prices (K9)</w:t>
-            </w:r>
-          </w:p>
-          <w:p>
-            <w:pPr>
-              <w:keepNext/>
-              <w:spacing w:after="40" w:line="252" w:lineRule="auto"/>
-            </w:pPr>
-            <w:r>
-              <w:rPr>
-                <w:rFonts w:ascii="Arial" w:hAnsi="Arial"/>
-                <w:b w:val="0"/>
-                <w:color w:val="444A54"/>
-                <w:sz w:val="18"/>
-              </w:rPr>
-              <w:t>Make the validation fail on purpose (A3)</w:t>
-            </w:r>
-          </w:p>
-          <w:p>
-            <w:pPr>
-              <w:keepNext/>
-              <w:spacing w:after="40" w:line="252" w:lineRule="auto"/>
-            </w:pPr>
-            <w:r>
-              <w:rPr>
-                <w:rFonts w:ascii="Arial" w:hAnsi="Arial"/>
-                <w:b w:val="0"/>
-                <w:color w:val="444A54"/>
-                <w:sz w:val="18"/>
-              </w:rPr>
-              <w:t>Identify other forms of market data (K9)</w:t>
+              <w:t>A4. Inspect the chart  (data?tab=chart&amp;symbol=AAPL)</w:t>
             </w:r>
           </w:p>
         </w:tc>
@@ -9937,7 +9984,7 @@
                 <w:color w:val="444A54"/>
                 <w:sz w:val="18"/>
               </w:rPr>
-              <w:t>Expected output</w:t>
+              <w:t>Part B - code (summary)</w:t>
             </w:r>
           </w:p>
         </w:tc>
@@ -9959,7 +10006,112 @@
                 <w:color w:val="444A54"/>
                 <w:sz w:val="18"/>
               </w:rPr>
-              <w:t>python -m pipeline validate --date 2025-12-31: AAPL RAW close 271.86 vs ADJUSTED 271.12 (factor 0.9973); SGX:D05 RAW close 56.36 vs ADJUSTED 54.22 (factor 0.9620); both match TradingView's default (unadjusted) view to the cent - 'PASS - TradingView matches RAW'; RESULT: 2/2 watch-list symbols validated; files _outputs/Lab02_validation_report.csv and _outputs/Lab02_validation.png.</w:t>
+              <w:t>Add the data-check panel to SGX:D05 (A3, K9)</w:t>
+            </w:r>
+          </w:p>
+          <w:p>
+            <w:pPr>
+              <w:keepNext/>
+              <w:spacing w:after="40" w:line="252" w:lineRule="auto"/>
+            </w:pPr>
+            <w:r>
+              <w:rPr>
+                <w:rFonts w:ascii="Arial" w:hAnsi="Arial"/>
+                <w:b w:val="0"/>
+                <w:color w:val="444A54"/>
+                <w:sz w:val="18"/>
+              </w:rPr>
+              <w:t>Repeat for NASDAQ:AAPL and switch the adjustment (A3, K9)</w:t>
+            </w:r>
+          </w:p>
+          <w:p>
+            <w:pPr>
+              <w:keepNext/>
+              <w:spacing w:after="40" w:line="252" w:lineRule="auto"/>
+            </w:pPr>
+            <w:r>
+              <w:rPr>
+                <w:rFonts w:ascii="Arial" w:hAnsi="Arial"/>
+                <w:b w:val="0"/>
+                <w:color w:val="444A54"/>
+                <w:sz w:val="18"/>
+              </w:rPr>
+              <w:t>Record what TradingView shows (A3)</w:t>
+            </w:r>
+          </w:p>
+          <w:p>
+            <w:pPr>
+              <w:keepNext/>
+              <w:spacing w:after="40" w:line="252" w:lineRule="auto"/>
+            </w:pPr>
+            <w:r>
+              <w:rPr>
+                <w:rFonts w:ascii="Arial" w:hAnsi="Arial"/>
+                <w:b w:val="0"/>
+                <w:color w:val="444A54"/>
+                <w:sz w:val="18"/>
+              </w:rPr>
+              <w:t>Build the validation stage (A3, K5, K9)</w:t>
+            </w:r>
+          </w:p>
+          <w:p>
+            <w:pPr>
+              <w:keepNext/>
+              <w:spacing w:after="40" w:line="252" w:lineRule="auto"/>
+            </w:pPr>
+            <w:r>
+              <w:rPr>
+                <w:rFonts w:ascii="Arial" w:hAnsi="Arial"/>
+                <w:b w:val="0"/>
+                <w:color w:val="444A54"/>
+                <w:sz w:val="18"/>
+              </w:rPr>
+              <w:t>Run the validation stage (A3, K9)</w:t>
+            </w:r>
+          </w:p>
+          <w:p>
+            <w:pPr>
+              <w:keepNext/>
+              <w:spacing w:after="40" w:line="252" w:lineRule="auto"/>
+            </w:pPr>
+            <w:r>
+              <w:rPr>
+                <w:rFonts w:ascii="Arial" w:hAnsi="Arial"/>
+                <w:b w:val="0"/>
+                <w:color w:val="444A54"/>
+                <w:sz w:val="18"/>
+              </w:rPr>
+              <w:t>Understand adjusted versus unadjusted prices (K9)</w:t>
+            </w:r>
+          </w:p>
+          <w:p>
+            <w:pPr>
+              <w:keepNext/>
+              <w:spacing w:after="40" w:line="252" w:lineRule="auto"/>
+            </w:pPr>
+            <w:r>
+              <w:rPr>
+                <w:rFonts w:ascii="Arial" w:hAnsi="Arial"/>
+                <w:b w:val="0"/>
+                <w:color w:val="444A54"/>
+                <w:sz w:val="18"/>
+              </w:rPr>
+              <w:t>Make the validation fail on purpose (A3)</w:t>
+            </w:r>
+          </w:p>
+          <w:p>
+            <w:pPr>
+              <w:keepNext/>
+              <w:spacing w:after="40" w:line="252" w:lineRule="auto"/>
+            </w:pPr>
+            <w:r>
+              <w:rPr>
+                <w:rFonts w:ascii="Arial" w:hAnsi="Arial"/>
+                <w:b w:val="0"/>
+                <w:color w:val="444A54"/>
+                <w:sz w:val="18"/>
+              </w:rPr>
+              <w:t>Identify other forms of market data (K9)</w:t>
             </w:r>
           </w:p>
         </w:tc>
@@ -9985,7 +10137,7 @@
                 <w:color w:val="444A54"/>
                 <w:sz w:val="18"/>
               </w:rPr>
-              <w:t>Common errors</w:t>
+              <w:t>Expected output</w:t>
             </w:r>
           </w:p>
         </w:tc>
@@ -10006,52 +10158,7 @@
                 <w:color w:val="444A54"/>
                 <w:sz w:val="18"/>
               </w:rPr>
-              <w:t>SGX:D05 shows delayed or no intraday data -&gt; Free plans show delayed SGX data; daily bars are enough for this lab.</w:t>
-            </w:r>
-          </w:p>
-          <w:p>
-            <w:pPr>
-              <w:keepNext/>
-              <w:spacing w:after="40" w:line="252" w:lineRule="auto"/>
-            </w:pPr>
-            <w:r>
-              <w:rPr>
-                <w:rFonts w:ascii="Arial" w:hAnsi="Arial"/>
-                <w:b w:val="0"/>
-                <w:color w:val="444A54"/>
-                <w:sz w:val="18"/>
-              </w:rPr>
-              <w:t>Verdict FAIL for D05 -&gt; Check the date, that the chart is 1D and that 'Adjust data for dividends' is unticked; enter the regular-session close, not an extended-hours price.</w:t>
-            </w:r>
-          </w:p>
-          <w:p>
-            <w:pPr>
-              <w:keepNext/>
-              <w:spacing w:after="40" w:line="252" w:lineRule="auto"/>
-            </w:pPr>
-            <w:r>
-              <w:rPr>
-                <w:rFonts w:ascii="Arial" w:hAnsi="Arial"/>
-                <w:b w:val="0"/>
-                <w:color w:val="444A54"/>
-                <w:sz w:val="18"/>
-              </w:rPr>
-              <w:t>Data Window not visible -&gt; Open it from the right toolbar (Data Window icon) or press Alt+D.</w:t>
-            </w:r>
-          </w:p>
-          <w:p>
-            <w:pPr>
-              <w:keepNext/>
-              <w:spacing w:after="40" w:line="252" w:lineRule="auto"/>
-            </w:pPr>
-            <w:r>
-              <w:rPr>
-                <w:rFonts w:ascii="Arial" w:hAnsi="Arial"/>
-                <w:b w:val="0"/>
-                <w:color w:val="444A54"/>
-                <w:sz w:val="18"/>
-              </w:rPr>
-              <w:t>Pine compile error -&gt; The first line must be //@version=6 and the whole file must be pasted.</w:t>
+              <w:t>python -m pipeline validate --date 2025-12-31: AAPL RAW close 271.86 vs ADJUSTED 271.12 (factor 0.9973); SGX:D05 RAW close 56.36 vs ADJUSTED 54.22 (factor 0.9620); both match TradingView's default (unadjusted) view to the cent - 'PASS - TradingView matches RAW'; RESULT: 2/2 watch-list symbols validated; files _outputs/Lab02_validation_report.csv and _outputs/Lab02_validation.png.</w:t>
             </w:r>
           </w:p>
         </w:tc>
@@ -10067,17 +10174,18 @@
           </w:tcPr>
           <w:p>
             <w:pPr>
-              <w:spacing w:after="40" w:before="40" w:line="252" w:lineRule="auto"/>
-            </w:pPr>
-            <w:r/>
-            <w:r>
-              <w:rPr>
-                <w:rFonts w:ascii="Arial" w:hAnsi="Arial"/>
-                <w:b w:val="0"/>
-                <w:color w:val="444A54"/>
-                <w:sz w:val="18"/>
-              </w:rPr>
-              <w:t>Debrief prompt</w:t>
+              <w:keepNext/>
+              <w:spacing w:after="40" w:before="40" w:line="252" w:lineRule="auto"/>
+            </w:pPr>
+            <w:r/>
+            <w:r>
+              <w:rPr>
+                <w:rFonts w:ascii="Arial" w:hAnsi="Arial"/>
+                <w:b w:val="0"/>
+                <w:color w:val="444A54"/>
+                <w:sz w:val="18"/>
+              </w:rPr>
+              <w:t>Common errors</w:t>
             </w:r>
           </w:p>
         </w:tc>
@@ -10085,6 +10193,97 @@
           <w:tcPr>
             <w:tcW w:type="dxa" w:w="7632"/>
             <w:shd w:val="clear" w:fill="F2F5FA"/>
+          </w:tcPr>
+          <w:p>
+            <w:pPr>
+              <w:keepNext/>
+              <w:spacing w:after="40" w:before="40" w:line="252" w:lineRule="auto"/>
+            </w:pPr>
+            <w:r/>
+            <w:r>
+              <w:rPr>
+                <w:rFonts w:ascii="Arial" w:hAnsi="Arial"/>
+                <w:b w:val="0"/>
+                <w:color w:val="444A54"/>
+                <w:sz w:val="18"/>
+              </w:rPr>
+              <w:t>SGX:D05 shows delayed or no intraday data -&gt; Free plans show delayed SGX data; daily bars are enough for this lab.</w:t>
+            </w:r>
+          </w:p>
+          <w:p>
+            <w:pPr>
+              <w:keepNext/>
+              <w:spacing w:after="40" w:line="252" w:lineRule="auto"/>
+            </w:pPr>
+            <w:r>
+              <w:rPr>
+                <w:rFonts w:ascii="Arial" w:hAnsi="Arial"/>
+                <w:b w:val="0"/>
+                <w:color w:val="444A54"/>
+                <w:sz w:val="18"/>
+              </w:rPr>
+              <w:t>Verdict FAIL for D05 -&gt; Check the date, that the chart is 1D and that 'Adjust data for dividends' is unticked; enter the regular-session close, not an extended-hours price.</w:t>
+            </w:r>
+          </w:p>
+          <w:p>
+            <w:pPr>
+              <w:keepNext/>
+              <w:spacing w:after="40" w:line="252" w:lineRule="auto"/>
+            </w:pPr>
+            <w:r>
+              <w:rPr>
+                <w:rFonts w:ascii="Arial" w:hAnsi="Arial"/>
+                <w:b w:val="0"/>
+                <w:color w:val="444A54"/>
+                <w:sz w:val="18"/>
+              </w:rPr>
+              <w:t>Data Window not visible -&gt; Open it from the right toolbar (Data Window icon) or press Alt+D.</w:t>
+            </w:r>
+          </w:p>
+          <w:p>
+            <w:pPr>
+              <w:keepNext/>
+              <w:spacing w:after="40" w:line="252" w:lineRule="auto"/>
+            </w:pPr>
+            <w:r>
+              <w:rPr>
+                <w:rFonts w:ascii="Arial" w:hAnsi="Arial"/>
+                <w:b w:val="0"/>
+                <w:color w:val="444A54"/>
+                <w:sz w:val="18"/>
+              </w:rPr>
+              <w:t>Pine compile error -&gt; The first line must be //@version=6 and the whole file must be pasted.</w:t>
+            </w:r>
+          </w:p>
+        </w:tc>
+      </w:tr>
+      <w:tr>
+        <w:trPr>
+          <w:cantSplit w:val="true"/>
+        </w:trPr>
+        <w:tc>
+          <w:tcPr>
+            <w:tcW w:type="dxa" w:w="2304"/>
+          </w:tcPr>
+          <w:p>
+            <w:pPr>
+              <w:spacing w:after="40" w:before="40" w:line="252" w:lineRule="auto"/>
+            </w:pPr>
+            <w:r/>
+            <w:r>
+              <w:rPr>
+                <w:rFonts w:ascii="Arial" w:hAnsi="Arial"/>
+                <w:b w:val="0"/>
+                <w:color w:val="444A54"/>
+                <w:sz w:val="18"/>
+              </w:rPr>
+              <w:t>Debrief prompt</w:t>
+            </w:r>
+          </w:p>
+        </w:tc>
+        <w:tc>
+          <w:tcPr>
+            <w:tcW w:type="dxa" w:w="7632"/>
           </w:tcPr>
           <w:p>
             <w:pPr>
@@ -10219,7 +10418,7 @@
                 <w:color w:val="444A54"/>
                 <w:sz w:val="18"/>
               </w:rPr>
-              <w:t>A6, K9  |  20 min  |  slide 63</w:t>
+              <w:t>A6, K9  |  20 min  |  slide 64</w:t>
             </w:r>
           </w:p>
         </w:tc>
@@ -10341,7 +10540,7 @@
                 <w:color w:val="444A54"/>
                 <w:sz w:val="18"/>
               </w:rPr>
-              <w:t>Steps (summary)</w:t>
+              <w:t>Part A - simulator</w:t>
             </w:r>
           </w:p>
         </w:tc>
@@ -10362,7 +10561,7 @@
                 <w:color w:val="444A54"/>
                 <w:sz w:val="18"/>
               </w:rPr>
-              <w:t>Understand how bars are requested (K9)</w:t>
+              <w:t>A1. Fetch data  (data?tab=instruments&amp;symbol=AAPL)</w:t>
             </w:r>
           </w:p>
           <w:p>
@@ -10377,7 +10576,7 @@
                 <w:color w:val="444A54"/>
                 <w:sz w:val="18"/>
               </w:rPr>
-              <w:t>Build the cache and load_bars() (A6, K9)</w:t>
+              <w:t>A2. Read the data-quality report  (data?tab=quality&amp;symbol=SPY)</w:t>
             </w:r>
           </w:p>
           <w:p>
@@ -10392,7 +10591,7 @@
                 <w:color w:val="444A54"/>
                 <w:sz w:val="18"/>
               </w:rPr>
-              <w:t>Add automated data-quality checks (A6)</w:t>
+              <w:t>A3. Switch timeframes  (data?tab=chart&amp;symbol=SPY&amp;timeframe=1Week)</w:t>
             </w:r>
           </w:p>
           <w:p>
@@ -10407,67 +10606,7 @@
                 <w:color w:val="444A54"/>
                 <w:sz w:val="18"/>
               </w:rPr>
-              <w:t>Ingest an unstructured source: news headlines (A6, K9)</w:t>
-            </w:r>
-          </w:p>
-          <w:p>
-            <w:pPr>
-              <w:keepNext/>
-              <w:spacing w:after="40" w:line="252" w:lineRule="auto"/>
-            </w:pPr>
-            <w:r>
-              <w:rPr>
-                <w:rFonts w:ascii="Arial" w:hAnsi="Arial"/>
-                <w:b w:val="0"/>
-                <w:color w:val="444A54"/>
-                <w:sz w:val="18"/>
-              </w:rPr>
-              <w:t>Build the ingest run with the report (A6, K9)</w:t>
-            </w:r>
-          </w:p>
-          <w:p>
-            <w:pPr>
-              <w:keepNext/>
-              <w:spacing w:after="40" w:line="252" w:lineRule="auto"/>
-            </w:pPr>
-            <w:r>
-              <w:rPr>
-                <w:rFonts w:ascii="Arial" w:hAnsi="Arial"/>
-                <w:b w:val="0"/>
-                <w:color w:val="444A54"/>
-                <w:sz w:val="18"/>
-              </w:rPr>
-              <w:t>Run the ingestion stage (A6, K9)</w:t>
-            </w:r>
-          </w:p>
-          <w:p>
-            <w:pPr>
-              <w:keepNext/>
-              <w:spacing w:after="40" w:line="252" w:lineRule="auto"/>
-            </w:pPr>
-            <w:r>
-              <w:rPr>
-                <w:rFonts w:ascii="Arial" w:hAnsi="Arial"/>
-                <w:b w:val="0"/>
-                <w:color w:val="444A54"/>
-                <w:sz w:val="18"/>
-              </w:rPr>
-              <w:t>Inspect the cache and the manifest (A6)</w:t>
-            </w:r>
-          </w:p>
-          <w:p>
-            <w:pPr>
-              <w:keepNext/>
-              <w:spacing w:after="40" w:line="252" w:lineRule="auto"/>
-            </w:pPr>
-            <w:r>
-              <w:rPr>
-                <w:rFonts w:ascii="Arial" w:hAnsi="Arial"/>
-                <w:b w:val="0"/>
-                <w:color w:val="444A54"/>
-                <w:sz w:val="18"/>
-              </w:rPr>
-              <w:t>Design a big-data extension (A6)</w:t>
+              <w:t>A4. Headlines and sentiment  (data?tab=news&amp;symbol=NVDA)</w:t>
             </w:r>
           </w:p>
         </w:tc>
@@ -10494,7 +10633,7 @@
                 <w:color w:val="444A54"/>
                 <w:sz w:val="18"/>
               </w:rPr>
-              <w:t>Expected output</w:t>
+              <w:t>Part B - code (summary)</w:t>
             </w:r>
           </w:p>
         </w:tc>
@@ -10516,7 +10655,112 @@
                 <w:color w:val="444A54"/>
                 <w:sz w:val="18"/>
               </w:rPr>
-              <w:t>python -m pipeline ingest (offline): 37 files cached in _cache/bars, 0 failed quality checks; daily 2,011 bars per symbol, weekly 418, monthly 96, SPY hourly 440 (Q4 2025); big-move flags NVDA 40, AAPL 12, SPY 5; 12 synthetic headlines cached; SPY annualised mean 15.14% and volatility 19.46% (excess kurtosis 13.12), AAPL 28.66% / 30.79%, correlation 0.77; files _outputs/Lab03_data_quality.csv, _cache/manifest.json and chart _outputs/Lab03_market_data.png.</w:t>
+              <w:t>Understand how bars are requested (K9)</w:t>
+            </w:r>
+          </w:p>
+          <w:p>
+            <w:pPr>
+              <w:keepNext/>
+              <w:spacing w:after="40" w:line="252" w:lineRule="auto"/>
+            </w:pPr>
+            <w:r>
+              <w:rPr>
+                <w:rFonts w:ascii="Arial" w:hAnsi="Arial"/>
+                <w:b w:val="0"/>
+                <w:color w:val="444A54"/>
+                <w:sz w:val="18"/>
+              </w:rPr>
+              <w:t>Build the cache and load_bars() (A6, K9)</w:t>
+            </w:r>
+          </w:p>
+          <w:p>
+            <w:pPr>
+              <w:keepNext/>
+              <w:spacing w:after="40" w:line="252" w:lineRule="auto"/>
+            </w:pPr>
+            <w:r>
+              <w:rPr>
+                <w:rFonts w:ascii="Arial" w:hAnsi="Arial"/>
+                <w:b w:val="0"/>
+                <w:color w:val="444A54"/>
+                <w:sz w:val="18"/>
+              </w:rPr>
+              <w:t>Add automated data-quality checks (A6)</w:t>
+            </w:r>
+          </w:p>
+          <w:p>
+            <w:pPr>
+              <w:keepNext/>
+              <w:spacing w:after="40" w:line="252" w:lineRule="auto"/>
+            </w:pPr>
+            <w:r>
+              <w:rPr>
+                <w:rFonts w:ascii="Arial" w:hAnsi="Arial"/>
+                <w:b w:val="0"/>
+                <w:color w:val="444A54"/>
+                <w:sz w:val="18"/>
+              </w:rPr>
+              <w:t>Ingest an unstructured source: news headlines (A6, K9)</w:t>
+            </w:r>
+          </w:p>
+          <w:p>
+            <w:pPr>
+              <w:keepNext/>
+              <w:spacing w:after="40" w:line="252" w:lineRule="auto"/>
+            </w:pPr>
+            <w:r>
+              <w:rPr>
+                <w:rFonts w:ascii="Arial" w:hAnsi="Arial"/>
+                <w:b w:val="0"/>
+                <w:color w:val="444A54"/>
+                <w:sz w:val="18"/>
+              </w:rPr>
+              <w:t>Build the ingest run with the report (A6, K9)</w:t>
+            </w:r>
+          </w:p>
+          <w:p>
+            <w:pPr>
+              <w:keepNext/>
+              <w:spacing w:after="40" w:line="252" w:lineRule="auto"/>
+            </w:pPr>
+            <w:r>
+              <w:rPr>
+                <w:rFonts w:ascii="Arial" w:hAnsi="Arial"/>
+                <w:b w:val="0"/>
+                <w:color w:val="444A54"/>
+                <w:sz w:val="18"/>
+              </w:rPr>
+              <w:t>Run the ingestion stage (A6, K9)</w:t>
+            </w:r>
+          </w:p>
+          <w:p>
+            <w:pPr>
+              <w:keepNext/>
+              <w:spacing w:after="40" w:line="252" w:lineRule="auto"/>
+            </w:pPr>
+            <w:r>
+              <w:rPr>
+                <w:rFonts w:ascii="Arial" w:hAnsi="Arial"/>
+                <w:b w:val="0"/>
+                <w:color w:val="444A54"/>
+                <w:sz w:val="18"/>
+              </w:rPr>
+              <w:t>Inspect the cache and the manifest (A6)</w:t>
+            </w:r>
+          </w:p>
+          <w:p>
+            <w:pPr>
+              <w:keepNext/>
+              <w:spacing w:after="40" w:line="252" w:lineRule="auto"/>
+            </w:pPr>
+            <w:r>
+              <w:rPr>
+                <w:rFonts w:ascii="Arial" w:hAnsi="Arial"/>
+                <w:b w:val="0"/>
+                <w:color w:val="444A54"/>
+                <w:sz w:val="18"/>
+              </w:rPr>
+              <w:t>Design a big-data extension (A6)</w:t>
             </w:r>
           </w:p>
         </w:tc>
@@ -10542,7 +10786,7 @@
                 <w:color w:val="444A54"/>
                 <w:sz w:val="18"/>
               </w:rPr>
-              <w:t>Common errors</w:t>
+              <w:t>Expected output</w:t>
             </w:r>
           </w:p>
         </w:tc>
@@ -10563,52 +10807,7 @@
                 <w:color w:val="444A54"/>
                 <w:sz w:val="18"/>
               </w:rPr>
-              <w:t>Hourly bars 'not available offline' for most symbols -&gt; Expected: only SPY hourly data are bundled; online Alpaca returns hourly bars for every symbol.</w:t>
-            </w:r>
-          </w:p>
-          <w:p>
-            <w:pPr>
-              <w:keepNext/>
-              <w:spacing w:after="40" w:line="252" w:lineRule="auto"/>
-            </w:pPr>
-            <w:r>
-              <w:rPr>
-                <w:rFonts w:ascii="Arial" w:hAnsi="Arial"/>
-                <w:b w:val="0"/>
-                <w:color w:val="444A54"/>
-                <w:sz w:val="18"/>
-              </w:rPr>
-              <w:t>Alpaca returns fewer hourly bars than expected -&gt; The free IEX feed covers only IEX trades; use daily bars or a SIP subscription for full volume.</w:t>
-            </w:r>
-          </w:p>
-          <w:p>
-            <w:pPr>
-              <w:keepNext/>
-              <w:spacing w:after="40" w:line="252" w:lineRule="auto"/>
-            </w:pPr>
-            <w:r>
-              <w:rPr>
-                <w:rFonts w:ascii="Arial" w:hAnsi="Arial"/>
-                <w:b w:val="0"/>
-                <w:color w:val="444A54"/>
-                <w:sz w:val="18"/>
-              </w:rPr>
-              <w:t>Status CHECK on many symbols -&gt; CHECK means 'look at the big moves' (earnings, splits, 2020 crash); only FAIL blocks a file.</w:t>
-            </w:r>
-          </w:p>
-          <w:p>
-            <w:pPr>
-              <w:keepNext/>
-              <w:spacing w:after="40" w:line="252" w:lineRule="auto"/>
-            </w:pPr>
-            <w:r>
-              <w:rPr>
-                <w:rFonts w:ascii="Arial" w:hAnsi="Arial"/>
-                <w:b w:val="0"/>
-                <w:color w:val="444A54"/>
-                <w:sz w:val="18"/>
-              </w:rPr>
-              <w:t>Later stages ignore new data -&gt; load_bars reads the cache offline; rerun python -m pipeline ingest after adding data.</w:t>
+              <w:t>python -m pipeline ingest (offline): 37 files cached in _cache/bars, 0 failed quality checks; daily 2,011 bars per symbol, weekly 418, monthly 96, SPY hourly 440 (Q4 2025); big-move flags NVDA 40, AAPL 12, SPY 5; 12 synthetic headlines cached; SPY annualised mean 15.14% and volatility 19.46% (excess kurtosis 13.12), AAPL 28.66% / 30.79%, correlation 0.77; files _outputs/Lab03_data_quality.csv, _cache/manifest.json and chart _outputs/Lab03_market_data.png.</w:t>
             </w:r>
           </w:p>
         </w:tc>
@@ -10624,17 +10823,18 @@
           </w:tcPr>
           <w:p>
             <w:pPr>
-              <w:spacing w:after="40" w:before="40" w:line="252" w:lineRule="auto"/>
-            </w:pPr>
-            <w:r/>
-            <w:r>
-              <w:rPr>
-                <w:rFonts w:ascii="Arial" w:hAnsi="Arial"/>
-                <w:b w:val="0"/>
-                <w:color w:val="444A54"/>
-                <w:sz w:val="18"/>
-              </w:rPr>
-              <w:t>Debrief prompt</w:t>
+              <w:keepNext/>
+              <w:spacing w:after="40" w:before="40" w:line="252" w:lineRule="auto"/>
+            </w:pPr>
+            <w:r/>
+            <w:r>
+              <w:rPr>
+                <w:rFonts w:ascii="Arial" w:hAnsi="Arial"/>
+                <w:b w:val="0"/>
+                <w:color w:val="444A54"/>
+                <w:sz w:val="18"/>
+              </w:rPr>
+              <w:t>Common errors</w:t>
             </w:r>
           </w:p>
         </w:tc>
@@ -10642,6 +10842,97 @@
           <w:tcPr>
             <w:tcW w:type="dxa" w:w="7632"/>
             <w:shd w:val="clear" w:fill="F2F5FA"/>
+          </w:tcPr>
+          <w:p>
+            <w:pPr>
+              <w:keepNext/>
+              <w:spacing w:after="40" w:before="40" w:line="252" w:lineRule="auto"/>
+            </w:pPr>
+            <w:r/>
+            <w:r>
+              <w:rPr>
+                <w:rFonts w:ascii="Arial" w:hAnsi="Arial"/>
+                <w:b w:val="0"/>
+                <w:color w:val="444A54"/>
+                <w:sz w:val="18"/>
+              </w:rPr>
+              <w:t>Hourly bars 'not available offline' for most symbols -&gt; Expected: only SPY hourly data are bundled; online Alpaca returns hourly bars for every symbol.</w:t>
+            </w:r>
+          </w:p>
+          <w:p>
+            <w:pPr>
+              <w:keepNext/>
+              <w:spacing w:after="40" w:line="252" w:lineRule="auto"/>
+            </w:pPr>
+            <w:r>
+              <w:rPr>
+                <w:rFonts w:ascii="Arial" w:hAnsi="Arial"/>
+                <w:b w:val="0"/>
+                <w:color w:val="444A54"/>
+                <w:sz w:val="18"/>
+              </w:rPr>
+              <w:t>Alpaca returns fewer hourly bars than expected -&gt; The free IEX feed covers only IEX trades; use daily bars or a SIP subscription for full volume.</w:t>
+            </w:r>
+          </w:p>
+          <w:p>
+            <w:pPr>
+              <w:keepNext/>
+              <w:spacing w:after="40" w:line="252" w:lineRule="auto"/>
+            </w:pPr>
+            <w:r>
+              <w:rPr>
+                <w:rFonts w:ascii="Arial" w:hAnsi="Arial"/>
+                <w:b w:val="0"/>
+                <w:color w:val="444A54"/>
+                <w:sz w:val="18"/>
+              </w:rPr>
+              <w:t>Status CHECK on many symbols -&gt; CHECK means 'look at the big moves' (earnings, splits, 2020 crash); only FAIL blocks a file.</w:t>
+            </w:r>
+          </w:p>
+          <w:p>
+            <w:pPr>
+              <w:keepNext/>
+              <w:spacing w:after="40" w:line="252" w:lineRule="auto"/>
+            </w:pPr>
+            <w:r>
+              <w:rPr>
+                <w:rFonts w:ascii="Arial" w:hAnsi="Arial"/>
+                <w:b w:val="0"/>
+                <w:color w:val="444A54"/>
+                <w:sz w:val="18"/>
+              </w:rPr>
+              <w:t>Later stages ignore new data -&gt; load_bars reads the cache offline; rerun python -m pipeline ingest after adding data.</w:t>
+            </w:r>
+          </w:p>
+        </w:tc>
+      </w:tr>
+      <w:tr>
+        <w:trPr>
+          <w:cantSplit w:val="true"/>
+        </w:trPr>
+        <w:tc>
+          <w:tcPr>
+            <w:tcW w:type="dxa" w:w="2304"/>
+          </w:tcPr>
+          <w:p>
+            <w:pPr>
+              <w:spacing w:after="40" w:before="40" w:line="252" w:lineRule="auto"/>
+            </w:pPr>
+            <w:r/>
+            <w:r>
+              <w:rPr>
+                <w:rFonts w:ascii="Arial" w:hAnsi="Arial"/>
+                <w:b w:val="0"/>
+                <w:color w:val="444A54"/>
+                <w:sz w:val="18"/>
+              </w:rPr>
+              <w:t>Debrief prompt</w:t>
+            </w:r>
+          </w:p>
+        </w:tc>
+        <w:tc>
+          <w:tcPr>
+            <w:tcW w:type="dxa" w:w="7632"/>
           </w:tcPr>
           <w:p>
             <w:pPr>
@@ -10776,7 +11067,7 @@
                 <w:color w:val="444A54"/>
                 <w:sz w:val="18"/>
               </w:rPr>
-              <w:t>A1, A6, K1  |  15 min  |  slide 66</w:t>
+              <w:t>A1, A6, K1  |  15 min  |  slide 67</w:t>
             </w:r>
           </w:p>
         </w:tc>
@@ -10898,7 +11189,7 @@
                 <w:color w:val="444A54"/>
                 <w:sz w:val="18"/>
               </w:rPr>
-              <w:t>Steps (summary)</w:t>
+              <w:t>Part A - simulator</w:t>
             </w:r>
           </w:p>
         </w:tc>
@@ -10919,7 +11210,7 @@
                 <w:color w:val="444A54"/>
                 <w:sz w:val="18"/>
               </w:rPr>
-              <w:t>Read the hypothesis card (A1, K1)</w:t>
+              <w:t>A1. Write the hypothesis card  (research/hypothesis)</w:t>
             </w:r>
           </w:p>
           <w:p>
@@ -10934,7 +11225,7 @@
                 <w:color w:val="444A54"/>
                 <w:sz w:val="18"/>
               </w:rPr>
-              <w:t>Write a card for your own idea (A1, K1)</w:t>
+              <w:t>A2. Run the test  (research/hypothesis)</w:t>
             </w:r>
           </w:p>
           <w:p>
@@ -10949,82 +11240,7 @@
                 <w:color w:val="444A54"/>
                 <w:sz w:val="18"/>
               </w:rPr>
-              <w:t>Build the test engine (A1)</w:t>
-            </w:r>
-          </w:p>
-          <w:p>
-            <w:pPr>
-              <w:keepNext/>
-              <w:spacing w:after="40" w:line="252" w:lineRule="auto"/>
-            </w:pPr>
-            <w:r>
-              <w:rPr>
-                <w:rFonts w:ascii="Arial" w:hAnsi="Arial"/>
-                <w:b w:val="0"/>
-                <w:color w:val="444A54"/>
-                <w:sz w:val="18"/>
-              </w:rPr>
-              <w:t>Add the robustness grid, chart and result file (A1, A6)</w:t>
-            </w:r>
-          </w:p>
-          <w:p>
-            <w:pPr>
-              <w:keepNext/>
-              <w:spacing w:after="40" w:line="252" w:lineRule="auto"/>
-            </w:pPr>
-            <w:r>
-              <w:rPr>
-                <w:rFonts w:ascii="Arial" w:hAnsi="Arial"/>
-                <w:b w:val="0"/>
-                <w:color w:val="444A54"/>
-                <w:sz w:val="18"/>
-              </w:rPr>
-              <w:t>Run the test on the desk's card (A1)</w:t>
-            </w:r>
-          </w:p>
-          <w:p>
-            <w:pPr>
-              <w:keepNext/>
-              <w:spacing w:after="40" w:line="252" w:lineRule="auto"/>
-            </w:pPr>
-            <w:r>
-              <w:rPr>
-                <w:rFonts w:ascii="Arial" w:hAnsi="Arial"/>
-                <w:b w:val="0"/>
-                <w:color w:val="444A54"/>
-                <w:sz w:val="18"/>
-              </w:rPr>
-              <w:t>Read the robustness grid (A1, K1)</w:t>
-            </w:r>
-          </w:p>
-          <w:p>
-            <w:pPr>
-              <w:keepNext/>
-              <w:spacing w:after="40" w:line="252" w:lineRule="auto"/>
-            </w:pPr>
-            <w:r>
-              <w:rPr>
-                <w:rFonts w:ascii="Arial" w:hAnsi="Arial"/>
-                <w:b w:val="0"/>
-                <w:color w:val="444A54"/>
-                <w:sz w:val="18"/>
-              </w:rPr>
-              <w:t>Study the shape of the effect (A1)</w:t>
-            </w:r>
-          </w:p>
-          <w:p>
-            <w:pPr>
-              <w:keepNext/>
-              <w:spacing w:after="40" w:line="252" w:lineRule="auto"/>
-            </w:pPr>
-            <w:r>
-              <w:rPr>
-                <w:rFonts w:ascii="Arial" w:hAnsi="Arial"/>
-                <w:b w:val="0"/>
-                <w:color w:val="444A54"/>
-                <w:sz w:val="18"/>
-              </w:rPr>
-              <w:t>Test your own card and its big-data use case (A1, A6)</w:t>
+              <w:t>A3. Robustness and multiple testing  (research/hypothesis)</w:t>
             </w:r>
           </w:p>
         </w:tc>
@@ -11051,7 +11267,7 @@
                 <w:color w:val="444A54"/>
                 <w:sz w:val="18"/>
               </w:rPr>
-              <w:t>Expected output</w:t>
+              <w:t>Part B - code (summary)</w:t>
             </w:r>
           </w:p>
         </w:tc>
@@ -11073,7 +11289,112 @@
                 <w:color w:val="444A54"/>
                 <w:sz w:val="18"/>
               </w:rPr>
-              <w:t>python -m pipeline hypothesis: SPY streak &gt;= 3 - 178 signal days (8.9%), mean next-day return +0.2828% vs +0.0384% (all days +0.0601%), hit rate 56.7% vs 55.4%, bootstrap CI [+0.0531%, +0.5136%], Welch t = 2.03, p = 0.044, edge +24.4 bps -&gt; SUPPORTED; robustness 3 of 6 variants supported, Bonferroni p &lt; 0.0083; files _outputs/Lab04_hypothesis_result.yaml and chart _outputs/Lab04_hypothesis.png.</w:t>
+              <w:t>Read the hypothesis card (A1, K1)</w:t>
+            </w:r>
+          </w:p>
+          <w:p>
+            <w:pPr>
+              <w:keepNext/>
+              <w:spacing w:after="40" w:line="252" w:lineRule="auto"/>
+            </w:pPr>
+            <w:r>
+              <w:rPr>
+                <w:rFonts w:ascii="Arial" w:hAnsi="Arial"/>
+                <w:b w:val="0"/>
+                <w:color w:val="444A54"/>
+                <w:sz w:val="18"/>
+              </w:rPr>
+              <w:t>Write a card for your own idea (A1, K1)</w:t>
+            </w:r>
+          </w:p>
+          <w:p>
+            <w:pPr>
+              <w:keepNext/>
+              <w:spacing w:after="40" w:line="252" w:lineRule="auto"/>
+            </w:pPr>
+            <w:r>
+              <w:rPr>
+                <w:rFonts w:ascii="Arial" w:hAnsi="Arial"/>
+                <w:b w:val="0"/>
+                <w:color w:val="444A54"/>
+                <w:sz w:val="18"/>
+              </w:rPr>
+              <w:t>Build the test engine (A1)</w:t>
+            </w:r>
+          </w:p>
+          <w:p>
+            <w:pPr>
+              <w:keepNext/>
+              <w:spacing w:after="40" w:line="252" w:lineRule="auto"/>
+            </w:pPr>
+            <w:r>
+              <w:rPr>
+                <w:rFonts w:ascii="Arial" w:hAnsi="Arial"/>
+                <w:b w:val="0"/>
+                <w:color w:val="444A54"/>
+                <w:sz w:val="18"/>
+              </w:rPr>
+              <w:t>Add the robustness grid, chart and result file (A1, A6)</w:t>
+            </w:r>
+          </w:p>
+          <w:p>
+            <w:pPr>
+              <w:keepNext/>
+              <w:spacing w:after="40" w:line="252" w:lineRule="auto"/>
+            </w:pPr>
+            <w:r>
+              <w:rPr>
+                <w:rFonts w:ascii="Arial" w:hAnsi="Arial"/>
+                <w:b w:val="0"/>
+                <w:color w:val="444A54"/>
+                <w:sz w:val="18"/>
+              </w:rPr>
+              <w:t>Run the test on the desk's card (A1)</w:t>
+            </w:r>
+          </w:p>
+          <w:p>
+            <w:pPr>
+              <w:keepNext/>
+              <w:spacing w:after="40" w:line="252" w:lineRule="auto"/>
+            </w:pPr>
+            <w:r>
+              <w:rPr>
+                <w:rFonts w:ascii="Arial" w:hAnsi="Arial"/>
+                <w:b w:val="0"/>
+                <w:color w:val="444A54"/>
+                <w:sz w:val="18"/>
+              </w:rPr>
+              <w:t>Read the robustness grid (A1, K1)</w:t>
+            </w:r>
+          </w:p>
+          <w:p>
+            <w:pPr>
+              <w:keepNext/>
+              <w:spacing w:after="40" w:line="252" w:lineRule="auto"/>
+            </w:pPr>
+            <w:r>
+              <w:rPr>
+                <w:rFonts w:ascii="Arial" w:hAnsi="Arial"/>
+                <w:b w:val="0"/>
+                <w:color w:val="444A54"/>
+                <w:sz w:val="18"/>
+              </w:rPr>
+              <w:t>Study the shape of the effect (A1)</w:t>
+            </w:r>
+          </w:p>
+          <w:p>
+            <w:pPr>
+              <w:keepNext/>
+              <w:spacing w:after="40" w:line="252" w:lineRule="auto"/>
+            </w:pPr>
+            <w:r>
+              <w:rPr>
+                <w:rFonts w:ascii="Arial" w:hAnsi="Arial"/>
+                <w:b w:val="0"/>
+                <w:color w:val="444A54"/>
+                <w:sz w:val="18"/>
+              </w:rPr>
+              <w:t>Test your own card and its big-data use case (A1, A6)</w:t>
             </w:r>
           </w:p>
         </w:tc>
@@ -11099,7 +11420,7 @@
                 <w:color w:val="444A54"/>
                 <w:sz w:val="18"/>
               </w:rPr>
-              <w:t>Common errors</w:t>
+              <w:t>Expected output</w:t>
             </w:r>
           </w:p>
         </w:tc>
@@ -11120,52 +11441,7 @@
                 <w:color w:val="444A54"/>
                 <w:sz w:val="18"/>
               </w:rPr>
-              <w:t>p-value changes when you change the dates -&gt; Expected - small samples are sensitive. Record it as evidence, not as a problem to hide.</w:t>
-            </w:r>
-          </w:p>
-          <w:p>
-            <w:pPr>
-              <w:keepNext/>
-              <w:spacing w:after="40" w:line="252" w:lineRule="auto"/>
-            </w:pPr>
-            <w:r>
-              <w:rPr>
-                <w:rFonts w:ascii="Arial" w:hAnsi="Arial"/>
-                <w:b w:val="0"/>
-                <w:color w:val="444A54"/>
-                <w:sz w:val="18"/>
-              </w:rPr>
-              <w:t>ValueError: unknown signal type -&gt; Use losing_streak, rsi_below or close_below_sma, or ask your assistant to add a new type to condition().</w:t>
-            </w:r>
-          </w:p>
-          <w:p>
-            <w:pPr>
-              <w:keepNext/>
-              <w:spacing w:after="40" w:line="252" w:lineRule="auto"/>
-            </w:pPr>
-            <w:r>
-              <w:rPr>
-                <w:rFonts w:ascii="Arial" w:hAnsi="Arial"/>
-                <w:b w:val="0"/>
-                <w:color w:val="444A54"/>
-                <w:sz w:val="18"/>
-              </w:rPr>
-              <w:t>Very few signal days -&gt; With fewer than about 30 observations the test has little power; loosen the condition.</w:t>
-            </w:r>
-          </w:p>
-          <w:p>
-            <w:pPr>
-              <w:keepNext/>
-              <w:spacing w:after="40" w:line="252" w:lineRule="auto"/>
-            </w:pPr>
-            <w:r>
-              <w:rPr>
-                <w:rFonts w:ascii="Arial" w:hAnsi="Arial"/>
-                <w:b w:val="0"/>
-                <w:color w:val="444A54"/>
-                <w:sz w:val="18"/>
-              </w:rPr>
-              <w:t>Unsure what H0 should be -&gt; H0 is 'no difference': the mean forward return on signal days equals the mean on other days.</w:t>
+              <w:t>python -m pipeline hypothesis: SPY streak &gt;= 3 - 178 signal days (8.9%), mean next-day return +0.2828% vs +0.0384% (all days +0.0601%), hit rate 56.7% vs 55.4%, bootstrap CI [+0.0531%, +0.5136%], Welch t = 2.03, p = 0.044, edge +24.4 bps -&gt; SUPPORTED; robustness 3 of 6 variants supported, Bonferroni p &lt; 0.0083; files _outputs/Lab04_hypothesis_result.yaml and chart _outputs/Lab04_hypothesis.png.</w:t>
             </w:r>
           </w:p>
         </w:tc>
@@ -11181,17 +11457,18 @@
           </w:tcPr>
           <w:p>
             <w:pPr>
-              <w:spacing w:after="40" w:before="40" w:line="252" w:lineRule="auto"/>
-            </w:pPr>
-            <w:r/>
-            <w:r>
-              <w:rPr>
-                <w:rFonts w:ascii="Arial" w:hAnsi="Arial"/>
-                <w:b w:val="0"/>
-                <w:color w:val="444A54"/>
-                <w:sz w:val="18"/>
-              </w:rPr>
-              <w:t>Debrief prompt</w:t>
+              <w:keepNext/>
+              <w:spacing w:after="40" w:before="40" w:line="252" w:lineRule="auto"/>
+            </w:pPr>
+            <w:r/>
+            <w:r>
+              <w:rPr>
+                <w:rFonts w:ascii="Arial" w:hAnsi="Arial"/>
+                <w:b w:val="0"/>
+                <w:color w:val="444A54"/>
+                <w:sz w:val="18"/>
+              </w:rPr>
+              <w:t>Common errors</w:t>
             </w:r>
           </w:p>
         </w:tc>
@@ -11199,6 +11476,97 @@
           <w:tcPr>
             <w:tcW w:type="dxa" w:w="7632"/>
             <w:shd w:val="clear" w:fill="F2F5FA"/>
+          </w:tcPr>
+          <w:p>
+            <w:pPr>
+              <w:keepNext/>
+              <w:spacing w:after="40" w:before="40" w:line="252" w:lineRule="auto"/>
+            </w:pPr>
+            <w:r/>
+            <w:r>
+              <w:rPr>
+                <w:rFonts w:ascii="Arial" w:hAnsi="Arial"/>
+                <w:b w:val="0"/>
+                <w:color w:val="444A54"/>
+                <w:sz w:val="18"/>
+              </w:rPr>
+              <w:t>p-value changes when you change the dates -&gt; Expected - small samples are sensitive. Record it as evidence, not as a problem to hide.</w:t>
+            </w:r>
+          </w:p>
+          <w:p>
+            <w:pPr>
+              <w:keepNext/>
+              <w:spacing w:after="40" w:line="252" w:lineRule="auto"/>
+            </w:pPr>
+            <w:r>
+              <w:rPr>
+                <w:rFonts w:ascii="Arial" w:hAnsi="Arial"/>
+                <w:b w:val="0"/>
+                <w:color w:val="444A54"/>
+                <w:sz w:val="18"/>
+              </w:rPr>
+              <w:t>ValueError: unknown signal type -&gt; Use losing_streak, rsi_below or close_below_sma, or ask your assistant to add a new type to condition().</w:t>
+            </w:r>
+          </w:p>
+          <w:p>
+            <w:pPr>
+              <w:keepNext/>
+              <w:spacing w:after="40" w:line="252" w:lineRule="auto"/>
+            </w:pPr>
+            <w:r>
+              <w:rPr>
+                <w:rFonts w:ascii="Arial" w:hAnsi="Arial"/>
+                <w:b w:val="0"/>
+                <w:color w:val="444A54"/>
+                <w:sz w:val="18"/>
+              </w:rPr>
+              <w:t>Very few signal days -&gt; With fewer than about 30 observations the test has little power; loosen the condition.</w:t>
+            </w:r>
+          </w:p>
+          <w:p>
+            <w:pPr>
+              <w:keepNext/>
+              <w:spacing w:after="40" w:line="252" w:lineRule="auto"/>
+            </w:pPr>
+            <w:r>
+              <w:rPr>
+                <w:rFonts w:ascii="Arial" w:hAnsi="Arial"/>
+                <w:b w:val="0"/>
+                <w:color w:val="444A54"/>
+                <w:sz w:val="18"/>
+              </w:rPr>
+              <w:t>Unsure what H0 should be -&gt; H0 is 'no difference': the mean forward return on signal days equals the mean on other days.</w:t>
+            </w:r>
+          </w:p>
+        </w:tc>
+      </w:tr>
+      <w:tr>
+        <w:trPr>
+          <w:cantSplit w:val="true"/>
+        </w:trPr>
+        <w:tc>
+          <w:tcPr>
+            <w:tcW w:type="dxa" w:w="2304"/>
+          </w:tcPr>
+          <w:p>
+            <w:pPr>
+              <w:spacing w:after="40" w:before="40" w:line="252" w:lineRule="auto"/>
+            </w:pPr>
+            <w:r/>
+            <w:r>
+              <w:rPr>
+                <w:rFonts w:ascii="Arial" w:hAnsi="Arial"/>
+                <w:b w:val="0"/>
+                <w:color w:val="444A54"/>
+                <w:sz w:val="18"/>
+              </w:rPr>
+              <w:t>Debrief prompt</w:t>
+            </w:r>
+          </w:p>
+        </w:tc>
+        <w:tc>
+          <w:tcPr>
+            <w:tcW w:type="dxa" w:w="7632"/>
           </w:tcPr>
           <w:p>
             <w:pPr>
@@ -11240,7 +11608,7 @@
           <w:color w:val="E87122"/>
           <w:sz w:val="19"/>
         </w:rPr>
-        <w:t>Day 1  |  Slides 69-106  |  A2, A3, K3, K5, K7  |  Labs 5-9</w:t>
+        <w:t>Day 1  |  Slides 70-108  |  A2, A3, K3, K5, K7  |  Labs 5-9</w:t>
       </w:r>
     </w:p>
     <w:p>
@@ -11538,7 +11906,7 @@
                 <w:color w:val="444A54"/>
                 <w:sz w:val="18"/>
               </w:rPr>
-              <w:t>A3, K3, K7  |  25 min  |  slide 95</w:t>
+              <w:t>A3, K3, K7  |  25 min  |  slide 96</w:t>
             </w:r>
           </w:p>
         </w:tc>
@@ -11660,7 +12028,7 @@
                 <w:color w:val="444A54"/>
                 <w:sz w:val="18"/>
               </w:rPr>
-              <w:t>Steps (summary)</w:t>
+              <w:t>Part A - simulator</w:t>
             </w:r>
           </w:p>
         </w:tc>
@@ -11681,7 +12049,7 @@
                 <w:color w:val="444A54"/>
                 <w:sz w:val="18"/>
               </w:rPr>
-              <w:t>Add the trend and bands indicator (A3, K3)</w:t>
+              <w:t>A1. Overlay trend indicators  (data?tab=chart&amp;symbol=SPY&amp;overlays=sma:50,sma:200,bollinger)</w:t>
             </w:r>
           </w:p>
           <w:p>
@@ -11696,7 +12064,7 @@
                 <w:color w:val="444A54"/>
                 <w:sz w:val="18"/>
               </w:rPr>
-              <w:t>Add the RSI pane (A3, K3)</w:t>
+              <w:t>A2. Oscillators  (data?tab=chart&amp;symbol=SPY&amp;osc=macd)</w:t>
             </w:r>
           </w:p>
           <w:p>
@@ -11711,82 +12079,7 @@
                 <w:color w:val="444A54"/>
                 <w:sz w:val="18"/>
               </w:rPr>
-              <w:t>Record the TradingView values (A3)</w:t>
-            </w:r>
-          </w:p>
-          <w:p>
-            <w:pPr>
-              <w:keepNext/>
-              <w:spacing w:after="40" w:line="252" w:lineRule="auto"/>
-            </w:pPr>
-            <w:r>
-              <w:rPr>
-                <w:rFonts w:ascii="Arial" w:hAnsi="Arial"/>
-                <w:b w:val="0"/>
-                <w:color w:val="444A54"/>
-                <w:sz w:val="18"/>
-              </w:rPr>
-              <w:t>Build the Pine twins (K3)</w:t>
-            </w:r>
-          </w:p>
-          <w:p>
-            <w:pPr>
-              <w:keepNext/>
-              <w:spacing w:after="40" w:line="252" w:lineRule="auto"/>
-            </w:pPr>
-            <w:r>
-              <w:rPr>
-                <w:rFonts w:ascii="Arial" w:hAnsi="Arial"/>
-                <w:b w:val="0"/>
-                <w:color w:val="444A54"/>
-                <w:sz w:val="18"/>
-              </w:rPr>
-              <w:t>Build the cross-check run (A3, K3)</w:t>
-            </w:r>
-          </w:p>
-          <w:p>
-            <w:pPr>
-              <w:keepNext/>
-              <w:spacing w:after="40" w:line="252" w:lineRule="auto"/>
-            </w:pPr>
-            <w:r>
-              <w:rPr>
-                <w:rFonts w:ascii="Arial" w:hAnsi="Arial"/>
-                <w:b w:val="0"/>
-                <w:color w:val="444A54"/>
-                <w:sz w:val="18"/>
-              </w:rPr>
-              <w:t>Run the cross-check (A3, K3)</w:t>
-            </w:r>
-          </w:p>
-          <w:p>
-            <w:pPr>
-              <w:keepNext/>
-              <w:spacing w:after="40" w:line="252" w:lineRule="auto"/>
-            </w:pPr>
-            <w:r>
-              <w:rPr>
-                <w:rFonts w:ascii="Arial" w:hAnsi="Arial"/>
-                <w:b w:val="0"/>
-                <w:color w:val="444A54"/>
-                <w:sz w:val="18"/>
-              </w:rPr>
-              <w:t>Change the inputs and count the extra trading (K3, K7)</w:t>
-            </w:r>
-          </w:p>
-          <w:p>
-            <w:pPr>
-              <w:keepNext/>
-              <w:spacing w:after="40" w:line="252" w:lineRule="auto"/>
-            </w:pPr>
-            <w:r>
-              <w:rPr>
-                <w:rFonts w:ascii="Arial" w:hAnsi="Arial"/>
-                <w:b w:val="0"/>
-                <w:color w:val="444A54"/>
-                <w:sz w:val="18"/>
-              </w:rPr>
-              <w:t>Create the alert the automation stage will use (A3, K7)</w:t>
+              <w:t>A3. Export Pine Script v6  (strategies?key=ema_cross)</w:t>
             </w:r>
           </w:p>
         </w:tc>
@@ -11813,7 +12106,7 @@
                 <w:color w:val="444A54"/>
                 <w:sz w:val="18"/>
               </w:rPr>
-              <w:t>Expected output</w:t>
+              <w:t>Part B - code (summary)</w:t>
             </w:r>
           </w:p>
         </w:tc>
@@ -11835,7 +12128,112 @@
                 <w:color w:val="444A54"/>
                 <w:sz w:val="18"/>
               </w:rPr>
-              <w:t>python -m pipeline indicators --symbol AAPL --date 2025-12-31: adjusted close 271.12, EMA 20/50 273.23 / 268.80, Bollinger 281.58 / 274.72 / 267.87, RSI(14) 45.69; raw (TradingView default) 271.86, 273.98 / 269.60, 282.35 / 275.47 / 268.60, RSI 45.64; largest gap to TradingView 0.006% -&gt; PASS; 2 bullish and 2 bearish EMA crosses since June 2024; files _outputs/Lab05_AAPL_indicators.csv and chart _outputs/Lab05_pine_preview.png.</w:t>
+              <w:t>Add the trend and bands indicator (A3, K3)</w:t>
+            </w:r>
+          </w:p>
+          <w:p>
+            <w:pPr>
+              <w:keepNext/>
+              <w:spacing w:after="40" w:line="252" w:lineRule="auto"/>
+            </w:pPr>
+            <w:r>
+              <w:rPr>
+                <w:rFonts w:ascii="Arial" w:hAnsi="Arial"/>
+                <w:b w:val="0"/>
+                <w:color w:val="444A54"/>
+                <w:sz w:val="18"/>
+              </w:rPr>
+              <w:t>Add the RSI pane (A3, K3)</w:t>
+            </w:r>
+          </w:p>
+          <w:p>
+            <w:pPr>
+              <w:keepNext/>
+              <w:spacing w:after="40" w:line="252" w:lineRule="auto"/>
+            </w:pPr>
+            <w:r>
+              <w:rPr>
+                <w:rFonts w:ascii="Arial" w:hAnsi="Arial"/>
+                <w:b w:val="0"/>
+                <w:color w:val="444A54"/>
+                <w:sz w:val="18"/>
+              </w:rPr>
+              <w:t>Record the TradingView values (A3)</w:t>
+            </w:r>
+          </w:p>
+          <w:p>
+            <w:pPr>
+              <w:keepNext/>
+              <w:spacing w:after="40" w:line="252" w:lineRule="auto"/>
+            </w:pPr>
+            <w:r>
+              <w:rPr>
+                <w:rFonts w:ascii="Arial" w:hAnsi="Arial"/>
+                <w:b w:val="0"/>
+                <w:color w:val="444A54"/>
+                <w:sz w:val="18"/>
+              </w:rPr>
+              <w:t>Build the Pine twins (K3)</w:t>
+            </w:r>
+          </w:p>
+          <w:p>
+            <w:pPr>
+              <w:keepNext/>
+              <w:spacing w:after="40" w:line="252" w:lineRule="auto"/>
+            </w:pPr>
+            <w:r>
+              <w:rPr>
+                <w:rFonts w:ascii="Arial" w:hAnsi="Arial"/>
+                <w:b w:val="0"/>
+                <w:color w:val="444A54"/>
+                <w:sz w:val="18"/>
+              </w:rPr>
+              <w:t>Build the cross-check run (A3, K3)</w:t>
+            </w:r>
+          </w:p>
+          <w:p>
+            <w:pPr>
+              <w:keepNext/>
+              <w:spacing w:after="40" w:line="252" w:lineRule="auto"/>
+            </w:pPr>
+            <w:r>
+              <w:rPr>
+                <w:rFonts w:ascii="Arial" w:hAnsi="Arial"/>
+                <w:b w:val="0"/>
+                <w:color w:val="444A54"/>
+                <w:sz w:val="18"/>
+              </w:rPr>
+              <w:t>Run the cross-check (A3, K3)</w:t>
+            </w:r>
+          </w:p>
+          <w:p>
+            <w:pPr>
+              <w:keepNext/>
+              <w:spacing w:after="40" w:line="252" w:lineRule="auto"/>
+            </w:pPr>
+            <w:r>
+              <w:rPr>
+                <w:rFonts w:ascii="Arial" w:hAnsi="Arial"/>
+                <w:b w:val="0"/>
+                <w:color w:val="444A54"/>
+                <w:sz w:val="18"/>
+              </w:rPr>
+              <w:t>Change the inputs and count the extra trading (K3, K7)</w:t>
+            </w:r>
+          </w:p>
+          <w:p>
+            <w:pPr>
+              <w:keepNext/>
+              <w:spacing w:after="40" w:line="252" w:lineRule="auto"/>
+            </w:pPr>
+            <w:r>
+              <w:rPr>
+                <w:rFonts w:ascii="Arial" w:hAnsi="Arial"/>
+                <w:b w:val="0"/>
+                <w:color w:val="444A54"/>
+                <w:sz w:val="18"/>
+              </w:rPr>
+              <w:t>Create the alert the automation stage will use (A3, K7)</w:t>
             </w:r>
           </w:p>
         </w:tc>
@@ -11861,7 +12259,7 @@
                 <w:color w:val="444A54"/>
                 <w:sz w:val="18"/>
               </w:rPr>
-              <w:t>Common errors</w:t>
+              <w:t>Expected output</w:t>
             </w:r>
           </w:p>
         </w:tc>
@@ -11882,52 +12280,7 @@
                 <w:color w:val="444A54"/>
                 <w:sz w:val="18"/>
               </w:rPr>
-              <w:t>Compilation error in the Pine Editor -&gt; The first line must be //@version=6 and the whole file must be pasted.</w:t>
-            </w:r>
-          </w:p>
-          <w:p>
-            <w:pPr>
-              <w:keepNext/>
-              <w:spacing w:after="40" w:line="252" w:lineRule="auto"/>
-            </w:pPr>
-            <w:r>
-              <w:rPr>
-                <w:rFonts w:ascii="Arial" w:hAnsi="Arial"/>
-                <w:b w:val="0"/>
-                <w:color w:val="444A54"/>
-                <w:sz w:val="18"/>
-              </w:rPr>
-              <w:t>Indicator draws in a separate pane -&gt; lcc_trend_bands.pine must keep overlay = true; only lcc_rsi.pine uses overlay = false.</w:t>
-            </w:r>
-          </w:p>
-          <w:p>
-            <w:pPr>
-              <w:keepNext/>
-              <w:spacing w:after="40" w:line="252" w:lineRule="auto"/>
-            </w:pPr>
-            <w:r>
-              <w:rPr>
-                <w:rFonts w:ascii="Arial" w:hAnsi="Arial"/>
-                <w:b w:val="0"/>
-                <w:color w:val="444A54"/>
-                <w:sz w:val="18"/>
-              </w:rPr>
-              <w:t>Gap to TradingView above 0.5% -&gt; Check the chart is 1D, 'Adjust data for dividends' is unticked, and you read the 2025-12-31 bar; compare with the RAW column.</w:t>
-            </w:r>
-          </w:p>
-          <w:p>
-            <w:pPr>
-              <w:keepNext/>
-              <w:spacing w:after="40" w:line="252" w:lineRule="auto"/>
-            </w:pPr>
-            <w:r>
-              <w:rPr>
-                <w:rFonts w:ascii="Arial" w:hAnsi="Arial"/>
-                <w:b w:val="0"/>
-                <w:color w:val="444A54"/>
-                <w:sz w:val="18"/>
-              </w:rPr>
-              <w:t>FileNotFoundError for the RAW column -&gt; Raw reference files exist for AAPL and D05.SI only; other symbols show the adjusted column.</w:t>
+              <w:t>python -m pipeline indicators --symbol AAPL --date 2025-12-31: adjusted close 271.12, EMA 20/50 273.23 / 268.80, Bollinger 281.58 / 274.72 / 267.87, RSI(14) 45.69; raw (TradingView default) 271.86, 273.98 / 269.60, 282.35 / 275.47 / 268.60, RSI 45.64; largest gap to TradingView 0.006% -&gt; PASS; 2 bullish and 2 bearish EMA crosses since June 2024; files _outputs/Lab05_AAPL_indicators.csv and chart _outputs/Lab05_pine_preview.png.</w:t>
             </w:r>
           </w:p>
         </w:tc>
@@ -11943,17 +12296,18 @@
           </w:tcPr>
           <w:p>
             <w:pPr>
-              <w:spacing w:after="40" w:before="40" w:line="252" w:lineRule="auto"/>
-            </w:pPr>
-            <w:r/>
-            <w:r>
-              <w:rPr>
-                <w:rFonts w:ascii="Arial" w:hAnsi="Arial"/>
-                <w:b w:val="0"/>
-                <w:color w:val="444A54"/>
-                <w:sz w:val="18"/>
-              </w:rPr>
-              <w:t>Debrief prompt</w:t>
+              <w:keepNext/>
+              <w:spacing w:after="40" w:before="40" w:line="252" w:lineRule="auto"/>
+            </w:pPr>
+            <w:r/>
+            <w:r>
+              <w:rPr>
+                <w:rFonts w:ascii="Arial" w:hAnsi="Arial"/>
+                <w:b w:val="0"/>
+                <w:color w:val="444A54"/>
+                <w:sz w:val="18"/>
+              </w:rPr>
+              <w:t>Common errors</w:t>
             </w:r>
           </w:p>
         </w:tc>
@@ -11961,6 +12315,97 @@
           <w:tcPr>
             <w:tcW w:type="dxa" w:w="7632"/>
             <w:shd w:val="clear" w:fill="F2F5FA"/>
+          </w:tcPr>
+          <w:p>
+            <w:pPr>
+              <w:keepNext/>
+              <w:spacing w:after="40" w:before="40" w:line="252" w:lineRule="auto"/>
+            </w:pPr>
+            <w:r/>
+            <w:r>
+              <w:rPr>
+                <w:rFonts w:ascii="Arial" w:hAnsi="Arial"/>
+                <w:b w:val="0"/>
+                <w:color w:val="444A54"/>
+                <w:sz w:val="18"/>
+              </w:rPr>
+              <w:t>Compilation error in the Pine Editor -&gt; The first line must be //@version=6 and the whole file must be pasted.</w:t>
+            </w:r>
+          </w:p>
+          <w:p>
+            <w:pPr>
+              <w:keepNext/>
+              <w:spacing w:after="40" w:line="252" w:lineRule="auto"/>
+            </w:pPr>
+            <w:r>
+              <w:rPr>
+                <w:rFonts w:ascii="Arial" w:hAnsi="Arial"/>
+                <w:b w:val="0"/>
+                <w:color w:val="444A54"/>
+                <w:sz w:val="18"/>
+              </w:rPr>
+              <w:t>Indicator draws in a separate pane -&gt; lcc_trend_bands.pine must keep overlay = true; only lcc_rsi.pine uses overlay = false.</w:t>
+            </w:r>
+          </w:p>
+          <w:p>
+            <w:pPr>
+              <w:keepNext/>
+              <w:spacing w:after="40" w:line="252" w:lineRule="auto"/>
+            </w:pPr>
+            <w:r>
+              <w:rPr>
+                <w:rFonts w:ascii="Arial" w:hAnsi="Arial"/>
+                <w:b w:val="0"/>
+                <w:color w:val="444A54"/>
+                <w:sz w:val="18"/>
+              </w:rPr>
+              <w:t>Gap to TradingView above 0.5% -&gt; Check the chart is 1D, 'Adjust data for dividends' is unticked, and you read the 2025-12-31 bar; compare with the RAW column.</w:t>
+            </w:r>
+          </w:p>
+          <w:p>
+            <w:pPr>
+              <w:keepNext/>
+              <w:spacing w:after="40" w:line="252" w:lineRule="auto"/>
+            </w:pPr>
+            <w:r>
+              <w:rPr>
+                <w:rFonts w:ascii="Arial" w:hAnsi="Arial"/>
+                <w:b w:val="0"/>
+                <w:color w:val="444A54"/>
+                <w:sz w:val="18"/>
+              </w:rPr>
+              <w:t>FileNotFoundError for the RAW column -&gt; Raw reference files exist for AAPL and D05.SI only; other symbols show the adjusted column.</w:t>
+            </w:r>
+          </w:p>
+        </w:tc>
+      </w:tr>
+      <w:tr>
+        <w:trPr>
+          <w:cantSplit w:val="true"/>
+        </w:trPr>
+        <w:tc>
+          <w:tcPr>
+            <w:tcW w:type="dxa" w:w="2304"/>
+          </w:tcPr>
+          <w:p>
+            <w:pPr>
+              <w:spacing w:after="40" w:before="40" w:line="252" w:lineRule="auto"/>
+            </w:pPr>
+            <w:r/>
+            <w:r>
+              <w:rPr>
+                <w:rFonts w:ascii="Arial" w:hAnsi="Arial"/>
+                <w:b w:val="0"/>
+                <w:color w:val="444A54"/>
+                <w:sz w:val="18"/>
+              </w:rPr>
+              <w:t>Debrief prompt</w:t>
+            </w:r>
+          </w:p>
+        </w:tc>
+        <w:tc>
+          <w:tcPr>
+            <w:tcW w:type="dxa" w:w="7632"/>
           </w:tcPr>
           <w:p>
             <w:pPr>
@@ -12095,7 +12540,7 @@
                 <w:color w:val="444A54"/>
                 <w:sz w:val="18"/>
               </w:rPr>
-              <w:t>A2, A3, K3, K7  |  30 min  |  slide 97</w:t>
+              <w:t>A2, A3, K3, K7  |  30 min  |  slide 98</w:t>
             </w:r>
           </w:p>
         </w:tc>
@@ -12217,7 +12662,7 @@
                 <w:color w:val="444A54"/>
                 <w:sz w:val="18"/>
               </w:rPr>
-              <w:t>Steps (summary)</w:t>
+              <w:t>Part A - simulator</w:t>
             </w:r>
           </w:p>
         </w:tc>
@@ -12238,7 +12683,7 @@
                 <w:color w:val="444A54"/>
                 <w:sz w:val="18"/>
               </w:rPr>
-              <w:t>Read the strategy code (A2, K3)</w:t>
+              <w:t>A1. Backtest the SMA 50/200 crossover in the app  (backtest?strategy=sma_cross&amp;symbols=SPY&amp;fast=50&amp;slow=200&amp;costs=alpaca_retail)</w:t>
             </w:r>
           </w:p>
           <w:p>
@@ -12253,7 +12698,7 @@
                 <w:color w:val="444A54"/>
                 <w:sz w:val="18"/>
               </w:rPr>
-              <w:t>Run it in the Strategy Tester and record the results (A3, K7)</w:t>
+              <w:t>A2. Run it in TradingView  (strategies?key=sma_cross)</w:t>
             </w:r>
           </w:p>
           <w:p>
@@ -12268,112 +12713,7 @@
                 <w:color w:val="444A54"/>
                 <w:sz w:val="18"/>
               </w:rPr>
-              <w:t>Build the reconciliation stage (A2, A3, K3)</w:t>
-            </w:r>
-          </w:p>
-          <w:p>
-            <w:pPr>
-              <w:keepNext/>
-              <w:spacing w:after="40" w:line="252" w:lineRule="auto"/>
-            </w:pPr>
-            <w:r>
-              <w:rPr>
-                <w:rFonts w:ascii="Arial" w:hAnsi="Arial"/>
-                <w:b w:val="0"/>
-                <w:color w:val="444A54"/>
-                <w:sz w:val="18"/>
-              </w:rPr>
-              <w:t>Reconcile TradingView with the pipeline (A2, A3)</w:t>
-            </w:r>
-          </w:p>
-          <w:p>
-            <w:pPr>
-              <w:keepNext/>
-              <w:spacing w:after="40" w:line="252" w:lineRule="auto"/>
-            </w:pPr>
-            <w:r>
-              <w:rPr>
-                <w:rFonts w:ascii="Arial" w:hAnsi="Arial"/>
-                <w:b w:val="0"/>
-                <w:color w:val="444A54"/>
-                <w:sz w:val="18"/>
-              </w:rPr>
-              <w:t>Explain the differences (A3)</w:t>
-            </w:r>
-          </w:p>
-          <w:p>
-            <w:pPr>
-              <w:keepNext/>
-              <w:spacing w:after="40" w:line="252" w:lineRule="auto"/>
-            </w:pPr>
-            <w:r>
-              <w:rPr>
-                <w:rFonts w:ascii="Arial" w:hAnsi="Arial"/>
-                <w:b w:val="0"/>
-                <w:color w:val="444A54"/>
-                <w:sz w:val="18"/>
-              </w:rPr>
-              <w:t>Stress the costs and the speed of the rule (K7)</w:t>
-            </w:r>
-          </w:p>
-          <w:p>
-            <w:pPr>
-              <w:keepNext/>
-              <w:spacing w:after="40" w:line="252" w:lineRule="auto"/>
-            </w:pPr>
-            <w:r>
-              <w:rPr>
-                <w:rFonts w:ascii="Arial" w:hAnsi="Arial"/>
-                <w:b w:val="0"/>
-                <w:color w:val="444A54"/>
-                <w:sz w:val="18"/>
-              </w:rPr>
-              <w:t>Put the strategy into action with TradingView Paper Trading (A3)</w:t>
-            </w:r>
-          </w:p>
-          <w:p>
-            <w:pPr>
-              <w:keepNext/>
-              <w:spacing w:after="40" w:line="252" w:lineRule="auto"/>
-            </w:pPr>
-            <w:r>
-              <w:rPr>
-                <w:rFonts w:ascii="Arial" w:hAnsi="Arial"/>
-                <w:b w:val="0"/>
-                <w:color w:val="444A54"/>
-                <w:sz w:val="18"/>
-              </w:rPr>
-              <w:t>Manage the paper position from the chart (A3, K7)</w:t>
-            </w:r>
-          </w:p>
-          <w:p>
-            <w:pPr>
-              <w:keepNext/>
-              <w:spacing w:after="40" w:line="252" w:lineRule="auto"/>
-            </w:pPr>
-            <w:r>
-              <w:rPr>
-                <w:rFonts w:ascii="Arial" w:hAnsi="Arial"/>
-                <w:b w:val="0"/>
-                <w:color w:val="444A54"/>
-                <w:sz w:val="18"/>
-              </w:rPr>
-              <w:t>Optional - connect the Alpaca paper account in TradingView (A3)</w:t>
-            </w:r>
-          </w:p>
-          <w:p>
-            <w:pPr>
-              <w:keepNext/>
-              <w:spacing w:after="40" w:line="252" w:lineRule="auto"/>
-            </w:pPr>
-            <w:r>
-              <w:rPr>
-                <w:rFonts w:ascii="Arial" w:hAnsi="Arial"/>
-                <w:b w:val="0"/>
-                <w:color w:val="444A54"/>
-                <w:sz w:val="18"/>
-              </w:rPr>
-              <w:t>Decide whether to promote the rule (A2)</w:t>
+              <w:t>A3. Reconcile and paper trade on TradingView  (backtest?strategy=sma_cross&amp;symbols=SPY&amp;fast=50&amp;slow=200&amp;costs=alpaca_retail)</w:t>
             </w:r>
           </w:p>
         </w:tc>
@@ -12400,7 +12740,7 @@
                 <w:color w:val="444A54"/>
                 <w:sz w:val="18"/>
               </w:rPr>
-              <w:t>Expected output</w:t>
+              <w:t>Part B - code (summary)</w:t>
             </w:r>
           </w:p>
         </w:tc>
@@ -12422,7 +12762,142 @@
                 <w:color w:val="444A54"/>
                 <w:sz w:val="18"/>
               </w:rPr>
-              <w:t>python -m pipeline reconcile --symbol SPY --fast 50 --slow 200: 6 settings checks PASS; net profit USD 79,878 (+79.88%), 4 closed trades + 1 open, 50.0% profitable, profit factor 5.03, max drawdown -33.72%, Sharpe 0.55, Sortino 0.76, commission USD 9.00 versus buy and hold +187.26%; SMA 20/50: +88.23%, 16 trades, commission USD 33; TradingView Paper Trading shows a filled market order, a working limit order and a bracket; files _outputs/Lab06_reconciliation.yaml and chart _outputs/Lab06_crosscheck.png.</w:t>
+              <w:t>Read the strategy code (A2, K3)</w:t>
+            </w:r>
+          </w:p>
+          <w:p>
+            <w:pPr>
+              <w:keepNext/>
+              <w:spacing w:after="40" w:line="252" w:lineRule="auto"/>
+            </w:pPr>
+            <w:r>
+              <w:rPr>
+                <w:rFonts w:ascii="Arial" w:hAnsi="Arial"/>
+                <w:b w:val="0"/>
+                <w:color w:val="444A54"/>
+                <w:sz w:val="18"/>
+              </w:rPr>
+              <w:t>Run it in the Strategy Tester and record the results (A3, K7)</w:t>
+            </w:r>
+          </w:p>
+          <w:p>
+            <w:pPr>
+              <w:keepNext/>
+              <w:spacing w:after="40" w:line="252" w:lineRule="auto"/>
+            </w:pPr>
+            <w:r>
+              <w:rPr>
+                <w:rFonts w:ascii="Arial" w:hAnsi="Arial"/>
+                <w:b w:val="0"/>
+                <w:color w:val="444A54"/>
+                <w:sz w:val="18"/>
+              </w:rPr>
+              <w:t>Build the reconciliation stage (A2, A3, K3)</w:t>
+            </w:r>
+          </w:p>
+          <w:p>
+            <w:pPr>
+              <w:keepNext/>
+              <w:spacing w:after="40" w:line="252" w:lineRule="auto"/>
+            </w:pPr>
+            <w:r>
+              <w:rPr>
+                <w:rFonts w:ascii="Arial" w:hAnsi="Arial"/>
+                <w:b w:val="0"/>
+                <w:color w:val="444A54"/>
+                <w:sz w:val="18"/>
+              </w:rPr>
+              <w:t>Reconcile TradingView with the pipeline (A2, A3)</w:t>
+            </w:r>
+          </w:p>
+          <w:p>
+            <w:pPr>
+              <w:keepNext/>
+              <w:spacing w:after="40" w:line="252" w:lineRule="auto"/>
+            </w:pPr>
+            <w:r>
+              <w:rPr>
+                <w:rFonts w:ascii="Arial" w:hAnsi="Arial"/>
+                <w:b w:val="0"/>
+                <w:color w:val="444A54"/>
+                <w:sz w:val="18"/>
+              </w:rPr>
+              <w:t>Explain the differences (A3)</w:t>
+            </w:r>
+          </w:p>
+          <w:p>
+            <w:pPr>
+              <w:keepNext/>
+              <w:spacing w:after="40" w:line="252" w:lineRule="auto"/>
+            </w:pPr>
+            <w:r>
+              <w:rPr>
+                <w:rFonts w:ascii="Arial" w:hAnsi="Arial"/>
+                <w:b w:val="0"/>
+                <w:color w:val="444A54"/>
+                <w:sz w:val="18"/>
+              </w:rPr>
+              <w:t>Stress the costs and the speed of the rule (K7)</w:t>
+            </w:r>
+          </w:p>
+          <w:p>
+            <w:pPr>
+              <w:keepNext/>
+              <w:spacing w:after="40" w:line="252" w:lineRule="auto"/>
+            </w:pPr>
+            <w:r>
+              <w:rPr>
+                <w:rFonts w:ascii="Arial" w:hAnsi="Arial"/>
+                <w:b w:val="0"/>
+                <w:color w:val="444A54"/>
+                <w:sz w:val="18"/>
+              </w:rPr>
+              <w:t>Put the strategy into action with TradingView Paper Trading (A3)</w:t>
+            </w:r>
+          </w:p>
+          <w:p>
+            <w:pPr>
+              <w:keepNext/>
+              <w:spacing w:after="40" w:line="252" w:lineRule="auto"/>
+            </w:pPr>
+            <w:r>
+              <w:rPr>
+                <w:rFonts w:ascii="Arial" w:hAnsi="Arial"/>
+                <w:b w:val="0"/>
+                <w:color w:val="444A54"/>
+                <w:sz w:val="18"/>
+              </w:rPr>
+              <w:t>Manage the paper position from the chart (A3, K7)</w:t>
+            </w:r>
+          </w:p>
+          <w:p>
+            <w:pPr>
+              <w:keepNext/>
+              <w:spacing w:after="40" w:line="252" w:lineRule="auto"/>
+            </w:pPr>
+            <w:r>
+              <w:rPr>
+                <w:rFonts w:ascii="Arial" w:hAnsi="Arial"/>
+                <w:b w:val="0"/>
+                <w:color w:val="444A54"/>
+                <w:sz w:val="18"/>
+              </w:rPr>
+              <w:t>Optional - connect the Alpaca paper account in TradingView (A3)</w:t>
+            </w:r>
+          </w:p>
+          <w:p>
+            <w:pPr>
+              <w:keepNext/>
+              <w:spacing w:after="40" w:line="252" w:lineRule="auto"/>
+            </w:pPr>
+            <w:r>
+              <w:rPr>
+                <w:rFonts w:ascii="Arial" w:hAnsi="Arial"/>
+                <w:b w:val="0"/>
+                <w:color w:val="444A54"/>
+                <w:sz w:val="18"/>
+              </w:rPr>
+              <w:t>Decide whether to promote the rule (A2)</w:t>
             </w:r>
           </w:p>
         </w:tc>
@@ -12448,7 +12923,7 @@
                 <w:color w:val="444A54"/>
                 <w:sz w:val="18"/>
               </w:rPr>
-              <w:t>Common errors</w:t>
+              <w:t>Expected output</w:t>
             </w:r>
           </w:p>
         </w:tc>
@@ -12469,52 +12944,7 @@
                 <w:color w:val="444A54"/>
                 <w:sz w:val="18"/>
               </w:rPr>
-              <w:t>Strategy Tester shows 'No data' -&gt; Check the backtest dates in the inputs and that the chart is 1D.</w:t>
-            </w:r>
-          </w:p>
-          <w:p>
-            <w:pPr>
-              <w:keepNext/>
-              <w:spacing w:after="40" w:line="252" w:lineRule="auto"/>
-            </w:pPr>
-            <w:r>
-              <w:rPr>
-                <w:rFonts w:ascii="Arial" w:hAnsi="Arial"/>
-                <w:b w:val="0"/>
-                <w:color w:val="444A54"/>
-                <w:sz w:val="18"/>
-              </w:rPr>
-              <w:t>Different first trade -&gt; Expected: the bundled data starts in 2018, so the pipeline's SMA 200 exists only from October 2018.</w:t>
-            </w:r>
-          </w:p>
-          <w:p>
-            <w:pPr>
-              <w:keepNext/>
-              <w:spacing w:after="40" w:line="252" w:lineRule="auto"/>
-            </w:pPr>
-            <w:r>
-              <w:rPr>
-                <w:rFonts w:ascii="Arial" w:hAnsi="Arial"/>
-                <w:b w:val="0"/>
-                <w:color w:val="444A54"/>
-                <w:sz w:val="18"/>
-              </w:rPr>
-              <w:t>A settings check FAILs -&gt; Someone changed the Pine file or config.yaml costs.tradingview; make them agree and rerun.</w:t>
-            </w:r>
-          </w:p>
-          <w:p>
-            <w:pPr>
-              <w:keepNext/>
-              <w:spacing w:after="40" w:line="252" w:lineRule="auto"/>
-            </w:pPr>
-            <w:r>
-              <w:rPr>
-                <w:rFonts w:ascii="Arial" w:hAnsi="Arial"/>
-                <w:b w:val="0"/>
-                <w:color w:val="444A54"/>
-                <w:sz w:val="18"/>
-              </w:rPr>
-              <w:t>Paper Trading not listed -&gt; Open the Trading Panel (bottom toolbar) and scroll the broker list; it is called 'Paper Trading by TradingView'.</w:t>
+              <w:t>python -m pipeline reconcile --symbol SPY --fast 50 --slow 200: 6 settings checks PASS; net profit USD 79,878 (+79.88%), 4 closed trades + 1 open, 50.0% profitable, profit factor 5.03, max drawdown -33.72%, Sharpe 0.55, Sortino 0.76, commission USD 9.00 versus buy and hold +187.26%; SMA 20/50: +88.23%, 16 trades, commission USD 33; TradingView Paper Trading shows a filled market order, a working limit order and a bracket; files _outputs/Lab06_reconciliation.yaml and chart _outputs/Lab06_crosscheck.png.</w:t>
             </w:r>
           </w:p>
         </w:tc>
@@ -12530,17 +12960,18 @@
           </w:tcPr>
           <w:p>
             <w:pPr>
-              <w:spacing w:after="40" w:before="40" w:line="252" w:lineRule="auto"/>
-            </w:pPr>
-            <w:r/>
-            <w:r>
-              <w:rPr>
-                <w:rFonts w:ascii="Arial" w:hAnsi="Arial"/>
-                <w:b w:val="0"/>
-                <w:color w:val="444A54"/>
-                <w:sz w:val="18"/>
-              </w:rPr>
-              <w:t>Debrief prompt</w:t>
+              <w:keepNext/>
+              <w:spacing w:after="40" w:before="40" w:line="252" w:lineRule="auto"/>
+            </w:pPr>
+            <w:r/>
+            <w:r>
+              <w:rPr>
+                <w:rFonts w:ascii="Arial" w:hAnsi="Arial"/>
+                <w:b w:val="0"/>
+                <w:color w:val="444A54"/>
+                <w:sz w:val="18"/>
+              </w:rPr>
+              <w:t>Common errors</w:t>
             </w:r>
           </w:p>
         </w:tc>
@@ -12548,6 +12979,97 @@
           <w:tcPr>
             <w:tcW w:type="dxa" w:w="7632"/>
             <w:shd w:val="clear" w:fill="F2F5FA"/>
+          </w:tcPr>
+          <w:p>
+            <w:pPr>
+              <w:keepNext/>
+              <w:spacing w:after="40" w:before="40" w:line="252" w:lineRule="auto"/>
+            </w:pPr>
+            <w:r/>
+            <w:r>
+              <w:rPr>
+                <w:rFonts w:ascii="Arial" w:hAnsi="Arial"/>
+                <w:b w:val="0"/>
+                <w:color w:val="444A54"/>
+                <w:sz w:val="18"/>
+              </w:rPr>
+              <w:t>Strategy Tester shows 'No data' -&gt; Check the backtest dates in the inputs and that the chart is 1D.</w:t>
+            </w:r>
+          </w:p>
+          <w:p>
+            <w:pPr>
+              <w:keepNext/>
+              <w:spacing w:after="40" w:line="252" w:lineRule="auto"/>
+            </w:pPr>
+            <w:r>
+              <w:rPr>
+                <w:rFonts w:ascii="Arial" w:hAnsi="Arial"/>
+                <w:b w:val="0"/>
+                <w:color w:val="444A54"/>
+                <w:sz w:val="18"/>
+              </w:rPr>
+              <w:t>Different first trade -&gt; Expected: the bundled data starts in 2018, so the pipeline's SMA 200 exists only from October 2018.</w:t>
+            </w:r>
+          </w:p>
+          <w:p>
+            <w:pPr>
+              <w:keepNext/>
+              <w:spacing w:after="40" w:line="252" w:lineRule="auto"/>
+            </w:pPr>
+            <w:r>
+              <w:rPr>
+                <w:rFonts w:ascii="Arial" w:hAnsi="Arial"/>
+                <w:b w:val="0"/>
+                <w:color w:val="444A54"/>
+                <w:sz w:val="18"/>
+              </w:rPr>
+              <w:t>A settings check FAILs -&gt; Someone changed the Pine file or config.yaml costs.tradingview; make them agree and rerun.</w:t>
+            </w:r>
+          </w:p>
+          <w:p>
+            <w:pPr>
+              <w:keepNext/>
+              <w:spacing w:after="40" w:line="252" w:lineRule="auto"/>
+            </w:pPr>
+            <w:r>
+              <w:rPr>
+                <w:rFonts w:ascii="Arial" w:hAnsi="Arial"/>
+                <w:b w:val="0"/>
+                <w:color w:val="444A54"/>
+                <w:sz w:val="18"/>
+              </w:rPr>
+              <w:t>Paper Trading not listed -&gt; Open the Trading Panel (bottom toolbar) and scroll the broker list; it is called 'Paper Trading by TradingView'.</w:t>
+            </w:r>
+          </w:p>
+        </w:tc>
+      </w:tr>
+      <w:tr>
+        <w:trPr>
+          <w:cantSplit w:val="true"/>
+        </w:trPr>
+        <w:tc>
+          <w:tcPr>
+            <w:tcW w:type="dxa" w:w="2304"/>
+          </w:tcPr>
+          <w:p>
+            <w:pPr>
+              <w:spacing w:after="40" w:before="40" w:line="252" w:lineRule="auto"/>
+            </w:pPr>
+            <w:r/>
+            <w:r>
+              <w:rPr>
+                <w:rFonts w:ascii="Arial" w:hAnsi="Arial"/>
+                <w:b w:val="0"/>
+                <w:color w:val="444A54"/>
+                <w:sz w:val="18"/>
+              </w:rPr>
+              <w:t>Debrief prompt</w:t>
+            </w:r>
+          </w:p>
+        </w:tc>
+        <w:tc>
+          <w:tcPr>
+            <w:tcW w:type="dxa" w:w="7632"/>
           </w:tcPr>
           <w:p>
             <w:pPr>
@@ -12682,7 +13204,7 @@
                 <w:color w:val="444A54"/>
                 <w:sz w:val="18"/>
               </w:rPr>
-              <w:t>A2, K3, K7  |  25 min  |  slide 100</w:t>
+              <w:t>A2, K3, K7  |  25 min  |  slide 101</w:t>
             </w:r>
           </w:p>
         </w:tc>
@@ -12804,7 +13326,7 @@
                 <w:color w:val="444A54"/>
                 <w:sz w:val="18"/>
               </w:rPr>
-              <w:t>Steps (summary)</w:t>
+              <w:t>Part A - simulator</w:t>
             </w:r>
           </w:p>
         </w:tc>
@@ -12825,7 +13347,7 @@
                 <w:color w:val="444A54"/>
                 <w:sz w:val="18"/>
               </w:rPr>
-              <w:t>Agree the signal contract (A2)</w:t>
+              <w:t>A1. Trend: EMA 20/50 on SPY  (backtest?strategy=ema_cross&amp;symbols=SPY&amp;fast=20&amp;slow=50&amp;costs=alpaca_retail)</w:t>
             </w:r>
           </w:p>
           <w:p>
@@ -12840,7 +13362,7 @@
                 <w:color w:val="444A54"/>
                 <w:sz w:val="18"/>
               </w:rPr>
-              <w:t>Build the trend signals (A2, K3)</w:t>
+              <w:t>A2. Mean reversion: Bollinger on KO  (backtest?strategy=bollinger_reversion&amp;symbols=KO&amp;window=20&amp;k=2)</w:t>
             </w:r>
           </w:p>
           <w:p>
@@ -12855,7 +13377,7 @@
                 <w:color w:val="444A54"/>
                 <w:sz w:val="18"/>
               </w:rPr>
-              <w:t>Build mean-reversion, momentum and breakout signals (A2, K3)</w:t>
+              <w:t>A3. Momentum and breakout  (backtest?strategy=donchian_breakout&amp;symbols=QQQ&amp;entry=20&amp;exit=10)</w:t>
             </w:r>
           </w:p>
           <w:p>
@@ -12870,67 +13392,7 @@
                 <w:color w:val="444A54"/>
                 <w:sz w:val="18"/>
               </w:rPr>
-              <w:t>Add the registry, next-bar alignment and the look-ahead test (A2, K3)</w:t>
-            </w:r>
-          </w:p>
-          <w:p>
-            <w:pPr>
-              <w:keepNext/>
-              <w:spacing w:after="40" w:line="252" w:lineRule="auto"/>
-            </w:pPr>
-            <w:r>
-              <w:rPr>
-                <w:rFonts w:ascii="Arial" w:hAnsi="Arial"/>
-                <w:b w:val="0"/>
-                <w:color w:val="444A54"/>
-                <w:sz w:val="18"/>
-              </w:rPr>
-              <w:t>Build the signals command (A2)</w:t>
-            </w:r>
-          </w:p>
-          <w:p>
-            <w:pPr>
-              <w:keepNext/>
-              <w:spacing w:after="40" w:line="252" w:lineRule="auto"/>
-            </w:pPr>
-            <w:r>
-              <w:rPr>
-                <w:rFonts w:ascii="Arial" w:hAnsi="Arial"/>
-                <w:b w:val="0"/>
-                <w:color w:val="444A54"/>
-                <w:sz w:val="18"/>
-              </w:rPr>
-              <w:t>Run the signal stage (A2, K3)</w:t>
-            </w:r>
-          </w:p>
-          <w:p>
-            <w:pPr>
-              <w:keepNext/>
-              <w:spacing w:after="40" w:line="252" w:lineRule="auto"/>
-            </w:pPr>
-            <w:r>
-              <w:rPr>
-                <w:rFonts w:ascii="Arial" w:hAnsi="Arial"/>
-                <w:b w:val="0"/>
-                <w:color w:val="444A54"/>
-                <w:sz w:val="18"/>
-              </w:rPr>
-              <w:t>Catch a look-ahead bug on purpose (K3)</w:t>
-            </w:r>
-          </w:p>
-          <w:p>
-            <w:pPr>
-              <w:keepNext/>
-              <w:spacing w:after="40" w:line="252" w:lineRule="auto"/>
-            </w:pPr>
-            <w:r>
-              <w:rPr>
-                <w:rFonts w:ascii="Arial" w:hAnsi="Arial"/>
-                <w:b w:val="0"/>
-                <w:color w:val="444A54"/>
-                <w:sz w:val="18"/>
-              </w:rPr>
-              <w:t>Relate signal frequency to trading cost (K7)</w:t>
+              <w:t>A4. Read each strategy's explanation  (strategies)</w:t>
             </w:r>
           </w:p>
         </w:tc>
@@ -12957,7 +13419,7 @@
                 <w:color w:val="444A54"/>
                 <w:sz w:val="18"/>
               </w:rPr>
-              <w:t>Expected output</w:t>
+              <w:t>Part B - code (summary)</w:t>
             </w:r>
           </w:p>
         </w:tc>
@@ -12979,7 +13441,112 @@
                 <w:color w:val="444A54"/>
                 <w:sz w:val="18"/>
               </w:rPr>
-              <w:t>python -m pipeline signals --symbol SPY: eight signals in four families, all pass the look-ahead truncation test; ema_cross 26 entries and 71% exposure (latest flip at the close of 2025-11-28, held from 2025-12-01); dip_buy 102 entries; universe targets 7 of 9 long (MSFT, TLT flat) saved to _outputs/Lab07_targets.csv; chart _outputs/Lab07_signals.png.</w:t>
+              <w:t>Agree the signal contract (A2)</w:t>
+            </w:r>
+          </w:p>
+          <w:p>
+            <w:pPr>
+              <w:keepNext/>
+              <w:spacing w:after="40" w:line="252" w:lineRule="auto"/>
+            </w:pPr>
+            <w:r>
+              <w:rPr>
+                <w:rFonts w:ascii="Arial" w:hAnsi="Arial"/>
+                <w:b w:val="0"/>
+                <w:color w:val="444A54"/>
+                <w:sz w:val="18"/>
+              </w:rPr>
+              <w:t>Build the trend signals (A2, K3)</w:t>
+            </w:r>
+          </w:p>
+          <w:p>
+            <w:pPr>
+              <w:keepNext/>
+              <w:spacing w:after="40" w:line="252" w:lineRule="auto"/>
+            </w:pPr>
+            <w:r>
+              <w:rPr>
+                <w:rFonts w:ascii="Arial" w:hAnsi="Arial"/>
+                <w:b w:val="0"/>
+                <w:color w:val="444A54"/>
+                <w:sz w:val="18"/>
+              </w:rPr>
+              <w:t>Build mean-reversion, momentum and breakout signals (A2, K3)</w:t>
+            </w:r>
+          </w:p>
+          <w:p>
+            <w:pPr>
+              <w:keepNext/>
+              <w:spacing w:after="40" w:line="252" w:lineRule="auto"/>
+            </w:pPr>
+            <w:r>
+              <w:rPr>
+                <w:rFonts w:ascii="Arial" w:hAnsi="Arial"/>
+                <w:b w:val="0"/>
+                <w:color w:val="444A54"/>
+                <w:sz w:val="18"/>
+              </w:rPr>
+              <w:t>Add the registry, next-bar alignment and the look-ahead test (A2, K3)</w:t>
+            </w:r>
+          </w:p>
+          <w:p>
+            <w:pPr>
+              <w:keepNext/>
+              <w:spacing w:after="40" w:line="252" w:lineRule="auto"/>
+            </w:pPr>
+            <w:r>
+              <w:rPr>
+                <w:rFonts w:ascii="Arial" w:hAnsi="Arial"/>
+                <w:b w:val="0"/>
+                <w:color w:val="444A54"/>
+                <w:sz w:val="18"/>
+              </w:rPr>
+              <w:t>Build the signals command (A2)</w:t>
+            </w:r>
+          </w:p>
+          <w:p>
+            <w:pPr>
+              <w:keepNext/>
+              <w:spacing w:after="40" w:line="252" w:lineRule="auto"/>
+            </w:pPr>
+            <w:r>
+              <w:rPr>
+                <w:rFonts w:ascii="Arial" w:hAnsi="Arial"/>
+                <w:b w:val="0"/>
+                <w:color w:val="444A54"/>
+                <w:sz w:val="18"/>
+              </w:rPr>
+              <w:t>Run the signal stage (A2, K3)</w:t>
+            </w:r>
+          </w:p>
+          <w:p>
+            <w:pPr>
+              <w:keepNext/>
+              <w:spacing w:after="40" w:line="252" w:lineRule="auto"/>
+            </w:pPr>
+            <w:r>
+              <w:rPr>
+                <w:rFonts w:ascii="Arial" w:hAnsi="Arial"/>
+                <w:b w:val="0"/>
+                <w:color w:val="444A54"/>
+                <w:sz w:val="18"/>
+              </w:rPr>
+              <w:t>Catch a look-ahead bug on purpose (K3)</w:t>
+            </w:r>
+          </w:p>
+          <w:p>
+            <w:pPr>
+              <w:keepNext/>
+              <w:spacing w:after="40" w:line="252" w:lineRule="auto"/>
+            </w:pPr>
+            <w:r>
+              <w:rPr>
+                <w:rFonts w:ascii="Arial" w:hAnsi="Arial"/>
+                <w:b w:val="0"/>
+                <w:color w:val="444A54"/>
+                <w:sz w:val="18"/>
+              </w:rPr>
+              <w:t>Relate signal frequency to trading cost (K7)</w:t>
             </w:r>
           </w:p>
         </w:tc>
@@ -13005,7 +13572,7 @@
                 <w:color w:val="444A54"/>
                 <w:sz w:val="18"/>
               </w:rPr>
-              <w:t>Common errors</w:t>
+              <w:t>Expected output</w:t>
             </w:r>
           </w:p>
         </w:tc>
@@ -13026,52 +13593,7 @@
                 <w:color w:val="444A54"/>
                 <w:sz w:val="18"/>
               </w:rPr>
-              <w:t>Signals contain NaN -&gt; Wrap conditions with _flat_until_ready so warm-up bars are 0, not NaN.</w:t>
-            </w:r>
-          </w:p>
-          <w:p>
-            <w:pPr>
-              <w:keepNext/>
-              <w:spacing w:after="40" w:line="252" w:lineRule="auto"/>
-            </w:pPr>
-            <w:r>
-              <w:rPr>
-                <w:rFonts w:ascii="Arial" w:hAnsi="Arial"/>
-                <w:b w:val="0"/>
-                <w:color w:val="444A54"/>
-                <w:sz w:val="18"/>
-              </w:rPr>
-              <w:t>A look-ahead test fails -&gt; Look for shift(-1), center=True or any use of data after bar t in that signal.</w:t>
-            </w:r>
-          </w:p>
-          <w:p>
-            <w:pPr>
-              <w:keepNext/>
-              <w:spacing w:after="40" w:line="252" w:lineRule="auto"/>
-            </w:pPr>
-            <w:r>
-              <w:rPr>
-                <w:rFonts w:ascii="Arial" w:hAnsi="Arial"/>
-                <w:b w:val="0"/>
-                <w:color w:val="444A54"/>
-                <w:sz w:val="18"/>
-              </w:rPr>
-              <w:t>Targets file is empty -&gt; Run python -m pipeline ingest first or check universe.trade in config.yaml.</w:t>
-            </w:r>
-          </w:p>
-          <w:p>
-            <w:pPr>
-              <w:keepNext/>
-              <w:spacing w:after="40" w:line="252" w:lineRule="auto"/>
-            </w:pPr>
-            <w:r>
-              <w:rPr>
-                <w:rFonts w:ascii="Arial" w:hAnsi="Arial"/>
-                <w:b w:val="0"/>
-                <w:color w:val="444A54"/>
-                <w:sz w:val="18"/>
-              </w:rPr>
-              <w:t>TypeError on a column called hist -&gt; Use df['hist'], not df.hist - hist is also a pandas method.</w:t>
+              <w:t>python -m pipeline signals --symbol SPY: eight signals in four families, all pass the look-ahead truncation test; ema_cross 26 entries and 71% exposure (latest flip at the close of 2025-11-28, held from 2025-12-01); dip_buy 102 entries; universe targets 7 of 9 long (MSFT, TLT flat) saved to _outputs/Lab07_targets.csv; chart _outputs/Lab07_signals.png.</w:t>
             </w:r>
           </w:p>
         </w:tc>
@@ -13087,17 +13609,18 @@
           </w:tcPr>
           <w:p>
             <w:pPr>
-              <w:spacing w:after="40" w:before="40" w:line="252" w:lineRule="auto"/>
-            </w:pPr>
-            <w:r/>
-            <w:r>
-              <w:rPr>
-                <w:rFonts w:ascii="Arial" w:hAnsi="Arial"/>
-                <w:b w:val="0"/>
-                <w:color w:val="444A54"/>
-                <w:sz w:val="18"/>
-              </w:rPr>
-              <w:t>Debrief prompt</w:t>
+              <w:keepNext/>
+              <w:spacing w:after="40" w:before="40" w:line="252" w:lineRule="auto"/>
+            </w:pPr>
+            <w:r/>
+            <w:r>
+              <w:rPr>
+                <w:rFonts w:ascii="Arial" w:hAnsi="Arial"/>
+                <w:b w:val="0"/>
+                <w:color w:val="444A54"/>
+                <w:sz w:val="18"/>
+              </w:rPr>
+              <w:t>Common errors</w:t>
             </w:r>
           </w:p>
         </w:tc>
@@ -13105,6 +13628,97 @@
           <w:tcPr>
             <w:tcW w:type="dxa" w:w="7632"/>
             <w:shd w:val="clear" w:fill="F2F5FA"/>
+          </w:tcPr>
+          <w:p>
+            <w:pPr>
+              <w:keepNext/>
+              <w:spacing w:after="40" w:before="40" w:line="252" w:lineRule="auto"/>
+            </w:pPr>
+            <w:r/>
+            <w:r>
+              <w:rPr>
+                <w:rFonts w:ascii="Arial" w:hAnsi="Arial"/>
+                <w:b w:val="0"/>
+                <w:color w:val="444A54"/>
+                <w:sz w:val="18"/>
+              </w:rPr>
+              <w:t>Signals contain NaN -&gt; Wrap conditions with _flat_until_ready so warm-up bars are 0, not NaN.</w:t>
+            </w:r>
+          </w:p>
+          <w:p>
+            <w:pPr>
+              <w:keepNext/>
+              <w:spacing w:after="40" w:line="252" w:lineRule="auto"/>
+            </w:pPr>
+            <w:r>
+              <w:rPr>
+                <w:rFonts w:ascii="Arial" w:hAnsi="Arial"/>
+                <w:b w:val="0"/>
+                <w:color w:val="444A54"/>
+                <w:sz w:val="18"/>
+              </w:rPr>
+              <w:t>A look-ahead test fails -&gt; Look for shift(-1), center=True or any use of data after bar t in that signal.</w:t>
+            </w:r>
+          </w:p>
+          <w:p>
+            <w:pPr>
+              <w:keepNext/>
+              <w:spacing w:after="40" w:line="252" w:lineRule="auto"/>
+            </w:pPr>
+            <w:r>
+              <w:rPr>
+                <w:rFonts w:ascii="Arial" w:hAnsi="Arial"/>
+                <w:b w:val="0"/>
+                <w:color w:val="444A54"/>
+                <w:sz w:val="18"/>
+              </w:rPr>
+              <w:t>Targets file is empty -&gt; Run python -m pipeline ingest first or check universe.trade in config.yaml.</w:t>
+            </w:r>
+          </w:p>
+          <w:p>
+            <w:pPr>
+              <w:keepNext/>
+              <w:spacing w:after="40" w:line="252" w:lineRule="auto"/>
+            </w:pPr>
+            <w:r>
+              <w:rPr>
+                <w:rFonts w:ascii="Arial" w:hAnsi="Arial"/>
+                <w:b w:val="0"/>
+                <w:color w:val="444A54"/>
+                <w:sz w:val="18"/>
+              </w:rPr>
+              <w:t>TypeError on a column called hist -&gt; Use df['hist'], not df.hist - hist is also a pandas method.</w:t>
+            </w:r>
+          </w:p>
+        </w:tc>
+      </w:tr>
+      <w:tr>
+        <w:trPr>
+          <w:cantSplit w:val="true"/>
+        </w:trPr>
+        <w:tc>
+          <w:tcPr>
+            <w:tcW w:type="dxa" w:w="2304"/>
+          </w:tcPr>
+          <w:p>
+            <w:pPr>
+              <w:spacing w:after="40" w:before="40" w:line="252" w:lineRule="auto"/>
+            </w:pPr>
+            <w:r/>
+            <w:r>
+              <w:rPr>
+                <w:rFonts w:ascii="Arial" w:hAnsi="Arial"/>
+                <w:b w:val="0"/>
+                <w:color w:val="444A54"/>
+                <w:sz w:val="18"/>
+              </w:rPr>
+              <w:t>Debrief prompt</w:t>
+            </w:r>
+          </w:p>
+        </w:tc>
+        <w:tc>
+          <w:tcPr>
+            <w:tcW w:type="dxa" w:w="7632"/>
           </w:tcPr>
           <w:p>
             <w:pPr>
@@ -13239,7 +13853,7 @@
                 <w:color w:val="444A54"/>
                 <w:sz w:val="18"/>
               </w:rPr>
-              <w:t>A3, K5  |  30 min  |  slide 102</w:t>
+              <w:t>A3, K5  |  30 min  |  slide 103</w:t>
             </w:r>
           </w:p>
         </w:tc>
@@ -13361,7 +13975,7 @@
                 <w:color w:val="444A54"/>
                 <w:sz w:val="18"/>
               </w:rPr>
-              <w:t>Steps (summary)</w:t>
+              <w:t>Part A - simulator</w:t>
             </w:r>
           </w:p>
         </w:tc>
@@ -13382,7 +13996,7 @@
                 <w:color w:val="444A54"/>
                 <w:sz w:val="18"/>
               </w:rPr>
-              <w:t>Learn the order rules for each session (K5)</w:t>
+              <w:t>A1. Market order in the regular session  (trading?tab=ticket)</w:t>
             </w:r>
           </w:p>
           <w:p>
@@ -13397,7 +14011,7 @@
                 <w:color w:val="444A54"/>
                 <w:sz w:val="18"/>
               </w:rPr>
-              <w:t>Build the planning logic: target vs actual (A3)</w:t>
+              <w:t>A2. Extended-hours limit order (Singapore class hours)  (trading?tab=ticket)</w:t>
             </w:r>
           </w:p>
           <w:p>
@@ -13412,7 +14026,7 @@
                 <w:color w:val="444A54"/>
                 <w:sz w:val="18"/>
               </w:rPr>
-              <w:t>Build session-aware, idempotent order submission (A3, K5)</w:t>
+              <w:t>A3. Bracket order  (trading?tab=orders)</w:t>
             </w:r>
           </w:p>
           <w:p>
@@ -13427,97 +14041,7 @@
                 <w:color w:val="444A54"/>
                 <w:sz w:val="18"/>
               </w:rPr>
-              <w:t>Add polling, protective-order handling and safe fallbacks (A3, K5)</w:t>
-            </w:r>
-          </w:p>
-          <w:p>
-            <w:pPr>
-              <w:keepNext/>
-              <w:spacing w:after="40" w:line="252" w:lineRule="auto"/>
-            </w:pPr>
-            <w:r>
-              <w:rPr>
-                <w:rFonts w:ascii="Arial" w:hAnsi="Arial"/>
-                <w:b w:val="0"/>
-                <w:color w:val="444A54"/>
-                <w:sz w:val="18"/>
-              </w:rPr>
-              <w:t>Run the order manager in the current session (A3, K5)</w:t>
-            </w:r>
-          </w:p>
-          <w:p>
-            <w:pPr>
-              <w:keepNext/>
-              <w:spacing w:after="40" w:line="252" w:lineRule="auto"/>
-            </w:pPr>
-            <w:r>
-              <w:rPr>
-                <w:rFonts w:ascii="Arial" w:hAnsi="Arial"/>
-                <w:b w:val="0"/>
-                <w:color w:val="444A54"/>
-                <w:sz w:val="18"/>
-              </w:rPr>
-              <w:t>Compare the sessions with the teaching override (K5)</w:t>
-            </w:r>
-          </w:p>
-          <w:p>
-            <w:pPr>
-              <w:keepNext/>
-              <w:spacing w:after="40" w:line="252" w:lineRule="auto"/>
-            </w:pPr>
-            <w:r>
-              <w:rPr>
-                <w:rFonts w:ascii="Arial" w:hAnsi="Arial"/>
-                <w:b w:val="0"/>
-                <w:color w:val="444A54"/>
-                <w:sz w:val="18"/>
-              </w:rPr>
-              <w:t>Bracket orders and a clean exit (A3, K5)</w:t>
-            </w:r>
-          </w:p>
-          <w:p>
-            <w:pPr>
-              <w:keepNext/>
-              <w:spacing w:after="40" w:line="252" w:lineRule="auto"/>
-            </w:pPr>
-            <w:r>
-              <w:rPr>
-                <w:rFonts w:ascii="Arial" w:hAnsi="Arial"/>
-                <w:b w:val="0"/>
-                <w:color w:val="444A54"/>
-                <w:sz w:val="18"/>
-              </w:rPr>
-              <w:t>Trade LIVE on the Alpaca paper account during class (A3, K5)</w:t>
-            </w:r>
-          </w:p>
-          <w:p>
-            <w:pPr>
-              <w:keepNext/>
-              <w:spacing w:after="40" w:line="252" w:lineRule="auto"/>
-            </w:pPr>
-            <w:r>
-              <w:rPr>
-                <w:rFonts w:ascii="Arial" w:hAnsi="Arial"/>
-                <w:b w:val="0"/>
-                <w:color w:val="444A54"/>
-                <w:sz w:val="18"/>
-              </w:rPr>
-              <w:t>Optional - watch a fill right now with the crypto demo (K5)</w:t>
-            </w:r>
-          </w:p>
-          <w:p>
-            <w:pPr>
-              <w:keepNext/>
-              <w:spacing w:after="40" w:line="252" w:lineRule="auto"/>
-            </w:pPr>
-            <w:r>
-              <w:rPr>
-                <w:rFonts w:ascii="Arial" w:hAnsi="Arial"/>
-                <w:b w:val="0"/>
-                <w:color w:val="444A54"/>
-                <w:sz w:val="18"/>
-              </w:rPr>
-              <w:t>Flatten the live paper account (A3)</w:t>
+              <w:t>A4. Queue while closed and cancel  (trading?tab=orders)</w:t>
             </w:r>
           </w:p>
         </w:tc>
@@ -13544,7 +14068,7 @@
                 <w:color w:val="444A54"/>
                 <w:sz w:val="18"/>
               </w:rPr>
-              <w:t>Expected output</w:t>
+              <w:t>Part B - code (summary)</w:t>
             </w:r>
           </w:p>
         </w:tc>
@@ -13566,7 +14090,142 @@
                 <w:color w:val="444A54"/>
                 <w:sz w:val="18"/>
               </w:rPr>
-              <w:t>python -m pipeline execute --reset --session regular (offline): BUY 44 SPY and BUY 36 AAPL as MARKET DAY orders, filled at 676.70 and 271.15, equity USD 99,996.05; the idempotency re-run sends no new order and a duplicate submission is skipped; --session overnight sends LIMIT DAY extended_hours orders (filled 676.63 / 271.12); --session closed queues LIMIT GTC orders (accepted); bracket legs SPY 710.47 / 656.34; --flatten cancels the protective legs and exits (equity USD 99,992.09). With --live-paper the same flow runs on the Alpaca paper account in any session.</w:t>
+              <w:t>Learn the order rules for each session (K5)</w:t>
+            </w:r>
+          </w:p>
+          <w:p>
+            <w:pPr>
+              <w:keepNext/>
+              <w:spacing w:after="40" w:line="252" w:lineRule="auto"/>
+            </w:pPr>
+            <w:r>
+              <w:rPr>
+                <w:rFonts w:ascii="Arial" w:hAnsi="Arial"/>
+                <w:b w:val="0"/>
+                <w:color w:val="444A54"/>
+                <w:sz w:val="18"/>
+              </w:rPr>
+              <w:t>Build the planning logic: target vs actual (A3)</w:t>
+            </w:r>
+          </w:p>
+          <w:p>
+            <w:pPr>
+              <w:keepNext/>
+              <w:spacing w:after="40" w:line="252" w:lineRule="auto"/>
+            </w:pPr>
+            <w:r>
+              <w:rPr>
+                <w:rFonts w:ascii="Arial" w:hAnsi="Arial"/>
+                <w:b w:val="0"/>
+                <w:color w:val="444A54"/>
+                <w:sz w:val="18"/>
+              </w:rPr>
+              <w:t>Build session-aware, idempotent order submission (A3, K5)</w:t>
+            </w:r>
+          </w:p>
+          <w:p>
+            <w:pPr>
+              <w:keepNext/>
+              <w:spacing w:after="40" w:line="252" w:lineRule="auto"/>
+            </w:pPr>
+            <w:r>
+              <w:rPr>
+                <w:rFonts w:ascii="Arial" w:hAnsi="Arial"/>
+                <w:b w:val="0"/>
+                <w:color w:val="444A54"/>
+                <w:sz w:val="18"/>
+              </w:rPr>
+              <w:t>Add polling, protective-order handling and safe fallbacks (A3, K5)</w:t>
+            </w:r>
+          </w:p>
+          <w:p>
+            <w:pPr>
+              <w:keepNext/>
+              <w:spacing w:after="40" w:line="252" w:lineRule="auto"/>
+            </w:pPr>
+            <w:r>
+              <w:rPr>
+                <w:rFonts w:ascii="Arial" w:hAnsi="Arial"/>
+                <w:b w:val="0"/>
+                <w:color w:val="444A54"/>
+                <w:sz w:val="18"/>
+              </w:rPr>
+              <w:t>Run the order manager in the current session (A3, K5)</w:t>
+            </w:r>
+          </w:p>
+          <w:p>
+            <w:pPr>
+              <w:keepNext/>
+              <w:spacing w:after="40" w:line="252" w:lineRule="auto"/>
+            </w:pPr>
+            <w:r>
+              <w:rPr>
+                <w:rFonts w:ascii="Arial" w:hAnsi="Arial"/>
+                <w:b w:val="0"/>
+                <w:color w:val="444A54"/>
+                <w:sz w:val="18"/>
+              </w:rPr>
+              <w:t>Compare the sessions with the teaching override (K5)</w:t>
+            </w:r>
+          </w:p>
+          <w:p>
+            <w:pPr>
+              <w:keepNext/>
+              <w:spacing w:after="40" w:line="252" w:lineRule="auto"/>
+            </w:pPr>
+            <w:r>
+              <w:rPr>
+                <w:rFonts w:ascii="Arial" w:hAnsi="Arial"/>
+                <w:b w:val="0"/>
+                <w:color w:val="444A54"/>
+                <w:sz w:val="18"/>
+              </w:rPr>
+              <w:t>Bracket orders and a clean exit (A3, K5)</w:t>
+            </w:r>
+          </w:p>
+          <w:p>
+            <w:pPr>
+              <w:keepNext/>
+              <w:spacing w:after="40" w:line="252" w:lineRule="auto"/>
+            </w:pPr>
+            <w:r>
+              <w:rPr>
+                <w:rFonts w:ascii="Arial" w:hAnsi="Arial"/>
+                <w:b w:val="0"/>
+                <w:color w:val="444A54"/>
+                <w:sz w:val="18"/>
+              </w:rPr>
+              <w:t>Trade LIVE on the Alpaca paper account during class (A3, K5)</w:t>
+            </w:r>
+          </w:p>
+          <w:p>
+            <w:pPr>
+              <w:keepNext/>
+              <w:spacing w:after="40" w:line="252" w:lineRule="auto"/>
+            </w:pPr>
+            <w:r>
+              <w:rPr>
+                <w:rFonts w:ascii="Arial" w:hAnsi="Arial"/>
+                <w:b w:val="0"/>
+                <w:color w:val="444A54"/>
+                <w:sz w:val="18"/>
+              </w:rPr>
+              <w:t>Optional - watch a fill right now with the crypto demo (K5)</w:t>
+            </w:r>
+          </w:p>
+          <w:p>
+            <w:pPr>
+              <w:keepNext/>
+              <w:spacing w:after="40" w:line="252" w:lineRule="auto"/>
+            </w:pPr>
+            <w:r>
+              <w:rPr>
+                <w:rFonts w:ascii="Arial" w:hAnsi="Arial"/>
+                <w:b w:val="0"/>
+                <w:color w:val="444A54"/>
+                <w:sz w:val="18"/>
+              </w:rPr>
+              <w:t>Flatten the live paper account (A3)</w:t>
             </w:r>
           </w:p>
         </w:tc>
@@ -13592,7 +14251,7 @@
                 <w:color w:val="444A54"/>
                 <w:sz w:val="18"/>
               </w:rPr>
-              <w:t>Common errors</w:t>
+              <w:t>Expected output</w:t>
             </w:r>
           </w:p>
         </w:tc>
@@ -13613,52 +14272,7 @@
                 <w:color w:val="444A54"/>
                 <w:sz w:val="18"/>
               </w:rPr>
-              <w:t>Extended-hours order rejected online -&gt; The asset or account may not be enabled for overnight trading or the limit is outside the price band; the stage falls back to a GTC limit that queues for the next session.</w:t>
-            </w:r>
-          </w:p>
-          <w:p>
-            <w:pPr>
-              <w:keepNext/>
-              <w:spacing w:after="40" w:line="252" w:lineRule="auto"/>
-            </w:pPr>
-            <w:r>
-              <w:rPr>
-                <w:rFonts w:ascii="Arial" w:hAnsi="Arial"/>
-                <w:b w:val="0"/>
-                <w:color w:val="444A54"/>
-                <w:sz w:val="18"/>
-              </w:rPr>
-              <w:t>Order stays 'new' or 'accepted' -&gt; Normal outside regular hours or when the market is closed; it remains working - check the Orders page in the dashboard.</w:t>
-            </w:r>
-          </w:p>
-          <w:p>
-            <w:pPr>
-              <w:keepNext/>
-              <w:spacing w:after="40" w:line="252" w:lineRule="auto"/>
-            </w:pPr>
-            <w:r>
-              <w:rPr>
-                <w:rFonts w:ascii="Arial" w:hAnsi="Arial"/>
-                <w:b w:val="0"/>
-                <w:color w:val="444A54"/>
-                <w:sz w:val="18"/>
-              </w:rPr>
-              <w:t>insufficient qty available -&gt; A stop or bracket leg reserves the shares; cancel_protective() must run before any sell.</w:t>
-            </w:r>
-          </w:p>
-          <w:p>
-            <w:pPr>
-              <w:keepNext/>
-              <w:spacing w:after="40" w:line="252" w:lineRule="auto"/>
-            </w:pPr>
-            <w:r>
-              <w:rPr>
-                <w:rFonts w:ascii="Arial" w:hAnsi="Arial"/>
-                <w:b w:val="0"/>
-                <w:color w:val="444A54"/>
-                <w:sz w:val="18"/>
-              </w:rPr>
-              <w:t>insufficient buying power -&gt; Run with --reset offline, or lower the target weights.</w:t>
+              <w:t>python -m pipeline execute --reset --session regular (offline): BUY 44 SPY and BUY 36 AAPL as MARKET DAY orders, filled at 676.70 and 271.15, equity USD 99,996.05; the idempotency re-run sends no new order and a duplicate submission is skipped; --session overnight sends LIMIT DAY extended_hours orders (filled 676.63 / 271.12); --session closed queues LIMIT GTC orders (accepted); bracket legs SPY 710.47 / 656.34; --flatten cancels the protective legs and exits (equity USD 99,992.09). With --live-paper the same flow runs on the Alpaca paper account in any session.</w:t>
             </w:r>
           </w:p>
         </w:tc>
@@ -13674,17 +14288,18 @@
           </w:tcPr>
           <w:p>
             <w:pPr>
-              <w:spacing w:after="40" w:before="40" w:line="252" w:lineRule="auto"/>
-            </w:pPr>
-            <w:r/>
-            <w:r>
-              <w:rPr>
-                <w:rFonts w:ascii="Arial" w:hAnsi="Arial"/>
-                <w:b w:val="0"/>
-                <w:color w:val="444A54"/>
-                <w:sz w:val="18"/>
-              </w:rPr>
-              <w:t>Debrief prompt</w:t>
+              <w:keepNext/>
+              <w:spacing w:after="40" w:before="40" w:line="252" w:lineRule="auto"/>
+            </w:pPr>
+            <w:r/>
+            <w:r>
+              <w:rPr>
+                <w:rFonts w:ascii="Arial" w:hAnsi="Arial"/>
+                <w:b w:val="0"/>
+                <w:color w:val="444A54"/>
+                <w:sz w:val="18"/>
+              </w:rPr>
+              <w:t>Common errors</w:t>
             </w:r>
           </w:p>
         </w:tc>
@@ -13692,6 +14307,97 @@
           <w:tcPr>
             <w:tcW w:type="dxa" w:w="7632"/>
             <w:shd w:val="clear" w:fill="F2F5FA"/>
+          </w:tcPr>
+          <w:p>
+            <w:pPr>
+              <w:keepNext/>
+              <w:spacing w:after="40" w:before="40" w:line="252" w:lineRule="auto"/>
+            </w:pPr>
+            <w:r/>
+            <w:r>
+              <w:rPr>
+                <w:rFonts w:ascii="Arial" w:hAnsi="Arial"/>
+                <w:b w:val="0"/>
+                <w:color w:val="444A54"/>
+                <w:sz w:val="18"/>
+              </w:rPr>
+              <w:t>Extended-hours order rejected online -&gt; The asset or account may not be enabled for overnight trading or the limit is outside the price band; the stage falls back to a GTC limit that queues for the next session.</w:t>
+            </w:r>
+          </w:p>
+          <w:p>
+            <w:pPr>
+              <w:keepNext/>
+              <w:spacing w:after="40" w:line="252" w:lineRule="auto"/>
+            </w:pPr>
+            <w:r>
+              <w:rPr>
+                <w:rFonts w:ascii="Arial" w:hAnsi="Arial"/>
+                <w:b w:val="0"/>
+                <w:color w:val="444A54"/>
+                <w:sz w:val="18"/>
+              </w:rPr>
+              <w:t>Order stays 'new' or 'accepted' -&gt; Normal outside regular hours or when the market is closed; it remains working - check the Orders page in the dashboard.</w:t>
+            </w:r>
+          </w:p>
+          <w:p>
+            <w:pPr>
+              <w:keepNext/>
+              <w:spacing w:after="40" w:line="252" w:lineRule="auto"/>
+            </w:pPr>
+            <w:r>
+              <w:rPr>
+                <w:rFonts w:ascii="Arial" w:hAnsi="Arial"/>
+                <w:b w:val="0"/>
+                <w:color w:val="444A54"/>
+                <w:sz w:val="18"/>
+              </w:rPr>
+              <w:t>insufficient qty available -&gt; A stop or bracket leg reserves the shares; cancel_protective() must run before any sell.</w:t>
+            </w:r>
+          </w:p>
+          <w:p>
+            <w:pPr>
+              <w:keepNext/>
+              <w:spacing w:after="40" w:line="252" w:lineRule="auto"/>
+            </w:pPr>
+            <w:r>
+              <w:rPr>
+                <w:rFonts w:ascii="Arial" w:hAnsi="Arial"/>
+                <w:b w:val="0"/>
+                <w:color w:val="444A54"/>
+                <w:sz w:val="18"/>
+              </w:rPr>
+              <w:t>insufficient buying power -&gt; Run with --reset offline, or lower the target weights.</w:t>
+            </w:r>
+          </w:p>
+        </w:tc>
+      </w:tr>
+      <w:tr>
+        <w:trPr>
+          <w:cantSplit w:val="true"/>
+        </w:trPr>
+        <w:tc>
+          <w:tcPr>
+            <w:tcW w:type="dxa" w:w="2304"/>
+          </w:tcPr>
+          <w:p>
+            <w:pPr>
+              <w:spacing w:after="40" w:before="40" w:line="252" w:lineRule="auto"/>
+            </w:pPr>
+            <w:r/>
+            <w:r>
+              <w:rPr>
+                <w:rFonts w:ascii="Arial" w:hAnsi="Arial"/>
+                <w:b w:val="0"/>
+                <w:color w:val="444A54"/>
+                <w:sz w:val="18"/>
+              </w:rPr>
+              <w:t>Debrief prompt</w:t>
+            </w:r>
+          </w:p>
+        </w:tc>
+        <w:tc>
+          <w:tcPr>
+            <w:tcW w:type="dxa" w:w="7632"/>
           </w:tcPr>
           <w:p>
             <w:pPr>
@@ -13826,7 +14532,7 @@
                 <w:color w:val="444A54"/>
                 <w:sz w:val="18"/>
               </w:rPr>
-              <w:t>A3, K3  |  25 min  |  slide 103</w:t>
+              <w:t>A3, K3  |  25 min  |  slide 105</w:t>
             </w:r>
           </w:p>
         </w:tc>
@@ -13948,7 +14654,7 @@
                 <w:color w:val="444A54"/>
                 <w:sz w:val="18"/>
               </w:rPr>
-              <w:t>Steps (summary)</w:t>
+              <w:t>Part A - simulator</w:t>
             </w:r>
           </w:p>
         </w:tc>
@@ -13969,7 +14675,7 @@
                 <w:color w:val="444A54"/>
                 <w:sz w:val="18"/>
               </w:rPr>
-              <w:t>Read the metric formulas (K3)</w:t>
+              <w:t>A1. Open the analytics  (analytics)</w:t>
             </w:r>
           </w:p>
           <w:p>
@@ -13984,7 +14690,7 @@
                 <w:color w:val="444A54"/>
                 <w:sz w:val="18"/>
               </w:rPr>
-              <w:t>Build the evaluation stage (A3, K3)</w:t>
+              <w:t>A2. Compare with buy-and-hold  (analytics)</w:t>
             </w:r>
           </w:p>
           <w:p>
@@ -13999,67 +14705,7 @@
                 <w:color w:val="444A54"/>
                 <w:sz w:val="18"/>
               </w:rPr>
-              <w:t>Run the evaluation (A3)</w:t>
-            </w:r>
-          </w:p>
-          <w:p>
-            <w:pPr>
-              <w:keepNext/>
-              <w:spacing w:after="40" w:line="252" w:lineRule="auto"/>
-            </w:pPr>
-            <w:r>
-              <w:rPr>
-                <w:rFonts w:ascii="Arial" w:hAnsi="Arial"/>
-                <w:b w:val="0"/>
-                <w:color w:val="444A54"/>
-                <w:sz w:val="18"/>
-              </w:rPr>
-              <w:t>Check one metric by hand (K3)</w:t>
-            </w:r>
-          </w:p>
-          <w:p>
-            <w:pPr>
-              <w:keepNext/>
-              <w:spacing w:after="40" w:line="252" w:lineRule="auto"/>
-            </w:pPr>
-            <w:r>
-              <w:rPr>
-                <w:rFonts w:ascii="Arial" w:hAnsi="Arial"/>
-                <w:b w:val="0"/>
-                <w:color w:val="444A54"/>
-                <w:sz w:val="18"/>
-              </w:rPr>
-              <w:t>Interpret trade and market metrics (A3, K3)</w:t>
-            </w:r>
-          </w:p>
-          <w:p>
-            <w:pPr>
-              <w:keepNext/>
-              <w:spacing w:after="40" w:line="252" w:lineRule="auto"/>
-            </w:pPr>
-            <w:r>
-              <w:rPr>
-                <w:rFonts w:ascii="Arial" w:hAnsi="Arial"/>
-                <w:b w:val="0"/>
-                <w:color w:val="444A54"/>
-                <w:sz w:val="18"/>
-              </w:rPr>
-              <w:t>Locate the worst periods (K3)</w:t>
-            </w:r>
-          </w:p>
-          <w:p>
-            <w:pPr>
-              <w:keepNext/>
-              <w:spacing w:after="40" w:line="252" w:lineRule="auto"/>
-            </w:pPr>
-            <w:r>
-              <w:rPr>
-                <w:rFonts w:ascii="Arial" w:hAnsi="Arial"/>
-                <w:b w:val="0"/>
-                <w:color w:val="444A54"/>
-                <w:sz w:val="18"/>
-              </w:rPr>
-              <w:t>Add a metric to the stage (K3)</w:t>
+              <w:t>A3. Glossary  (help?tab=glossary)</w:t>
             </w:r>
           </w:p>
         </w:tc>
@@ -14086,7 +14732,7 @@
                 <w:color w:val="444A54"/>
                 <w:sz w:val="18"/>
               </w:rPr>
-              <w:t>Expected output</w:t>
+              <w:t>Part B - code (summary)</w:t>
             </w:r>
           </w:p>
         </w:tc>
@@ -14108,7 +14754,97 @@
                 <w:color w:val="444A54"/>
                 <w:sz w:val="18"/>
               </w:rPr>
-              <w:t>python -m pipeline evaluate --symbol SPY: window 2018-10-16 to 2025-12-31; ema_cross CAGR 11.09%, Sharpe 0.95, max drawdown -14.19% (best Sharpe); SPY buy &amp; hold 15.28%, 0.81, -33.72%; trend_filter 9.70%, 0.81, -19.36%, 24 trades, win rate 41.67%, profit factor 3.79, beta 0.38; bollinger_breakout last (Sharpe 0.35); files _outputs/Lab09_metrics.csv and chart _outputs/Lab09_metrics.png.</w:t>
+              <w:t>Read the metric formulas (K3)</w:t>
+            </w:r>
+          </w:p>
+          <w:p>
+            <w:pPr>
+              <w:keepNext/>
+              <w:spacing w:after="40" w:line="252" w:lineRule="auto"/>
+            </w:pPr>
+            <w:r>
+              <w:rPr>
+                <w:rFonts w:ascii="Arial" w:hAnsi="Arial"/>
+                <w:b w:val="0"/>
+                <w:color w:val="444A54"/>
+                <w:sz w:val="18"/>
+              </w:rPr>
+              <w:t>Build the evaluation stage (A3, K3)</w:t>
+            </w:r>
+          </w:p>
+          <w:p>
+            <w:pPr>
+              <w:keepNext/>
+              <w:spacing w:after="40" w:line="252" w:lineRule="auto"/>
+            </w:pPr>
+            <w:r>
+              <w:rPr>
+                <w:rFonts w:ascii="Arial" w:hAnsi="Arial"/>
+                <w:b w:val="0"/>
+                <w:color w:val="444A54"/>
+                <w:sz w:val="18"/>
+              </w:rPr>
+              <w:t>Run the evaluation (A3)</w:t>
+            </w:r>
+          </w:p>
+          <w:p>
+            <w:pPr>
+              <w:keepNext/>
+              <w:spacing w:after="40" w:line="252" w:lineRule="auto"/>
+            </w:pPr>
+            <w:r>
+              <w:rPr>
+                <w:rFonts w:ascii="Arial" w:hAnsi="Arial"/>
+                <w:b w:val="0"/>
+                <w:color w:val="444A54"/>
+                <w:sz w:val="18"/>
+              </w:rPr>
+              <w:t>Check one metric by hand (K3)</w:t>
+            </w:r>
+          </w:p>
+          <w:p>
+            <w:pPr>
+              <w:keepNext/>
+              <w:spacing w:after="40" w:line="252" w:lineRule="auto"/>
+            </w:pPr>
+            <w:r>
+              <w:rPr>
+                <w:rFonts w:ascii="Arial" w:hAnsi="Arial"/>
+                <w:b w:val="0"/>
+                <w:color w:val="444A54"/>
+                <w:sz w:val="18"/>
+              </w:rPr>
+              <w:t>Interpret trade and market metrics (A3, K3)</w:t>
+            </w:r>
+          </w:p>
+          <w:p>
+            <w:pPr>
+              <w:keepNext/>
+              <w:spacing w:after="40" w:line="252" w:lineRule="auto"/>
+            </w:pPr>
+            <w:r>
+              <w:rPr>
+                <w:rFonts w:ascii="Arial" w:hAnsi="Arial"/>
+                <w:b w:val="0"/>
+                <w:color w:val="444A54"/>
+                <w:sz w:val="18"/>
+              </w:rPr>
+              <w:t>Locate the worst periods (K3)</w:t>
+            </w:r>
+          </w:p>
+          <w:p>
+            <w:pPr>
+              <w:keepNext/>
+              <w:spacing w:after="40" w:line="252" w:lineRule="auto"/>
+            </w:pPr>
+            <w:r>
+              <w:rPr>
+                <w:rFonts w:ascii="Arial" w:hAnsi="Arial"/>
+                <w:b w:val="0"/>
+                <w:color w:val="444A54"/>
+                <w:sz w:val="18"/>
+              </w:rPr>
+              <w:t>Add a metric to the stage (K3)</w:t>
             </w:r>
           </w:p>
         </w:tc>
@@ -14134,7 +14870,7 @@
                 <w:color w:val="444A54"/>
                 <w:sz w:val="18"/>
               </w:rPr>
-              <w:t>Common errors</w:t>
+              <w:t>Expected output</w:t>
             </w:r>
           </w:p>
         </w:tc>
@@ -14155,37 +14891,7 @@
                 <w:color w:val="444A54"/>
                 <w:sz w:val="18"/>
               </w:rPr>
-              <w:t>Sharpe looks too high -&gt; Check that daily (not cumulative) returns are used and annualised with sqrt(252).</w:t>
-            </w:r>
-          </w:p>
-          <w:p>
-            <w:pPr>
-              <w:keepNext/>
-              <w:spacing w:after="40" w:line="252" w:lineRule="auto"/>
-            </w:pPr>
-            <w:r>
-              <w:rPr>
-                <w:rFonts w:ascii="Arial" w:hAnsi="Arial"/>
-                <w:b w:val="0"/>
-                <w:color w:val="444A54"/>
-                <w:sz w:val="18"/>
-              </w:rPr>
-              <w:t>Win rate below 50% yet profitable -&gt; Expected for trend following: few large winners pay for many small losers (see profit factor).</w:t>
-            </w:r>
-          </w:p>
-          <w:p>
-            <w:pPr>
-              <w:keepNext/>
-              <w:spacing w:after="40" w:line="252" w:lineRule="auto"/>
-            </w:pPr>
-            <w:r>
-              <w:rPr>
-                <w:rFonts w:ascii="Arial" w:hAnsi="Arial"/>
-                <w:b w:val="0"/>
-                <w:color w:val="444A54"/>
-                <w:sz w:val="18"/>
-              </w:rPr>
-              <w:t>Strategies cover different periods -&gt; Slice every return series from the same start date (first valid 200-day SMA).</w:t>
+              <w:t>python -m pipeline evaluate --symbol SPY: window 2018-10-16 to 2025-12-31; ema_cross CAGR 11.09%, Sharpe 0.95, max drawdown -14.19% (best Sharpe); SPY buy &amp; hold 15.28%, 0.81, -33.72%; trend_filter 9.70%, 0.81, -19.36%, 24 trades, win rate 41.67%, profit factor 3.79, beta 0.38; bollinger_breakout last (Sharpe 0.35); files _outputs/Lab09_metrics.csv and chart _outputs/Lab09_metrics.png.</w:t>
             </w:r>
           </w:p>
         </w:tc>
@@ -14201,17 +14907,18 @@
           </w:tcPr>
           <w:p>
             <w:pPr>
-              <w:spacing w:after="40" w:before="40" w:line="252" w:lineRule="auto"/>
-            </w:pPr>
-            <w:r/>
-            <w:r>
-              <w:rPr>
-                <w:rFonts w:ascii="Arial" w:hAnsi="Arial"/>
-                <w:b w:val="0"/>
-                <w:color w:val="444A54"/>
-                <w:sz w:val="18"/>
-              </w:rPr>
-              <w:t>Debrief prompt</w:t>
+              <w:keepNext/>
+              <w:spacing w:after="40" w:before="40" w:line="252" w:lineRule="auto"/>
+            </w:pPr>
+            <w:r/>
+            <w:r>
+              <w:rPr>
+                <w:rFonts w:ascii="Arial" w:hAnsi="Arial"/>
+                <w:b w:val="0"/>
+                <w:color w:val="444A54"/>
+                <w:sz w:val="18"/>
+              </w:rPr>
+              <w:t>Common errors</w:t>
             </w:r>
           </w:p>
         </w:tc>
@@ -14219,6 +14926,82 @@
           <w:tcPr>
             <w:tcW w:type="dxa" w:w="7632"/>
             <w:shd w:val="clear" w:fill="F2F5FA"/>
+          </w:tcPr>
+          <w:p>
+            <w:pPr>
+              <w:keepNext/>
+              <w:spacing w:after="40" w:before="40" w:line="252" w:lineRule="auto"/>
+            </w:pPr>
+            <w:r/>
+            <w:r>
+              <w:rPr>
+                <w:rFonts w:ascii="Arial" w:hAnsi="Arial"/>
+                <w:b w:val="0"/>
+                <w:color w:val="444A54"/>
+                <w:sz w:val="18"/>
+              </w:rPr>
+              <w:t>Sharpe looks too high -&gt; Check that daily (not cumulative) returns are used and annualised with sqrt(252).</w:t>
+            </w:r>
+          </w:p>
+          <w:p>
+            <w:pPr>
+              <w:keepNext/>
+              <w:spacing w:after="40" w:line="252" w:lineRule="auto"/>
+            </w:pPr>
+            <w:r>
+              <w:rPr>
+                <w:rFonts w:ascii="Arial" w:hAnsi="Arial"/>
+                <w:b w:val="0"/>
+                <w:color w:val="444A54"/>
+                <w:sz w:val="18"/>
+              </w:rPr>
+              <w:t>Win rate below 50% yet profitable -&gt; Expected for trend following: few large winners pay for many small losers (see profit factor).</w:t>
+            </w:r>
+          </w:p>
+          <w:p>
+            <w:pPr>
+              <w:keepNext/>
+              <w:spacing w:after="40" w:line="252" w:lineRule="auto"/>
+            </w:pPr>
+            <w:r>
+              <w:rPr>
+                <w:rFonts w:ascii="Arial" w:hAnsi="Arial"/>
+                <w:b w:val="0"/>
+                <w:color w:val="444A54"/>
+                <w:sz w:val="18"/>
+              </w:rPr>
+              <w:t>Strategies cover different periods -&gt; Slice every return series from the same start date (first valid 200-day SMA).</w:t>
+            </w:r>
+          </w:p>
+        </w:tc>
+      </w:tr>
+      <w:tr>
+        <w:trPr>
+          <w:cantSplit w:val="true"/>
+        </w:trPr>
+        <w:tc>
+          <w:tcPr>
+            <w:tcW w:type="dxa" w:w="2304"/>
+          </w:tcPr>
+          <w:p>
+            <w:pPr>
+              <w:spacing w:after="40" w:before="40" w:line="252" w:lineRule="auto"/>
+            </w:pPr>
+            <w:r/>
+            <w:r>
+              <w:rPr>
+                <w:rFonts w:ascii="Arial" w:hAnsi="Arial"/>
+                <w:b w:val="0"/>
+                <w:color w:val="444A54"/>
+                <w:sz w:val="18"/>
+              </w:rPr>
+              <w:t>Debrief prompt</w:t>
+            </w:r>
+          </w:p>
+        </w:tc>
+        <w:tc>
+          <w:tcPr>
+            <w:tcW w:type="dxa" w:w="7632"/>
           </w:tcPr>
           <w:p>
             <w:pPr>
@@ -14260,7 +15043,7 @@
           <w:color w:val="E87122"/>
           <w:sz w:val="19"/>
         </w:rPr>
-        <w:t>Day 2  |  Slides 107-135  |  A4, A5, K2, K4, K6  |  Labs 10-14</w:t>
+        <w:t>Day 2  |  Slides 109-137  |  A4, A5, K2, K4, K6  |  Labs 10-14</w:t>
       </w:r>
     </w:p>
     <w:p>
@@ -14573,7 +15356,7 @@
                 <w:color w:val="444A54"/>
                 <w:sz w:val="18"/>
               </w:rPr>
-              <w:t>A2, A4, K2  |  20 min  |  slide 125</w:t>
+              <w:t>A2, A4, K2  |  20 min  |  slide 127</w:t>
             </w:r>
           </w:p>
         </w:tc>
@@ -14695,7 +15478,7 @@
                 <w:color w:val="444A54"/>
                 <w:sz w:val="18"/>
               </w:rPr>
-              <w:t>Steps (summary)</w:t>
+              <w:t>Part A - simulator</w:t>
             </w:r>
           </w:p>
         </w:tc>
@@ -14716,7 +15499,7 @@
                 <w:color w:val="444A54"/>
                 <w:sz w:val="18"/>
               </w:rPr>
-              <w:t>Define the search space (A2, K2)</w:t>
+              <w:t>A1. Run the grid  (research/grid?strategy=sma_cross&amp;symbol=SPY)</w:t>
             </w:r>
           </w:p>
           <w:p>
@@ -14731,7 +15514,7 @@
                 <w:color w:val="444A54"/>
                 <w:sz w:val="18"/>
               </w:rPr>
-              <w:t>Build the grid search (A2, A4)</w:t>
+              <w:t>A2. Read the decay  (research/grid)</w:t>
             </w:r>
           </w:p>
           <w:p>
@@ -14746,67 +15529,7 @@
                 <w:color w:val="444A54"/>
                 <w:sz w:val="18"/>
               </w:rPr>
-              <w:t>Add ranking, robustness and the decay report (A4, K2)</w:t>
-            </w:r>
-          </w:p>
-          <w:p>
-            <w:pPr>
-              <w:keepNext/>
-              <w:spacing w:after="40" w:line="252" w:lineRule="auto"/>
-            </w:pPr>
-            <w:r>
-              <w:rPr>
-                <w:rFonts w:ascii="Arial" w:hAnsi="Arial"/>
-                <w:b w:val="0"/>
-                <w:color w:val="444A54"/>
-                <w:sz w:val="18"/>
-              </w:rPr>
-              <w:t>Run the search (A4)</w:t>
-            </w:r>
-          </w:p>
-          <w:p>
-            <w:pPr>
-              <w:keepNext/>
-              <w:spacing w:after="40" w:line="252" w:lineRule="auto"/>
-            </w:pPr>
-            <w:r>
-              <w:rPr>
-                <w:rFonts w:ascii="Arial" w:hAnsi="Arial"/>
-                <w:b w:val="0"/>
-                <w:color w:val="444A54"/>
-                <w:sz w:val="18"/>
-              </w:rPr>
-              <w:t>Read the overfitting evidence (A4, K2)</w:t>
-            </w:r>
-          </w:p>
-          <w:p>
-            <w:pPr>
-              <w:keepNext/>
-              <w:spacing w:after="40" w:line="252" w:lineRule="auto"/>
-            </w:pPr>
-            <w:r>
-              <w:rPr>
-                <w:rFonts w:ascii="Arial" w:hAnsi="Arial"/>
-                <w:b w:val="0"/>
-                <w:color w:val="444A54"/>
-                <w:sz w:val="18"/>
-              </w:rPr>
-              <w:t>Prefer a robust region to a single peak (A2, A4)</w:t>
-            </w:r>
-          </w:p>
-          <w:p>
-            <w:pPr>
-              <w:keepNext/>
-              <w:spacing w:after="40" w:line="252" w:lineRule="auto"/>
-            </w:pPr>
-            <w:r>
-              <w:rPr>
-                <w:rFonts w:ascii="Arial" w:hAnsi="Arial"/>
-                <w:b w:val="0"/>
-                <w:color w:val="444A54"/>
-                <w:sz w:val="18"/>
-              </w:rPr>
-              <w:t>Decide whether to promote anything (A2, K2)</w:t>
+              <w:t>A3. Walk-forward  (research/walkforward?strategy=sma_cross)</w:t>
             </w:r>
           </w:p>
         </w:tc>
@@ -14833,7 +15556,7 @@
                 <w:color w:val="444A54"/>
                 <w:sz w:val="18"/>
               </w:rPr>
-              <w:t>Expected output</w:t>
+              <w:t>Part B - code (summary)</w:t>
             </w:r>
           </w:p>
         </w:tc>
@@ -14855,7 +15578,97 @@
                 <w:color w:val="444A54"/>
                 <w:sz w:val="18"/>
               </w:rPr>
-              <w:t>python -m pipeline search --symbol SPY: 76 parameter sets; buy-and-hold Sharpe 0.87 in sample and 0.67 out of sample; best sma_cross (10/100) 1.23 -&gt; 0.70; best rsi_reversion (2, 30, 70) 0.60 -&gt; 0.74; best bollinger_breakout (20, 1.0) 0.91 -&gt; 1.04; top-5 average decay -0.62; IS/OOS rank correlation 0.06; 43% of sets beat buy and hold out of sample; files _outputs/Lab10_grid_results.csv, _outputs/Lab10_decay_report.csv and chart _outputs/Lab10_grid_heatmap.png.</w:t>
+              <w:t>Define the search space (A2, K2)</w:t>
+            </w:r>
+          </w:p>
+          <w:p>
+            <w:pPr>
+              <w:keepNext/>
+              <w:spacing w:after="40" w:line="252" w:lineRule="auto"/>
+            </w:pPr>
+            <w:r>
+              <w:rPr>
+                <w:rFonts w:ascii="Arial" w:hAnsi="Arial"/>
+                <w:b w:val="0"/>
+                <w:color w:val="444A54"/>
+                <w:sz w:val="18"/>
+              </w:rPr>
+              <w:t>Build the grid search (A2, A4)</w:t>
+            </w:r>
+          </w:p>
+          <w:p>
+            <w:pPr>
+              <w:keepNext/>
+              <w:spacing w:after="40" w:line="252" w:lineRule="auto"/>
+            </w:pPr>
+            <w:r>
+              <w:rPr>
+                <w:rFonts w:ascii="Arial" w:hAnsi="Arial"/>
+                <w:b w:val="0"/>
+                <w:color w:val="444A54"/>
+                <w:sz w:val="18"/>
+              </w:rPr>
+              <w:t>Add ranking, robustness and the decay report (A4, K2)</w:t>
+            </w:r>
+          </w:p>
+          <w:p>
+            <w:pPr>
+              <w:keepNext/>
+              <w:spacing w:after="40" w:line="252" w:lineRule="auto"/>
+            </w:pPr>
+            <w:r>
+              <w:rPr>
+                <w:rFonts w:ascii="Arial" w:hAnsi="Arial"/>
+                <w:b w:val="0"/>
+                <w:color w:val="444A54"/>
+                <w:sz w:val="18"/>
+              </w:rPr>
+              <w:t>Run the search (A4)</w:t>
+            </w:r>
+          </w:p>
+          <w:p>
+            <w:pPr>
+              <w:keepNext/>
+              <w:spacing w:after="40" w:line="252" w:lineRule="auto"/>
+            </w:pPr>
+            <w:r>
+              <w:rPr>
+                <w:rFonts w:ascii="Arial" w:hAnsi="Arial"/>
+                <w:b w:val="0"/>
+                <w:color w:val="444A54"/>
+                <w:sz w:val="18"/>
+              </w:rPr>
+              <w:t>Read the overfitting evidence (A4, K2)</w:t>
+            </w:r>
+          </w:p>
+          <w:p>
+            <w:pPr>
+              <w:keepNext/>
+              <w:spacing w:after="40" w:line="252" w:lineRule="auto"/>
+            </w:pPr>
+            <w:r>
+              <w:rPr>
+                <w:rFonts w:ascii="Arial" w:hAnsi="Arial"/>
+                <w:b w:val="0"/>
+                <w:color w:val="444A54"/>
+                <w:sz w:val="18"/>
+              </w:rPr>
+              <w:t>Prefer a robust region to a single peak (A2, A4)</w:t>
+            </w:r>
+          </w:p>
+          <w:p>
+            <w:pPr>
+              <w:keepNext/>
+              <w:spacing w:after="40" w:line="252" w:lineRule="auto"/>
+            </w:pPr>
+            <w:r>
+              <w:rPr>
+                <w:rFonts w:ascii="Arial" w:hAnsi="Arial"/>
+                <w:b w:val="0"/>
+                <w:color w:val="444A54"/>
+                <w:sz w:val="18"/>
+              </w:rPr>
+              <w:t>Decide whether to promote anything (A2, K2)</w:t>
             </w:r>
           </w:p>
         </w:tc>
@@ -14881,7 +15694,7 @@
                 <w:color w:val="444A54"/>
                 <w:sz w:val="18"/>
               </w:rPr>
-              <w:t>Common errors</w:t>
+              <w:t>Expected output</w:t>
             </w:r>
           </w:p>
         </w:tc>
@@ -14902,37 +15715,7 @@
                 <w:color w:val="444A54"/>
                 <w:sz w:val="18"/>
               </w:rPr>
-              <w:t>IntCastingNaNError on ranks -&gt; Some sets never trade in one window (NaN Sharpe); rank with na_option='bottom'.</w:t>
-            </w:r>
-          </w:p>
-          <w:p>
-            <w:pPr>
-              <w:keepNext/>
-              <w:spacing w:after="40" w:line="252" w:lineRule="auto"/>
-            </w:pPr>
-            <w:r>
-              <w:rPr>
-                <w:rFonts w:ascii="Arial" w:hAnsi="Arial"/>
-                <w:b w:val="0"/>
-                <w:color w:val="444A54"/>
-                <w:sz w:val="18"/>
-              </w:rPr>
-              <w:t>Heatmap has a blank cell -&gt; Expected: fast 50 / slow 50 is not a valid pair.</w:t>
-            </w:r>
-          </w:p>
-          <w:p>
-            <w:pPr>
-              <w:keepNext/>
-              <w:spacing w:after="40" w:line="252" w:lineRule="auto"/>
-            </w:pPr>
-            <w:r>
-              <w:rPr>
-                <w:rFonts w:ascii="Arial" w:hAnsi="Arial"/>
-                <w:b w:val="0"/>
-                <w:color w:val="444A54"/>
-                <w:sz w:val="18"/>
-              </w:rPr>
-              <w:t>Different results online -&gt; Alpaca's IEX data differ slightly from the bundled data; compare patterns, not decimals.</w:t>
+              <w:t>python -m pipeline search --symbol SPY: 76 parameter sets; buy-and-hold Sharpe 0.87 in sample and 0.67 out of sample; best sma_cross (10/100) 1.23 -&gt; 0.70; best rsi_reversion (2, 30, 70) 0.60 -&gt; 0.74; best bollinger_breakout (20, 1.0) 0.91 -&gt; 1.04; top-5 average decay -0.62; IS/OOS rank correlation 0.06; 43% of sets beat buy and hold out of sample; files _outputs/Lab10_grid_results.csv, _outputs/Lab10_decay_report.csv and chart _outputs/Lab10_grid_heatmap.png.</w:t>
             </w:r>
           </w:p>
         </w:tc>
@@ -14948,17 +15731,18 @@
           </w:tcPr>
           <w:p>
             <w:pPr>
-              <w:spacing w:after="40" w:before="40" w:line="252" w:lineRule="auto"/>
-            </w:pPr>
-            <w:r/>
-            <w:r>
-              <w:rPr>
-                <w:rFonts w:ascii="Arial" w:hAnsi="Arial"/>
-                <w:b w:val="0"/>
-                <w:color w:val="444A54"/>
-                <w:sz w:val="18"/>
-              </w:rPr>
-              <w:t>Debrief prompt</w:t>
+              <w:keepNext/>
+              <w:spacing w:after="40" w:before="40" w:line="252" w:lineRule="auto"/>
+            </w:pPr>
+            <w:r/>
+            <w:r>
+              <w:rPr>
+                <w:rFonts w:ascii="Arial" w:hAnsi="Arial"/>
+                <w:b w:val="0"/>
+                <w:color w:val="444A54"/>
+                <w:sz w:val="18"/>
+              </w:rPr>
+              <w:t>Common errors</w:t>
             </w:r>
           </w:p>
         </w:tc>
@@ -14966,6 +15750,82 @@
           <w:tcPr>
             <w:tcW w:type="dxa" w:w="7632"/>
             <w:shd w:val="clear" w:fill="F2F5FA"/>
+          </w:tcPr>
+          <w:p>
+            <w:pPr>
+              <w:keepNext/>
+              <w:spacing w:after="40" w:before="40" w:line="252" w:lineRule="auto"/>
+            </w:pPr>
+            <w:r/>
+            <w:r>
+              <w:rPr>
+                <w:rFonts w:ascii="Arial" w:hAnsi="Arial"/>
+                <w:b w:val="0"/>
+                <w:color w:val="444A54"/>
+                <w:sz w:val="18"/>
+              </w:rPr>
+              <w:t>IntCastingNaNError on ranks -&gt; Some sets never trade in one window (NaN Sharpe); rank with na_option='bottom'.</w:t>
+            </w:r>
+          </w:p>
+          <w:p>
+            <w:pPr>
+              <w:keepNext/>
+              <w:spacing w:after="40" w:line="252" w:lineRule="auto"/>
+            </w:pPr>
+            <w:r>
+              <w:rPr>
+                <w:rFonts w:ascii="Arial" w:hAnsi="Arial"/>
+                <w:b w:val="0"/>
+                <w:color w:val="444A54"/>
+                <w:sz w:val="18"/>
+              </w:rPr>
+              <w:t>Heatmap has a blank cell -&gt; Expected: fast 50 / slow 50 is not a valid pair.</w:t>
+            </w:r>
+          </w:p>
+          <w:p>
+            <w:pPr>
+              <w:keepNext/>
+              <w:spacing w:after="40" w:line="252" w:lineRule="auto"/>
+            </w:pPr>
+            <w:r>
+              <w:rPr>
+                <w:rFonts w:ascii="Arial" w:hAnsi="Arial"/>
+                <w:b w:val="0"/>
+                <w:color w:val="444A54"/>
+                <w:sz w:val="18"/>
+              </w:rPr>
+              <w:t>Different results online -&gt; Alpaca's IEX data differ slightly from the bundled data; compare patterns, not decimals.</w:t>
+            </w:r>
+          </w:p>
+        </w:tc>
+      </w:tr>
+      <w:tr>
+        <w:trPr>
+          <w:cantSplit w:val="true"/>
+        </w:trPr>
+        <w:tc>
+          <w:tcPr>
+            <w:tcW w:type="dxa" w:w="2304"/>
+          </w:tcPr>
+          <w:p>
+            <w:pPr>
+              <w:spacing w:after="40" w:before="40" w:line="252" w:lineRule="auto"/>
+            </w:pPr>
+            <w:r/>
+            <w:r>
+              <w:rPr>
+                <w:rFonts w:ascii="Arial" w:hAnsi="Arial"/>
+                <w:b w:val="0"/>
+                <w:color w:val="444A54"/>
+                <w:sz w:val="18"/>
+              </w:rPr>
+              <w:t>Debrief prompt</w:t>
+            </w:r>
+          </w:p>
+        </w:tc>
+        <w:tc>
+          <w:tcPr>
+            <w:tcW w:type="dxa" w:w="7632"/>
           </w:tcPr>
           <w:p>
             <w:pPr>
@@ -15100,7 +15960,7 @@
                 <w:color w:val="444A54"/>
                 <w:sz w:val="18"/>
               </w:rPr>
-              <w:t>A4, K4, K6  |  20 min  |  slide 127</w:t>
+              <w:t>A4, K4, K6  |  20 min  |  slide 129</w:t>
             </w:r>
           </w:p>
         </w:tc>
@@ -15222,7 +16082,7 @@
                 <w:color w:val="444A54"/>
                 <w:sz w:val="18"/>
               </w:rPr>
-              <w:t>Steps (summary)</w:t>
+              <w:t>Part A - simulator</w:t>
             </w:r>
           </w:p>
         </w:tc>
@@ -15243,7 +16103,7 @@
                 <w:color w:val="444A54"/>
                 <w:sz w:val="18"/>
               </w:rPr>
-              <w:t>Build causal features and the label (K4)</w:t>
+              <w:t>A1. Train the classifiers  (research/ml)</w:t>
             </w:r>
           </w:p>
           <w:p>
@@ -15258,7 +16118,7 @@
                 <w:color w:val="444A54"/>
                 <w:sz w:val="18"/>
               </w:rPr>
-              <w:t>Add walk-forward validation (K4, K6)</w:t>
+              <w:t>A2. Backtest an ML strategy  (backtest?strategy=ml_xgboost&amp;symbols=SPY)</w:t>
             </w:r>
           </w:p>
           <w:p>
@@ -15273,82 +16133,7 @@
                 <w:color w:val="444A54"/>
                 <w:sz w:val="18"/>
               </w:rPr>
-              <w:t>Turn probability into a position and backtest it (A4)</w:t>
-            </w:r>
-          </w:p>
-          <w:p>
-            <w:pPr>
-              <w:keepNext/>
-              <w:spacing w:after="40" w:line="252" w:lineRule="auto"/>
-            </w:pPr>
-            <w:r>
-              <w:rPr>
-                <w:rFonts w:ascii="Arial" w:hAnsi="Arial"/>
-                <w:b w:val="0"/>
-                <w:color w:val="444A54"/>
-                <w:sz w:val="18"/>
-              </w:rPr>
-              <w:t>Run the ML stage (A4, K4)</w:t>
-            </w:r>
-          </w:p>
-          <w:p>
-            <w:pPr>
-              <w:keepNext/>
-              <w:spacing w:after="40" w:line="252" w:lineRule="auto"/>
-            </w:pPr>
-            <w:r>
-              <w:rPr>
-                <w:rFonts w:ascii="Arial" w:hAnsi="Arial"/>
-                <w:b w:val="0"/>
-                <w:color w:val="444A54"/>
-                <w:sz w:val="18"/>
-              </w:rPr>
-              <w:t>Read the strategy result (A4)</w:t>
-            </w:r>
-          </w:p>
-          <w:p>
-            <w:pPr>
-              <w:keepNext/>
-              <w:spacing w:after="40" w:line="252" w:lineRule="auto"/>
-            </w:pPr>
-            <w:r>
-              <w:rPr>
-                <w:rFonts w:ascii="Arial" w:hAnsi="Arial"/>
-                <w:b w:val="0"/>
-                <w:color w:val="444A54"/>
-                <w:sz w:val="18"/>
-              </w:rPr>
-              <w:t>Test the threshold - and notice the snooping risk (A4, K6)</w:t>
-            </w:r>
-          </w:p>
-          <w:p>
-            <w:pPr>
-              <w:keepNext/>
-              <w:spacing w:after="40" w:line="252" w:lineRule="auto"/>
-            </w:pPr>
-            <w:r>
-              <w:rPr>
-                <w:rFonts w:ascii="Arial" w:hAnsi="Arial"/>
-                <w:b w:val="0"/>
-                <w:color w:val="444A54"/>
-                <w:sz w:val="18"/>
-              </w:rPr>
-              <w:t>Prove that leakage is detectable (K6)</w:t>
-            </w:r>
-          </w:p>
-          <w:p>
-            <w:pPr>
-              <w:keepNext/>
-              <w:spacing w:after="40" w:line="252" w:lineRule="auto"/>
-            </w:pPr>
-            <w:r>
-              <w:rPr>
-                <w:rFonts w:ascii="Arial" w:hAnsi="Arial"/>
-                <w:b w:val="0"/>
-                <w:color w:val="444A54"/>
-                <w:sz w:val="18"/>
-              </w:rPr>
-              <w:t>Inspect the feature importance (K4)</w:t>
+              <w:t>A3. Check for leakage  (research/diagnostics?strategy=ml_logistic)</w:t>
             </w:r>
           </w:p>
         </w:tc>
@@ -15375,7 +16160,7 @@
                 <w:color w:val="444A54"/>
                 <w:sz w:val="18"/>
               </w:rPr>
-              <w:t>Expected output</w:t>
+              <w:t>Part B - code (summary)</w:t>
             </w:r>
           </w:p>
         </w:tc>
@@ -15397,7 +16182,112 @@
                 <w:color w:val="444A54"/>
                 <w:sz w:val="18"/>
               </w:rPr>
-              <w:t>python -m pipeline ml --threshold 0.55: 1,811 samples, 14 features, base rate 55.4%; out-of-sample AUC 0.481 (logistic regression), 0.483 (random forest), 0.497 (XGBoost); strategies 2020-2025: CAGR 9.19% / 7.70% / 4.00% versus buy and hold 14.98%, Sharpe 0.61 / 0.54 / 0.32 versus 0.78, turnover 75-96 versus 0.17; VERDICT: NO EDGE; a leaky feature pushes AUC to 0.997; files _outputs/Lab11_ml_probabilities.csv and chart _outputs/Lab11_ml_strategy.png.</w:t>
+              <w:t>Build causal features and the label (K4)</w:t>
+            </w:r>
+          </w:p>
+          <w:p>
+            <w:pPr>
+              <w:keepNext/>
+              <w:spacing w:after="40" w:line="252" w:lineRule="auto"/>
+            </w:pPr>
+            <w:r>
+              <w:rPr>
+                <w:rFonts w:ascii="Arial" w:hAnsi="Arial"/>
+                <w:b w:val="0"/>
+                <w:color w:val="444A54"/>
+                <w:sz w:val="18"/>
+              </w:rPr>
+              <w:t>Add walk-forward validation (K4, K6)</w:t>
+            </w:r>
+          </w:p>
+          <w:p>
+            <w:pPr>
+              <w:keepNext/>
+              <w:spacing w:after="40" w:line="252" w:lineRule="auto"/>
+            </w:pPr>
+            <w:r>
+              <w:rPr>
+                <w:rFonts w:ascii="Arial" w:hAnsi="Arial"/>
+                <w:b w:val="0"/>
+                <w:color w:val="444A54"/>
+                <w:sz w:val="18"/>
+              </w:rPr>
+              <w:t>Turn probability into a position and backtest it (A4)</w:t>
+            </w:r>
+          </w:p>
+          <w:p>
+            <w:pPr>
+              <w:keepNext/>
+              <w:spacing w:after="40" w:line="252" w:lineRule="auto"/>
+            </w:pPr>
+            <w:r>
+              <w:rPr>
+                <w:rFonts w:ascii="Arial" w:hAnsi="Arial"/>
+                <w:b w:val="0"/>
+                <w:color w:val="444A54"/>
+                <w:sz w:val="18"/>
+              </w:rPr>
+              <w:t>Run the ML stage (A4, K4)</w:t>
+            </w:r>
+          </w:p>
+          <w:p>
+            <w:pPr>
+              <w:keepNext/>
+              <w:spacing w:after="40" w:line="252" w:lineRule="auto"/>
+            </w:pPr>
+            <w:r>
+              <w:rPr>
+                <w:rFonts w:ascii="Arial" w:hAnsi="Arial"/>
+                <w:b w:val="0"/>
+                <w:color w:val="444A54"/>
+                <w:sz w:val="18"/>
+              </w:rPr>
+              <w:t>Read the strategy result (A4)</w:t>
+            </w:r>
+          </w:p>
+          <w:p>
+            <w:pPr>
+              <w:keepNext/>
+              <w:spacing w:after="40" w:line="252" w:lineRule="auto"/>
+            </w:pPr>
+            <w:r>
+              <w:rPr>
+                <w:rFonts w:ascii="Arial" w:hAnsi="Arial"/>
+                <w:b w:val="0"/>
+                <w:color w:val="444A54"/>
+                <w:sz w:val="18"/>
+              </w:rPr>
+              <w:t>Test the threshold - and notice the snooping risk (A4, K6)</w:t>
+            </w:r>
+          </w:p>
+          <w:p>
+            <w:pPr>
+              <w:keepNext/>
+              <w:spacing w:after="40" w:line="252" w:lineRule="auto"/>
+            </w:pPr>
+            <w:r>
+              <w:rPr>
+                <w:rFonts w:ascii="Arial" w:hAnsi="Arial"/>
+                <w:b w:val="0"/>
+                <w:color w:val="444A54"/>
+                <w:sz w:val="18"/>
+              </w:rPr>
+              <w:t>Prove that leakage is detectable (K6)</w:t>
+            </w:r>
+          </w:p>
+          <w:p>
+            <w:pPr>
+              <w:keepNext/>
+              <w:spacing w:after="40" w:line="252" w:lineRule="auto"/>
+            </w:pPr>
+            <w:r>
+              <w:rPr>
+                <w:rFonts w:ascii="Arial" w:hAnsi="Arial"/>
+                <w:b w:val="0"/>
+                <w:color w:val="444A54"/>
+                <w:sz w:val="18"/>
+              </w:rPr>
+              <w:t>Inspect the feature importance (K4)</w:t>
             </w:r>
           </w:p>
         </w:tc>
@@ -15423,7 +16313,7 @@
                 <w:color w:val="444A54"/>
                 <w:sz w:val="18"/>
               </w:rPr>
-              <w:t>Common errors</w:t>
+              <w:t>Expected output</w:t>
             </w:r>
           </w:p>
         </w:tc>
@@ -15444,37 +16334,7 @@
                 <w:color w:val="444A54"/>
                 <w:sz w:val="18"/>
               </w:rPr>
-              <w:t>xgboost not installed -&gt; Run pip install xgboost, or use --models 'Logistic regression' 'Random forest'.</w:t>
-            </w:r>
-          </w:p>
-          <w:p>
-            <w:pPr>
-              <w:keepNext/>
-              <w:spacing w:after="40" w:line="252" w:lineRule="auto"/>
-            </w:pPr>
-            <w:r>
-              <w:rPr>
-                <w:rFonts w:ascii="Arial" w:hAnsi="Arial"/>
-                <w:b w:val="0"/>
-                <w:color w:val="444A54"/>
-                <w:sz w:val="18"/>
-              </w:rPr>
-              <w:t>Accuracy above 60% -&gt; Suspect leakage: no feature may use shift(-1), and TimeSeriesSplit needs gap=1.</w:t>
-            </w:r>
-          </w:p>
-          <w:p>
-            <w:pPr>
-              <w:keepNext/>
-              <w:spacing w:after="40" w:line="252" w:lineRule="auto"/>
-            </w:pPr>
-            <w:r>
-              <w:rPr>
-                <w:rFonts w:ascii="Arial" w:hAnsi="Arial"/>
-                <w:b w:val="0"/>
-                <w:color w:val="444A54"/>
-                <w:sz w:val="18"/>
-              </w:rPr>
-              <w:t>Results differ in the third decimal -&gt; Random forest and XGBoost use random_state=42; library versions can still differ slightly.</w:t>
+              <w:t>python -m pipeline ml --threshold 0.55: 1,811 samples, 14 features, base rate 55.4%; out-of-sample AUC 0.481 (logistic regression), 0.483 (random forest), 0.497 (XGBoost); strategies 2020-2025: CAGR 9.19% / 7.70% / 4.00% versus buy and hold 14.98%, Sharpe 0.61 / 0.54 / 0.32 versus 0.78, turnover 75-96 versus 0.17; VERDICT: NO EDGE; a leaky feature pushes AUC to 0.997; files _outputs/Lab11_ml_probabilities.csv and chart _outputs/Lab11_ml_strategy.png.</w:t>
             </w:r>
           </w:p>
         </w:tc>
@@ -15490,17 +16350,18 @@
           </w:tcPr>
           <w:p>
             <w:pPr>
-              <w:spacing w:after="40" w:before="40" w:line="252" w:lineRule="auto"/>
-            </w:pPr>
-            <w:r/>
-            <w:r>
-              <w:rPr>
-                <w:rFonts w:ascii="Arial" w:hAnsi="Arial"/>
-                <w:b w:val="0"/>
-                <w:color w:val="444A54"/>
-                <w:sz w:val="18"/>
-              </w:rPr>
-              <w:t>Debrief prompt</w:t>
+              <w:keepNext/>
+              <w:spacing w:after="40" w:before="40" w:line="252" w:lineRule="auto"/>
+            </w:pPr>
+            <w:r/>
+            <w:r>
+              <w:rPr>
+                <w:rFonts w:ascii="Arial" w:hAnsi="Arial"/>
+                <w:b w:val="0"/>
+                <w:color w:val="444A54"/>
+                <w:sz w:val="18"/>
+              </w:rPr>
+              <w:t>Common errors</w:t>
             </w:r>
           </w:p>
         </w:tc>
@@ -15508,6 +16369,82 @@
           <w:tcPr>
             <w:tcW w:type="dxa" w:w="7632"/>
             <w:shd w:val="clear" w:fill="F2F5FA"/>
+          </w:tcPr>
+          <w:p>
+            <w:pPr>
+              <w:keepNext/>
+              <w:spacing w:after="40" w:before="40" w:line="252" w:lineRule="auto"/>
+            </w:pPr>
+            <w:r/>
+            <w:r>
+              <w:rPr>
+                <w:rFonts w:ascii="Arial" w:hAnsi="Arial"/>
+                <w:b w:val="0"/>
+                <w:color w:val="444A54"/>
+                <w:sz w:val="18"/>
+              </w:rPr>
+              <w:t>xgboost not installed -&gt; Run pip install xgboost, or use --models 'Logistic regression' 'Random forest'.</w:t>
+            </w:r>
+          </w:p>
+          <w:p>
+            <w:pPr>
+              <w:keepNext/>
+              <w:spacing w:after="40" w:line="252" w:lineRule="auto"/>
+            </w:pPr>
+            <w:r>
+              <w:rPr>
+                <w:rFonts w:ascii="Arial" w:hAnsi="Arial"/>
+                <w:b w:val="0"/>
+                <w:color w:val="444A54"/>
+                <w:sz w:val="18"/>
+              </w:rPr>
+              <w:t>Accuracy above 60% -&gt; Suspect leakage: no feature may use shift(-1), and TimeSeriesSplit needs gap=1.</w:t>
+            </w:r>
+          </w:p>
+          <w:p>
+            <w:pPr>
+              <w:keepNext/>
+              <w:spacing w:after="40" w:line="252" w:lineRule="auto"/>
+            </w:pPr>
+            <w:r>
+              <w:rPr>
+                <w:rFonts w:ascii="Arial" w:hAnsi="Arial"/>
+                <w:b w:val="0"/>
+                <w:color w:val="444A54"/>
+                <w:sz w:val="18"/>
+              </w:rPr>
+              <w:t>Results differ in the third decimal -&gt; Random forest and XGBoost use random_state=42; library versions can still differ slightly.</w:t>
+            </w:r>
+          </w:p>
+        </w:tc>
+      </w:tr>
+      <w:tr>
+        <w:trPr>
+          <w:cantSplit w:val="true"/>
+        </w:trPr>
+        <w:tc>
+          <w:tcPr>
+            <w:tcW w:type="dxa" w:w="2304"/>
+          </w:tcPr>
+          <w:p>
+            <w:pPr>
+              <w:spacing w:after="40" w:before="40" w:line="252" w:lineRule="auto"/>
+            </w:pPr>
+            <w:r/>
+            <w:r>
+              <w:rPr>
+                <w:rFonts w:ascii="Arial" w:hAnsi="Arial"/>
+                <w:b w:val="0"/>
+                <w:color w:val="444A54"/>
+                <w:sz w:val="18"/>
+              </w:rPr>
+              <w:t>Debrief prompt</w:t>
+            </w:r>
+          </w:p>
+        </w:tc>
+        <w:tc>
+          <w:tcPr>
+            <w:tcW w:type="dxa" w:w="7632"/>
           </w:tcPr>
           <w:p>
             <w:pPr>
@@ -15642,7 +16579,7 @@
                 <w:color w:val="444A54"/>
                 <w:sz w:val="18"/>
               </w:rPr>
-              <w:t>A4, K4, K6  |  15 min  |  slide 129</w:t>
+              <w:t>A4, K4, K6  |  15 min  |  slide 131</w:t>
             </w:r>
           </w:p>
         </w:tc>
@@ -15764,7 +16701,7 @@
                 <w:color w:val="444A54"/>
                 <w:sz w:val="18"/>
               </w:rPr>
-              <w:t>Steps (summary)</w:t>
+              <w:t>Part A - simulator</w:t>
             </w:r>
           </w:p>
         </w:tc>
@@ -15785,7 +16722,7 @@
                 <w:color w:val="444A54"/>
                 <w:sz w:val="18"/>
               </w:rPr>
-              <w:t>Build PCA and the regime features (K4)</w:t>
+              <w:t>A1. Analyse regimes  (research/regime)</w:t>
             </w:r>
           </w:p>
           <w:p>
@@ -15800,82 +16737,7 @@
                 <w:color w:val="444A54"/>
                 <w:sz w:val="18"/>
               </w:rPr>
-              <w:t>Add walk-forward labels and the gate (K6, A4)</w:t>
-            </w:r>
-          </w:p>
-          <w:p>
-            <w:pPr>
-              <w:keepNext/>
-              <w:spacing w:after="40" w:line="252" w:lineRule="auto"/>
-            </w:pPr>
-            <w:r>
-              <w:rPr>
-                <w:rFonts w:ascii="Arial" w:hAnsi="Arial"/>
-                <w:b w:val="0"/>
-                <w:color w:val="444A54"/>
-                <w:sz w:val="18"/>
-              </w:rPr>
-              <w:t>Run the regime stage and read the PCA (A4, K4)</w:t>
-            </w:r>
-          </w:p>
-          <w:p>
-            <w:pPr>
-              <w:keepNext/>
-              <w:spacing w:after="40" w:line="252" w:lineRule="auto"/>
-            </w:pPr>
-            <w:r>
-              <w:rPr>
-                <w:rFonts w:ascii="Arial" w:hAnsi="Arial"/>
-                <w:b w:val="0"/>
-                <w:color w:val="444A54"/>
-                <w:sz w:val="18"/>
-              </w:rPr>
-              <w:t>Read the regime profiles (K4, K6)</w:t>
-            </w:r>
-          </w:p>
-          <w:p>
-            <w:pPr>
-              <w:keepNext/>
-              <w:spacing w:after="40" w:line="252" w:lineRule="auto"/>
-            </w:pPr>
-            <w:r>
-              <w:rPr>
-                <w:rFonts w:ascii="Arial" w:hAnsi="Arial"/>
-                <w:b w:val="0"/>
-                <w:color w:val="444A54"/>
-                <w:sz w:val="18"/>
-              </w:rPr>
-              <w:t>Check the walk-forward labels (K6)</w:t>
-            </w:r>
-          </w:p>
-          <w:p>
-            <w:pPr>
-              <w:keepNext/>
-              <w:spacing w:after="40" w:line="252" w:lineRule="auto"/>
-            </w:pPr>
-            <w:r>
-              <w:rPr>
-                <w:rFonts w:ascii="Arial" w:hAnsi="Arial"/>
-                <w:b w:val="0"/>
-                <w:color w:val="444A54"/>
-                <w:sz w:val="18"/>
-              </w:rPr>
-              <w:t>Evaluate the gate after costs (A4)</w:t>
-            </w:r>
-          </w:p>
-          <w:p>
-            <w:pPr>
-              <w:keepNext/>
-              <w:spacing w:after="40" w:line="252" w:lineRule="auto"/>
-            </w:pPr>
-            <w:r>
-              <w:rPr>
-                <w:rFonts w:ascii="Arial" w:hAnsi="Arial"/>
-                <w:b w:val="0"/>
-                <w:color w:val="444A54"/>
-                <w:sz w:val="18"/>
-              </w:rPr>
-              <w:t>Try four clusters (A4)</w:t>
+              <w:t>A2. Backtest the regime-filtered strategy  (backtest?strategy=regime_filtered&amp;symbols=SPY)</w:t>
             </w:r>
           </w:p>
         </w:tc>
@@ -15902,7 +16764,7 @@
                 <w:color w:val="444A54"/>
                 <w:sz w:val="18"/>
               </w:rPr>
-              <w:t>Expected output</w:t>
+              <w:t>Part B - code (summary)</w:t>
             </w:r>
           </w:p>
         </w:tc>
@@ -15924,7 +16786,97 @@
                 <w:color w:val="444A54"/>
                 <w:sz w:val="18"/>
               </w:rPr>
-              <w:t>python -m pipeline regime --clusters 3: PC1 56.8%, PC2 15.5%, PC3 10.3% (82.5% cumulative); regimes Low vol (654 days, vol 12.7%), Moderate vol (786, 13.7%), High vol (stress) (372, 30.4%); trend-filter Sharpe 1.23 / 1.04 / -0.45 by regime; walk-forward 2020-2025: 1,061 / 383 / 64 days, latest Low vol (gate open); gate effect on Sharpe: ema_cross 0.91 -&gt; 0.89, trend_filter 0.89 -&gt; 0.80, dip_buy 0.63 -&gt; 0.72; files _outputs/Lab12_regime_labels.csv and chart _outputs/Lab12_regimes.png.</w:t>
+              <w:t>Build PCA and the regime features (K4)</w:t>
+            </w:r>
+          </w:p>
+          <w:p>
+            <w:pPr>
+              <w:keepNext/>
+              <w:spacing w:after="40" w:line="252" w:lineRule="auto"/>
+            </w:pPr>
+            <w:r>
+              <w:rPr>
+                <w:rFonts w:ascii="Arial" w:hAnsi="Arial"/>
+                <w:b w:val="0"/>
+                <w:color w:val="444A54"/>
+                <w:sz w:val="18"/>
+              </w:rPr>
+              <w:t>Add walk-forward labels and the gate (K6, A4)</w:t>
+            </w:r>
+          </w:p>
+          <w:p>
+            <w:pPr>
+              <w:keepNext/>
+              <w:spacing w:after="40" w:line="252" w:lineRule="auto"/>
+            </w:pPr>
+            <w:r>
+              <w:rPr>
+                <w:rFonts w:ascii="Arial" w:hAnsi="Arial"/>
+                <w:b w:val="0"/>
+                <w:color w:val="444A54"/>
+                <w:sz w:val="18"/>
+              </w:rPr>
+              <w:t>Run the regime stage and read the PCA (A4, K4)</w:t>
+            </w:r>
+          </w:p>
+          <w:p>
+            <w:pPr>
+              <w:keepNext/>
+              <w:spacing w:after="40" w:line="252" w:lineRule="auto"/>
+            </w:pPr>
+            <w:r>
+              <w:rPr>
+                <w:rFonts w:ascii="Arial" w:hAnsi="Arial"/>
+                <w:b w:val="0"/>
+                <w:color w:val="444A54"/>
+                <w:sz w:val="18"/>
+              </w:rPr>
+              <w:t>Read the regime profiles (K4, K6)</w:t>
+            </w:r>
+          </w:p>
+          <w:p>
+            <w:pPr>
+              <w:keepNext/>
+              <w:spacing w:after="40" w:line="252" w:lineRule="auto"/>
+            </w:pPr>
+            <w:r>
+              <w:rPr>
+                <w:rFonts w:ascii="Arial" w:hAnsi="Arial"/>
+                <w:b w:val="0"/>
+                <w:color w:val="444A54"/>
+                <w:sz w:val="18"/>
+              </w:rPr>
+              <w:t>Check the walk-forward labels (K6)</w:t>
+            </w:r>
+          </w:p>
+          <w:p>
+            <w:pPr>
+              <w:keepNext/>
+              <w:spacing w:after="40" w:line="252" w:lineRule="auto"/>
+            </w:pPr>
+            <w:r>
+              <w:rPr>
+                <w:rFonts w:ascii="Arial" w:hAnsi="Arial"/>
+                <w:b w:val="0"/>
+                <w:color w:val="444A54"/>
+                <w:sz w:val="18"/>
+              </w:rPr>
+              <w:t>Evaluate the gate after costs (A4)</w:t>
+            </w:r>
+          </w:p>
+          <w:p>
+            <w:pPr>
+              <w:keepNext/>
+              <w:spacing w:after="40" w:line="252" w:lineRule="auto"/>
+            </w:pPr>
+            <w:r>
+              <w:rPr>
+                <w:rFonts w:ascii="Arial" w:hAnsi="Arial"/>
+                <w:b w:val="0"/>
+                <w:color w:val="444A54"/>
+                <w:sz w:val="18"/>
+              </w:rPr>
+              <w:t>Try four clusters (A4)</w:t>
             </w:r>
           </w:p>
         </w:tc>
@@ -15950,7 +16902,7 @@
                 <w:color w:val="444A54"/>
                 <w:sz w:val="18"/>
               </w:rPr>
-              <w:t>Common errors</w:t>
+              <w:t>Expected output</w:t>
             </w:r>
           </w:p>
         </w:tc>
@@ -15971,37 +16923,7 @@
                 <w:color w:val="444A54"/>
                 <w:sz w:val="18"/>
               </w:rPr>
-              <w:t>Cluster names swap between runs -&gt; K-means numbers clusters arbitrarily; fit_regimes names them by volatility so labels stay meaningful.</w:t>
-            </w:r>
-          </w:p>
-          <w:p>
-            <w:pPr>
-              <w:keepNext/>
-              <w:spacing w:after="40" w:line="252" w:lineRule="auto"/>
-            </w:pPr>
-            <w:r>
-              <w:rPr>
-                <w:rFonts w:ascii="Arial" w:hAnsi="Arial"/>
-                <w:b w:val="0"/>
-                <w:color w:val="444A54"/>
-                <w:sz w:val="18"/>
-              </w:rPr>
-              <w:t>ConvergenceWarning -&gt; Increase n_init or max_iter in KMeans; results are usually unaffected.</w:t>
-            </w:r>
-          </w:p>
-          <w:p>
-            <w:pPr>
-              <w:keepNext/>
-              <w:spacing w:after="40" w:line="252" w:lineRule="auto"/>
-            </w:pPr>
-            <w:r>
-              <w:rPr>
-                <w:rFonts w:ascii="Arial" w:hAnsi="Arial"/>
-                <w:b w:val="0"/>
-                <w:color w:val="444A54"/>
-                <w:sz w:val="18"/>
-              </w:rPr>
-              <w:t>Walk-forward starts in 2020 -&gt; The first fit needs at least 200 days of features after the 200-day warm-up.</w:t>
+              <w:t>python -m pipeline regime --clusters 3: PC1 56.8%, PC2 15.5%, PC3 10.3% (82.5% cumulative); regimes Low vol (654 days, vol 12.7%), Moderate vol (786, 13.7%), High vol (stress) (372, 30.4%); trend-filter Sharpe 1.23 / 1.04 / -0.45 by regime; walk-forward 2020-2025: 1,061 / 383 / 64 days, latest Low vol (gate open); gate effect on Sharpe: ema_cross 0.91 -&gt; 0.89, trend_filter 0.89 -&gt; 0.80, dip_buy 0.63 -&gt; 0.72; files _outputs/Lab12_regime_labels.csv and chart _outputs/Lab12_regimes.png.</w:t>
             </w:r>
           </w:p>
         </w:tc>
@@ -16017,17 +16939,18 @@
           </w:tcPr>
           <w:p>
             <w:pPr>
-              <w:spacing w:after="40" w:before="40" w:line="252" w:lineRule="auto"/>
-            </w:pPr>
-            <w:r/>
-            <w:r>
-              <w:rPr>
-                <w:rFonts w:ascii="Arial" w:hAnsi="Arial"/>
-                <w:b w:val="0"/>
-                <w:color w:val="444A54"/>
-                <w:sz w:val="18"/>
-              </w:rPr>
-              <w:t>Debrief prompt</w:t>
+              <w:keepNext/>
+              <w:spacing w:after="40" w:before="40" w:line="252" w:lineRule="auto"/>
+            </w:pPr>
+            <w:r/>
+            <w:r>
+              <w:rPr>
+                <w:rFonts w:ascii="Arial" w:hAnsi="Arial"/>
+                <w:b w:val="0"/>
+                <w:color w:val="444A54"/>
+                <w:sz w:val="18"/>
+              </w:rPr>
+              <w:t>Common errors</w:t>
             </w:r>
           </w:p>
         </w:tc>
@@ -16035,6 +16958,82 @@
           <w:tcPr>
             <w:tcW w:type="dxa" w:w="7632"/>
             <w:shd w:val="clear" w:fill="F2F5FA"/>
+          </w:tcPr>
+          <w:p>
+            <w:pPr>
+              <w:keepNext/>
+              <w:spacing w:after="40" w:before="40" w:line="252" w:lineRule="auto"/>
+            </w:pPr>
+            <w:r/>
+            <w:r>
+              <w:rPr>
+                <w:rFonts w:ascii="Arial" w:hAnsi="Arial"/>
+                <w:b w:val="0"/>
+                <w:color w:val="444A54"/>
+                <w:sz w:val="18"/>
+              </w:rPr>
+              <w:t>Cluster names swap between runs -&gt; K-means numbers clusters arbitrarily; fit_regimes names them by volatility so labels stay meaningful.</w:t>
+            </w:r>
+          </w:p>
+          <w:p>
+            <w:pPr>
+              <w:keepNext/>
+              <w:spacing w:after="40" w:line="252" w:lineRule="auto"/>
+            </w:pPr>
+            <w:r>
+              <w:rPr>
+                <w:rFonts w:ascii="Arial" w:hAnsi="Arial"/>
+                <w:b w:val="0"/>
+                <w:color w:val="444A54"/>
+                <w:sz w:val="18"/>
+              </w:rPr>
+              <w:t>ConvergenceWarning -&gt; Increase n_init or max_iter in KMeans; results are usually unaffected.</w:t>
+            </w:r>
+          </w:p>
+          <w:p>
+            <w:pPr>
+              <w:keepNext/>
+              <w:spacing w:after="40" w:line="252" w:lineRule="auto"/>
+            </w:pPr>
+            <w:r>
+              <w:rPr>
+                <w:rFonts w:ascii="Arial" w:hAnsi="Arial"/>
+                <w:b w:val="0"/>
+                <w:color w:val="444A54"/>
+                <w:sz w:val="18"/>
+              </w:rPr>
+              <w:t>Walk-forward starts in 2020 -&gt; The first fit needs at least 200 days of features after the 200-day warm-up.</w:t>
+            </w:r>
+          </w:p>
+        </w:tc>
+      </w:tr>
+      <w:tr>
+        <w:trPr>
+          <w:cantSplit w:val="true"/>
+        </w:trPr>
+        <w:tc>
+          <w:tcPr>
+            <w:tcW w:type="dxa" w:w="2304"/>
+          </w:tcPr>
+          <w:p>
+            <w:pPr>
+              <w:spacing w:after="40" w:before="40" w:line="252" w:lineRule="auto"/>
+            </w:pPr>
+            <w:r/>
+            <w:r>
+              <w:rPr>
+                <w:rFonts w:ascii="Arial" w:hAnsi="Arial"/>
+                <w:b w:val="0"/>
+                <w:color w:val="444A54"/>
+                <w:sz w:val="18"/>
+              </w:rPr>
+              <w:t>Debrief prompt</w:t>
+            </w:r>
+          </w:p>
+        </w:tc>
+        <w:tc>
+          <w:tcPr>
+            <w:tcW w:type="dxa" w:w="7632"/>
           </w:tcPr>
           <w:p>
             <w:pPr>
@@ -16169,7 +17168,7 @@
                 <w:color w:val="444A54"/>
                 <w:sz w:val="18"/>
               </w:rPr>
-              <w:t>A5, K2  |  15 min  |  slide 131</w:t>
+              <w:t>A5, K2  |  15 min  |  slide 133</w:t>
             </w:r>
           </w:p>
         </w:tc>
@@ -16291,7 +17290,7 @@
                 <w:color w:val="444A54"/>
                 <w:sz w:val="18"/>
               </w:rPr>
-              <w:t>Steps (summary)</w:t>
+              <w:t>Part A - simulator</w:t>
             </w:r>
           </w:p>
         </w:tc>
@@ -16312,7 +17311,7 @@
                 <w:color w:val="444A54"/>
                 <w:sz w:val="18"/>
               </w:rPr>
-              <w:t>State the hypotheses (A5, K2)</w:t>
+              <w:t>A1. Run the A/B test  (research/abtest?a=trend_filter&amp;b=dip_buy)</w:t>
             </w:r>
           </w:p>
           <w:p>
@@ -16327,82 +17326,7 @@
                 <w:color w:val="444A54"/>
                 <w:sz w:val="18"/>
               </w:rPr>
-              <w:t>Build the statistics (A5, K2)</w:t>
-            </w:r>
-          </w:p>
-          <w:p>
-            <w:pPr>
-              <w:keepNext/>
-              <w:spacing w:after="40" w:line="252" w:lineRule="auto"/>
-            </w:pPr>
-            <w:r>
-              <w:rPr>
-                <w:rFonts w:ascii="Arial" w:hAnsi="Arial"/>
-                <w:b w:val="0"/>
-                <w:color w:val="444A54"/>
-                <w:sz w:val="18"/>
-              </w:rPr>
-              <w:t>Build the A/B command (A5)</w:t>
-            </w:r>
-          </w:p>
-          <w:p>
-            <w:pPr>
-              <w:keepNext/>
-              <w:spacing w:after="40" w:line="252" w:lineRule="auto"/>
-            </w:pPr>
-            <w:r>
-              <w:rPr>
-                <w:rFonts w:ascii="Arial" w:hAnsi="Arial"/>
-                <w:b w:val="0"/>
-                <w:color w:val="444A54"/>
-                <w:sz w:val="18"/>
-              </w:rPr>
-              <w:t>Run the A/B test (A5)</w:t>
-            </w:r>
-          </w:p>
-          <w:p>
-            <w:pPr>
-              <w:keepNext/>
-              <w:spacing w:after="40" w:line="252" w:lineRule="auto"/>
-            </w:pPr>
-            <w:r>
-              <w:rPr>
-                <w:rFonts w:ascii="Arial" w:hAnsi="Arial"/>
-                <w:b w:val="0"/>
-                <w:color w:val="444A54"/>
-                <w:sz w:val="18"/>
-              </w:rPr>
-              <w:t>Compare the independent and paired tests (K2)</w:t>
-            </w:r>
-          </w:p>
-          <w:p>
-            <w:pPr>
-              <w:keepNext/>
-              <w:spacing w:after="40" w:line="252" w:lineRule="auto"/>
-            </w:pPr>
-            <w:r>
-              <w:rPr>
-                <w:rFonts w:ascii="Arial" w:hAnsi="Arial"/>
-                <w:b w:val="0"/>
-                <w:color w:val="444A54"/>
-                <w:sz w:val="18"/>
-              </w:rPr>
-              <w:t>Read the bootstrap CI and the decision (A5)</w:t>
-            </w:r>
-          </w:p>
-          <w:p>
-            <w:pPr>
-              <w:keepNext/>
-              <w:spacing w:after="40" w:line="252" w:lineRule="auto"/>
-            </w:pPr>
-            <w:r>
-              <w:rPr>
-                <w:rFonts w:ascii="Arial" w:hAnsi="Arial"/>
-                <w:b w:val="0"/>
-                <w:color w:val="444A54"/>
-                <w:sz w:val="18"/>
-              </w:rPr>
-              <w:t>Test the pipeline's own strategy (A5, K2)</w:t>
+              <w:t>A2. Your own variants  (research/abtest?a=ema_cross&amp;b=ema_cross)</w:t>
             </w:r>
           </w:p>
         </w:tc>
@@ -16429,7 +17353,7 @@
                 <w:color w:val="444A54"/>
                 <w:sz w:val="18"/>
               </w:rPr>
-              <w:t>Expected output</w:t>
+              <w:t>Part B - code (summary)</w:t>
             </w:r>
           </w:p>
         </w:tc>
@@ -16451,7 +17375,97 @@
                 <w:color w:val="444A54"/>
                 <w:sz w:val="18"/>
               </w:rPr>
-              <w:t>python -m pipeline abtest --a trend_filter --b dip_buy: window 2018-10-16 to 2025-12-31 (1,812 days); CAGR 9.70% vs 4.97%, Sharpe 0.81 vs 0.49; Welch t = 0.74 (p = 0.462); paired t = 0.85 (p = 0.398); Sharpe difference +0.31, 95% CI [-0.33, +1.05]; A beats B in 82% of bootstrap samples; DECISION: do not reject H0; Bonferroni p &lt; 0.0025 for 20 variants; files _outputs/Lab13_abtest_decision.yaml and chart _outputs/Lab13_ab_test.png.</w:t>
+              <w:t>State the hypotheses (A5, K2)</w:t>
+            </w:r>
+          </w:p>
+          <w:p>
+            <w:pPr>
+              <w:keepNext/>
+              <w:spacing w:after="40" w:line="252" w:lineRule="auto"/>
+            </w:pPr>
+            <w:r>
+              <w:rPr>
+                <w:rFonts w:ascii="Arial" w:hAnsi="Arial"/>
+                <w:b w:val="0"/>
+                <w:color w:val="444A54"/>
+                <w:sz w:val="18"/>
+              </w:rPr>
+              <w:t>Build the statistics (A5, K2)</w:t>
+            </w:r>
+          </w:p>
+          <w:p>
+            <w:pPr>
+              <w:keepNext/>
+              <w:spacing w:after="40" w:line="252" w:lineRule="auto"/>
+            </w:pPr>
+            <w:r>
+              <w:rPr>
+                <w:rFonts w:ascii="Arial" w:hAnsi="Arial"/>
+                <w:b w:val="0"/>
+                <w:color w:val="444A54"/>
+                <w:sz w:val="18"/>
+              </w:rPr>
+              <w:t>Build the A/B command (A5)</w:t>
+            </w:r>
+          </w:p>
+          <w:p>
+            <w:pPr>
+              <w:keepNext/>
+              <w:spacing w:after="40" w:line="252" w:lineRule="auto"/>
+            </w:pPr>
+            <w:r>
+              <w:rPr>
+                <w:rFonts w:ascii="Arial" w:hAnsi="Arial"/>
+                <w:b w:val="0"/>
+                <w:color w:val="444A54"/>
+                <w:sz w:val="18"/>
+              </w:rPr>
+              <w:t>Run the A/B test (A5)</w:t>
+            </w:r>
+          </w:p>
+          <w:p>
+            <w:pPr>
+              <w:keepNext/>
+              <w:spacing w:after="40" w:line="252" w:lineRule="auto"/>
+            </w:pPr>
+            <w:r>
+              <w:rPr>
+                <w:rFonts w:ascii="Arial" w:hAnsi="Arial"/>
+                <w:b w:val="0"/>
+                <w:color w:val="444A54"/>
+                <w:sz w:val="18"/>
+              </w:rPr>
+              <w:t>Compare the independent and paired tests (K2)</w:t>
+            </w:r>
+          </w:p>
+          <w:p>
+            <w:pPr>
+              <w:keepNext/>
+              <w:spacing w:after="40" w:line="252" w:lineRule="auto"/>
+            </w:pPr>
+            <w:r>
+              <w:rPr>
+                <w:rFonts w:ascii="Arial" w:hAnsi="Arial"/>
+                <w:b w:val="0"/>
+                <w:color w:val="444A54"/>
+                <w:sz w:val="18"/>
+              </w:rPr>
+              <w:t>Read the bootstrap CI and the decision (A5)</w:t>
+            </w:r>
+          </w:p>
+          <w:p>
+            <w:pPr>
+              <w:keepNext/>
+              <w:spacing w:after="40" w:line="252" w:lineRule="auto"/>
+            </w:pPr>
+            <w:r>
+              <w:rPr>
+                <w:rFonts w:ascii="Arial" w:hAnsi="Arial"/>
+                <w:b w:val="0"/>
+                <w:color w:val="444A54"/>
+                <w:sz w:val="18"/>
+              </w:rPr>
+              <w:t>Test the pipeline's own strategy (A5, K2)</w:t>
             </w:r>
           </w:p>
         </w:tc>
@@ -16477,7 +17491,7 @@
                 <w:color w:val="444A54"/>
                 <w:sz w:val="18"/>
               </w:rPr>
-              <w:t>Common errors</w:t>
+              <w:t>Expected output</w:t>
             </w:r>
           </w:p>
         </w:tc>
@@ -16498,37 +17512,7 @@
                 <w:color w:val="444A54"/>
                 <w:sz w:val="18"/>
               </w:rPr>
-              <w:t>p-value differs slightly -&gt; The bootstrap depends on the seed (7) and the number of draws; the decision should not change.</w:t>
-            </w:r>
-          </w:p>
-          <w:p>
-            <w:pPr>
-              <w:keepNext/>
-              <w:spacing w:after="40" w:line="252" w:lineRule="auto"/>
-            </w:pPr>
-            <w:r>
-              <w:rPr>
-                <w:rFonts w:ascii="Arial" w:hAnsi="Arial"/>
-                <w:b w:val="0"/>
-                <w:color w:val="444A54"/>
-                <w:sz w:val="18"/>
-              </w:rPr>
-              <w:t>t-tests and the CI disagree -&gt; The t-tests compare mean returns, the CI compares Sharpe ratios; report both.</w:t>
-            </w:r>
-          </w:p>
-          <w:p>
-            <w:pPr>
-              <w:keepNext/>
-              <w:spacing w:after="40" w:line="252" w:lineRule="auto"/>
-            </w:pPr>
-            <w:r>
-              <w:rPr>
-                <w:rFonts w:ascii="Arial" w:hAnsi="Arial"/>
-                <w:b w:val="0"/>
-                <w:color w:val="444A54"/>
-                <w:sz w:val="18"/>
-              </w:rPr>
-              <w:t>Returns are not normal -&gt; Daily returns have fat tails - that is why the block bootstrap is used alongside the t-tests.</w:t>
+              <w:t>python -m pipeline abtest --a trend_filter --b dip_buy: window 2018-10-16 to 2025-12-31 (1,812 days); CAGR 9.70% vs 4.97%, Sharpe 0.81 vs 0.49; Welch t = 0.74 (p = 0.462); paired t = 0.85 (p = 0.398); Sharpe difference +0.31, 95% CI [-0.33, +1.05]; A beats B in 82% of bootstrap samples; DECISION: do not reject H0; Bonferroni p &lt; 0.0025 for 20 variants; files _outputs/Lab13_abtest_decision.yaml and chart _outputs/Lab13_ab_test.png.</w:t>
             </w:r>
           </w:p>
         </w:tc>
@@ -16544,17 +17528,18 @@
           </w:tcPr>
           <w:p>
             <w:pPr>
-              <w:spacing w:after="40" w:before="40" w:line="252" w:lineRule="auto"/>
-            </w:pPr>
-            <w:r/>
-            <w:r>
-              <w:rPr>
-                <w:rFonts w:ascii="Arial" w:hAnsi="Arial"/>
-                <w:b w:val="0"/>
-                <w:color w:val="444A54"/>
-                <w:sz w:val="18"/>
-              </w:rPr>
-              <w:t>Debrief prompt</w:t>
+              <w:keepNext/>
+              <w:spacing w:after="40" w:before="40" w:line="252" w:lineRule="auto"/>
+            </w:pPr>
+            <w:r/>
+            <w:r>
+              <w:rPr>
+                <w:rFonts w:ascii="Arial" w:hAnsi="Arial"/>
+                <w:b w:val="0"/>
+                <w:color w:val="444A54"/>
+                <w:sz w:val="18"/>
+              </w:rPr>
+              <w:t>Common errors</w:t>
             </w:r>
           </w:p>
         </w:tc>
@@ -16562,6 +17547,82 @@
           <w:tcPr>
             <w:tcW w:type="dxa" w:w="7632"/>
             <w:shd w:val="clear" w:fill="F2F5FA"/>
+          </w:tcPr>
+          <w:p>
+            <w:pPr>
+              <w:keepNext/>
+              <w:spacing w:after="40" w:before="40" w:line="252" w:lineRule="auto"/>
+            </w:pPr>
+            <w:r/>
+            <w:r>
+              <w:rPr>
+                <w:rFonts w:ascii="Arial" w:hAnsi="Arial"/>
+                <w:b w:val="0"/>
+                <w:color w:val="444A54"/>
+                <w:sz w:val="18"/>
+              </w:rPr>
+              <w:t>p-value differs slightly -&gt; The bootstrap depends on the seed (7) and the number of draws; the decision should not change.</w:t>
+            </w:r>
+          </w:p>
+          <w:p>
+            <w:pPr>
+              <w:keepNext/>
+              <w:spacing w:after="40" w:line="252" w:lineRule="auto"/>
+            </w:pPr>
+            <w:r>
+              <w:rPr>
+                <w:rFonts w:ascii="Arial" w:hAnsi="Arial"/>
+                <w:b w:val="0"/>
+                <w:color w:val="444A54"/>
+                <w:sz w:val="18"/>
+              </w:rPr>
+              <w:t>t-tests and the CI disagree -&gt; The t-tests compare mean returns, the CI compares Sharpe ratios; report both.</w:t>
+            </w:r>
+          </w:p>
+          <w:p>
+            <w:pPr>
+              <w:keepNext/>
+              <w:spacing w:after="40" w:line="252" w:lineRule="auto"/>
+            </w:pPr>
+            <w:r>
+              <w:rPr>
+                <w:rFonts w:ascii="Arial" w:hAnsi="Arial"/>
+                <w:b w:val="0"/>
+                <w:color w:val="444A54"/>
+                <w:sz w:val="18"/>
+              </w:rPr>
+              <w:t>Returns are not normal -&gt; Daily returns have fat tails - that is why the block bootstrap is used alongside the t-tests.</w:t>
+            </w:r>
+          </w:p>
+        </w:tc>
+      </w:tr>
+      <w:tr>
+        <w:trPr>
+          <w:cantSplit w:val="true"/>
+        </w:trPr>
+        <w:tc>
+          <w:tcPr>
+            <w:tcW w:type="dxa" w:w="2304"/>
+          </w:tcPr>
+          <w:p>
+            <w:pPr>
+              <w:spacing w:after="40" w:before="40" w:line="252" w:lineRule="auto"/>
+            </w:pPr>
+            <w:r/>
+            <w:r>
+              <w:rPr>
+                <w:rFonts w:ascii="Arial" w:hAnsi="Arial"/>
+                <w:b w:val="0"/>
+                <w:color w:val="444A54"/>
+                <w:sz w:val="18"/>
+              </w:rPr>
+              <w:t>Debrief prompt</w:t>
+            </w:r>
+          </w:p>
+        </w:tc>
+        <w:tc>
+          <w:tcPr>
+            <w:tcW w:type="dxa" w:w="7632"/>
           </w:tcPr>
           <w:p>
             <w:pPr>
@@ -16696,7 +17757,7 @@
                 <w:color w:val="444A54"/>
                 <w:sz w:val="18"/>
               </w:rPr>
-              <w:t>A4, K6  |  20 min  |  slide 133</w:t>
+              <w:t>A4, K6  |  20 min  |  slide 135</w:t>
             </w:r>
           </w:p>
         </w:tc>
@@ -16818,7 +17879,7 @@
                 <w:color w:val="444A54"/>
                 <w:sz w:val="18"/>
               </w:rPr>
-              <w:t>Steps (summary)</w:t>
+              <w:t>Part A - simulator</w:t>
             </w:r>
           </w:p>
         </w:tc>
@@ -16839,7 +17900,7 @@
                 <w:color w:val="444A54"/>
                 <w:sz w:val="18"/>
               </w:rPr>
-              <w:t>Read the method (K6)</w:t>
+              <w:t>A1. Screen the pairs  (research/pairs)</w:t>
             </w:r>
           </w:p>
           <w:p>
@@ -16854,97 +17915,7 @@
                 <w:color w:val="444A54"/>
                 <w:sz w:val="18"/>
               </w:rPr>
-              <w:t>Build the cointegration tools (K6)</w:t>
-            </w:r>
-          </w:p>
-          <w:p>
-            <w:pPr>
-              <w:keepNext/>
-              <w:spacing w:after="40" w:line="252" w:lineRule="auto"/>
-            </w:pPr>
-            <w:r>
-              <w:rPr>
-                <w:rFonts w:ascii="Arial" w:hAnsi="Arial"/>
-                <w:b w:val="0"/>
-                <w:color w:val="444A54"/>
-                <w:sz w:val="18"/>
-              </w:rPr>
-              <w:t>Build the spread trading rules and leg targets (A4)</w:t>
-            </w:r>
-          </w:p>
-          <w:p>
-            <w:pPr>
-              <w:keepNext/>
-              <w:spacing w:after="40" w:line="252" w:lineRule="auto"/>
-            </w:pPr>
-            <w:r>
-              <w:rPr>
-                <w:rFonts w:ascii="Arial" w:hAnsi="Arial"/>
-                <w:b w:val="0"/>
-                <w:color w:val="444A54"/>
-                <w:sz w:val="18"/>
-              </w:rPr>
-              <w:t>Run the pair screen (A4, K6)</w:t>
-            </w:r>
-          </w:p>
-          <w:p>
-            <w:pPr>
-              <w:keepNext/>
-              <w:spacing w:after="40" w:line="252" w:lineRule="auto"/>
-            </w:pPr>
-            <w:r>
-              <w:rPr>
-                <w:rFonts w:ascii="Arial" w:hAnsi="Arial"/>
-                <w:b w:val="0"/>
-                <w:color w:val="444A54"/>
-                <w:sz w:val="18"/>
-              </w:rPr>
-              <w:t>Interpret the hedge ratio (K6)</w:t>
-            </w:r>
-          </w:p>
-          <w:p>
-            <w:pPr>
-              <w:keepNext/>
-              <w:spacing w:after="40" w:line="252" w:lineRule="auto"/>
-            </w:pPr>
-            <w:r>
-              <w:rPr>
-                <w:rFonts w:ascii="Arial" w:hAnsi="Arial"/>
-                <w:b w:val="0"/>
-                <w:color w:val="444A54"/>
-                <w:sz w:val="18"/>
-              </w:rPr>
-              <w:t>Evaluate the out-of-sample result (A4)</w:t>
-            </w:r>
-          </w:p>
-          <w:p>
-            <w:pPr>
-              <w:keepNext/>
-              <w:spacing w:after="40" w:line="252" w:lineRule="auto"/>
-            </w:pPr>
-            <w:r>
-              <w:rPr>
-                <w:rFonts w:ascii="Arial" w:hAnsi="Arial"/>
-                <w:b w:val="0"/>
-                <w:color w:val="444A54"/>
-                <w:sz w:val="18"/>
-              </w:rPr>
-              <w:t>Test a failed pair and other thresholds (A4, K6)</w:t>
-            </w:r>
-          </w:p>
-          <w:p>
-            <w:pPr>
-              <w:keepNext/>
-              <w:spacing w:after="40" w:line="252" w:lineRule="auto"/>
-            </w:pPr>
-            <w:r>
-              <w:rPr>
-                <w:rFonts w:ascii="Arial" w:hAnsi="Arial"/>
-                <w:b w:val="0"/>
-                <w:color w:val="444A54"/>
-                <w:sz w:val="18"/>
-              </w:rPr>
-              <w:t>Study the chart (A4)</w:t>
+              <w:t>A2. Backtest KO/PEP  (backtest?strategy=pairs_cointegration&amp;symbols=KO,PEP)</w:t>
             </w:r>
           </w:p>
         </w:tc>
@@ -16971,7 +17942,7 @@
                 <w:color w:val="444A54"/>
                 <w:sz w:val="18"/>
               </w:rPr>
-              <w:t>Expected output</w:t>
+              <w:t>Part B - code (summary)</w:t>
             </w:r>
           </w:p>
         </w:tc>
@@ -16993,7 +17964,112 @@
                 <w:color w:val="444A54"/>
                 <w:sz w:val="18"/>
               </w:rPr>
-              <w:t>python -m pipeline pairs: screening KO/PEP ADF t -3.36 (cointegrated at 5%), JPM/BAC -2.08 and XLF/JPM -1.89 (not); KO/PEP hedge ratio 0.756, half-life 39 days; out of sample 2023-2025: 13 trades, 59% time in market, gross -9.4%, net -10.6% (Sharpe -0.60), beta to SPY +0.02, versus SPY +86.3%; leg targets KO 0.0 / PEP 0.0 at 2025-12-31; chart _outputs/Lab14_pairs_trading.png.</w:t>
+              <w:t>Read the method (K6)</w:t>
+            </w:r>
+          </w:p>
+          <w:p>
+            <w:pPr>
+              <w:keepNext/>
+              <w:spacing w:after="40" w:line="252" w:lineRule="auto"/>
+            </w:pPr>
+            <w:r>
+              <w:rPr>
+                <w:rFonts w:ascii="Arial" w:hAnsi="Arial"/>
+                <w:b w:val="0"/>
+                <w:color w:val="444A54"/>
+                <w:sz w:val="18"/>
+              </w:rPr>
+              <w:t>Build the cointegration tools (K6)</w:t>
+            </w:r>
+          </w:p>
+          <w:p>
+            <w:pPr>
+              <w:keepNext/>
+              <w:spacing w:after="40" w:line="252" w:lineRule="auto"/>
+            </w:pPr>
+            <w:r>
+              <w:rPr>
+                <w:rFonts w:ascii="Arial" w:hAnsi="Arial"/>
+                <w:b w:val="0"/>
+                <w:color w:val="444A54"/>
+                <w:sz w:val="18"/>
+              </w:rPr>
+              <w:t>Build the spread trading rules and leg targets (A4)</w:t>
+            </w:r>
+          </w:p>
+          <w:p>
+            <w:pPr>
+              <w:keepNext/>
+              <w:spacing w:after="40" w:line="252" w:lineRule="auto"/>
+            </w:pPr>
+            <w:r>
+              <w:rPr>
+                <w:rFonts w:ascii="Arial" w:hAnsi="Arial"/>
+                <w:b w:val="0"/>
+                <w:color w:val="444A54"/>
+                <w:sz w:val="18"/>
+              </w:rPr>
+              <w:t>Run the pair screen (A4, K6)</w:t>
+            </w:r>
+          </w:p>
+          <w:p>
+            <w:pPr>
+              <w:keepNext/>
+              <w:spacing w:after="40" w:line="252" w:lineRule="auto"/>
+            </w:pPr>
+            <w:r>
+              <w:rPr>
+                <w:rFonts w:ascii="Arial" w:hAnsi="Arial"/>
+                <w:b w:val="0"/>
+                <w:color w:val="444A54"/>
+                <w:sz w:val="18"/>
+              </w:rPr>
+              <w:t>Interpret the hedge ratio (K6)</w:t>
+            </w:r>
+          </w:p>
+          <w:p>
+            <w:pPr>
+              <w:keepNext/>
+              <w:spacing w:after="40" w:line="252" w:lineRule="auto"/>
+            </w:pPr>
+            <w:r>
+              <w:rPr>
+                <w:rFonts w:ascii="Arial" w:hAnsi="Arial"/>
+                <w:b w:val="0"/>
+                <w:color w:val="444A54"/>
+                <w:sz w:val="18"/>
+              </w:rPr>
+              <w:t>Evaluate the out-of-sample result (A4)</w:t>
+            </w:r>
+          </w:p>
+          <w:p>
+            <w:pPr>
+              <w:keepNext/>
+              <w:spacing w:after="40" w:line="252" w:lineRule="auto"/>
+            </w:pPr>
+            <w:r>
+              <w:rPr>
+                <w:rFonts w:ascii="Arial" w:hAnsi="Arial"/>
+                <w:b w:val="0"/>
+                <w:color w:val="444A54"/>
+                <w:sz w:val="18"/>
+              </w:rPr>
+              <w:t>Test a failed pair and other thresholds (A4, K6)</w:t>
+            </w:r>
+          </w:p>
+          <w:p>
+            <w:pPr>
+              <w:keepNext/>
+              <w:spacing w:after="40" w:line="252" w:lineRule="auto"/>
+            </w:pPr>
+            <w:r>
+              <w:rPr>
+                <w:rFonts w:ascii="Arial" w:hAnsi="Arial"/>
+                <w:b w:val="0"/>
+                <w:color w:val="444A54"/>
+                <w:sz w:val="18"/>
+              </w:rPr>
+              <w:t>Study the chart (A4)</w:t>
             </w:r>
           </w:p>
         </w:tc>
@@ -17019,7 +18095,7 @@
                 <w:color w:val="444A54"/>
                 <w:sz w:val="18"/>
               </w:rPr>
-              <w:t>Common errors</w:t>
+              <w:t>Expected output</w:t>
             </w:r>
           </w:p>
         </w:tc>
@@ -17040,37 +18116,7 @@
                 <w:color w:val="444A54"/>
                 <w:sz w:val="18"/>
               </w:rPr>
-              <w:t>KeyError for KO, PEP or BAC -&gt; The bundled data folder is out of date; copy data/KO.csv, data/PEP.csv and data/BAC.csv from the course lab folder.</w:t>
-            </w:r>
-          </w:p>
-          <w:p>
-            <w:pPr>
-              <w:keepNext/>
-              <w:spacing w:after="40" w:line="252" w:lineRule="auto"/>
-            </w:pPr>
-            <w:r>
-              <w:rPr>
-                <w:rFonts w:ascii="Arial" w:hAnsi="Arial"/>
-                <w:b w:val="0"/>
-                <w:color w:val="444A54"/>
-                <w:sz w:val="18"/>
-              </w:rPr>
-              <w:t>ADF t differs slightly online -&gt; Alpaca's IEX feed and the bundled Yahoo data differ a little; use the bundled data for the class comparison.</w:t>
-            </w:r>
-          </w:p>
-          <w:p>
-            <w:pPr>
-              <w:keepNext/>
-              <w:spacing w:after="40" w:line="252" w:lineRule="auto"/>
-            </w:pPr>
-            <w:r>
-              <w:rPr>
-                <w:rFonts w:ascii="Arial" w:hAnsi="Arial"/>
-                <w:b w:val="0"/>
-                <w:color w:val="444A54"/>
-                <w:sz w:val="18"/>
-              </w:rPr>
-              <w:t>All pairs show 'no' -&gt; Check the formation period is 2018-2022 and that log prices are used.</w:t>
+              <w:t>python -m pipeline pairs: screening KO/PEP ADF t -3.36 (cointegrated at 5%), JPM/BAC -2.08 and XLF/JPM -1.89 (not); KO/PEP hedge ratio 0.756, half-life 39 days; out of sample 2023-2025: 13 trades, 59% time in market, gross -9.4%, net -10.6% (Sharpe -0.60), beta to SPY +0.02, versus SPY +86.3%; leg targets KO 0.0 / PEP 0.0 at 2025-12-31; chart _outputs/Lab14_pairs_trading.png.</w:t>
             </w:r>
           </w:p>
         </w:tc>
@@ -17086,17 +18132,18 @@
           </w:tcPr>
           <w:p>
             <w:pPr>
-              <w:spacing w:after="40" w:before="40" w:line="252" w:lineRule="auto"/>
-            </w:pPr>
-            <w:r/>
-            <w:r>
-              <w:rPr>
-                <w:rFonts w:ascii="Arial" w:hAnsi="Arial"/>
-                <w:b w:val="0"/>
-                <w:color w:val="444A54"/>
-                <w:sz w:val="18"/>
-              </w:rPr>
-              <w:t>Debrief prompt</w:t>
+              <w:keepNext/>
+              <w:spacing w:after="40" w:before="40" w:line="252" w:lineRule="auto"/>
+            </w:pPr>
+            <w:r/>
+            <w:r>
+              <w:rPr>
+                <w:rFonts w:ascii="Arial" w:hAnsi="Arial"/>
+                <w:b w:val="0"/>
+                <w:color w:val="444A54"/>
+                <w:sz w:val="18"/>
+              </w:rPr>
+              <w:t>Common errors</w:t>
             </w:r>
           </w:p>
         </w:tc>
@@ -17104,6 +18151,82 @@
           <w:tcPr>
             <w:tcW w:type="dxa" w:w="7632"/>
             <w:shd w:val="clear" w:fill="F2F5FA"/>
+          </w:tcPr>
+          <w:p>
+            <w:pPr>
+              <w:keepNext/>
+              <w:spacing w:after="40" w:before="40" w:line="252" w:lineRule="auto"/>
+            </w:pPr>
+            <w:r/>
+            <w:r>
+              <w:rPr>
+                <w:rFonts w:ascii="Arial" w:hAnsi="Arial"/>
+                <w:b w:val="0"/>
+                <w:color w:val="444A54"/>
+                <w:sz w:val="18"/>
+              </w:rPr>
+              <w:t>KeyError for KO, PEP or BAC -&gt; The bundled data folder is out of date; copy data/KO.csv, data/PEP.csv and data/BAC.csv from the course lab folder.</w:t>
+            </w:r>
+          </w:p>
+          <w:p>
+            <w:pPr>
+              <w:keepNext/>
+              <w:spacing w:after="40" w:line="252" w:lineRule="auto"/>
+            </w:pPr>
+            <w:r>
+              <w:rPr>
+                <w:rFonts w:ascii="Arial" w:hAnsi="Arial"/>
+                <w:b w:val="0"/>
+                <w:color w:val="444A54"/>
+                <w:sz w:val="18"/>
+              </w:rPr>
+              <w:t>ADF t differs slightly online -&gt; Alpaca's IEX feed and the bundled Yahoo data differ a little; use the bundled data for the class comparison.</w:t>
+            </w:r>
+          </w:p>
+          <w:p>
+            <w:pPr>
+              <w:keepNext/>
+              <w:spacing w:after="40" w:line="252" w:lineRule="auto"/>
+            </w:pPr>
+            <w:r>
+              <w:rPr>
+                <w:rFonts w:ascii="Arial" w:hAnsi="Arial"/>
+                <w:b w:val="0"/>
+                <w:color w:val="444A54"/>
+                <w:sz w:val="18"/>
+              </w:rPr>
+              <w:t>All pairs show 'no' -&gt; Check the formation period is 2018-2022 and that log prices are used.</w:t>
+            </w:r>
+          </w:p>
+        </w:tc>
+      </w:tr>
+      <w:tr>
+        <w:trPr>
+          <w:cantSplit w:val="true"/>
+        </w:trPr>
+        <w:tc>
+          <w:tcPr>
+            <w:tcW w:type="dxa" w:w="2304"/>
+          </w:tcPr>
+          <w:p>
+            <w:pPr>
+              <w:spacing w:after="40" w:before="40" w:line="252" w:lineRule="auto"/>
+            </w:pPr>
+            <w:r/>
+            <w:r>
+              <w:rPr>
+                <w:rFonts w:ascii="Arial" w:hAnsi="Arial"/>
+                <w:b w:val="0"/>
+                <w:color w:val="444A54"/>
+                <w:sz w:val="18"/>
+              </w:rPr>
+              <w:t>Debrief prompt</w:t>
+            </w:r>
+          </w:p>
+        </w:tc>
+        <w:tc>
+          <w:tcPr>
+            <w:tcW w:type="dxa" w:w="7632"/>
           </w:tcPr>
           <w:p>
             <w:pPr>
@@ -17145,7 +18268,7 @@
           <w:color w:val="E87122"/>
           <w:sz w:val="19"/>
         </w:rPr>
-        <w:t>Day 2  |  Slides 136-157  |  A7, A8, A9, A10, K7, K8  |  Labs 15-20</w:t>
+        <w:t>Day 2  |  Slides 138-160  |  A7, A8, A9, A10, K7, K8  |  Labs 15-20</w:t>
       </w:r>
     </w:p>
     <w:p>
@@ -17443,7 +18566,7 @@
                 <w:color w:val="444A54"/>
                 <w:sz w:val="18"/>
               </w:rPr>
-              <w:t>A7, A8, K7  |  25 min  |  slide 146</w:t>
+              <w:t>A7, A8, K7  |  25 min  |  slide 148</w:t>
             </w:r>
           </w:p>
         </w:tc>
@@ -17565,7 +18688,7 @@
                 <w:color w:val="444A54"/>
                 <w:sz w:val="18"/>
               </w:rPr>
-              <w:t>Steps (summary)</w:t>
+              <w:t>Part A - simulator</w:t>
             </w:r>
           </w:p>
         </w:tc>
@@ -17586,7 +18709,7 @@
                 <w:color w:val="444A54"/>
                 <w:sz w:val="18"/>
               </w:rPr>
-              <w:t>Read the cost model (K7)</w:t>
+              <w:t>A1. Zero vs Alpaca vs high-cost  (backtest?strategy=dip_buy&amp;symbols=SPY&amp;costs=high_cost)</w:t>
             </w:r>
           </w:p>
           <w:p>
@@ -17601,7 +18724,7 @@
                 <w:color w:val="444A54"/>
                 <w:sz w:val="18"/>
               </w:rPr>
-              <w:t>Build the engine helpers (A7)</w:t>
+              <w:t>A2. Break-even and execution timing  (backtest?strategy=dip_buy&amp;symbols=SPY&amp;execution=next_close)</w:t>
             </w:r>
           </w:p>
           <w:p>
@@ -17616,67 +18739,7 @@
                 <w:color w:val="444A54"/>
                 <w:sz w:val="18"/>
               </w:rPr>
-              <w:t>Build the scenario report (A7, A8)</w:t>
-            </w:r>
-          </w:p>
-          <w:p>
-            <w:pPr>
-              <w:keepNext/>
-              <w:spacing w:after="40" w:line="252" w:lineRule="auto"/>
-            </w:pPr>
-            <w:r>
-              <w:rPr>
-                <w:rFonts w:ascii="Arial" w:hAnsi="Arial"/>
-                <w:b w:val="0"/>
-                <w:color w:val="444A54"/>
-                <w:sz w:val="18"/>
-              </w:rPr>
-              <w:t>Run the cost scenarios (A7, A8)</w:t>
-            </w:r>
-          </w:p>
-          <w:p>
-            <w:pPr>
-              <w:keepNext/>
-              <w:spacing w:after="40" w:line="252" w:lineRule="auto"/>
-            </w:pPr>
-            <w:r>
-              <w:rPr>
-                <w:rFonts w:ascii="Arial" w:hAnsi="Arial"/>
-                <w:b w:val="0"/>
-                <w:color w:val="444A54"/>
-                <w:sz w:val="18"/>
-              </w:rPr>
-              <w:t>Analyse the cost breakdown (K7)</w:t>
-            </w:r>
-          </w:p>
-          <w:p>
-            <w:pPr>
-              <w:keepNext/>
-              <w:spacing w:after="40" w:line="252" w:lineRule="auto"/>
-            </w:pPr>
-            <w:r>
-              <w:rPr>
-                <w:rFonts w:ascii="Arial" w:hAnsi="Arial"/>
-                <w:b w:val="0"/>
-                <w:color w:val="444A54"/>
-                <w:sz w:val="18"/>
-              </w:rPr>
-              <w:t>Interpret break-even and execution timing (A8, K7)</w:t>
-            </w:r>
-          </w:p>
-          <w:p>
-            <w:pPr>
-              <w:keepNext/>
-              <w:spacing w:after="40" w:line="252" w:lineRule="auto"/>
-            </w:pPr>
-            <w:r>
-              <w:rPr>
-                <w:rFonts w:ascii="Arial" w:hAnsi="Arial"/>
-                <w:b w:val="0"/>
-                <w:color w:val="444A54"/>
-                <w:sz w:val="18"/>
-              </w:rPr>
-              <w:t>Configure your own execution route (A7)</w:t>
+              <w:t>A3. Stops and sizing  (backtest?strategy=ema_cross&amp;symbols=SPY&amp;fast=20&amp;slow=50&amp;stop_loss_pct=5&amp;sizing=vol_target)</w:t>
             </w:r>
           </w:p>
         </w:tc>
@@ -17703,7 +18766,7 @@
                 <w:color w:val="444A54"/>
                 <w:sz w:val="18"/>
               </w:rPr>
-              <w:t>Expected output</w:t>
+              <w:t>Part B - code (summary)</w:t>
             </w:r>
           </w:p>
         </w:tc>
@@ -17725,7 +18788,97 @@
                 <w:color w:val="444A54"/>
                 <w:sz w:val="18"/>
               </w:rPr>
-              <w:t>python -m pipeline backtest: dip_buy gross CAGR 5.09%, net 4.65% (Alpaca) / 4.21% (per-share) / 0.47% (high-cost, USD 33,560 of costs); trend_filter gross 8.80%, net 8.70% / 8.59% / 7.68%; break-even 19.5 bps per side for dip_buy (102 round trips, average trade 41.7 bps) versus 142.3 bps for trend_filter; next-close fills lift dip_buy to 7.22%; custom route 3.89% / 8.51%; files _outputs/Lab15_cost_scenarios.csv and chart _outputs/Lab15_costs.png.</w:t>
+              <w:t>Read the cost model (K7)</w:t>
+            </w:r>
+          </w:p>
+          <w:p>
+            <w:pPr>
+              <w:keepNext/>
+              <w:spacing w:after="40" w:line="252" w:lineRule="auto"/>
+            </w:pPr>
+            <w:r>
+              <w:rPr>
+                <w:rFonts w:ascii="Arial" w:hAnsi="Arial"/>
+                <w:b w:val="0"/>
+                <w:color w:val="444A54"/>
+                <w:sz w:val="18"/>
+              </w:rPr>
+              <w:t>Build the engine helpers (A7)</w:t>
+            </w:r>
+          </w:p>
+          <w:p>
+            <w:pPr>
+              <w:keepNext/>
+              <w:spacing w:after="40" w:line="252" w:lineRule="auto"/>
+            </w:pPr>
+            <w:r>
+              <w:rPr>
+                <w:rFonts w:ascii="Arial" w:hAnsi="Arial"/>
+                <w:b w:val="0"/>
+                <w:color w:val="444A54"/>
+                <w:sz w:val="18"/>
+              </w:rPr>
+              <w:t>Build the scenario report (A7, A8)</w:t>
+            </w:r>
+          </w:p>
+          <w:p>
+            <w:pPr>
+              <w:keepNext/>
+              <w:spacing w:after="40" w:line="252" w:lineRule="auto"/>
+            </w:pPr>
+            <w:r>
+              <w:rPr>
+                <w:rFonts w:ascii="Arial" w:hAnsi="Arial"/>
+                <w:b w:val="0"/>
+                <w:color w:val="444A54"/>
+                <w:sz w:val="18"/>
+              </w:rPr>
+              <w:t>Run the cost scenarios (A7, A8)</w:t>
+            </w:r>
+          </w:p>
+          <w:p>
+            <w:pPr>
+              <w:keepNext/>
+              <w:spacing w:after="40" w:line="252" w:lineRule="auto"/>
+            </w:pPr>
+            <w:r>
+              <w:rPr>
+                <w:rFonts w:ascii="Arial" w:hAnsi="Arial"/>
+                <w:b w:val="0"/>
+                <w:color w:val="444A54"/>
+                <w:sz w:val="18"/>
+              </w:rPr>
+              <w:t>Analyse the cost breakdown (K7)</w:t>
+            </w:r>
+          </w:p>
+          <w:p>
+            <w:pPr>
+              <w:keepNext/>
+              <w:spacing w:after="40" w:line="252" w:lineRule="auto"/>
+            </w:pPr>
+            <w:r>
+              <w:rPr>
+                <w:rFonts w:ascii="Arial" w:hAnsi="Arial"/>
+                <w:b w:val="0"/>
+                <w:color w:val="444A54"/>
+                <w:sz w:val="18"/>
+              </w:rPr>
+              <w:t>Interpret break-even and execution timing (A8, K7)</w:t>
+            </w:r>
+          </w:p>
+          <w:p>
+            <w:pPr>
+              <w:keepNext/>
+              <w:spacing w:after="40" w:line="252" w:lineRule="auto"/>
+            </w:pPr>
+            <w:r>
+              <w:rPr>
+                <w:rFonts w:ascii="Arial" w:hAnsi="Arial"/>
+                <w:b w:val="0"/>
+                <w:color w:val="444A54"/>
+                <w:sz w:val="18"/>
+              </w:rPr>
+              <w:t>Configure your own execution route (A7)</w:t>
             </w:r>
           </w:p>
         </w:tc>
@@ -17751,7 +18904,7 @@
                 <w:color w:val="444A54"/>
                 <w:sz w:val="18"/>
               </w:rPr>
-              <w:t>Common errors</w:t>
+              <w:t>Expected output</w:t>
             </w:r>
           </w:p>
         </w:tc>
@@ -17772,37 +18925,7 @@
                 <w:color w:val="444A54"/>
                 <w:sz w:val="18"/>
               </w:rPr>
-              <w:t>Net CAGR equals gross CAGR -&gt; You are using the zero preset; check costs.preset and costs.scenarios in config.yaml.</w:t>
-            </w:r>
-          </w:p>
-          <w:p>
-            <w:pPr>
-              <w:keepNext/>
-              <w:spacing w:after="40" w:line="252" w:lineRule="auto"/>
-            </w:pPr>
-            <w:r>
-              <w:rPr>
-                <w:rFonts w:ascii="Arial" w:hAnsi="Arial"/>
-                <w:b w:val="0"/>
-                <w:color w:val="444A54"/>
-                <w:sz w:val="18"/>
-              </w:rPr>
-              <w:t>Regulatory fees look tiny -&gt; They are: a few dollars per million of sell notional. Rates change - check the current SEC and FINRA rates.</w:t>
-            </w:r>
-          </w:p>
-          <w:p>
-            <w:pPr>
-              <w:keepNext/>
-              <w:spacing w:after="40" w:line="252" w:lineRule="auto"/>
-            </w:pPr>
-            <w:r>
-              <w:rPr>
-                <w:rFonts w:ascii="Arial" w:hAnsi="Arial"/>
-                <w:b w:val="0"/>
-                <w:color w:val="444A54"/>
-                <w:sz w:val="18"/>
-              </w:rPr>
-              <w:t>Break-even hits the upper bound -&gt; Increase hi in break_even_bps() for very slow strategies.</w:t>
+              <w:t>python -m pipeline backtest: dip_buy gross CAGR 5.09%, net 4.65% (Alpaca) / 4.21% (per-share) / 0.47% (high-cost, USD 33,560 of costs); trend_filter gross 8.80%, net 8.70% / 8.59% / 7.68%; break-even 19.5 bps per side for dip_buy (102 round trips, average trade 41.7 bps) versus 142.3 bps for trend_filter; next-close fills lift dip_buy to 7.22%; custom route 3.89% / 8.51%; files _outputs/Lab15_cost_scenarios.csv and chart _outputs/Lab15_costs.png.</w:t>
             </w:r>
           </w:p>
         </w:tc>
@@ -17818,17 +18941,18 @@
           </w:tcPr>
           <w:p>
             <w:pPr>
-              <w:spacing w:after="40" w:before="40" w:line="252" w:lineRule="auto"/>
-            </w:pPr>
-            <w:r/>
-            <w:r>
-              <w:rPr>
-                <w:rFonts w:ascii="Arial" w:hAnsi="Arial"/>
-                <w:b w:val="0"/>
-                <w:color w:val="444A54"/>
-                <w:sz w:val="18"/>
-              </w:rPr>
-              <w:t>Debrief prompt</w:t>
+              <w:keepNext/>
+              <w:spacing w:after="40" w:before="40" w:line="252" w:lineRule="auto"/>
+            </w:pPr>
+            <w:r/>
+            <w:r>
+              <w:rPr>
+                <w:rFonts w:ascii="Arial" w:hAnsi="Arial"/>
+                <w:b w:val="0"/>
+                <w:color w:val="444A54"/>
+                <w:sz w:val="18"/>
+              </w:rPr>
+              <w:t>Common errors</w:t>
             </w:r>
           </w:p>
         </w:tc>
@@ -17836,6 +18960,82 @@
           <w:tcPr>
             <w:tcW w:type="dxa" w:w="7632"/>
             <w:shd w:val="clear" w:fill="F2F5FA"/>
+          </w:tcPr>
+          <w:p>
+            <w:pPr>
+              <w:keepNext/>
+              <w:spacing w:after="40" w:before="40" w:line="252" w:lineRule="auto"/>
+            </w:pPr>
+            <w:r/>
+            <w:r>
+              <w:rPr>
+                <w:rFonts w:ascii="Arial" w:hAnsi="Arial"/>
+                <w:b w:val="0"/>
+                <w:color w:val="444A54"/>
+                <w:sz w:val="18"/>
+              </w:rPr>
+              <w:t>Net CAGR equals gross CAGR -&gt; You are using the zero preset; check costs.preset and costs.scenarios in config.yaml.</w:t>
+            </w:r>
+          </w:p>
+          <w:p>
+            <w:pPr>
+              <w:keepNext/>
+              <w:spacing w:after="40" w:line="252" w:lineRule="auto"/>
+            </w:pPr>
+            <w:r>
+              <w:rPr>
+                <w:rFonts w:ascii="Arial" w:hAnsi="Arial"/>
+                <w:b w:val="0"/>
+                <w:color w:val="444A54"/>
+                <w:sz w:val="18"/>
+              </w:rPr>
+              <w:t>Regulatory fees look tiny -&gt; They are: a few dollars per million of sell notional. Rates change - check the current SEC and FINRA rates.</w:t>
+            </w:r>
+          </w:p>
+          <w:p>
+            <w:pPr>
+              <w:keepNext/>
+              <w:spacing w:after="40" w:line="252" w:lineRule="auto"/>
+            </w:pPr>
+            <w:r>
+              <w:rPr>
+                <w:rFonts w:ascii="Arial" w:hAnsi="Arial"/>
+                <w:b w:val="0"/>
+                <w:color w:val="444A54"/>
+                <w:sz w:val="18"/>
+              </w:rPr>
+              <w:t>Break-even hits the upper bound -&gt; Increase hi in break_even_bps() for very slow strategies.</w:t>
+            </w:r>
+          </w:p>
+        </w:tc>
+      </w:tr>
+      <w:tr>
+        <w:trPr>
+          <w:cantSplit w:val="true"/>
+        </w:trPr>
+        <w:tc>
+          <w:tcPr>
+            <w:tcW w:type="dxa" w:w="2304"/>
+          </w:tcPr>
+          <w:p>
+            <w:pPr>
+              <w:spacing w:after="40" w:before="40" w:line="252" w:lineRule="auto"/>
+            </w:pPr>
+            <w:r/>
+            <w:r>
+              <w:rPr>
+                <w:rFonts w:ascii="Arial" w:hAnsi="Arial"/>
+                <w:b w:val="0"/>
+                <w:color w:val="444A54"/>
+                <w:sz w:val="18"/>
+              </w:rPr>
+              <w:t>Debrief prompt</w:t>
+            </w:r>
+          </w:p>
+        </w:tc>
+        <w:tc>
+          <w:tcPr>
+            <w:tcW w:type="dxa" w:w="7632"/>
           </w:tcPr>
           <w:p>
             <w:pPr>
@@ -17970,7 +19170,7 @@
                 <w:color w:val="444A54"/>
                 <w:sz w:val="18"/>
               </w:rPr>
-              <w:t>A7, A8, K7  |  25 min  |  slide 148</w:t>
+              <w:t>A7, A8, K7  |  25 min  |  slide 150</w:t>
             </w:r>
           </w:p>
         </w:tc>
@@ -18092,7 +19292,7 @@
                 <w:color w:val="444A54"/>
                 <w:sz w:val="18"/>
               </w:rPr>
-              <w:t>Steps (summary)</w:t>
+              <w:t>Part A - simulator</w:t>
             </w:r>
           </w:p>
         </w:tc>
@@ -18113,7 +19313,7 @@
                 <w:color w:val="444A54"/>
                 <w:sz w:val="18"/>
               </w:rPr>
-              <w:t>Build the risk layer and the kill switch (A7)</w:t>
+              <w:t>A1. Create the bot  (trading?new=1&amp;strategy=ema_cross)</w:t>
             </w:r>
           </w:p>
           <w:p>
@@ -18128,7 +19328,7 @@
                 <w:color w:val="444A54"/>
                 <w:sz w:val="18"/>
               </w:rPr>
-              <w:t>Build one decision cycle (A7)</w:t>
+              <w:t>A2. Start it and watch  (trading)</w:t>
             </w:r>
           </w:p>
           <w:p>
@@ -18143,7 +19343,7 @@
                 <w:color w:val="444A54"/>
                 <w:sz w:val="18"/>
               </w:rPr>
-              <w:t>Build the forward-test replay and the logs (A8)</w:t>
+              <w:t>A3. Kill switch  (trading)</w:t>
             </w:r>
           </w:p>
           <w:p>
@@ -18158,82 +19358,7 @@
                 <w:color w:val="444A54"/>
                 <w:sz w:val="18"/>
               </w:rPr>
-              <w:t>Add the live paper loop and scheduling (A7)</w:t>
-            </w:r>
-          </w:p>
-          <w:p>
-            <w:pPr>
-              <w:keepNext/>
-              <w:spacing w:after="40" w:line="252" w:lineRule="auto"/>
-            </w:pPr>
-            <w:r>
-              <w:rPr>
-                <w:rFonts w:ascii="Arial" w:hAnsi="Arial"/>
-                <w:b w:val="0"/>
-                <w:color w:val="444A54"/>
-                <w:sz w:val="18"/>
-              </w:rPr>
-              <w:t>Run the 2025 forward test (A8, K7)</w:t>
-            </w:r>
-          </w:p>
-          <w:p>
-            <w:pPr>
-              <w:keepNext/>
-              <w:spacing w:after="40" w:line="252" w:lineRule="auto"/>
-            </w:pPr>
-            <w:r>
-              <w:rPr>
-                <w:rFonts w:ascii="Arial" w:hAnsi="Arial"/>
-                <w:b w:val="0"/>
-                <w:color w:val="444A54"/>
-                <w:sz w:val="18"/>
-              </w:rPr>
-              <w:t>Audit the decision log (A8)</w:t>
-            </w:r>
-          </w:p>
-          <w:p>
-            <w:pPr>
-              <w:keepNext/>
-              <w:spacing w:after="40" w:line="252" w:lineRule="auto"/>
-            </w:pPr>
-            <w:r>
-              <w:rPr>
-                <w:rFonts w:ascii="Arial" w:hAnsi="Arial"/>
-                <w:b w:val="0"/>
-                <w:color w:val="444A54"/>
-                <w:sz w:val="18"/>
-              </w:rPr>
-              <w:t>Test the kill switch (A7)</w:t>
-            </w:r>
-          </w:p>
-          <w:p>
-            <w:pPr>
-              <w:keepNext/>
-              <w:spacing w:after="40" w:line="252" w:lineRule="auto"/>
-            </w:pPr>
-            <w:r>
-              <w:rPr>
-                <w:rFonts w:ascii="Arial" w:hAnsi="Arial"/>
-                <w:b w:val="0"/>
-                <w:color w:val="444A54"/>
-                <w:sz w:val="18"/>
-              </w:rPr>
-              <w:t>Run the strategy LIVE on the paper account (A7, A8, K7)</w:t>
-            </w:r>
-          </w:p>
-          <w:p>
-            <w:pPr>
-              <w:keepNext/>
-              <w:spacing w:after="40" w:line="252" w:lineRule="auto"/>
-            </w:pPr>
-            <w:r>
-              <w:rPr>
-                <w:rFonts w:ascii="Arial" w:hAnsi="Arial"/>
-                <w:b w:val="0"/>
-                <w:color w:val="444A54"/>
-                <w:sz w:val="18"/>
-              </w:rPr>
-              <w:t>Schedule the runner (A7)</w:t>
+              <w:t>A4. Backtest vs forward  (trading)</w:t>
             </w:r>
           </w:p>
         </w:tc>
@@ -18260,7 +19385,7 @@
                 <w:color w:val="444A54"/>
                 <w:sz w:val="18"/>
               </w:rPr>
-              <w:t>Expected output</w:t>
+              <w:t>Part B - code (summary)</w:t>
             </w:r>
           </w:p>
         </w:tc>
@@ -18282,7 +19407,127 @@
                 <w:color w:val="444A54"/>
                 <w:sz w:val="18"/>
               </w:rPr>
-              <w:t>python -m pipeline run --loop (offline 2025 replay): 250 sessions, 5 orders (BUY 159, SELL, BUY 166, SELL, BUY 163), equity USD 100,000.00 -&gt; 116,249.79 (+16.25%) versus SPY +17.06%; trade_log.csv with 250 rows; kill switch halts the next cycle and is archived on --off; run --loop --live-paper sends a 10% SPY order as an extended-hours limit during Singapore hours and stops on the kill switch; schedule entries for 09:35 New York (21:35 / 22:35 Singapore); chart _outputs/Lab16_forward_test.png.</w:t>
+              <w:t>Build the risk layer and the kill switch (A7)</w:t>
+            </w:r>
+          </w:p>
+          <w:p>
+            <w:pPr>
+              <w:keepNext/>
+              <w:spacing w:after="40" w:line="252" w:lineRule="auto"/>
+            </w:pPr>
+            <w:r>
+              <w:rPr>
+                <w:rFonts w:ascii="Arial" w:hAnsi="Arial"/>
+                <w:b w:val="0"/>
+                <w:color w:val="444A54"/>
+                <w:sz w:val="18"/>
+              </w:rPr>
+              <w:t>Build one decision cycle (A7)</w:t>
+            </w:r>
+          </w:p>
+          <w:p>
+            <w:pPr>
+              <w:keepNext/>
+              <w:spacing w:after="40" w:line="252" w:lineRule="auto"/>
+            </w:pPr>
+            <w:r>
+              <w:rPr>
+                <w:rFonts w:ascii="Arial" w:hAnsi="Arial"/>
+                <w:b w:val="0"/>
+                <w:color w:val="444A54"/>
+                <w:sz w:val="18"/>
+              </w:rPr>
+              <w:t>Build the forward-test replay and the logs (A8)</w:t>
+            </w:r>
+          </w:p>
+          <w:p>
+            <w:pPr>
+              <w:keepNext/>
+              <w:spacing w:after="40" w:line="252" w:lineRule="auto"/>
+            </w:pPr>
+            <w:r>
+              <w:rPr>
+                <w:rFonts w:ascii="Arial" w:hAnsi="Arial"/>
+                <w:b w:val="0"/>
+                <w:color w:val="444A54"/>
+                <w:sz w:val="18"/>
+              </w:rPr>
+              <w:t>Add the live paper loop and scheduling (A7)</w:t>
+            </w:r>
+          </w:p>
+          <w:p>
+            <w:pPr>
+              <w:keepNext/>
+              <w:spacing w:after="40" w:line="252" w:lineRule="auto"/>
+            </w:pPr>
+            <w:r>
+              <w:rPr>
+                <w:rFonts w:ascii="Arial" w:hAnsi="Arial"/>
+                <w:b w:val="0"/>
+                <w:color w:val="444A54"/>
+                <w:sz w:val="18"/>
+              </w:rPr>
+              <w:t>Run the 2025 forward test (A8, K7)</w:t>
+            </w:r>
+          </w:p>
+          <w:p>
+            <w:pPr>
+              <w:keepNext/>
+              <w:spacing w:after="40" w:line="252" w:lineRule="auto"/>
+            </w:pPr>
+            <w:r>
+              <w:rPr>
+                <w:rFonts w:ascii="Arial" w:hAnsi="Arial"/>
+                <w:b w:val="0"/>
+                <w:color w:val="444A54"/>
+                <w:sz w:val="18"/>
+              </w:rPr>
+              <w:t>Audit the decision log (A8)</w:t>
+            </w:r>
+          </w:p>
+          <w:p>
+            <w:pPr>
+              <w:keepNext/>
+              <w:spacing w:after="40" w:line="252" w:lineRule="auto"/>
+            </w:pPr>
+            <w:r>
+              <w:rPr>
+                <w:rFonts w:ascii="Arial" w:hAnsi="Arial"/>
+                <w:b w:val="0"/>
+                <w:color w:val="444A54"/>
+                <w:sz w:val="18"/>
+              </w:rPr>
+              <w:t>Test the kill switch (A7)</w:t>
+            </w:r>
+          </w:p>
+          <w:p>
+            <w:pPr>
+              <w:keepNext/>
+              <w:spacing w:after="40" w:line="252" w:lineRule="auto"/>
+            </w:pPr>
+            <w:r>
+              <w:rPr>
+                <w:rFonts w:ascii="Arial" w:hAnsi="Arial"/>
+                <w:b w:val="0"/>
+                <w:color w:val="444A54"/>
+                <w:sz w:val="18"/>
+              </w:rPr>
+              <w:t>Run the strategy LIVE on the paper account (A7, A8, K7)</w:t>
+            </w:r>
+          </w:p>
+          <w:p>
+            <w:pPr>
+              <w:keepNext/>
+              <w:spacing w:after="40" w:line="252" w:lineRule="auto"/>
+            </w:pPr>
+            <w:r>
+              <w:rPr>
+                <w:rFonts w:ascii="Arial" w:hAnsi="Arial"/>
+                <w:b w:val="0"/>
+                <w:color w:val="444A54"/>
+                <w:sz w:val="18"/>
+              </w:rPr>
+              <w:t>Schedule the runner (A7)</w:t>
             </w:r>
           </w:p>
         </w:tc>
@@ -18308,7 +19553,7 @@
                 <w:color w:val="444A54"/>
                 <w:sz w:val="18"/>
               </w:rPr>
-              <w:t>Common errors</w:t>
+              <w:t>Expected output</w:t>
             </w:r>
           </w:p>
         </w:tc>
@@ -18329,52 +19574,7 @@
                 <w:color w:val="444A54"/>
                 <w:sz w:val="18"/>
               </w:rPr>
-              <w:t>Action BLOCKED with 'market closed' -&gt; Expected for --once at a weekend online; the live loop queues a GTC order instead (allow_queue).</w:t>
-            </w:r>
-          </w:p>
-          <w:p>
-            <w:pPr>
-              <w:keepNext/>
-              <w:spacing w:after="40" w:line="252" w:lineRule="auto"/>
-            </w:pPr>
-            <w:r>
-              <w:rPr>
-                <w:rFonts w:ascii="Arial" w:hAnsi="Arial"/>
-                <w:b w:val="0"/>
-                <w:color w:val="444A54"/>
-                <w:sz w:val="18"/>
-              </w:rPr>
-              <w:t>No trades in the replay -&gt; Check that labs/KILL_SWITCH does not exist (python -m pipeline kill --status).</w:t>
-            </w:r>
-          </w:p>
-          <w:p>
-            <w:pPr>
-              <w:keepNext/>
-              <w:spacing w:after="40" w:line="252" w:lineRule="auto"/>
-            </w:pPr>
-            <w:r>
-              <w:rPr>
-                <w:rFonts w:ascii="Arial" w:hAnsi="Arial"/>
-                <w:b w:val="0"/>
-                <w:color w:val="444A54"/>
-                <w:sz w:val="18"/>
-              </w:rPr>
-              <w:t>A cron job ran twice -&gt; The client_order_id is unique per decision bar, so the second run finds the order and sends nothing.</w:t>
-            </w:r>
-          </w:p>
-          <w:p>
-            <w:pPr>
-              <w:keepNext/>
-              <w:spacing w:after="40" w:line="252" w:lineRule="auto"/>
-            </w:pPr>
-            <w:r>
-              <w:rPr>
-                <w:rFonts w:ascii="Arial" w:hAnsi="Arial"/>
-                <w:b w:val="0"/>
-                <w:color w:val="444A54"/>
-                <w:sz w:val="18"/>
-              </w:rPr>
-              <w:t>macOS cron fires at the wrong hour -&gt; macOS cron ignores CRON_TZ; use the Singapore-time line or launchd.</w:t>
+              <w:t>python -m pipeline run --loop (offline 2025 replay): 250 sessions, 5 orders (BUY 159, SELL, BUY 166, SELL, BUY 163), equity USD 100,000.00 -&gt; 116,249.79 (+16.25%) versus SPY +17.06%; trade_log.csv with 250 rows; kill switch halts the next cycle and is archived on --off; run --loop --live-paper sends a 10% SPY order as an extended-hours limit during Singapore hours and stops on the kill switch; schedule entries for 09:35 New York (21:35 / 22:35 Singapore); chart _outputs/Lab16_forward_test.png.</w:t>
             </w:r>
           </w:p>
         </w:tc>
@@ -18390,17 +19590,18 @@
           </w:tcPr>
           <w:p>
             <w:pPr>
-              <w:spacing w:after="40" w:before="40" w:line="252" w:lineRule="auto"/>
-            </w:pPr>
-            <w:r/>
-            <w:r>
-              <w:rPr>
-                <w:rFonts w:ascii="Arial" w:hAnsi="Arial"/>
-                <w:b w:val="0"/>
-                <w:color w:val="444A54"/>
-                <w:sz w:val="18"/>
-              </w:rPr>
-              <w:t>Debrief prompt</w:t>
+              <w:keepNext/>
+              <w:spacing w:after="40" w:before="40" w:line="252" w:lineRule="auto"/>
+            </w:pPr>
+            <w:r/>
+            <w:r>
+              <w:rPr>
+                <w:rFonts w:ascii="Arial" w:hAnsi="Arial"/>
+                <w:b w:val="0"/>
+                <w:color w:val="444A54"/>
+                <w:sz w:val="18"/>
+              </w:rPr>
+              <w:t>Common errors</w:t>
             </w:r>
           </w:p>
         </w:tc>
@@ -18408,6 +19609,97 @@
           <w:tcPr>
             <w:tcW w:type="dxa" w:w="7632"/>
             <w:shd w:val="clear" w:fill="F2F5FA"/>
+          </w:tcPr>
+          <w:p>
+            <w:pPr>
+              <w:keepNext/>
+              <w:spacing w:after="40" w:before="40" w:line="252" w:lineRule="auto"/>
+            </w:pPr>
+            <w:r/>
+            <w:r>
+              <w:rPr>
+                <w:rFonts w:ascii="Arial" w:hAnsi="Arial"/>
+                <w:b w:val="0"/>
+                <w:color w:val="444A54"/>
+                <w:sz w:val="18"/>
+              </w:rPr>
+              <w:t>Action BLOCKED with 'market closed' -&gt; Expected for --once at a weekend online; the live loop queues a GTC order instead (allow_queue).</w:t>
+            </w:r>
+          </w:p>
+          <w:p>
+            <w:pPr>
+              <w:keepNext/>
+              <w:spacing w:after="40" w:line="252" w:lineRule="auto"/>
+            </w:pPr>
+            <w:r>
+              <w:rPr>
+                <w:rFonts w:ascii="Arial" w:hAnsi="Arial"/>
+                <w:b w:val="0"/>
+                <w:color w:val="444A54"/>
+                <w:sz w:val="18"/>
+              </w:rPr>
+              <w:t>No trades in the replay -&gt; Check that labs/KILL_SWITCH does not exist (python -m pipeline kill --status).</w:t>
+            </w:r>
+          </w:p>
+          <w:p>
+            <w:pPr>
+              <w:keepNext/>
+              <w:spacing w:after="40" w:line="252" w:lineRule="auto"/>
+            </w:pPr>
+            <w:r>
+              <w:rPr>
+                <w:rFonts w:ascii="Arial" w:hAnsi="Arial"/>
+                <w:b w:val="0"/>
+                <w:color w:val="444A54"/>
+                <w:sz w:val="18"/>
+              </w:rPr>
+              <w:t>A cron job ran twice -&gt; The client_order_id is unique per decision bar, so the second run finds the order and sends nothing.</w:t>
+            </w:r>
+          </w:p>
+          <w:p>
+            <w:pPr>
+              <w:keepNext/>
+              <w:spacing w:after="40" w:line="252" w:lineRule="auto"/>
+            </w:pPr>
+            <w:r>
+              <w:rPr>
+                <w:rFonts w:ascii="Arial" w:hAnsi="Arial"/>
+                <w:b w:val="0"/>
+                <w:color w:val="444A54"/>
+                <w:sz w:val="18"/>
+              </w:rPr>
+              <w:t>macOS cron fires at the wrong hour -&gt; macOS cron ignores CRON_TZ; use the Singapore-time line or launchd.</w:t>
+            </w:r>
+          </w:p>
+        </w:tc>
+      </w:tr>
+      <w:tr>
+        <w:trPr>
+          <w:cantSplit w:val="true"/>
+        </w:trPr>
+        <w:tc>
+          <w:tcPr>
+            <w:tcW w:type="dxa" w:w="2304"/>
+          </w:tcPr>
+          <w:p>
+            <w:pPr>
+              <w:spacing w:after="40" w:before="40" w:line="252" w:lineRule="auto"/>
+            </w:pPr>
+            <w:r/>
+            <w:r>
+              <w:rPr>
+                <w:rFonts w:ascii="Arial" w:hAnsi="Arial"/>
+                <w:b w:val="0"/>
+                <w:color w:val="444A54"/>
+                <w:sz w:val="18"/>
+              </w:rPr>
+              <w:t>Debrief prompt</w:t>
+            </w:r>
+          </w:p>
+        </w:tc>
+        <w:tc>
+          <w:tcPr>
+            <w:tcW w:type="dxa" w:w="7632"/>
           </w:tcPr>
           <w:p>
             <w:pPr>
@@ -18542,7 +19834,7 @@
                 <w:color w:val="444A54"/>
                 <w:sz w:val="18"/>
               </w:rPr>
-              <w:t>A7, K5, K7  |  20 min  |  slide 150</w:t>
+              <w:t>A7, K5, K7  |  20 min  |  slide 152</w:t>
             </w:r>
           </w:p>
         </w:tc>
@@ -18664,7 +19956,7 @@
                 <w:color w:val="444A54"/>
                 <w:sz w:val="18"/>
               </w:rPr>
-              <w:t>Steps (summary)</w:t>
+              <w:t>Part A - simulator</w:t>
             </w:r>
           </w:p>
         </w:tc>
@@ -18685,7 +19977,7 @@
                 <w:color w:val="444A54"/>
                 <w:sz w:val="18"/>
               </w:rPr>
-              <w:t>Set the shared secret (A7)</w:t>
+              <w:t>A1. Copy the alert template  (integrations)</w:t>
             </w:r>
           </w:p>
           <w:p>
@@ -18700,7 +19992,7 @@
                 <w:color w:val="444A54"/>
                 <w:sz w:val="18"/>
               </w:rPr>
-              <w:t>Build alert validation (A7, K5)</w:t>
+              <w:t>A2. Run the self-test  (integrations)</w:t>
             </w:r>
           </w:p>
           <w:p>
@@ -18715,97 +20007,7 @@
                 <w:color w:val="444A54"/>
                 <w:sz w:val="18"/>
               </w:rPr>
-              <w:t>Route valid alerts through signal, risk and execution (A7, K7)</w:t>
-            </w:r>
-          </w:p>
-          <w:p>
-            <w:pPr>
-              <w:keepNext/>
-              <w:spacing w:after="40" w:line="252" w:lineRule="auto"/>
-            </w:pPr>
-            <w:r>
-              <w:rPr>
-                <w:rFonts w:ascii="Arial" w:hAnsi="Arial"/>
-                <w:b w:val="0"/>
-                <w:color w:val="444A54"/>
-                <w:sz w:val="18"/>
-              </w:rPr>
-              <w:t>Build the server, the simulator and the self-test (A7)</w:t>
-            </w:r>
-          </w:p>
-          <w:p>
-            <w:pPr>
-              <w:keepNext/>
-              <w:spacing w:after="40" w:line="252" w:lineRule="auto"/>
-            </w:pPr>
-            <w:r>
-              <w:rPr>
-                <w:rFonts w:ascii="Arial" w:hAnsi="Arial"/>
-                <w:b w:val="0"/>
-                <w:color w:val="444A54"/>
-                <w:sz w:val="18"/>
-              </w:rPr>
-              <w:t>Run the self-test (A7, K5)</w:t>
-            </w:r>
-          </w:p>
-          <w:p>
-            <w:pPr>
-              <w:keepNext/>
-              <w:spacing w:after="40" w:line="252" w:lineRule="auto"/>
-            </w:pPr>
-            <w:r>
-              <w:rPr>
-                <w:rFonts w:ascii="Arial" w:hAnsi="Arial"/>
-                <w:b w:val="0"/>
-                <w:color w:val="444A54"/>
-                <w:sz w:val="18"/>
-              </w:rPr>
-              <w:t>Run the receiver and the simulator in two terminals (A7)</w:t>
-            </w:r>
-          </w:p>
-          <w:p>
-            <w:pPr>
-              <w:keepNext/>
-              <w:spacing w:after="40" w:line="252" w:lineRule="auto"/>
-            </w:pPr>
-            <w:r>
-              <w:rPr>
-                <w:rFonts w:ascii="Arial" w:hAnsi="Arial"/>
-                <w:b w:val="0"/>
-                <w:color w:val="444A54"/>
-                <w:sz w:val="18"/>
-              </w:rPr>
-              <w:t>Let the pipeline's signal veto an alert (A7, K7)</w:t>
-            </w:r>
-          </w:p>
-          <w:p>
-            <w:pPr>
-              <w:keepNext/>
-              <w:spacing w:after="40" w:line="252" w:lineRule="auto"/>
-            </w:pPr>
-            <w:r>
-              <w:rPr>
-                <w:rFonts w:ascii="Arial" w:hAnsi="Arial"/>
-                <w:b w:val="0"/>
-                <w:color w:val="444A54"/>
-                <w:sz w:val="18"/>
-              </w:rPr>
-              <w:t>Prove the kill switch reaches the webhook (A7)</w:t>
-            </w:r>
-          </w:p>
-          <w:p>
-            <w:pPr>
-              <w:keepNext/>
-              <w:spacing w:after="40" w:line="252" w:lineRule="auto"/>
-            </w:pPr>
-            <w:r>
-              <w:rPr>
-                <w:rFonts w:ascii="Arial" w:hAnsi="Arial"/>
-                <w:b w:val="0"/>
-                <w:color w:val="444A54"/>
-                <w:sz w:val="18"/>
-              </w:rPr>
-              <w:t>Optional - connect a real TradingView alert (paid plan) (A7, K5)</w:t>
+              <w:t>A3. Real alerts (paid TradingView plan)  (integrations)</w:t>
             </w:r>
           </w:p>
         </w:tc>
@@ -18832,7 +20034,7 @@
                 <w:color w:val="444A54"/>
                 <w:sz w:val="18"/>
               </w:rPr>
-              <w:t>Expected output</w:t>
+              <w:t>Part B - code (summary)</w:t>
             </w:r>
           </w:p>
         </w:tc>
@@ -18854,7 +20056,127 @@
                 <w:color w:val="444A54"/>
                 <w:sz w:val="18"/>
               </w:rPr>
-              <w:t>python -m pipeline webhook --selftest: HTTP 200 (BUY 5 SPY filled at 676.70), 200 (SELL 5 SPY), 401 'bad or missing secret', 422 'TSLA not on the allow-list', 422 'qty must be between 0 and 100', 400 'body is not valid JSON', 200 'duplicate ignored'; RESULT: 7/7; with require_signal_agreement the SELL returns 409; with the kill switch on, the BUY returns 423; audit log _outputs/Lab17_webhook_log.csv.</w:t>
+              <w:t>Set the shared secret (A7)</w:t>
+            </w:r>
+          </w:p>
+          <w:p>
+            <w:pPr>
+              <w:keepNext/>
+              <w:spacing w:after="40" w:line="252" w:lineRule="auto"/>
+            </w:pPr>
+            <w:r>
+              <w:rPr>
+                <w:rFonts w:ascii="Arial" w:hAnsi="Arial"/>
+                <w:b w:val="0"/>
+                <w:color w:val="444A54"/>
+                <w:sz w:val="18"/>
+              </w:rPr>
+              <w:t>Build alert validation (A7, K5)</w:t>
+            </w:r>
+          </w:p>
+          <w:p>
+            <w:pPr>
+              <w:keepNext/>
+              <w:spacing w:after="40" w:line="252" w:lineRule="auto"/>
+            </w:pPr>
+            <w:r>
+              <w:rPr>
+                <w:rFonts w:ascii="Arial" w:hAnsi="Arial"/>
+                <w:b w:val="0"/>
+                <w:color w:val="444A54"/>
+                <w:sz w:val="18"/>
+              </w:rPr>
+              <w:t>Route valid alerts through signal, risk and execution (A7, K7)</w:t>
+            </w:r>
+          </w:p>
+          <w:p>
+            <w:pPr>
+              <w:keepNext/>
+              <w:spacing w:after="40" w:line="252" w:lineRule="auto"/>
+            </w:pPr>
+            <w:r>
+              <w:rPr>
+                <w:rFonts w:ascii="Arial" w:hAnsi="Arial"/>
+                <w:b w:val="0"/>
+                <w:color w:val="444A54"/>
+                <w:sz w:val="18"/>
+              </w:rPr>
+              <w:t>Build the server, the simulator and the self-test (A7)</w:t>
+            </w:r>
+          </w:p>
+          <w:p>
+            <w:pPr>
+              <w:keepNext/>
+              <w:spacing w:after="40" w:line="252" w:lineRule="auto"/>
+            </w:pPr>
+            <w:r>
+              <w:rPr>
+                <w:rFonts w:ascii="Arial" w:hAnsi="Arial"/>
+                <w:b w:val="0"/>
+                <w:color w:val="444A54"/>
+                <w:sz w:val="18"/>
+              </w:rPr>
+              <w:t>Run the self-test (A7, K5)</w:t>
+            </w:r>
+          </w:p>
+          <w:p>
+            <w:pPr>
+              <w:keepNext/>
+              <w:spacing w:after="40" w:line="252" w:lineRule="auto"/>
+            </w:pPr>
+            <w:r>
+              <w:rPr>
+                <w:rFonts w:ascii="Arial" w:hAnsi="Arial"/>
+                <w:b w:val="0"/>
+                <w:color w:val="444A54"/>
+                <w:sz w:val="18"/>
+              </w:rPr>
+              <w:t>Run the receiver and the simulator in two terminals (A7)</w:t>
+            </w:r>
+          </w:p>
+          <w:p>
+            <w:pPr>
+              <w:keepNext/>
+              <w:spacing w:after="40" w:line="252" w:lineRule="auto"/>
+            </w:pPr>
+            <w:r>
+              <w:rPr>
+                <w:rFonts w:ascii="Arial" w:hAnsi="Arial"/>
+                <w:b w:val="0"/>
+                <w:color w:val="444A54"/>
+                <w:sz w:val="18"/>
+              </w:rPr>
+              <w:t>Let the pipeline's signal veto an alert (A7, K7)</w:t>
+            </w:r>
+          </w:p>
+          <w:p>
+            <w:pPr>
+              <w:keepNext/>
+              <w:spacing w:after="40" w:line="252" w:lineRule="auto"/>
+            </w:pPr>
+            <w:r>
+              <w:rPr>
+                <w:rFonts w:ascii="Arial" w:hAnsi="Arial"/>
+                <w:b w:val="0"/>
+                <w:color w:val="444A54"/>
+                <w:sz w:val="18"/>
+              </w:rPr>
+              <w:t>Prove the kill switch reaches the webhook (A7)</w:t>
+            </w:r>
+          </w:p>
+          <w:p>
+            <w:pPr>
+              <w:keepNext/>
+              <w:spacing w:after="40" w:line="252" w:lineRule="auto"/>
+            </w:pPr>
+            <w:r>
+              <w:rPr>
+                <w:rFonts w:ascii="Arial" w:hAnsi="Arial"/>
+                <w:b w:val="0"/>
+                <w:color w:val="444A54"/>
+                <w:sz w:val="18"/>
+              </w:rPr>
+              <w:t>Optional - connect a real TradingView alert (paid plan) (A7, K5)</w:t>
             </w:r>
           </w:p>
         </w:tc>
@@ -18880,7 +20202,7 @@
                 <w:color w:val="444A54"/>
                 <w:sz w:val="18"/>
               </w:rPr>
-              <w:t>Common errors</w:t>
+              <w:t>Expected output</w:t>
             </w:r>
           </w:p>
         </w:tc>
@@ -18901,52 +20223,7 @@
                 <w:color w:val="444A54"/>
                 <w:sz w:val="18"/>
               </w:rPr>
-              <w:t>Address already in use -&gt; Another program uses port 8080; start with --port 8081 and use the same port in --url.</w:t>
-            </w:r>
-          </w:p>
-          <w:p>
-            <w:pPr>
-              <w:keepNext/>
-              <w:spacing w:after="40" w:line="252" w:lineRule="auto"/>
-            </w:pPr>
-            <w:r>
-              <w:rPr>
-                <w:rFonts w:ascii="Arial" w:hAnsi="Arial"/>
-                <w:b w:val="0"/>
-                <w:color w:val="444A54"/>
-                <w:sz w:val="18"/>
-              </w:rPr>
-              <w:t>All alerts return 401 -&gt; The receiver and sender use different secrets; both read WEBHOOK_SECRET from labs/.env, or pass --secret to the simulator.</w:t>
-            </w:r>
-          </w:p>
-          <w:p>
-            <w:pPr>
-              <w:keepNext/>
-              <w:spacing w:after="40" w:line="252" w:lineRule="auto"/>
-            </w:pPr>
-            <w:r>
-              <w:rPr>
-                <w:rFonts w:ascii="Arial" w:hAnsi="Arial"/>
-                <w:b w:val="0"/>
-                <w:color w:val="444A54"/>
-                <w:sz w:val="18"/>
-              </w:rPr>
-              <w:t>TradingView shows 'webhook delivery failed' -&gt; Use the HTTPS tunnel URL on port 443, keep the receiver running and check the alert message is valid JSON.</w:t>
-            </w:r>
-          </w:p>
-          <w:p>
-            <w:pPr>
-              <w:keepNext/>
-              <w:spacing w:after="40" w:line="252" w:lineRule="auto"/>
-            </w:pPr>
-            <w:r>
-              <w:rPr>
-                <w:rFonts w:ascii="Arial" w:hAnsi="Arial"/>
-                <w:b w:val="0"/>
-                <w:color w:val="444A54"/>
-                <w:sz w:val="18"/>
-              </w:rPr>
-              <w:t>Alerts return 423 -&gt; The kill switch is on or the market is closed online; check python -m pipeline kill --status.</w:t>
+              <w:t>python -m pipeline webhook --selftest: HTTP 200 (BUY 5 SPY filled at 676.70), 200 (SELL 5 SPY), 401 'bad or missing secret', 422 'TSLA not on the allow-list', 422 'qty must be between 0 and 100', 400 'body is not valid JSON', 200 'duplicate ignored'; RESULT: 7/7; with require_signal_agreement the SELL returns 409; with the kill switch on, the BUY returns 423; audit log _outputs/Lab17_webhook_log.csv.</w:t>
             </w:r>
           </w:p>
         </w:tc>
@@ -18962,17 +20239,18 @@
           </w:tcPr>
           <w:p>
             <w:pPr>
-              <w:spacing w:after="40" w:before="40" w:line="252" w:lineRule="auto"/>
-            </w:pPr>
-            <w:r/>
-            <w:r>
-              <w:rPr>
-                <w:rFonts w:ascii="Arial" w:hAnsi="Arial"/>
-                <w:b w:val="0"/>
-                <w:color w:val="444A54"/>
-                <w:sz w:val="18"/>
-              </w:rPr>
-              <w:t>Debrief prompt</w:t>
+              <w:keepNext/>
+              <w:spacing w:after="40" w:before="40" w:line="252" w:lineRule="auto"/>
+            </w:pPr>
+            <w:r/>
+            <w:r>
+              <w:rPr>
+                <w:rFonts w:ascii="Arial" w:hAnsi="Arial"/>
+                <w:b w:val="0"/>
+                <w:color w:val="444A54"/>
+                <w:sz w:val="18"/>
+              </w:rPr>
+              <w:t>Common errors</w:t>
             </w:r>
           </w:p>
         </w:tc>
@@ -18980,6 +20258,97 @@
           <w:tcPr>
             <w:tcW w:type="dxa" w:w="7632"/>
             <w:shd w:val="clear" w:fill="F2F5FA"/>
+          </w:tcPr>
+          <w:p>
+            <w:pPr>
+              <w:keepNext/>
+              <w:spacing w:after="40" w:before="40" w:line="252" w:lineRule="auto"/>
+            </w:pPr>
+            <w:r/>
+            <w:r>
+              <w:rPr>
+                <w:rFonts w:ascii="Arial" w:hAnsi="Arial"/>
+                <w:b w:val="0"/>
+                <w:color w:val="444A54"/>
+                <w:sz w:val="18"/>
+              </w:rPr>
+              <w:t>Address already in use -&gt; Another program uses port 8080; start with --port 8081 and use the same port in --url.</w:t>
+            </w:r>
+          </w:p>
+          <w:p>
+            <w:pPr>
+              <w:keepNext/>
+              <w:spacing w:after="40" w:line="252" w:lineRule="auto"/>
+            </w:pPr>
+            <w:r>
+              <w:rPr>
+                <w:rFonts w:ascii="Arial" w:hAnsi="Arial"/>
+                <w:b w:val="0"/>
+                <w:color w:val="444A54"/>
+                <w:sz w:val="18"/>
+              </w:rPr>
+              <w:t>All alerts return 401 -&gt; The receiver and sender use different secrets; both read WEBHOOK_SECRET from labs/.env, or pass --secret to the simulator.</w:t>
+            </w:r>
+          </w:p>
+          <w:p>
+            <w:pPr>
+              <w:keepNext/>
+              <w:spacing w:after="40" w:line="252" w:lineRule="auto"/>
+            </w:pPr>
+            <w:r>
+              <w:rPr>
+                <w:rFonts w:ascii="Arial" w:hAnsi="Arial"/>
+                <w:b w:val="0"/>
+                <w:color w:val="444A54"/>
+                <w:sz w:val="18"/>
+              </w:rPr>
+              <w:t>TradingView shows 'webhook delivery failed' -&gt; Use the HTTPS tunnel URL on port 443, keep the receiver running and check the alert message is valid JSON.</w:t>
+            </w:r>
+          </w:p>
+          <w:p>
+            <w:pPr>
+              <w:keepNext/>
+              <w:spacing w:after="40" w:line="252" w:lineRule="auto"/>
+            </w:pPr>
+            <w:r>
+              <w:rPr>
+                <w:rFonts w:ascii="Arial" w:hAnsi="Arial"/>
+                <w:b w:val="0"/>
+                <w:color w:val="444A54"/>
+                <w:sz w:val="18"/>
+              </w:rPr>
+              <w:t>Alerts return 423 -&gt; The kill switch is on or the market is closed online; check python -m pipeline kill --status.</w:t>
+            </w:r>
+          </w:p>
+        </w:tc>
+      </w:tr>
+      <w:tr>
+        <w:trPr>
+          <w:cantSplit w:val="true"/>
+        </w:trPr>
+        <w:tc>
+          <w:tcPr>
+            <w:tcW w:type="dxa" w:w="2304"/>
+          </w:tcPr>
+          <w:p>
+            <w:pPr>
+              <w:spacing w:after="40" w:before="40" w:line="252" w:lineRule="auto"/>
+            </w:pPr>
+            <w:r/>
+            <w:r>
+              <w:rPr>
+                <w:rFonts w:ascii="Arial" w:hAnsi="Arial"/>
+                <w:b w:val="0"/>
+                <w:color w:val="444A54"/>
+                <w:sz w:val="18"/>
+              </w:rPr>
+              <w:t>Debrief prompt</w:t>
+            </w:r>
+          </w:p>
+        </w:tc>
+        <w:tc>
+          <w:tcPr>
+            <w:tcW w:type="dxa" w:w="7632"/>
           </w:tcPr>
           <w:p>
             <w:pPr>
@@ -19114,7 +20483,7 @@
                 <w:color w:val="444A54"/>
                 <w:sz w:val="18"/>
               </w:rPr>
-              <w:t>A9, K8  |  20 min  |  slide 151</w:t>
+              <w:t>A9, K8  |  20 min  |  slide 154</w:t>
             </w:r>
           </w:p>
         </w:tc>
@@ -19236,7 +20605,7 @@
                 <w:color w:val="444A54"/>
                 <w:sz w:val="18"/>
               </w:rPr>
-              <w:t>Steps (summary)</w:t>
+              <w:t>Part A - simulator</w:t>
             </w:r>
           </w:p>
         </w:tc>
@@ -19257,7 +20626,7 @@
                 <w:color w:val="444A54"/>
                 <w:sz w:val="18"/>
               </w:rPr>
-              <w:t>Run the suspicious backtest (A9)</w:t>
+              <w:t>A1. Diagnose the biased exhibit  (research/diagnostics?strategy=custom_lab18_biased_smoothed_momentum)</w:t>
             </w:r>
           </w:p>
           <w:p>
@@ -19272,7 +20641,7 @@
                 <w:color w:val="444A54"/>
                 <w:sz w:val="18"/>
               </w:rPr>
-              <w:t>Find the problems (A9, K8)</w:t>
+              <w:t>A2. Fix it in the Strategy Builder  (builder?key=custom_lab18_biased_smoothed_momentum)</w:t>
             </w:r>
           </w:p>
           <w:p>
@@ -19287,82 +20656,7 @@
                 <w:color w:val="444A54"/>
                 <w:sz w:val="18"/>
               </w:rPr>
-              <w:t>Build the look-ahead checks (A9, K8)</w:t>
-            </w:r>
-          </w:p>
-          <w:p>
-            <w:pPr>
-              <w:keepNext/>
-              <w:spacing w:after="40" w:line="252" w:lineRule="auto"/>
-            </w:pPr>
-            <w:r>
-              <w:rPr>
-                <w:rFonts w:ascii="Arial" w:hAnsi="Arial"/>
-                <w:b w:val="0"/>
-                <w:color w:val="444A54"/>
-                <w:sz w:val="18"/>
-              </w:rPr>
-              <w:t>Build the cost, overfitting and survivorship checks (A9, K8)</w:t>
-            </w:r>
-          </w:p>
-          <w:p>
-            <w:pPr>
-              <w:keepNext/>
-              <w:spacing w:after="40" w:line="252" w:lineRule="auto"/>
-            </w:pPr>
-            <w:r>
-              <w:rPr>
-                <w:rFonts w:ascii="Arial" w:hAnsi="Arial"/>
-                <w:b w:val="0"/>
-                <w:color w:val="444A54"/>
-                <w:sz w:val="18"/>
-              </w:rPr>
-              <w:t>Run the diagnostics (A9)</w:t>
-            </w:r>
-          </w:p>
-          <w:p>
-            <w:pPr>
-              <w:keepNext/>
-              <w:spacing w:after="40" w:line="252" w:lineRule="auto"/>
-            </w:pPr>
-            <w:r>
-              <w:rPr>
-                <w:rFonts w:ascii="Arial" w:hAnsi="Arial"/>
-                <w:b w:val="0"/>
-                <w:color w:val="444A54"/>
-                <w:sz w:val="18"/>
-              </w:rPr>
-              <w:t>Read the exhibit fixed one problem at a time (A9, K8)</w:t>
-            </w:r>
-          </w:p>
-          <w:p>
-            <w:pPr>
-              <w:keepNext/>
-              <w:spacing w:after="40" w:line="252" w:lineRule="auto"/>
-            </w:pPr>
-            <w:r>
-              <w:rPr>
-                <w:rFonts w:ascii="Arial" w:hAnsi="Arial"/>
-                <w:b w:val="0"/>
-                <w:color w:val="444A54"/>
-                <w:sz w:val="18"/>
-              </w:rPr>
-              <w:t>Read the overfitting and survivorship evidence (K8)</w:t>
-            </w:r>
-          </w:p>
-          <w:p>
-            <w:pPr>
-              <w:keepNext/>
-              <w:spacing w:after="40" w:line="252" w:lineRule="auto"/>
-            </w:pPr>
-            <w:r>
-              <w:rPr>
-                <w:rFonts w:ascii="Arial" w:hAnsi="Arial"/>
-                <w:b w:val="0"/>
-                <w:color w:val="444A54"/>
-                <w:sz w:val="18"/>
-              </w:rPr>
-              <w:t>Use the stage as a gate and write the committee note (A9)</w:t>
+              <w:t>A3. Re-run diagnostics  (research/diagnostics?strategy=custom_lab18_biased_smoothed_momentum)</w:t>
             </w:r>
           </w:p>
         </w:tc>
@@ -19389,7 +20683,7 @@
                 <w:color w:val="444A54"/>
                 <w:sz w:val="18"/>
               </w:rPr>
-              <w:t>Expected output</w:t>
+              <w:t>Part B - code (summary)</w:t>
             </w:r>
           </w:p>
         </w:tc>
@@ -19411,7 +20705,112 @@
                 <w:color w:val="444A54"/>
                 <w:sz w:val="18"/>
               </w:rPr>
-              <w:t>python -m pipeline diagnose: ema_cross PASS for look-ahead (0 of 25), execution (same-bar 1.45 vs next-bar 0.82) and cost drag (break-even 135.8 bps vs 1.5 bps), WARN for overfitting (IS 0.86 vs best of 76 random 1.42) and survivorship -&gt; CLEAR for paper trading; exhibit FAIL: 25 of 25 look-ahead checks, Sharpe 4.28 as submitted -&gt; 0.24 fixed -&gt; 0.18 with costs; 500 random strategies best IS 1.77 -&gt; OOS 0.55; AI basket 38.84% vs SPY 14.15%; files _outputs/Lab18_diagnostics.csv and charts _outputs/Lab18_bias_comparison.png and _outputs/Lab18_overfitting.png.</w:t>
+              <w:t>Run the suspicious backtest (A9)</w:t>
+            </w:r>
+          </w:p>
+          <w:p>
+            <w:pPr>
+              <w:keepNext/>
+              <w:spacing w:after="40" w:line="252" w:lineRule="auto"/>
+            </w:pPr>
+            <w:r>
+              <w:rPr>
+                <w:rFonts w:ascii="Arial" w:hAnsi="Arial"/>
+                <w:b w:val="0"/>
+                <w:color w:val="444A54"/>
+                <w:sz w:val="18"/>
+              </w:rPr>
+              <w:t>Find the problems (A9, K8)</w:t>
+            </w:r>
+          </w:p>
+          <w:p>
+            <w:pPr>
+              <w:keepNext/>
+              <w:spacing w:after="40" w:line="252" w:lineRule="auto"/>
+            </w:pPr>
+            <w:r>
+              <w:rPr>
+                <w:rFonts w:ascii="Arial" w:hAnsi="Arial"/>
+                <w:b w:val="0"/>
+                <w:color w:val="444A54"/>
+                <w:sz w:val="18"/>
+              </w:rPr>
+              <w:t>Build the look-ahead checks (A9, K8)</w:t>
+            </w:r>
+          </w:p>
+          <w:p>
+            <w:pPr>
+              <w:keepNext/>
+              <w:spacing w:after="40" w:line="252" w:lineRule="auto"/>
+            </w:pPr>
+            <w:r>
+              <w:rPr>
+                <w:rFonts w:ascii="Arial" w:hAnsi="Arial"/>
+                <w:b w:val="0"/>
+                <w:color w:val="444A54"/>
+                <w:sz w:val="18"/>
+              </w:rPr>
+              <w:t>Build the cost, overfitting and survivorship checks (A9, K8)</w:t>
+            </w:r>
+          </w:p>
+          <w:p>
+            <w:pPr>
+              <w:keepNext/>
+              <w:spacing w:after="40" w:line="252" w:lineRule="auto"/>
+            </w:pPr>
+            <w:r>
+              <w:rPr>
+                <w:rFonts w:ascii="Arial" w:hAnsi="Arial"/>
+                <w:b w:val="0"/>
+                <w:color w:val="444A54"/>
+                <w:sz w:val="18"/>
+              </w:rPr>
+              <w:t>Run the diagnostics (A9)</w:t>
+            </w:r>
+          </w:p>
+          <w:p>
+            <w:pPr>
+              <w:keepNext/>
+              <w:spacing w:after="40" w:line="252" w:lineRule="auto"/>
+            </w:pPr>
+            <w:r>
+              <w:rPr>
+                <w:rFonts w:ascii="Arial" w:hAnsi="Arial"/>
+                <w:b w:val="0"/>
+                <w:color w:val="444A54"/>
+                <w:sz w:val="18"/>
+              </w:rPr>
+              <w:t>Read the exhibit fixed one problem at a time (A9, K8)</w:t>
+            </w:r>
+          </w:p>
+          <w:p>
+            <w:pPr>
+              <w:keepNext/>
+              <w:spacing w:after="40" w:line="252" w:lineRule="auto"/>
+            </w:pPr>
+            <w:r>
+              <w:rPr>
+                <w:rFonts w:ascii="Arial" w:hAnsi="Arial"/>
+                <w:b w:val="0"/>
+                <w:color w:val="444A54"/>
+                <w:sz w:val="18"/>
+              </w:rPr>
+              <w:t>Read the overfitting and survivorship evidence (K8)</w:t>
+            </w:r>
+          </w:p>
+          <w:p>
+            <w:pPr>
+              <w:keepNext/>
+              <w:spacing w:after="40" w:line="252" w:lineRule="auto"/>
+            </w:pPr>
+            <w:r>
+              <w:rPr>
+                <w:rFonts w:ascii="Arial" w:hAnsi="Arial"/>
+                <w:b w:val="0"/>
+                <w:color w:val="444A54"/>
+                <w:sz w:val="18"/>
+              </w:rPr>
+              <w:t>Use the stage as a gate and write the committee note (A9)</w:t>
             </w:r>
           </w:p>
         </w:tc>
@@ -19437,7 +20836,7 @@
                 <w:color w:val="444A54"/>
                 <w:sz w:val="18"/>
               </w:rPr>
-              <w:t>Common errors</w:t>
+              <w:t>Expected output</w:t>
             </w:r>
           </w:p>
         </w:tc>
@@ -19458,37 +20857,7 @@
                 <w:color w:val="444A54"/>
                 <w:sz w:val="18"/>
               </w:rPr>
-              <w:t>Step 1 shows a slightly different CAGR from the fix table -&gt; buggy_backtest.py drops the first NaN rows; the stage fills them with 0 - 71.52% vs 71.47%.</w:t>
-            </w:r>
-          </w:p>
-          <w:p>
-            <w:pPr>
-              <w:keepNext/>
-              <w:spacing w:after="40" w:line="252" w:lineRule="auto"/>
-            </w:pPr>
-            <w:r>
-              <w:rPr>
-                <w:rFonts w:ascii="Arial" w:hAnsi="Arial"/>
-                <w:b w:val="0"/>
-                <w:color w:val="444A54"/>
-                <w:sz w:val="18"/>
-              </w:rPr>
-              <w:t>Random-strategy numbers differ -&gt; Change the seed or --trials and the threshold changes, but the pattern (no persistence) stays.</w:t>
-            </w:r>
-          </w:p>
-          <w:p>
-            <w:pPr>
-              <w:keepNext/>
-              <w:spacing w:after="40" w:line="252" w:lineRule="auto"/>
-            </w:pPr>
-            <w:r>
-              <w:rPr>
-                <w:rFonts w:ascii="Arial" w:hAnsi="Arial"/>
-                <w:b w:val="0"/>
-                <w:color w:val="444A54"/>
-                <w:sz w:val="18"/>
-              </w:rPr>
-              <w:t>Is center=True really look-ahead? -&gt; Yes: a centred 5-day mean at day t uses the closes of t+1 and t+2.</w:t>
+              <w:t>python -m pipeline diagnose: ema_cross PASS for look-ahead (0 of 25), execution (same-bar 1.45 vs next-bar 0.82) and cost drag (break-even 135.8 bps vs 1.5 bps), WARN for overfitting (IS 0.86 vs best of 76 random 1.42) and survivorship -&gt; CLEAR for paper trading; exhibit FAIL: 25 of 25 look-ahead checks, Sharpe 4.28 as submitted -&gt; 0.24 fixed -&gt; 0.18 with costs; 500 random strategies best IS 1.77 -&gt; OOS 0.55; AI basket 38.84% vs SPY 14.15%; files _outputs/Lab18_diagnostics.csv and charts _outputs/Lab18_bias_comparison.png and _outputs/Lab18_overfitting.png.</w:t>
             </w:r>
           </w:p>
         </w:tc>
@@ -19504,17 +20873,18 @@
           </w:tcPr>
           <w:p>
             <w:pPr>
-              <w:spacing w:after="40" w:before="40" w:line="252" w:lineRule="auto"/>
-            </w:pPr>
-            <w:r/>
-            <w:r>
-              <w:rPr>
-                <w:rFonts w:ascii="Arial" w:hAnsi="Arial"/>
-                <w:b w:val="0"/>
-                <w:color w:val="444A54"/>
-                <w:sz w:val="18"/>
-              </w:rPr>
-              <w:t>Debrief prompt</w:t>
+              <w:keepNext/>
+              <w:spacing w:after="40" w:before="40" w:line="252" w:lineRule="auto"/>
+            </w:pPr>
+            <w:r/>
+            <w:r>
+              <w:rPr>
+                <w:rFonts w:ascii="Arial" w:hAnsi="Arial"/>
+                <w:b w:val="0"/>
+                <w:color w:val="444A54"/>
+                <w:sz w:val="18"/>
+              </w:rPr>
+              <w:t>Common errors</w:t>
             </w:r>
           </w:p>
         </w:tc>
@@ -19522,6 +20892,82 @@
           <w:tcPr>
             <w:tcW w:type="dxa" w:w="7632"/>
             <w:shd w:val="clear" w:fill="F2F5FA"/>
+          </w:tcPr>
+          <w:p>
+            <w:pPr>
+              <w:keepNext/>
+              <w:spacing w:after="40" w:before="40" w:line="252" w:lineRule="auto"/>
+            </w:pPr>
+            <w:r/>
+            <w:r>
+              <w:rPr>
+                <w:rFonts w:ascii="Arial" w:hAnsi="Arial"/>
+                <w:b w:val="0"/>
+                <w:color w:val="444A54"/>
+                <w:sz w:val="18"/>
+              </w:rPr>
+              <w:t>Step 1 shows a slightly different CAGR from the fix table -&gt; buggy_backtest.py drops the first NaN rows; the stage fills them with 0 - 71.52% vs 71.47%.</w:t>
+            </w:r>
+          </w:p>
+          <w:p>
+            <w:pPr>
+              <w:keepNext/>
+              <w:spacing w:after="40" w:line="252" w:lineRule="auto"/>
+            </w:pPr>
+            <w:r>
+              <w:rPr>
+                <w:rFonts w:ascii="Arial" w:hAnsi="Arial"/>
+                <w:b w:val="0"/>
+                <w:color w:val="444A54"/>
+                <w:sz w:val="18"/>
+              </w:rPr>
+              <w:t>Random-strategy numbers differ -&gt; Change the seed or --trials and the threshold changes, but the pattern (no persistence) stays.</w:t>
+            </w:r>
+          </w:p>
+          <w:p>
+            <w:pPr>
+              <w:keepNext/>
+              <w:spacing w:after="40" w:line="252" w:lineRule="auto"/>
+            </w:pPr>
+            <w:r>
+              <w:rPr>
+                <w:rFonts w:ascii="Arial" w:hAnsi="Arial"/>
+                <w:b w:val="0"/>
+                <w:color w:val="444A54"/>
+                <w:sz w:val="18"/>
+              </w:rPr>
+              <w:t>Is center=True really look-ahead? -&gt; Yes: a centred 5-day mean at day t uses the closes of t+1 and t+2.</w:t>
+            </w:r>
+          </w:p>
+        </w:tc>
+      </w:tr>
+      <w:tr>
+        <w:trPr>
+          <w:cantSplit w:val="true"/>
+        </w:trPr>
+        <w:tc>
+          <w:tcPr>
+            <w:tcW w:type="dxa" w:w="2304"/>
+          </w:tcPr>
+          <w:p>
+            <w:pPr>
+              <w:spacing w:after="40" w:before="40" w:line="252" w:lineRule="auto"/>
+            </w:pPr>
+            <w:r/>
+            <w:r>
+              <w:rPr>
+                <w:rFonts w:ascii="Arial" w:hAnsi="Arial"/>
+                <w:b w:val="0"/>
+                <w:color w:val="444A54"/>
+                <w:sz w:val="18"/>
+              </w:rPr>
+              <w:t>Debrief prompt</w:t>
+            </w:r>
+          </w:p>
+        </w:tc>
+        <w:tc>
+          <w:tcPr>
+            <w:tcW w:type="dxa" w:w="7632"/>
           </w:tcPr>
           <w:p>
             <w:pPr>
@@ -19656,7 +21102,7 @@
                 <w:color w:val="444A54"/>
                 <w:sz w:val="18"/>
               </w:rPr>
-              <w:t>A8, A10  |  25 min  |  slide 153</w:t>
+              <w:t>A8, A10  |  25 min  |  slide 156</w:t>
             </w:r>
           </w:p>
         </w:tc>
@@ -19778,7 +21224,7 @@
                 <w:color w:val="444A54"/>
                 <w:sz w:val="18"/>
               </w:rPr>
-              <w:t>Steps (summary)</w:t>
+              <w:t>Part A - simulator</w:t>
             </w:r>
           </w:p>
         </w:tc>
@@ -19799,7 +21245,7 @@
                 <w:color w:val="444A54"/>
                 <w:sz w:val="18"/>
               </w:rPr>
-              <w:t>Make sure the forward-test logs exist (A8)</w:t>
+              <w:t>A1. Export the tearsheet  (analytics)</w:t>
             </w:r>
           </w:p>
           <w:p>
@@ -19814,7 +21260,7 @@
                 <w:color w:val="444A54"/>
                 <w:sz w:val="18"/>
               </w:rPr>
-              <w:t>Build the backtest-vs-forward comparison (A8)</w:t>
+              <w:t>A2. Backtest vs forward  (analytics)</w:t>
             </w:r>
           </w:p>
           <w:p>
@@ -19829,82 +21275,7 @@
                 <w:color w:val="444A54"/>
                 <w:sz w:val="18"/>
               </w:rPr>
-              <w:t>Add monitoring checks, the tearsheet and the report (A8, A10)</w:t>
-            </w:r>
-          </w:p>
-          <w:p>
-            <w:pPr>
-              <w:keepNext/>
-              <w:spacing w:after="40" w:line="252" w:lineRule="auto"/>
-            </w:pPr>
-            <w:r>
-              <w:rPr>
-                <w:rFonts w:ascii="Arial" w:hAnsi="Arial"/>
-                <w:b w:val="0"/>
-                <w:color w:val="444A54"/>
-                <w:sz w:val="18"/>
-              </w:rPr>
-              <w:t>Generate the report (A8, A10)</w:t>
-            </w:r>
-          </w:p>
-          <w:p>
-            <w:pPr>
-              <w:keepNext/>
-              <w:spacing w:after="40" w:line="252" w:lineRule="auto"/>
-            </w:pPr>
-            <w:r>
-              <w:rPr>
-                <w:rFonts w:ascii="Arial" w:hAnsi="Arial"/>
-                <w:b w:val="0"/>
-                <w:color w:val="444A54"/>
-                <w:sz w:val="18"/>
-              </w:rPr>
-              <w:t>Read the monitoring checks (A8)</w:t>
-            </w:r>
-          </w:p>
-          <w:p>
-            <w:pPr>
-              <w:keepNext/>
-              <w:spacing w:after="40" w:line="252" w:lineRule="auto"/>
-            </w:pPr>
-            <w:r>
-              <w:rPr>
-                <w:rFonts w:ascii="Arial" w:hAnsi="Arial"/>
-                <w:b w:val="0"/>
-                <w:color w:val="444A54"/>
-                <w:sz w:val="18"/>
-              </w:rPr>
-              <w:t>Trigger an alert on purpose (A8)</w:t>
-            </w:r>
-          </w:p>
-          <w:p>
-            <w:pPr>
-              <w:keepNext/>
-              <w:spacing w:after="40" w:line="252" w:lineRule="auto"/>
-            </w:pPr>
-            <w:r>
-              <w:rPr>
-                <w:rFonts w:ascii="Arial" w:hAnsi="Arial"/>
-                <w:b w:val="0"/>
-                <w:color w:val="444A54"/>
-                <w:sz w:val="18"/>
-              </w:rPr>
-              <w:t>Study the tearsheet (A10)</w:t>
-            </w:r>
-          </w:p>
-          <w:p>
-            <w:pPr>
-              <w:keepNext/>
-              <w:spacing w:after="40" w:line="252" w:lineRule="auto"/>
-            </w:pPr>
-            <w:r>
-              <w:rPr>
-                <w:rFonts w:ascii="Arial" w:hAnsi="Arial"/>
-                <w:b w:val="0"/>
-                <w:color w:val="444A54"/>
-                <w:sz w:val="18"/>
-              </w:rPr>
-              <w:t>Write the committee recommendation (A10)</w:t>
+              <w:t>A3. Draw insights  (analytics)</w:t>
             </w:r>
           </w:p>
         </w:tc>
@@ -19931,7 +21302,7 @@
                 <w:color w:val="444A54"/>
                 <w:sz w:val="18"/>
               </w:rPr>
-              <w:t>Expected output</w:t>
+              <w:t>Part B - code (summary)</w:t>
             </w:r>
           </w:p>
         </w:tc>
@@ -19953,7 +21324,112 @@
                 <w:color w:val="444A54"/>
                 <w:sz w:val="18"/>
               </w:rPr>
-              <w:t>python -m pipeline report: 2018-2025 strategy CAGR 9.02% vs SPY 14.15%, Sharpe 0.81 vs 0.78, max drawdown -14.19% vs -33.72%, beta 0.35, costs USD 1,072 (drag 0.11% a year); 2025 backtest +17.04% (Sharpe 1.64) vs forward test +16.25% (Sharpe 1.65), 5 orders each, average slippage 1.0 bps, tracking -0.79%; 5/5 monitoring checks OK; recommendation: continue paper trading; files _outputs/Lab19_tearsheet.png, _outputs/Lab19_report.md and _outputs/Lab19_monitoring.csv.</w:t>
+              <w:t>Make sure the forward-test logs exist (A8)</w:t>
+            </w:r>
+          </w:p>
+          <w:p>
+            <w:pPr>
+              <w:keepNext/>
+              <w:spacing w:after="40" w:line="252" w:lineRule="auto"/>
+            </w:pPr>
+            <w:r>
+              <w:rPr>
+                <w:rFonts w:ascii="Arial" w:hAnsi="Arial"/>
+                <w:b w:val="0"/>
+                <w:color w:val="444A54"/>
+                <w:sz w:val="18"/>
+              </w:rPr>
+              <w:t>Build the backtest-vs-forward comparison (A8)</w:t>
+            </w:r>
+          </w:p>
+          <w:p>
+            <w:pPr>
+              <w:keepNext/>
+              <w:spacing w:after="40" w:line="252" w:lineRule="auto"/>
+            </w:pPr>
+            <w:r>
+              <w:rPr>
+                <w:rFonts w:ascii="Arial" w:hAnsi="Arial"/>
+                <w:b w:val="0"/>
+                <w:color w:val="444A54"/>
+                <w:sz w:val="18"/>
+              </w:rPr>
+              <w:t>Add monitoring checks, the tearsheet and the report (A8, A10)</w:t>
+            </w:r>
+          </w:p>
+          <w:p>
+            <w:pPr>
+              <w:keepNext/>
+              <w:spacing w:after="40" w:line="252" w:lineRule="auto"/>
+            </w:pPr>
+            <w:r>
+              <w:rPr>
+                <w:rFonts w:ascii="Arial" w:hAnsi="Arial"/>
+                <w:b w:val="0"/>
+                <w:color w:val="444A54"/>
+                <w:sz w:val="18"/>
+              </w:rPr>
+              <w:t>Generate the report (A8, A10)</w:t>
+            </w:r>
+          </w:p>
+          <w:p>
+            <w:pPr>
+              <w:keepNext/>
+              <w:spacing w:after="40" w:line="252" w:lineRule="auto"/>
+            </w:pPr>
+            <w:r>
+              <w:rPr>
+                <w:rFonts w:ascii="Arial" w:hAnsi="Arial"/>
+                <w:b w:val="0"/>
+                <w:color w:val="444A54"/>
+                <w:sz w:val="18"/>
+              </w:rPr>
+              <w:t>Read the monitoring checks (A8)</w:t>
+            </w:r>
+          </w:p>
+          <w:p>
+            <w:pPr>
+              <w:keepNext/>
+              <w:spacing w:after="40" w:line="252" w:lineRule="auto"/>
+            </w:pPr>
+            <w:r>
+              <w:rPr>
+                <w:rFonts w:ascii="Arial" w:hAnsi="Arial"/>
+                <w:b w:val="0"/>
+                <w:color w:val="444A54"/>
+                <w:sz w:val="18"/>
+              </w:rPr>
+              <w:t>Trigger an alert on purpose (A8)</w:t>
+            </w:r>
+          </w:p>
+          <w:p>
+            <w:pPr>
+              <w:keepNext/>
+              <w:spacing w:after="40" w:line="252" w:lineRule="auto"/>
+            </w:pPr>
+            <w:r>
+              <w:rPr>
+                <w:rFonts w:ascii="Arial" w:hAnsi="Arial"/>
+                <w:b w:val="0"/>
+                <w:color w:val="444A54"/>
+                <w:sz w:val="18"/>
+              </w:rPr>
+              <w:t>Study the tearsheet (A10)</w:t>
+            </w:r>
+          </w:p>
+          <w:p>
+            <w:pPr>
+              <w:keepNext/>
+              <w:spacing w:after="40" w:line="252" w:lineRule="auto"/>
+            </w:pPr>
+            <w:r>
+              <w:rPr>
+                <w:rFonts w:ascii="Arial" w:hAnsi="Arial"/>
+                <w:b w:val="0"/>
+                <w:color w:val="444A54"/>
+                <w:sz w:val="18"/>
+              </w:rPr>
+              <w:t>Write the committee recommendation (A10)</w:t>
             </w:r>
           </w:p>
         </w:tc>
@@ -19979,7 +21455,7 @@
                 <w:color w:val="444A54"/>
                 <w:sz w:val="18"/>
               </w:rPr>
-              <w:t>Common errors</w:t>
+              <w:t>Expected output</w:t>
             </w:r>
           </w:p>
         </w:tc>
@@ -20000,37 +21476,7 @@
                 <w:color w:val="444A54"/>
                 <w:sz w:val="18"/>
               </w:rPr>
-              <w:t>ImportError: tabulate -&gt; Run pip install tabulate (needed for the markdown tables).</w:t>
-            </w:r>
-          </w:p>
-          <w:p>
-            <w:pPr>
-              <w:keepNext/>
-              <w:spacing w:after="40" w:line="252" w:lineRule="auto"/>
-            </w:pPr>
-            <w:r>
-              <w:rPr>
-                <w:rFonts w:ascii="Arial" w:hAnsi="Arial"/>
-                <w:b w:val="0"/>
-                <w:color w:val="444A54"/>
-                <w:sz w:val="18"/>
-              </w:rPr>
-              <w:t>Diagnostics check shows ALERT 'not run' -&gt; Run python -m pipeline diagnose for the configured strategy first.</w:t>
-            </w:r>
-          </w:p>
-          <w:p>
-            <w:pPr>
-              <w:keepNext/>
-              <w:spacing w:after="40" w:line="252" w:lineRule="auto"/>
-            </w:pPr>
-            <w:r>
-              <w:rPr>
-                <w:rFonts w:ascii="Arial" w:hAnsi="Arial"/>
-                <w:b w:val="0"/>
-                <w:color w:val="444A54"/>
-                <w:sz w:val="18"/>
-              </w:rPr>
-              <w:t>Forward-test numbers differ -&gt; Rerun python -m pipeline run --loop with the default dates; --once rows outside 2025 are ignored.</w:t>
+              <w:t>python -m pipeline report: 2018-2025 strategy CAGR 9.02% vs SPY 14.15%, Sharpe 0.81 vs 0.78, max drawdown -14.19% vs -33.72%, beta 0.35, costs USD 1,072 (drag 0.11% a year); 2025 backtest +17.04% (Sharpe 1.64) vs forward test +16.25% (Sharpe 1.65), 5 orders each, average slippage 1.0 bps, tracking -0.79%; 5/5 monitoring checks OK; recommendation: continue paper trading; files _outputs/Lab19_tearsheet.png, _outputs/Lab19_report.md and _outputs/Lab19_monitoring.csv.</w:t>
             </w:r>
           </w:p>
         </w:tc>
@@ -20046,17 +21492,18 @@
           </w:tcPr>
           <w:p>
             <w:pPr>
-              <w:spacing w:after="40" w:before="40" w:line="252" w:lineRule="auto"/>
-            </w:pPr>
-            <w:r/>
-            <w:r>
-              <w:rPr>
-                <w:rFonts w:ascii="Arial" w:hAnsi="Arial"/>
-                <w:b w:val="0"/>
-                <w:color w:val="444A54"/>
-                <w:sz w:val="18"/>
-              </w:rPr>
-              <w:t>Debrief prompt</w:t>
+              <w:keepNext/>
+              <w:spacing w:after="40" w:before="40" w:line="252" w:lineRule="auto"/>
+            </w:pPr>
+            <w:r/>
+            <w:r>
+              <w:rPr>
+                <w:rFonts w:ascii="Arial" w:hAnsi="Arial"/>
+                <w:b w:val="0"/>
+                <w:color w:val="444A54"/>
+                <w:sz w:val="18"/>
+              </w:rPr>
+              <w:t>Common errors</w:t>
             </w:r>
           </w:p>
         </w:tc>
@@ -20064,6 +21511,82 @@
           <w:tcPr>
             <w:tcW w:type="dxa" w:w="7632"/>
             <w:shd w:val="clear" w:fill="F2F5FA"/>
+          </w:tcPr>
+          <w:p>
+            <w:pPr>
+              <w:keepNext/>
+              <w:spacing w:after="40" w:before="40" w:line="252" w:lineRule="auto"/>
+            </w:pPr>
+            <w:r/>
+            <w:r>
+              <w:rPr>
+                <w:rFonts w:ascii="Arial" w:hAnsi="Arial"/>
+                <w:b w:val="0"/>
+                <w:color w:val="444A54"/>
+                <w:sz w:val="18"/>
+              </w:rPr>
+              <w:t>ImportError: tabulate -&gt; Run pip install tabulate (needed for the markdown tables).</w:t>
+            </w:r>
+          </w:p>
+          <w:p>
+            <w:pPr>
+              <w:keepNext/>
+              <w:spacing w:after="40" w:line="252" w:lineRule="auto"/>
+            </w:pPr>
+            <w:r>
+              <w:rPr>
+                <w:rFonts w:ascii="Arial" w:hAnsi="Arial"/>
+                <w:b w:val="0"/>
+                <w:color w:val="444A54"/>
+                <w:sz w:val="18"/>
+              </w:rPr>
+              <w:t>Diagnostics check shows ALERT 'not run' -&gt; Run python -m pipeline diagnose for the configured strategy first.</w:t>
+            </w:r>
+          </w:p>
+          <w:p>
+            <w:pPr>
+              <w:keepNext/>
+              <w:spacing w:after="40" w:line="252" w:lineRule="auto"/>
+            </w:pPr>
+            <w:r>
+              <w:rPr>
+                <w:rFonts w:ascii="Arial" w:hAnsi="Arial"/>
+                <w:b w:val="0"/>
+                <w:color w:val="444A54"/>
+                <w:sz w:val="18"/>
+              </w:rPr>
+              <w:t>Forward-test numbers differ -&gt; Rerun python -m pipeline run --loop with the default dates; --once rows outside 2025 are ignored.</w:t>
+            </w:r>
+          </w:p>
+        </w:tc>
+      </w:tr>
+      <w:tr>
+        <w:trPr>
+          <w:cantSplit w:val="true"/>
+        </w:trPr>
+        <w:tc>
+          <w:tcPr>
+            <w:tcW w:type="dxa" w:w="2304"/>
+          </w:tcPr>
+          <w:p>
+            <w:pPr>
+              <w:spacing w:after="40" w:before="40" w:line="252" w:lineRule="auto"/>
+            </w:pPr>
+            <w:r/>
+            <w:r>
+              <w:rPr>
+                <w:rFonts w:ascii="Arial" w:hAnsi="Arial"/>
+                <w:b w:val="0"/>
+                <w:color w:val="444A54"/>
+                <w:sz w:val="18"/>
+              </w:rPr>
+              <w:t>Debrief prompt</w:t>
+            </w:r>
+          </w:p>
+        </w:tc>
+        <w:tc>
+          <w:tcPr>
+            <w:tcW w:type="dxa" w:w="7632"/>
           </w:tcPr>
           <w:p>
             <w:pPr>
@@ -20198,7 +21721,7 @@
                 <w:color w:val="444A54"/>
                 <w:sz w:val="18"/>
               </w:rPr>
-              <w:t>A7, A10, K1  |  20 min  |  slide 155</w:t>
+              <w:t>A7, A10, K1  |  20 min  |  slide 158</w:t>
             </w:r>
           </w:p>
         </w:tc>
@@ -20320,7 +21843,7 @@
                 <w:color w:val="444A54"/>
                 <w:sz w:val="18"/>
               </w:rPr>
-              <w:t>Steps (summary)</w:t>
+              <w:t>Part A - simulator</w:t>
             </w:r>
           </w:p>
         </w:tc>
@@ -20341,7 +21864,7 @@
                 <w:color w:val="444A54"/>
                 <w:sz w:val="18"/>
               </w:rPr>
-              <w:t>Build the agent layer (K1, A7)</w:t>
+              <w:t>A1. Run the multi-agent desk  (agents)</w:t>
             </w:r>
           </w:p>
           <w:p>
@@ -20356,7 +21879,7 @@
                 <w:color w:val="444A54"/>
                 <w:sz w:val="18"/>
               </w:rPr>
-              <w:t>Build the end-to-end orchestrator (A7, A10)</w:t>
+              <w:t>A2. Human approval  (agents)</w:t>
             </w:r>
           </w:p>
           <w:p>
@@ -20371,7 +21894,7 @@
                 <w:color w:val="444A54"/>
                 <w:sz w:val="18"/>
               </w:rPr>
-              <w:t>Run the whole pipeline (A7)</w:t>
+              <w:t>A3. Always-on agent  (agents)</w:t>
             </w:r>
           </w:p>
           <w:p>
@@ -20386,7 +21909,7 @@
                 <w:color w:val="444A54"/>
                 <w:sz w:val="18"/>
               </w:rPr>
-              <w:t>Trace the run (A10)</w:t>
+              <w:t>A4. Write your own strategy  (builder?template=ema_rsi)</w:t>
             </w:r>
           </w:p>
           <w:p>
@@ -20401,7 +21924,7 @@
                 <w:color w:val="444A54"/>
                 <w:sz w:val="18"/>
               </w:rPr>
-              <w:t>Read the agents' decisions (K1, A10)</w:t>
+              <w:t>A5. Backtest, diagnose and forward-test it  (trading?new=1)</w:t>
             </w:r>
           </w:p>
           <w:p>
@@ -20416,67 +21939,7 @@
                 <w:color w:val="444A54"/>
                 <w:sz w:val="18"/>
               </w:rPr>
-              <w:t>Apply human oversight (A7, K1)</w:t>
-            </w:r>
-          </w:p>
-          <w:p>
-            <w:pPr>
-              <w:keepNext/>
-              <w:spacing w:after="40" w:line="252" w:lineRule="auto"/>
-            </w:pPr>
-            <w:r>
-              <w:rPr>
-                <w:rFonts w:ascii="Arial" w:hAnsi="Arial"/>
-                <w:b w:val="0"/>
-                <w:color w:val="444A54"/>
-                <w:sz w:val="18"/>
-              </w:rPr>
-              <w:t>Prove the gates stop the orders (A7)</w:t>
-            </w:r>
-          </w:p>
-          <w:p>
-            <w:pPr>
-              <w:keepNext/>
-              <w:spacing w:after="40" w:line="252" w:lineRule="auto"/>
-            </w:pPr>
-            <w:r>
-              <w:rPr>
-                <w:rFonts w:ascii="Arial" w:hAnsi="Arial"/>
-                <w:b w:val="0"/>
-                <w:color w:val="444A54"/>
-                <w:sz w:val="18"/>
-              </w:rPr>
-              <w:t>Optional - switch on the LLM agents (K1)</w:t>
-            </w:r>
-          </w:p>
-          <w:p>
-            <w:pPr>
-              <w:keepNext/>
-              <w:spacing w:after="40" w:line="252" w:lineRule="auto"/>
-            </w:pPr>
-            <w:r>
-              <w:rPr>
-                <w:rFonts w:ascii="Arial" w:hAnsi="Arial"/>
-                <w:b w:val="0"/>
-                <w:color w:val="444A54"/>
-                <w:sz w:val="18"/>
-              </w:rPr>
-              <w:t>Run the capstone on the live paper account (A7)</w:t>
-            </w:r>
-          </w:p>
-          <w:p>
-            <w:pPr>
-              <w:keepNext/>
-              <w:spacing w:after="40" w:line="252" w:lineRule="auto"/>
-            </w:pPr>
-            <w:r>
-              <w:rPr>
-                <w:rFonts w:ascii="Arial" w:hAnsi="Arial"/>
-                <w:b w:val="0"/>
-                <w:color w:val="444A54"/>
-                <w:sz w:val="18"/>
-              </w:rPr>
-              <w:t>Evaluate the pipeline (A10, K1)</w:t>
+              <w:t>A6. End-to-end on the Pipeline Map  (pipeline)</w:t>
             </w:r>
           </w:p>
         </w:tc>
@@ -20503,7 +21966,7 @@
                 <w:color w:val="444A54"/>
                 <w:sz w:val="18"/>
               </w:rPr>
-              <w:t>Expected output</w:t>
+              <w:t>Part B - code (summary)</w:t>
             </w:r>
           </w:p>
         </w:tc>
@@ -20525,7 +21988,142 @@
                 <w:color w:val="444A54"/>
                 <w:sz w:val="18"/>
               </w:rPr>
-              <w:t>python -m pipeline e2e (offline): 20 stages OK in about 6-10 seconds, 0 errors, gates passed - from check and validation through the 2025 forward test (+16.25%), webhook self-test (7/7), diagnostics (CLEAR) and report (5/5 monitoring OK) to the agents (NVDA BUY 107 with stop 175.5 / target 201.9, SPY BUY 22 with 664.75 / 694.45, AAPL HOLD); with --execute and YES, 2 paper bracket orders; with the kill switch on, 0 orders; files _outputs/Lab20_e2e_summary.json, _outputs/Lab20_e2e_log.txt, _outputs/Lab20_decision_trace.json and charts _outputs/Lab20_e2e_pipeline.png and _outputs/Lab20_agent_pipeline.png.</w:t>
+              <w:t>Build the agent layer (K1, A7)</w:t>
+            </w:r>
+          </w:p>
+          <w:p>
+            <w:pPr>
+              <w:keepNext/>
+              <w:spacing w:after="40" w:line="252" w:lineRule="auto"/>
+            </w:pPr>
+            <w:r>
+              <w:rPr>
+                <w:rFonts w:ascii="Arial" w:hAnsi="Arial"/>
+                <w:b w:val="0"/>
+                <w:color w:val="444A54"/>
+                <w:sz w:val="18"/>
+              </w:rPr>
+              <w:t>Build the end-to-end orchestrator (A7, A10)</w:t>
+            </w:r>
+          </w:p>
+          <w:p>
+            <w:pPr>
+              <w:keepNext/>
+              <w:spacing w:after="40" w:line="252" w:lineRule="auto"/>
+            </w:pPr>
+            <w:r>
+              <w:rPr>
+                <w:rFonts w:ascii="Arial" w:hAnsi="Arial"/>
+                <w:b w:val="0"/>
+                <w:color w:val="444A54"/>
+                <w:sz w:val="18"/>
+              </w:rPr>
+              <w:t>Run the whole pipeline (A7)</w:t>
+            </w:r>
+          </w:p>
+          <w:p>
+            <w:pPr>
+              <w:keepNext/>
+              <w:spacing w:after="40" w:line="252" w:lineRule="auto"/>
+            </w:pPr>
+            <w:r>
+              <w:rPr>
+                <w:rFonts w:ascii="Arial" w:hAnsi="Arial"/>
+                <w:b w:val="0"/>
+                <w:color w:val="444A54"/>
+                <w:sz w:val="18"/>
+              </w:rPr>
+              <w:t>Trace the run (A10)</w:t>
+            </w:r>
+          </w:p>
+          <w:p>
+            <w:pPr>
+              <w:keepNext/>
+              <w:spacing w:after="40" w:line="252" w:lineRule="auto"/>
+            </w:pPr>
+            <w:r>
+              <w:rPr>
+                <w:rFonts w:ascii="Arial" w:hAnsi="Arial"/>
+                <w:b w:val="0"/>
+                <w:color w:val="444A54"/>
+                <w:sz w:val="18"/>
+              </w:rPr>
+              <w:t>Read the agents' decisions (K1, A10)</w:t>
+            </w:r>
+          </w:p>
+          <w:p>
+            <w:pPr>
+              <w:keepNext/>
+              <w:spacing w:after="40" w:line="252" w:lineRule="auto"/>
+            </w:pPr>
+            <w:r>
+              <w:rPr>
+                <w:rFonts w:ascii="Arial" w:hAnsi="Arial"/>
+                <w:b w:val="0"/>
+                <w:color w:val="444A54"/>
+                <w:sz w:val="18"/>
+              </w:rPr>
+              <w:t>Apply human oversight (A7, K1)</w:t>
+            </w:r>
+          </w:p>
+          <w:p>
+            <w:pPr>
+              <w:keepNext/>
+              <w:spacing w:after="40" w:line="252" w:lineRule="auto"/>
+            </w:pPr>
+            <w:r>
+              <w:rPr>
+                <w:rFonts w:ascii="Arial" w:hAnsi="Arial"/>
+                <w:b w:val="0"/>
+                <w:color w:val="444A54"/>
+                <w:sz w:val="18"/>
+              </w:rPr>
+              <w:t>Prove the gates stop the orders (A7)</w:t>
+            </w:r>
+          </w:p>
+          <w:p>
+            <w:pPr>
+              <w:keepNext/>
+              <w:spacing w:after="40" w:line="252" w:lineRule="auto"/>
+            </w:pPr>
+            <w:r>
+              <w:rPr>
+                <w:rFonts w:ascii="Arial" w:hAnsi="Arial"/>
+                <w:b w:val="0"/>
+                <w:color w:val="444A54"/>
+                <w:sz w:val="18"/>
+              </w:rPr>
+              <w:t>Optional - switch on the LLM agents (K1)</w:t>
+            </w:r>
+          </w:p>
+          <w:p>
+            <w:pPr>
+              <w:keepNext/>
+              <w:spacing w:after="40" w:line="252" w:lineRule="auto"/>
+            </w:pPr>
+            <w:r>
+              <w:rPr>
+                <w:rFonts w:ascii="Arial" w:hAnsi="Arial"/>
+                <w:b w:val="0"/>
+                <w:color w:val="444A54"/>
+                <w:sz w:val="18"/>
+              </w:rPr>
+              <w:t>Run the capstone on the live paper account (A7)</w:t>
+            </w:r>
+          </w:p>
+          <w:p>
+            <w:pPr>
+              <w:keepNext/>
+              <w:spacing w:after="40" w:line="252" w:lineRule="auto"/>
+            </w:pPr>
+            <w:r>
+              <w:rPr>
+                <w:rFonts w:ascii="Arial" w:hAnsi="Arial"/>
+                <w:b w:val="0"/>
+                <w:color w:val="444A54"/>
+                <w:sz w:val="18"/>
+              </w:rPr>
+              <w:t>Evaluate the pipeline (A10, K1)</w:t>
             </w:r>
           </w:p>
         </w:tc>
@@ -20551,7 +22149,7 @@
                 <w:color w:val="444A54"/>
                 <w:sz w:val="18"/>
               </w:rPr>
-              <w:t>Common errors</w:t>
+              <w:t>Expected output</w:t>
             </w:r>
           </w:p>
         </w:tc>
@@ -20572,52 +22170,7 @@
                 <w:color w:val="444A54"/>
                 <w:sz w:val="18"/>
               </w:rPr>
-              <w:t>A stage shows ERROR -&gt; Open _outputs/Lab20_e2e_log.txt - the traceback is under that stage; fix it and rerun (python -m pipeline &lt;stage&gt; runs it alone).</w:t>
-            </w:r>
-          </w:p>
-          <w:p>
-            <w:pPr>
-              <w:keepNext/>
-              <w:spacing w:after="40" w:line="252" w:lineRule="auto"/>
-            </w:pPr>
-            <w:r>
-              <w:rPr>
-                <w:rFonts w:ascii="Arial" w:hAnsi="Arial"/>
-                <w:b w:val="0"/>
-                <w:color w:val="444A54"/>
-                <w:sz w:val="18"/>
-              </w:rPr>
-              <w:t>Brain shows rule-based although a key is set -&gt; Install the anthropic package and check ANTHROPIC_API_KEY in labs/.env; failures fall back to rules by design.</w:t>
-            </w:r>
-          </w:p>
-          <w:p>
-            <w:pPr>
-              <w:keepNext/>
-              <w:spacing w:after="40" w:line="252" w:lineRule="auto"/>
-            </w:pPr>
-            <w:r>
-              <w:rPr>
-                <w:rFonts w:ascii="Arial" w:hAnsi="Arial"/>
-                <w:b w:val="0"/>
-                <w:color w:val="444A54"/>
-                <w:sz w:val="18"/>
-              </w:rPr>
-              <w:t>All agent decisions are HOLD on a second run -&gt; You already hold the positions; agents run with --reset in e2e, or add --reset when running agents alone.</w:t>
-            </w:r>
-          </w:p>
-          <w:p>
-            <w:pPr>
-              <w:keepNext/>
-              <w:spacing w:after="40" w:line="252" w:lineRule="auto"/>
-            </w:pPr>
-            <w:r>
-              <w:rPr>
-                <w:rFonts w:ascii="Arial" w:hAnsi="Arial"/>
-                <w:b w:val="0"/>
-                <w:color w:val="444A54"/>
-                <w:sz w:val="18"/>
-              </w:rPr>
-              <w:t>Headlines look unfamiliar -&gt; Offline headlines are SYNTHETIC samples for training, not real news; online the Alpaca News API is used.</w:t>
+              <w:t>python -m pipeline e2e (offline): 20 stages OK in about 6-10 seconds, 0 errors, gates passed - from check and validation through the 2025 forward test (+16.25%), webhook self-test (7/7), diagnostics (CLEAR) and report (5/5 monitoring OK) to the agents (NVDA BUY 107 with stop 175.5 / target 201.9, SPY BUY 22 with 664.75 / 694.45, AAPL HOLD); with --execute and YES, 2 paper bracket orders; with the kill switch on, 0 orders; files _outputs/Lab20_e2e_summary.json, _outputs/Lab20_e2e_log.txt, _outputs/Lab20_decision_trace.json and charts _outputs/Lab20_e2e_pipeline.png and _outputs/Lab20_agent_pipeline.png.</w:t>
             </w:r>
           </w:p>
         </w:tc>
@@ -20633,17 +22186,18 @@
           </w:tcPr>
           <w:p>
             <w:pPr>
-              <w:spacing w:after="40" w:before="40" w:line="252" w:lineRule="auto"/>
-            </w:pPr>
-            <w:r/>
-            <w:r>
-              <w:rPr>
-                <w:rFonts w:ascii="Arial" w:hAnsi="Arial"/>
-                <w:b w:val="0"/>
-                <w:color w:val="444A54"/>
-                <w:sz w:val="18"/>
-              </w:rPr>
-              <w:t>Debrief prompt</w:t>
+              <w:keepNext/>
+              <w:spacing w:after="40" w:before="40" w:line="252" w:lineRule="auto"/>
+            </w:pPr>
+            <w:r/>
+            <w:r>
+              <w:rPr>
+                <w:rFonts w:ascii="Arial" w:hAnsi="Arial"/>
+                <w:b w:val="0"/>
+                <w:color w:val="444A54"/>
+                <w:sz w:val="18"/>
+              </w:rPr>
+              <w:t>Common errors</w:t>
             </w:r>
           </w:p>
         </w:tc>
@@ -20651,6 +22205,97 @@
           <w:tcPr>
             <w:tcW w:type="dxa" w:w="7632"/>
             <w:shd w:val="clear" w:fill="F2F5FA"/>
+          </w:tcPr>
+          <w:p>
+            <w:pPr>
+              <w:keepNext/>
+              <w:spacing w:after="40" w:before="40" w:line="252" w:lineRule="auto"/>
+            </w:pPr>
+            <w:r/>
+            <w:r>
+              <w:rPr>
+                <w:rFonts w:ascii="Arial" w:hAnsi="Arial"/>
+                <w:b w:val="0"/>
+                <w:color w:val="444A54"/>
+                <w:sz w:val="18"/>
+              </w:rPr>
+              <w:t>A stage shows ERROR -&gt; Open _outputs/Lab20_e2e_log.txt - the traceback is under that stage; fix it and rerun (python -m pipeline &lt;stage&gt; runs it alone).</w:t>
+            </w:r>
+          </w:p>
+          <w:p>
+            <w:pPr>
+              <w:keepNext/>
+              <w:spacing w:after="40" w:line="252" w:lineRule="auto"/>
+            </w:pPr>
+            <w:r>
+              <w:rPr>
+                <w:rFonts w:ascii="Arial" w:hAnsi="Arial"/>
+                <w:b w:val="0"/>
+                <w:color w:val="444A54"/>
+                <w:sz w:val="18"/>
+              </w:rPr>
+              <w:t>Brain shows rule-based although a key is set -&gt; Install the anthropic package and check ANTHROPIC_API_KEY in labs/.env; failures fall back to rules by design.</w:t>
+            </w:r>
+          </w:p>
+          <w:p>
+            <w:pPr>
+              <w:keepNext/>
+              <w:spacing w:after="40" w:line="252" w:lineRule="auto"/>
+            </w:pPr>
+            <w:r>
+              <w:rPr>
+                <w:rFonts w:ascii="Arial" w:hAnsi="Arial"/>
+                <w:b w:val="0"/>
+                <w:color w:val="444A54"/>
+                <w:sz w:val="18"/>
+              </w:rPr>
+              <w:t>All agent decisions are HOLD on a second run -&gt; You already hold the positions; agents run with --reset in e2e, or add --reset when running agents alone.</w:t>
+            </w:r>
+          </w:p>
+          <w:p>
+            <w:pPr>
+              <w:keepNext/>
+              <w:spacing w:after="40" w:line="252" w:lineRule="auto"/>
+            </w:pPr>
+            <w:r>
+              <w:rPr>
+                <w:rFonts w:ascii="Arial" w:hAnsi="Arial"/>
+                <w:b w:val="0"/>
+                <w:color w:val="444A54"/>
+                <w:sz w:val="18"/>
+              </w:rPr>
+              <w:t>Headlines look unfamiliar -&gt; Offline headlines are SYNTHETIC samples for training, not real news; online the Alpaca News API is used.</w:t>
+            </w:r>
+          </w:p>
+        </w:tc>
+      </w:tr>
+      <w:tr>
+        <w:trPr>
+          <w:cantSplit w:val="true"/>
+        </w:trPr>
+        <w:tc>
+          <w:tcPr>
+            <w:tcW w:type="dxa" w:w="2304"/>
+          </w:tcPr>
+          <w:p>
+            <w:pPr>
+              <w:spacing w:after="40" w:before="40" w:line="252" w:lineRule="auto"/>
+            </w:pPr>
+            <w:r/>
+            <w:r>
+              <w:rPr>
+                <w:rFonts w:ascii="Arial" w:hAnsi="Arial"/>
+                <w:b w:val="0"/>
+                <w:color w:val="444A54"/>
+                <w:sz w:val="18"/>
+              </w:rPr>
+              <w:t>Debrief prompt</w:t>
+            </w:r>
+          </w:p>
+        </w:tc>
+        <w:tc>
+          <w:tcPr>
+            <w:tcW w:type="dxa" w:w="7632"/>
           </w:tcPr>
           <w:p>
             <w:pPr>

--- a/courseware/Facilitator-Guide_ML 101 for Financial Trading_v2.0.docx
+++ b/courseware/Facilitator-Guide_ML 101 for Financial Trading_v2.0.docx
@@ -3039,7 +3039,7 @@
                 <w:color w:val="444A54"/>
                 <w:sz w:val="17"/>
               </w:rPr>
-              <w:t>T1.1-1.3 History of AI, AI Agents versus Agentic AI, and the History of Algorithmic Trading</w:t>
+              <w:t>T1.1-1.4 Quant Success Stories, the Evolution of Quant, the ML-to-LLM Shift, and Agentic AI versus AI Agents</w:t>
             </w:r>
           </w:p>
         </w:tc>
@@ -3102,7 +3102,7 @@
                 <w:color w:val="444A54"/>
                 <w:sz w:val="17"/>
               </w:rPr>
-              <w:t>31-59</w:t>
+              <w:t>31-53</w:t>
             </w:r>
           </w:p>
         </w:tc>
@@ -3301,7 +3301,7 @@
                 <w:color w:val="444A54"/>
                 <w:sz w:val="17"/>
               </w:rPr>
-              <w:t>T1.4-1.5 Forms of Financial Data, Big Data Applications and Trading Hypotheses</w:t>
+              <w:t>T1.5-1.6 Forms of Financial Data, Big Data Applications and Trading Hypotheses</w:t>
             </w:r>
           </w:p>
         </w:tc>
@@ -3364,7 +3364,7 @@
                 <w:color w:val="444A54"/>
                 <w:sz w:val="17"/>
               </w:rPr>
-              <w:t>31-59</w:t>
+              <w:t>54-59</w:t>
             </w:r>
           </w:p>
         </w:tc>
@@ -4158,7 +4158,7 @@
                 <w:color w:val="444A54"/>
                 <w:sz w:val="17"/>
               </w:rPr>
-              <w:t>71-95</w:t>
+              <w:t>71-73, 77-90</w:t>
             </w:r>
           </w:p>
         </w:tc>
@@ -4822,7 +4822,7 @@
                 <w:color w:val="444A54"/>
                 <w:sz w:val="17"/>
               </w:rPr>
-              <w:t>71-95</w:t>
+              <w:t>74-75, 91-95</w:t>
             </w:r>
           </w:p>
         </w:tc>
@@ -5088,7 +5088,7 @@
                 <w:color w:val="444A54"/>
                 <w:sz w:val="17"/>
               </w:rPr>
-              <w:t>71-95</w:t>
+              <w:t>76</w:t>
             </w:r>
           </w:p>
         </w:tc>
@@ -5799,7 +5799,7 @@
                 <w:color w:val="444A54"/>
                 <w:sz w:val="17"/>
               </w:rPr>
-              <w:t>110-126</w:t>
+              <w:t>110-112, 116-118, 123</w:t>
             </w:r>
           </w:p>
         </w:tc>
@@ -6327,7 +6327,7 @@
                 <w:color w:val="444A54"/>
                 <w:sz w:val="17"/>
               </w:rPr>
-              <w:t>110-126</w:t>
+              <w:t>113-114, 119-121</w:t>
             </w:r>
           </w:p>
         </w:tc>
@@ -6593,7 +6593,7 @@
                 <w:color w:val="444A54"/>
                 <w:sz w:val="17"/>
               </w:rPr>
-              <w:t>110-126</w:t>
+              <w:t>115, 122, 124-126</w:t>
             </w:r>
           </w:p>
         </w:tc>
@@ -6995,7 +6995,7 @@
                 <w:color w:val="444A54"/>
                 <w:sz w:val="17"/>
               </w:rPr>
-              <w:t>139-146</w:t>
+              <w:t>139-140, 143</w:t>
             </w:r>
           </w:p>
         </w:tc>
@@ -7387,7 +7387,7 @@
                 <w:color w:val="444A54"/>
                 <w:sz w:val="17"/>
               </w:rPr>
-              <w:t>139-146</w:t>
+              <w:t>144-145</w:t>
             </w:r>
           </w:p>
         </w:tc>
@@ -7789,7 +7789,7 @@
                 <w:color w:val="444A54"/>
                 <w:sz w:val="17"/>
               </w:rPr>
-              <w:t>139-146</w:t>
+              <w:t>141, 146</w:t>
             </w:r>
           </w:p>
         </w:tc>
@@ -8181,7 +8181,7 @@
                 <w:color w:val="444A54"/>
                 <w:sz w:val="17"/>
               </w:rPr>
-              <w:t>139-146</w:t>
+              <w:t>142</w:t>
             </w:r>
           </w:p>
         </w:tc>
